--- a/fuentes/621602_CF09_DI.docx
+++ b/fuentes/621602_CF09_DI.docx
@@ -30961,11 +30961,11 @@
     <w:p>
       <w:pPr>
         <w:pBdr>
-          <w:top w:val="nil"/>
-          <w:left w:val="nil"/>
-          <w:bottom w:val="nil"/>
-          <w:right w:val="nil"/>
-          <w:between w:val="nil"/>
+          <w:top w:val="nil" w:color="FF000000" w:sz="0" w:space="0"/>
+          <w:left w:val="nil" w:color="FF000000" w:sz="0" w:space="0"/>
+          <w:bottom w:val="nil" w:color="FF000000" w:sz="0" w:space="0"/>
+          <w:right w:val="nil" w:color="FF000000" w:sz="0" w:space="0"/>
+          <w:between w:val="nil" w:color="FF000000" w:sz="0" w:space="0"/>
         </w:pBdr>
         <w:ind w:left="720" w:hanging="720"/>
         <w:jc w:val="both"/>
@@ -30979,100 +30979,123 @@
           <w:sz w:val="20"/>
           <w:szCs w:val="20"/>
         </w:rPr>
-        <w:t>Reppen, R. (2012). Grammar and Beyond. Cambridge University Press.</w:t>
-      </w:r>
-    </w:p>
-    <w:p>
-      <w:pPr>
+        <w:t>Cambridge University Press. (2022). Empower B1 Pre-Intermediate Student's Book. Cambridge University Press.</w:t>
+      </w:r>
+    </w:p>
+    <w:p>
+      <w:pPr>
+        <w:pStyle w:val="Normal"/>
         <w:pBdr>
-          <w:top w:val="nil"/>
-          <w:left w:val="nil"/>
-          <w:bottom w:val="nil"/>
-          <w:right w:val="nil"/>
-          <w:between w:val="nil"/>
+          <w:top w:val="nil" w:color="FF000000" w:sz="0" w:space="0"/>
+          <w:left w:val="nil" w:color="FF000000" w:sz="0" w:space="0"/>
+          <w:bottom w:val="nil" w:color="FF000000" w:sz="0" w:space="0"/>
+          <w:right w:val="nil" w:color="FF000000" w:sz="0" w:space="0"/>
+          <w:between w:val="nil" w:color="FF000000" w:sz="0" w:space="0"/>
         </w:pBdr>
         <w:ind w:left="720" w:hanging="720"/>
         <w:jc w:val="both"/>
-        <w:rPr>
-          <w:sz w:val="20"/>
-          <w:szCs w:val="20"/>
-        </w:rPr>
-      </w:pPr>
-    </w:p>
-    <w:p>
-      <w:pPr>
+      </w:pPr>
+      <w:r>
+        <w:rPr>
+          <w:sz w:val="20"/>
+          <w:szCs w:val="20"/>
+        </w:rPr>
+        <w:t xml:space="preserve"> </w:t>
+      </w:r>
+    </w:p>
+    <w:p>
+      <w:pPr>
+        <w:pStyle w:val="Normal"/>
         <w:pBdr>
-          <w:top w:val="nil"/>
-          <w:left w:val="nil"/>
-          <w:bottom w:val="nil"/>
-          <w:right w:val="nil"/>
-          <w:between w:val="nil"/>
+          <w:top w:val="nil" w:color="FF000000" w:sz="0" w:space="0"/>
+          <w:left w:val="nil" w:color="FF000000" w:sz="0" w:space="0"/>
+          <w:bottom w:val="nil" w:color="FF000000" w:sz="0" w:space="0"/>
+          <w:right w:val="nil" w:color="FF000000" w:sz="0" w:space="0"/>
+          <w:between w:val="nil" w:color="FF000000" w:sz="0" w:space="0"/>
         </w:pBdr>
         <w:ind w:left="720" w:hanging="720"/>
         <w:jc w:val="both"/>
-        <w:rPr>
-          <w:sz w:val="20"/>
-          <w:szCs w:val="20"/>
-        </w:rPr>
-      </w:pPr>
-      <w:r>
-        <w:rPr>
-          <w:sz w:val="20"/>
-          <w:szCs w:val="20"/>
-        </w:rPr>
-        <w:t>Strutt, P. (2003). English for International Tourism. Pearson Education ESL.</w:t>
-      </w:r>
-    </w:p>
-    <w:p>
-      <w:pPr>
+      </w:pPr>
+      <w:r>
+        <w:rPr>
+          <w:sz w:val="20"/>
+          <w:szCs w:val="20"/>
+        </w:rPr>
+        <w:t xml:space="preserve">British Council. (2015). Aptis for Tourism Candidate Guide. British Council. </w:t>
+      </w:r>
+      <w:hyperlink r:id="R2933ef8ba26641ff">
+        <w:r>
+          <w:rPr>
+            <w:sz w:val="20"/>
+            <w:szCs w:val="20"/>
+          </w:rPr>
+          <w:t>https://www.britishcouncil.gr/sites/default/files/aptis-for-tourism-candidate-guide.pdf</w:t>
+        </w:r>
+      </w:hyperlink>
+      <w:r>
+        <w:rPr>
+          <w:sz w:val="20"/>
+          <w:szCs w:val="20"/>
+        </w:rPr>
+        <w:t xml:space="preserve">     </w:t>
+      </w:r>
+    </w:p>
+    <w:p>
+      <w:pPr>
+        <w:pStyle w:val="Normal"/>
         <w:pBdr>
-          <w:top w:val="nil"/>
-          <w:left w:val="nil"/>
-          <w:bottom w:val="nil"/>
-          <w:right w:val="nil"/>
-          <w:between w:val="nil"/>
+          <w:top w:val="nil" w:color="FF000000" w:sz="0" w:space="0"/>
+          <w:left w:val="nil" w:color="FF000000" w:sz="0" w:space="0"/>
+          <w:bottom w:val="nil" w:color="FF000000" w:sz="0" w:space="0"/>
+          <w:right w:val="nil" w:color="FF000000" w:sz="0" w:space="0"/>
+          <w:between w:val="nil" w:color="FF000000" w:sz="0" w:space="0"/>
         </w:pBdr>
         <w:ind w:left="720" w:hanging="720"/>
         <w:jc w:val="both"/>
-        <w:rPr>
-          <w:sz w:val="20"/>
-          <w:szCs w:val="20"/>
-        </w:rPr>
-      </w:pPr>
-    </w:p>
-    <w:p>
-      <w:pPr>
+      </w:pPr>
+      <w:r>
+        <w:rPr>
+          <w:sz w:val="20"/>
+          <w:szCs w:val="20"/>
+        </w:rPr>
+        <w:t xml:space="preserve"> </w:t>
+      </w:r>
+    </w:p>
+    <w:p>
+      <w:pPr>
+        <w:pStyle w:val="Normal"/>
         <w:pBdr>
-          <w:top w:val="nil"/>
-          <w:left w:val="nil"/>
-          <w:bottom w:val="nil"/>
-          <w:right w:val="nil"/>
-          <w:between w:val="nil"/>
+          <w:top w:val="nil" w:color="FF000000" w:sz="0" w:space="0"/>
+          <w:left w:val="nil" w:color="FF000000" w:sz="0" w:space="0"/>
+          <w:bottom w:val="nil" w:color="FF000000" w:sz="0" w:space="0"/>
+          <w:right w:val="nil" w:color="FF000000" w:sz="0" w:space="0"/>
+          <w:between w:val="nil" w:color="FF000000" w:sz="0" w:space="0"/>
         </w:pBdr>
         <w:ind w:left="720" w:hanging="720"/>
         <w:jc w:val="both"/>
-        <w:rPr>
-          <w:sz w:val="20"/>
-          <w:szCs w:val="20"/>
-        </w:rPr>
-      </w:pPr>
-      <w:r>
-        <w:rPr>
-          <w:sz w:val="20"/>
-          <w:szCs w:val="20"/>
-        </w:rPr>
-        <w:t>Thering, R. (2019). Vocabulario hotelero en inglés: 100 palabras que debes conocer. FluentU Inglés.</w:t>
-      </w:r>
-      <w:hyperlink w:tgtFrame="_blank" w:history="1" r:id="rId62">
+      </w:pPr>
+      <w:r>
+        <w:rPr>
+          <w:sz w:val="20"/>
+          <w:szCs w:val="20"/>
+        </w:rPr>
+        <w:t xml:space="preserve">British Council. (s.f.). English for Tourism: Opening doors to Medellín. British Council Colombia. </w:t>
+      </w:r>
+      <w:hyperlink r:id="Rf6a0a9f07da74b03">
         <w:r>
           <w:rPr>
             <w:rStyle w:val="Hipervnculo"/>
-            <w:sz w:val="20"/>
-            <w:szCs w:val="20"/>
           </w:rPr>
-          <w:t>https://www.fluentu.com/blog/english-esp/vocabulario-hotelero-en-ingles-2/</w:t>
+          <w:t>https://www.britishcouncil.co/en/about/success-stories/english-for-tourism</w:t>
         </w:r>
       </w:hyperlink>
+      <w:r>
+        <w:rPr>
+          <w:sz w:val="20"/>
+          <w:szCs w:val="20"/>
+        </w:rPr>
+        <w:t xml:space="preserve"> </w:t>
+      </w:r>
     </w:p>
     <w:p>
       <w:pPr>

--- a/fuentes/621602_CF09_DI.docx
+++ b/fuentes/621602_CF09_DI.docx
@@ -24579,7 +24579,7 @@
           <w:sz w:val="20"/>
           <w:szCs w:val="20"/>
         </w:rPr>
-        <w:t>los directores de departamento en sus esfuerzos por cumplir con los objetivos financieros de la organización a través de sus empleados. Se requiere que el gerente general utilice toda la gama de habilidades gerenciales de planificación, toma de decisiones, organización, dotación de personal, control, dirección y comunicación, para desarrollar una operación eficiente y un personal competente.</w:t>
+        <w:t>los directores de departamento en sus esfuerzos por cumplir con los objetivos financieros de la organización a través de sus empleados. Se requiere que el gerente general utilice toda la gama de habilidades gerenciales de planificación, toma de decisiones, organización, dotación de personal, control, dirección y comunicación para desarrollar una operación eficiente y un personal competente.</w:t>
       </w:r>
     </w:p>
     <w:p>

--- a/fuentes/621602_CF09_DI.docx
+++ b/fuentes/621602_CF09_DI.docx
@@ -8451,7 +8451,7 @@
               </wp:inline>
             </w:drawing>
           </mc:Choice>
-          <mc:Fallback xmlns:dgm="http://schemas.openxmlformats.org/drawingml/2006/diagram" xmlns:a14="http://schemas.microsoft.com/office/drawing/2010/main" xmlns:pic="http://schemas.openxmlformats.org/drawingml/2006/picture" xmlns:a="http://schemas.openxmlformats.org/drawingml/2006/main">
+          <mc:Fallback xmlns:a="http://schemas.openxmlformats.org/drawingml/2006/main" xmlns:pic="http://schemas.openxmlformats.org/drawingml/2006/picture" xmlns:a14="http://schemas.microsoft.com/office/drawing/2010/main" xmlns:dgm="http://schemas.openxmlformats.org/drawingml/2006/diagram">
             <w:pict w14:anchorId="2FAE311A">
               <v:rect id="Rectángulo 263" style="width:24pt;height:24pt;visibility:visible;mso-wrap-style:square;mso-left-percent:-10001;mso-top-percent:-10001;mso-position-horizontal:absolute;mso-position-horizontal-relative:char;mso-position-vertical:absolute;mso-position-vertical-relative:line;mso-left-percent:-10001;mso-top-percent:-10001;v-text-anchor:top" alt="Texto que describa la imagen" o:spid="_x0000_s1026" filled="f" stroked="f" w14:anchorId="03363BDD" o:gfxdata="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">
                 <o:lock v:ext="edit" aspectratio="t"/>
@@ -8621,7 +8621,7 @@
               </wp:inline>
             </w:drawing>
           </mc:Choice>
-          <mc:Fallback xmlns:dgm="http://schemas.openxmlformats.org/drawingml/2006/diagram" xmlns:a14="http://schemas.microsoft.com/office/drawing/2010/main" xmlns:pic="http://schemas.openxmlformats.org/drawingml/2006/picture" xmlns:a="http://schemas.openxmlformats.org/drawingml/2006/main">
+          <mc:Fallback xmlns:a="http://schemas.openxmlformats.org/drawingml/2006/main" xmlns:pic="http://schemas.openxmlformats.org/drawingml/2006/picture" xmlns:a14="http://schemas.microsoft.com/office/drawing/2010/main" xmlns:dgm="http://schemas.openxmlformats.org/drawingml/2006/diagram">
             <w:pict w14:anchorId="0DCD1C63">
               <v:rect id="Rectángulo 260" style="width:24pt;height:24pt;visibility:visible;mso-wrap-style:square;mso-left-percent:-10001;mso-top-percent:-10001;mso-position-horizontal:absolute;mso-position-horizontal-relative:char;mso-position-vertical:absolute;mso-position-vertical-relative:line;mso-left-percent:-10001;mso-top-percent:-10001;v-text-anchor:top" alt="Texto que describa la imagen" o:spid="_x0000_s1026" filled="f" stroked="f" w14:anchorId="2D939EDC" o:gfxdata="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">
                 <o:lock v:ext="edit" aspectratio="t"/>
@@ -8783,7 +8783,7 @@
               </wp:inline>
             </w:drawing>
           </mc:Choice>
-          <mc:Fallback xmlns:dgm="http://schemas.openxmlformats.org/drawingml/2006/diagram" xmlns:a14="http://schemas.microsoft.com/office/drawing/2010/main" xmlns:pic="http://schemas.openxmlformats.org/drawingml/2006/picture" xmlns:a="http://schemas.openxmlformats.org/drawingml/2006/main">
+          <mc:Fallback xmlns:a="http://schemas.openxmlformats.org/drawingml/2006/main" xmlns:pic="http://schemas.openxmlformats.org/drawingml/2006/picture" xmlns:a14="http://schemas.microsoft.com/office/drawing/2010/main" xmlns:dgm="http://schemas.openxmlformats.org/drawingml/2006/diagram">
             <w:pict w14:anchorId="32637A5B">
               <v:rect id="Rectángulo 256" style="width:24pt;height:24pt;visibility:visible;mso-wrap-style:square;mso-left-percent:-10001;mso-top-percent:-10001;mso-position-horizontal:absolute;mso-position-horizontal-relative:char;mso-position-vertical:absolute;mso-position-vertical-relative:line;mso-left-percent:-10001;mso-top-percent:-10001;v-text-anchor:top" alt="AvatarTop" o:spid="_x0000_s1026" filled="f" stroked="f" w14:anchorId="3DEAE650" o:gfxdata="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">
                 <o:lock v:ext="edit" aspectratio="t"/>
@@ -14786,7 +14786,7 @@
               </wp:inline>
             </w:drawing>
           </mc:Choice>
-          <mc:Fallback xmlns:dgm="http://schemas.openxmlformats.org/drawingml/2006/diagram" xmlns:a14="http://schemas.microsoft.com/office/drawing/2010/main" xmlns:pic="http://schemas.openxmlformats.org/drawingml/2006/picture" xmlns:a="http://schemas.openxmlformats.org/drawingml/2006/main">
+          <mc:Fallback xmlns:a="http://schemas.openxmlformats.org/drawingml/2006/main" xmlns:pic="http://schemas.openxmlformats.org/drawingml/2006/picture" xmlns:a14="http://schemas.microsoft.com/office/drawing/2010/main" xmlns:dgm="http://schemas.openxmlformats.org/drawingml/2006/diagram">
             <w:pict w14:anchorId="235F9A83">
               <v:rect id="Rectángulo 196" style="width:24pt;height:24pt;visibility:visible;mso-wrap-style:square;mso-left-percent:-10001;mso-top-percent:-10001;mso-position-horizontal:absolute;mso-position-horizontal-relative:char;mso-position-vertical:absolute;mso-position-vertical-relative:line;mso-left-percent:-10001;mso-top-percent:-10001;v-text-anchor:top" alt="Texto que describa la imagen" o:spid="_x0000_s1026" filled="f" stroked="f" w14:anchorId="2345B42F" o:gfxdata="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">
                 <o:lock v:ext="edit" aspectratio="t"/>
@@ -17686,7 +17686,7 @@
               </wp:anchor>
             </w:drawing>
           </mc:Choice>
-          <mc:Fallback xmlns:dgm="http://schemas.openxmlformats.org/drawingml/2006/diagram" xmlns:a14="http://schemas.microsoft.com/office/drawing/2010/main" xmlns:pic="http://schemas.openxmlformats.org/drawingml/2006/picture" xmlns:a="http://schemas.openxmlformats.org/drawingml/2006/main">
+          <mc:Fallback xmlns:a="http://schemas.openxmlformats.org/drawingml/2006/main" xmlns:pic="http://schemas.openxmlformats.org/drawingml/2006/picture" xmlns:a14="http://schemas.microsoft.com/office/drawing/2010/main" xmlns:dgm="http://schemas.openxmlformats.org/drawingml/2006/diagram">
             <w:pict w14:anchorId="2DFBA32B">
               <v:roundrect id="Rectángulo: esquinas redondeadas 828" style="position:absolute;margin-left:.3pt;margin-top:4.25pt;width:507.75pt;height:140.25pt;z-index:251784193;visibility:visible;mso-wrap-style:square;mso-width-percent:0;mso-height-percent:0;mso-wrap-distance-left:9pt;mso-wrap-distance-top:0;mso-wrap-distance-right:9pt;mso-wrap-distance-bottom:0;mso-position-horizontal:absolute;mso-position-horizontal-relative:margin;mso-position-vertical:absolute;mso-position-vertical-relative:text;mso-width-percent:0;mso-height-percent:0;mso-width-relative:margin;mso-height-relative:margin;v-text-anchor:middle" o:spid="_x0000_s1026" fillcolor="#4f81bd [3204]" strokecolor="#4579b8 [3044]" arcsize="10923f" w14:anchorId="614DC414" o:gfxdata="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">
                 <v:fill type="gradient" color2="#a7bfde [1620]" angle="180" focus="100%" rotate="t">
@@ -21428,7 +21428,7 @@
               </wp:inline>
             </w:drawing>
           </mc:Choice>
-          <mc:Fallback xmlns:dgm="http://schemas.openxmlformats.org/drawingml/2006/diagram" xmlns:a14="http://schemas.microsoft.com/office/drawing/2010/main" xmlns:pic="http://schemas.openxmlformats.org/drawingml/2006/picture" xmlns:a="http://schemas.openxmlformats.org/drawingml/2006/main">
+          <mc:Fallback xmlns:a="http://schemas.openxmlformats.org/drawingml/2006/main" xmlns:pic="http://schemas.openxmlformats.org/drawingml/2006/picture" xmlns:a14="http://schemas.microsoft.com/office/drawing/2010/main" xmlns:dgm="http://schemas.openxmlformats.org/drawingml/2006/diagram">
             <w:pict w14:anchorId="141A1A04">
               <v:rect id="Rectángulo 157" style="width:24pt;height:24pt;visibility:visible;mso-wrap-style:square;mso-left-percent:-10001;mso-top-percent:-10001;mso-position-horizontal:absolute;mso-position-horizontal-relative:char;mso-position-vertical:absolute;mso-position-vertical-relative:line;mso-left-percent:-10001;mso-top-percent:-10001;v-text-anchor:top" alt="Texto que describa la imagen" o:spid="_x0000_s1026" filled="f" stroked="f" w14:anchorId="6E043ACF" o:gfxdata="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">
                 <o:lock v:ext="edit" aspectratio="t"/>
@@ -24042,7 +24042,7 @@
               </wp:inline>
             </w:drawing>
           </mc:Choice>
-          <mc:Fallback xmlns:dgm="http://schemas.openxmlformats.org/drawingml/2006/diagram" xmlns:a14="http://schemas.microsoft.com/office/drawing/2010/main" xmlns:pic="http://schemas.openxmlformats.org/drawingml/2006/picture" xmlns:a="http://schemas.openxmlformats.org/drawingml/2006/main">
+          <mc:Fallback xmlns:a="http://schemas.openxmlformats.org/drawingml/2006/main" xmlns:pic="http://schemas.openxmlformats.org/drawingml/2006/picture" xmlns:a14="http://schemas.microsoft.com/office/drawing/2010/main" xmlns:dgm="http://schemas.openxmlformats.org/drawingml/2006/diagram">
             <w:pict w14:anchorId="7363E1ED">
               <v:rect id="Rectángulo 795" style="width:24pt;height:24pt;visibility:visible;mso-wrap-style:square;mso-left-percent:-10001;mso-top-percent:-10001;mso-position-horizontal:absolute;mso-position-horizontal-relative:char;mso-position-vertical:absolute;mso-position-vertical-relative:line;mso-left-percent:-10001;mso-top-percent:-10001;v-text-anchor:top" alt="Texto que describa la imagen" o:spid="_x0000_s1026" filled="f" stroked="f" w14:anchorId="40B6E09B" o:gfxdata="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">
                 <o:lock v:ext="edit" aspectratio="t"/>
@@ -24714,10 +24714,8 @@
       </w:r>
       <w:r>
         <w:rPr>
-          <w:rStyle w:val="normaltextrun"/>
-          <w:color w:val="000000"/>
-          <w:bdr w:val="none" w:sz="0" w:space="0" w:color="auto" w:frame="1"/>
-          <w:lang w:val="es-ES"/>
+          <w:sz w:val="20"/>
+          <w:szCs w:val="20"/>
         </w:rPr>
         <w:t>huéspedes</w:t>
       </w:r>
@@ -29995,7 +29993,7 @@
               </wp:anchor>
             </w:drawing>
           </mc:Choice>
-          <mc:Fallback xmlns:dgm="http://schemas.openxmlformats.org/drawingml/2006/diagram" xmlns:a14="http://schemas.microsoft.com/office/drawing/2010/main" xmlns:pic="http://schemas.openxmlformats.org/drawingml/2006/picture" xmlns:a="http://schemas.openxmlformats.org/drawingml/2006/main">
+          <mc:Fallback xmlns:a="http://schemas.openxmlformats.org/drawingml/2006/main" xmlns:pic="http://schemas.openxmlformats.org/drawingml/2006/picture" xmlns:a14="http://schemas.microsoft.com/office/drawing/2010/main" xmlns:dgm="http://schemas.openxmlformats.org/drawingml/2006/diagram">
             <w:pict w14:anchorId="52585092">
               <v:roundrect id="Rectángulo: esquinas redondeadas 15" style="position:absolute;margin-left:0;margin-top:7.9pt;width:450.35pt;height:42.8pt;z-index:251783169;visibility:visible;mso-wrap-style:square;mso-wrap-distance-left:9pt;mso-wrap-distance-top:0;mso-wrap-distance-right:9pt;mso-wrap-distance-bottom:0;mso-position-horizontal:center;mso-position-horizontal-relative:margin;mso-position-vertical:absolute;mso-position-vertical-relative:text;v-text-anchor:middle" o:spid="_x0000_s1027" fillcolor="#9bbb59 [3206]" strokecolor="white [3201]" strokeweight="3pt" arcsize="10923f" w14:anchorId="0FDA709E" o:gfxdata="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">
                 <v:shadow on="t" color="black" opacity="24903f" offset="0,.55556mm" origin=",.5"/>
@@ -47529,17 +47527,6 @@
 </file>
 
 <file path=customXml/item1.xml><?xml version="1.0" encoding="utf-8"?>
-<p:properties xmlns:p="http://schemas.microsoft.com/office/2006/metadata/properties" xmlns:xsi="http://www.w3.org/2001/XMLSchema-instance" xmlns:pc="http://schemas.microsoft.com/office/infopath/2007/PartnerControls">
-  <documentManagement>
-    <TaxCatchAll xmlns="13c90a0b-73bc-4dc0-be5f-28d77b615beb" xsi:nil="true"/>
-    <lcf76f155ced4ddcb4097134ff3c332f xmlns="13c93bba-48ce-428c-bfe5-88b42c19b028">
-      <Terms xmlns="http://schemas.microsoft.com/office/infopath/2007/PartnerControls"/>
-    </lcf76f155ced4ddcb4097134ff3c332f>
-  </documentManagement>
-</p:properties>
-</file>
-
-<file path=customXml/item2.xml><?xml version="1.0" encoding="utf-8"?>
 <ct:contentTypeSchema xmlns:ct="http://schemas.microsoft.com/office/2006/metadata/contentType" xmlns:ma="http://schemas.microsoft.com/office/2006/metadata/properties/metaAttributes" ct:_="" ma:_="" ma:contentTypeName="Documento" ma:contentTypeID="0x0101006A81D6BD42E8DF4C91013959704817E1" ma:contentTypeVersion="15" ma:contentTypeDescription="Crear nuevo documento." ma:contentTypeScope="" ma:versionID="bf4f72ffd194f0963ff564daca6869f7">
   <xsd:schema xmlns:xsd="http://www.w3.org/2001/XMLSchema" xmlns:xs="http://www.w3.org/2001/XMLSchema" xmlns:p="http://schemas.microsoft.com/office/2006/metadata/properties" xmlns:ns2="13c90a0b-73bc-4dc0-be5f-28d77b615beb" xmlns:ns3="13c93bba-48ce-428c-bfe5-88b42c19b028" targetNamespace="http://schemas.microsoft.com/office/2006/metadata/properties" ma:root="true" ma:fieldsID="8718d6f4873a5b1392a45044efa78385" ns2:_="" ns3:_="">
     <xsd:import namespace="13c90a0b-73bc-4dc0-be5f-28d77b615beb"/>
@@ -47774,6 +47761,10 @@
 </ct:contentTypeSchema>
 </file>
 
+<file path=customXml/item2.xml><?xml version="1.0" encoding="utf-8"?>
+<b:Sources xmlns:b="http://schemas.openxmlformats.org/officeDocument/2006/bibliography" xmlns="http://schemas.openxmlformats.org/officeDocument/2006/bibliography" SelectedStyle="\APASixthEditionOfficeOnline.xsl" StyleName="APA" Version="6"/>
+</file>
+
 <file path=customXml/item3.xml><?xml version="1.0" encoding="utf-8"?>
 <?mso-contentType ?>
 <FormTemplates xmlns="http://schemas.microsoft.com/sharepoint/v3/contenttype/forms">
@@ -47784,27 +47775,23 @@
 </file>
 
 <file path=customXml/item4.xml><?xml version="1.0" encoding="utf-8"?>
+<p:properties xmlns:p="http://schemas.microsoft.com/office/2006/metadata/properties" xmlns:xsi="http://www.w3.org/2001/XMLSchema-instance" xmlns:pc="http://schemas.microsoft.com/office/infopath/2007/PartnerControls">
+  <documentManagement>
+    <TaxCatchAll xmlns="13c90a0b-73bc-4dc0-be5f-28d77b615beb" xsi:nil="true"/>
+    <lcf76f155ced4ddcb4097134ff3c332f xmlns="13c93bba-48ce-428c-bfe5-88b42c19b028">
+      <Terms xmlns="http://schemas.microsoft.com/office/infopath/2007/PartnerControls"/>
+    </lcf76f155ced4ddcb4097134ff3c332f>
+  </documentManagement>
+</p:properties>
+</file>
+
+<file path=customXml/item5.xml><?xml version="1.0" encoding="utf-8"?>
 <go:gDocsCustomXmlDataStorage xmlns:go="http://customooxmlschemas.google.com/" xmlns:r="http://schemas.openxmlformats.org/officeDocument/2006/relationships">
   <go:docsCustomData xmlns:go="http://customooxmlschemas.google.com/" roundtripDataSignature="AMtx7mgVwfTnThMJ3osM2v0+q+LoagmeAQ==">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</go:docsCustomData>
 </go:gDocsCustomXmlDataStorage>
 </file>
 
-<file path=customXml/item5.xml><?xml version="1.0" encoding="utf-8"?>
-<b:Sources xmlns:b="http://schemas.openxmlformats.org/officeDocument/2006/bibliography" xmlns="http://schemas.openxmlformats.org/officeDocument/2006/bibliography" SelectedStyle="\APASixthEditionOfficeOnline.xsl" StyleName="APA" Version="6"/>
-</file>
-
 <file path=customXml/itemProps1.xml><?xml version="1.0" encoding="utf-8"?>
-<ds:datastoreItem xmlns:ds="http://schemas.openxmlformats.org/officeDocument/2006/customXml" ds:itemID="{F37F9110-465B-45DF-8B3C-CE0F643F750C}">
-  <ds:schemaRefs>
-    <ds:schemaRef ds:uri="http://schemas.microsoft.com/office/2006/metadata/properties"/>
-    <ds:schemaRef ds:uri="http://schemas.microsoft.com/office/infopath/2007/PartnerControls"/>
-    <ds:schemaRef ds:uri="13c90a0b-73bc-4dc0-be5f-28d77b615beb"/>
-    <ds:schemaRef ds:uri="13c93bba-48ce-428c-bfe5-88b42c19b028"/>
-  </ds:schemaRefs>
-</ds:datastoreItem>
-</file>
-
-<file path=customXml/itemProps2.xml><?xml version="1.0" encoding="utf-8"?>
 <ds:datastoreItem xmlns:ds="http://schemas.openxmlformats.org/officeDocument/2006/customXml" ds:itemID="{DA91C028-B2BA-447A-ABF6-F343C877A5CF}">
   <ds:schemaRefs>
     <ds:schemaRef ds:uri="http://schemas.microsoft.com/office/2006/metadata/contentType"/>
@@ -47823,6 +47810,14 @@
 </ds:datastoreItem>
 </file>
 
+<file path=customXml/itemProps2.xml><?xml version="1.0" encoding="utf-8"?>
+<ds:datastoreItem xmlns:ds="http://schemas.openxmlformats.org/officeDocument/2006/customXml" ds:itemID="{C89CCF24-26B8-4CD2-A8D8-0B590468495C}">
+  <ds:schemaRefs>
+    <ds:schemaRef ds:uri="http://schemas.openxmlformats.org/officeDocument/2006/bibliography"/>
+  </ds:schemaRefs>
+</ds:datastoreItem>
+</file>
+
 <file path=customXml/itemProps3.xml><?xml version="1.0" encoding="utf-8"?>
 <ds:datastoreItem xmlns:ds="http://schemas.openxmlformats.org/officeDocument/2006/customXml" ds:itemID="{7E446165-1B4B-4805-A1B6-93D4094688E3}">
   <ds:schemaRefs>
@@ -47832,18 +47827,21 @@
 </file>
 
 <file path=customXml/itemProps4.xml><?xml version="1.0" encoding="utf-8"?>
+<ds:datastoreItem xmlns:ds="http://schemas.openxmlformats.org/officeDocument/2006/customXml" ds:itemID="{F37F9110-465B-45DF-8B3C-CE0F643F750C}">
+  <ds:schemaRefs>
+    <ds:schemaRef ds:uri="http://schemas.microsoft.com/office/2006/metadata/properties"/>
+    <ds:schemaRef ds:uri="http://schemas.microsoft.com/office/infopath/2007/PartnerControls"/>
+    <ds:schemaRef ds:uri="13c90a0b-73bc-4dc0-be5f-28d77b615beb"/>
+    <ds:schemaRef ds:uri="13c93bba-48ce-428c-bfe5-88b42c19b028"/>
+  </ds:schemaRefs>
+</ds:datastoreItem>
+</file>
+
+<file path=customXml/itemProps5.xml><?xml version="1.0" encoding="utf-8"?>
 <ds:datastoreItem xmlns:ds="http://schemas.openxmlformats.org/officeDocument/2006/customXml" ds:itemID="{11111111-1234-1234-1234-123412341234}">
   <ds:schemaRefs>
     <ds:schemaRef ds:uri="http://customooxmlschemas.google.com/"/>
     <ds:schemaRef ds:uri="http://schemas.openxmlformats.org/officeDocument/2006/relationships"/>
   </ds:schemaRefs>
 </ds:datastoreItem>
-</file>
-
-<file path=customXml/itemProps5.xml><?xml version="1.0" encoding="utf-8"?>
-<ds:datastoreItem xmlns:ds="http://schemas.openxmlformats.org/officeDocument/2006/customXml" ds:itemID="{C89CCF24-26B8-4CD2-A8D8-0B590468495C}">
-  <ds:schemaRefs>
-    <ds:schemaRef ds:uri="http://schemas.openxmlformats.org/officeDocument/2006/bibliography"/>
-  </ds:schemaRefs>
-</ds:datastoreItem>
 </file>
--- a/fuentes/621602_CF09_DI.docx
+++ b/fuentes/621602_CF09_DI.docx
@@ -1,6 +1,6 @@
 
 <file path=word/document.xml><?xml version="1.0" encoding="utf-8"?>
-<w:document xmlns:wpc="http://schemas.microsoft.com/office/word/2010/wordprocessingCanvas" xmlns:cx="http://schemas.microsoft.com/office/drawing/2014/chartex" xmlns:cx1="http://schemas.microsoft.com/office/drawing/2015/9/8/chartex" xmlns:cx2="http://schemas.microsoft.com/office/drawing/2015/10/21/chartex" xmlns:cx3="http://schemas.microsoft.com/office/drawing/2016/5/9/chartex" xmlns:cx4="http://schemas.microsoft.com/office/drawing/2016/5/10/chartex" xmlns:cx5="http://schemas.microsoft.com/office/drawing/2016/5/11/chartex" xmlns:cx6="http://schemas.microsoft.com/office/drawing/2016/5/12/chartex" xmlns:cx7="http://schemas.microsoft.com/office/drawing/2016/5/13/chartex" xmlns:cx8="http://schemas.microsoft.com/office/drawing/2016/5/14/chartex" xmlns:mc="http://schemas.openxmlformats.org/markup-compatibility/2006" xmlns:m="http://schemas.openxmlformats.org/officeDocument/2006/math" xmlns:aink="http://schemas.microsoft.com/office/drawing/2016/ink" xmlns:am3d="http://schemas.microsoft.com/office/drawing/2017/model3d" xmlns:oel="http://schemas.microsoft.com/office/2019/extlst" xmlns:r="http://schemas.openxmlformats.org/officeDocument/2006/relationships" xmlns:wp14="http://schemas.microsoft.com/office/word/2010/wordprocessingDrawing" xmlns:wp="http://schemas.openxmlformats.org/drawingml/2006/wordprocessingDrawing" xmlns:wpg="http://schemas.microsoft.com/office/word/2010/wordprocessingGroup" xmlns:wpi="http://schemas.microsoft.com/office/word/2010/wordprocessingInk" xmlns:wps="http://schemas.microsoft.com/office/word/2010/wordprocessingShape" xmlns:o="urn:schemas-microsoft-com:office:office" xmlns:v="urn:schemas-microsoft-com:vml" xmlns:w10="urn:schemas-microsoft-com:office:word" xmlns:w="http://schemas.openxmlformats.org/wordprocessingml/2006/main" xmlns:w14="http://schemas.microsoft.com/office/word/2010/wordml" xmlns:w15="http://schemas.microsoft.com/office/word/2012/wordml" xmlns:w16cex="http://schemas.microsoft.com/office/word/2018/wordml/cex" xmlns:w16cid="http://schemas.microsoft.com/office/word/2016/wordml/cid" xmlns:w16="http://schemas.microsoft.com/office/word/2018/wordml" xmlns:w16sdtdh="http://schemas.microsoft.com/office/word/2020/wordml/sdtdatahash" xmlns:w16sdtfl="http://schemas.microsoft.com/office/word/2024/wordml/sdtformatlock" xmlns:w16se="http://schemas.microsoft.com/office/word/2015/wordml/symex" xmlns:w16du="http://schemas.microsoft.com/office/word/2023/wordml/word16du" xmlns:wne="http://schemas.microsoft.com/office/word/2006/wordml" mc:Ignorable="w14 w15 w16se w16cid w16 w16cex w16sdtdh w16sdtfl w16du wp14">
+<w:document xmlns:wpc="http://schemas.microsoft.com/office/word/2010/wordprocessingCanvas" xmlns:cx="http://schemas.microsoft.com/office/drawing/2014/chartex" xmlns:cx1="http://schemas.microsoft.com/office/drawing/2015/9/8/chartex" xmlns:cx2="http://schemas.microsoft.com/office/drawing/2015/10/21/chartex" xmlns:cx3="http://schemas.microsoft.com/office/drawing/2016/5/9/chartex" xmlns:cx4="http://schemas.microsoft.com/office/drawing/2016/5/10/chartex" xmlns:cx5="http://schemas.microsoft.com/office/drawing/2016/5/11/chartex" xmlns:cx6="http://schemas.microsoft.com/office/drawing/2016/5/12/chartex" xmlns:cx7="http://schemas.microsoft.com/office/drawing/2016/5/13/chartex" xmlns:cx8="http://schemas.microsoft.com/office/drawing/2016/5/14/chartex" xmlns:mc="http://schemas.openxmlformats.org/markup-compatibility/2006" xmlns:m="http://schemas.openxmlformats.org/officeDocument/2006/math" xmlns:aink="http://schemas.microsoft.com/office/drawing/2016/ink" xmlns:am3d="http://schemas.microsoft.com/office/drawing/2017/model3d" xmlns:oel="http://schemas.microsoft.com/office/2019/extlst" xmlns:r="http://schemas.openxmlformats.org/officeDocument/2006/relationships" xmlns:wp14="http://schemas.microsoft.com/office/word/2010/wordprocessingDrawing" xmlns:wp="http://schemas.openxmlformats.org/drawingml/2006/wordprocessingDrawing" xmlns:wpg="http://schemas.microsoft.com/office/word/2010/wordprocessingGroup" xmlns:wpi="http://schemas.microsoft.com/office/word/2010/wordprocessingInk" xmlns:wps="http://schemas.microsoft.com/office/word/2010/wordprocessingShape" xmlns:o="urn:schemas-microsoft-com:office:office" xmlns:v="urn:schemas-microsoft-com:vml" xmlns:w10="urn:schemas-microsoft-com:office:word" xmlns:w="http://schemas.openxmlformats.org/wordprocessingml/2006/main" xmlns:w14="http://schemas.microsoft.com/office/word/2010/wordml" xmlns:w15="http://schemas.microsoft.com/office/word/2012/wordml" xmlns:w16cex="http://schemas.microsoft.com/office/word/2018/wordml/cex" xmlns:w16cid="http://schemas.microsoft.com/office/word/2016/wordml/cid" xmlns:w16="http://schemas.microsoft.com/office/word/2018/wordml" xmlns:w16sdtdh="http://schemas.microsoft.com/office/word/2020/wordml/sdtdatahash" xmlns:w16sdtfl="http://schemas.microsoft.com/office/word/2024/wordml/sdtformatlock" xmlns:w16se="http://schemas.microsoft.com/office/word/2015/wordml/symex" xmlns:w16du="http://schemas.microsoft.com/office/word/2023/wordml/word16du" xmlns:wne="http://schemas.microsoft.com/office/word/2006/wordml" xmlns:a="http://schemas.openxmlformats.org/drawingml/2006/main" xmlns:pic="http://schemas.openxmlformats.org/drawingml/2006/picture" xmlns:a14="http://schemas.microsoft.com/office/drawing/2010/main" xmlns:dgm="http://schemas.openxmlformats.org/drawingml/2006/diagram" mc:Ignorable="w14 w15 w16se w16cid w16 w16cex w16sdtdh w16sdtfl w16du wp14">
   <w:body>
     <w:p>
       <w:pPr>
@@ -11,7 +11,7 @@
           <w:szCs w:val="20"/>
         </w:rPr>
       </w:pPr>
-      <w:bookmarkStart w:id="0" w:name="_Hlk201243306"/>
+      <w:bookmarkStart w:name="_Hlk201243306" w:id="0"/>
       <w:bookmarkEnd w:id="0"/>
       <w:r>
         <w:rPr>
@@ -60,12 +60,12 @@
         <w:tblW w:w="9962" w:type="dxa"/>
         <w:tblInd w:w="0" w:type="dxa"/>
         <w:tblBorders>
-          <w:top w:val="single" w:sz="4" w:space="0" w:color="000000"/>
-          <w:left w:val="single" w:sz="4" w:space="0" w:color="000000"/>
-          <w:bottom w:val="single" w:sz="4" w:space="0" w:color="000000"/>
-          <w:right w:val="single" w:sz="4" w:space="0" w:color="000000"/>
-          <w:insideH w:val="single" w:sz="4" w:space="0" w:color="000000"/>
-          <w:insideV w:val="single" w:sz="4" w:space="0" w:color="000000"/>
+          <w:top w:val="single" w:color="000000" w:sz="4" w:space="0"/>
+          <w:left w:val="single" w:color="000000" w:sz="4" w:space="0"/>
+          <w:bottom w:val="single" w:color="000000" w:sz="4" w:space="0"/>
+          <w:right w:val="single" w:color="000000" w:sz="4" w:space="0"/>
+          <w:insideH w:val="single" w:color="000000" w:sz="4" w:space="0"/>
+          <w:insideV w:val="single" w:color="000000" w:sz="4" w:space="0"/>
         </w:tblBorders>
         <w:tblLayout w:type="fixed"/>
         <w:tblLook w:val="0400" w:firstRow="0" w:lastRow="0" w:firstColumn="0" w:lastColumn="0" w:noHBand="0" w:noVBand="1"/>
@@ -143,12 +143,12 @@
         <w:tblW w:w="9962" w:type="dxa"/>
         <w:tblInd w:w="0" w:type="dxa"/>
         <w:tblBorders>
-          <w:top w:val="single" w:sz="4" w:space="0" w:color="000000"/>
-          <w:left w:val="single" w:sz="4" w:space="0" w:color="000000"/>
-          <w:bottom w:val="single" w:sz="4" w:space="0" w:color="000000"/>
-          <w:right w:val="single" w:sz="4" w:space="0" w:color="000000"/>
-          <w:insideH w:val="single" w:sz="4" w:space="0" w:color="000000"/>
-          <w:insideV w:val="single" w:sz="4" w:space="0" w:color="000000"/>
+          <w:top w:val="single" w:color="000000" w:sz="4" w:space="0"/>
+          <w:left w:val="single" w:color="000000" w:sz="4" w:space="0"/>
+          <w:bottom w:val="single" w:color="000000" w:sz="4" w:space="0"/>
+          <w:right w:val="single" w:color="000000" w:sz="4" w:space="0"/>
+          <w:insideH w:val="single" w:color="000000" w:sz="4" w:space="0"/>
+          <w:insideV w:val="single" w:color="000000" w:sz="4" w:space="0"/>
         </w:tblBorders>
         <w:tblLayout w:type="fixed"/>
         <w:tblLook w:val="0400" w:firstRow="0" w:lastRow="0" w:firstColumn="0" w:lastColumn="0" w:noHBand="0" w:noVBand="1"/>
@@ -319,12 +319,12 @@
         <w:tblW w:w="9962" w:type="dxa"/>
         <w:tblInd w:w="0" w:type="dxa"/>
         <w:tblBorders>
-          <w:top w:val="single" w:sz="4" w:space="0" w:color="000000"/>
-          <w:left w:val="single" w:sz="4" w:space="0" w:color="000000"/>
-          <w:bottom w:val="single" w:sz="4" w:space="0" w:color="000000"/>
-          <w:right w:val="single" w:sz="4" w:space="0" w:color="000000"/>
-          <w:insideH w:val="single" w:sz="4" w:space="0" w:color="000000"/>
-          <w:insideV w:val="single" w:sz="4" w:space="0" w:color="000000"/>
+          <w:top w:val="single" w:color="000000" w:sz="4" w:space="0"/>
+          <w:left w:val="single" w:color="000000" w:sz="4" w:space="0"/>
+          <w:bottom w:val="single" w:color="000000" w:sz="4" w:space="0"/>
+          <w:right w:val="single" w:color="000000" w:sz="4" w:space="0"/>
+          <w:insideH w:val="single" w:color="000000" w:sz="4" w:space="0"/>
+          <w:insideV w:val="single" w:color="000000" w:sz="4" w:space="0"/>
         </w:tblBorders>
         <w:tblLayout w:type="fixed"/>
         <w:tblLook w:val="0400" w:firstRow="0" w:lastRow="0" w:firstColumn="0" w:lastColumn="0" w:noHBand="0" w:noVBand="1"/>
@@ -594,12 +594,12 @@
         <w:tblW w:w="9962" w:type="dxa"/>
         <w:tblInd w:w="0" w:type="dxa"/>
         <w:tblBorders>
-          <w:top w:val="single" w:sz="4" w:space="0" w:color="000000"/>
-          <w:left w:val="single" w:sz="4" w:space="0" w:color="000000"/>
-          <w:bottom w:val="single" w:sz="4" w:space="0" w:color="000000"/>
-          <w:right w:val="single" w:sz="4" w:space="0" w:color="000000"/>
-          <w:insideH w:val="single" w:sz="4" w:space="0" w:color="000000"/>
-          <w:insideV w:val="single" w:sz="4" w:space="0" w:color="000000"/>
+          <w:top w:val="single" w:color="000000" w:sz="4" w:space="0"/>
+          <w:left w:val="single" w:color="000000" w:sz="4" w:space="0"/>
+          <w:bottom w:val="single" w:color="000000" w:sz="4" w:space="0"/>
+          <w:right w:val="single" w:color="000000" w:sz="4" w:space="0"/>
+          <w:insideH w:val="single" w:color="000000" w:sz="4" w:space="0"/>
+          <w:insideV w:val="single" w:color="000000" w:sz="4" w:space="0"/>
         </w:tblBorders>
         <w:tblLayout w:type="fixed"/>
         <w:tblLook w:val="0400" w:firstRow="0" w:lastRow="0" w:firstColumn="0" w:lastColumn="0" w:noHBand="0" w:noVBand="1"/>
@@ -1096,7 +1096,6 @@
           <w:sz w:val="20"/>
           <w:szCs w:val="20"/>
         </w:rPr>
-        <w:lastRenderedPageBreak/>
         <w:t>Demonstratives</w:t>
       </w:r>
     </w:p>
@@ -1551,7 +1550,6 @@
           <w:sz w:val="20"/>
           <w:szCs w:val="20"/>
         </w:rPr>
-        <w:lastRenderedPageBreak/>
         <w:t xml:space="preserve">DESARROLLO DE CONTENIDOS </w:t>
       </w:r>
     </w:p>
@@ -2080,7 +2078,6 @@
           <w:sz w:val="20"/>
           <w:szCs w:val="20"/>
         </w:rPr>
-        <w:lastRenderedPageBreak/>
         <w:drawing>
           <wp:inline distT="0" distB="0" distL="0" distR="0" wp14:anchorId="10138D8F" wp14:editId="66BF6704">
             <wp:extent cx="3009900" cy="3009900"/>
@@ -3260,14 +3257,14 @@
         </w:tc>
       </w:tr>
     </w:tbl>
-    <w:commentRangeEnd w:id="3"/>
-    <w:p>
-      <w:pPr>
-        <w:rPr>
-          <w:sz w:val="20"/>
-          <w:szCs w:val="20"/>
-        </w:rPr>
-      </w:pPr>
+    <w:p>
+      <w:pPr>
+        <w:rPr>
+          <w:sz w:val="20"/>
+          <w:szCs w:val="20"/>
+        </w:rPr>
+      </w:pPr>
+      <w:commentRangeEnd w:id="3"/>
       <w:r>
         <w:rPr>
           <w:rStyle w:val="Refdecomentario"/>
@@ -3401,7 +3398,6 @@
           <w:sz w:val="20"/>
           <w:szCs w:val="20"/>
         </w:rPr>
-        <w:lastRenderedPageBreak/>
         <w:t>La estructura es:</w:t>
       </w:r>
     </w:p>
@@ -5138,14 +5134,14 @@
         </w:tc>
       </w:tr>
     </w:tbl>
-    <w:commentRangeEnd w:id="6"/>
-    <w:p>
-      <w:pPr>
-        <w:rPr>
-          <w:sz w:val="20"/>
-          <w:szCs w:val="20"/>
-        </w:rPr>
-      </w:pPr>
+    <w:p>
+      <w:pPr>
+        <w:rPr>
+          <w:sz w:val="20"/>
+          <w:szCs w:val="20"/>
+        </w:rPr>
+      </w:pPr>
+      <w:commentRangeEnd w:id="6"/>
       <w:r>
         <w:rPr>
           <w:rStyle w:val="Refdecomentario"/>
@@ -6253,14 +6249,14 @@
         </w:tc>
       </w:tr>
     </w:tbl>
-    <w:commentRangeEnd w:id="7"/>
-    <w:p>
-      <w:pPr>
-        <w:rPr>
-          <w:sz w:val="20"/>
-          <w:szCs w:val="20"/>
-        </w:rPr>
-      </w:pPr>
+    <w:p>
+      <w:pPr>
+        <w:rPr>
+          <w:sz w:val="20"/>
+          <w:szCs w:val="20"/>
+        </w:rPr>
+      </w:pPr>
+      <w:commentRangeEnd w:id="7"/>
       <w:r>
         <w:rPr>
           <w:rStyle w:val="Refdecomentario"/>
@@ -7856,7 +7852,6 @@
           <w:sz w:val="20"/>
           <w:szCs w:val="20"/>
         </w:rPr>
-        <w:lastRenderedPageBreak/>
         <w:t>Giving information</w:t>
       </w:r>
       <w:r>
@@ -9433,14 +9428,14 @@
         <w:t>Deberán cumplir mínimo con el 95% de los requisitos definidos en la norma NTSH006, Rango 349 - 337 puntos y los requisitos legales vigentes.</w:t>
       </w:r>
     </w:p>
-    <w:commentRangeEnd w:id="12"/>
-    <w:p>
-      <w:pPr>
-        <w:rPr>
-          <w:sz w:val="20"/>
-          <w:szCs w:val="20"/>
-        </w:rPr>
-      </w:pPr>
+    <w:p>
+      <w:pPr>
+        <w:rPr>
+          <w:sz w:val="20"/>
+          <w:szCs w:val="20"/>
+        </w:rPr>
+      </w:pPr>
+      <w:commentRangeEnd w:id="12"/>
       <w:r>
         <w:rPr>
           <w:rStyle w:val="Refdecomentario"/>
@@ -9476,7 +9471,6 @@
           <w:sz w:val="20"/>
           <w:szCs w:val="20"/>
         </w:rPr>
-        <w:lastRenderedPageBreak/>
         <w:t>At a global level, the categorization most used by the industry is the one determined by the price scales associated with the quality of the establishments. This scale has 6 levels that are determined by the ADR “Average Daily Rate” and is used by hotel chains to classify their products.</w:t>
       </w:r>
     </w:p>
@@ -10562,7 +10556,7 @@
         <w:sectPr>
           <w:headerReference w:type="default" r:id="rId18"/>
           <w:footerReference w:type="default" r:id="rId19"/>
-          <w:pgSz w:w="12240" w:h="15840"/>
+          <w:pgSz w:w="12240" w:h="15840" w:orient="portrait"/>
           <w:pgMar w:top="1701" w:right="1134" w:bottom="1134" w:left="1134" w:header="720" w:footer="0" w:gutter="0"/>
           <w:pgNumType w:start="1"/>
           <w:cols w:space="720"/>
@@ -10630,7 +10624,6 @@
                 <w:sz w:val="20"/>
                 <w:szCs w:val="20"/>
               </w:rPr>
-              <w:lastRenderedPageBreak/>
               <w:t>Categorization by price scale (Brands)</w:t>
             </w:r>
             <w:r>
@@ -10653,10 +10646,10 @@
           <w:tcPr>
             <w:tcW w:w="1276" w:type="dxa"/>
             <w:tcBorders>
-              <w:top w:val="single" w:sz="6" w:space="0" w:color="E8E8E8"/>
-              <w:left w:val="single" w:sz="6" w:space="0" w:color="E8E8E8"/>
-              <w:bottom w:val="single" w:sz="6" w:space="0" w:color="E8E8E8"/>
-              <w:right w:val="single" w:sz="6" w:space="0" w:color="E8E8E8"/>
+              <w:top w:val="single" w:color="E8E8E8" w:sz="6" w:space="0"/>
+              <w:left w:val="single" w:color="E8E8E8" w:sz="6" w:space="0"/>
+              <w:bottom w:val="single" w:color="E8E8E8" w:sz="6" w:space="0"/>
+              <w:right w:val="single" w:color="E8E8E8" w:sz="6" w:space="0"/>
             </w:tcBorders>
             <w:tcMar>
               <w:top w:w="0" w:type="dxa"/>
@@ -10704,10 +10697,10 @@
             <w:tcW w:w="13103" w:type="dxa"/>
             <w:gridSpan w:val="6"/>
             <w:tcBorders>
-              <w:top w:val="single" w:sz="6" w:space="0" w:color="E8E8E8"/>
-              <w:left w:val="single" w:sz="6" w:space="0" w:color="E8E8E8"/>
-              <w:bottom w:val="single" w:sz="6" w:space="0" w:color="E8E8E8"/>
-              <w:right w:val="single" w:sz="6" w:space="0" w:color="E8E8E8"/>
+              <w:top w:val="single" w:color="E8E8E8" w:sz="6" w:space="0"/>
+              <w:left w:val="single" w:color="E8E8E8" w:sz="6" w:space="0"/>
+              <w:bottom w:val="single" w:color="E8E8E8" w:sz="6" w:space="0"/>
+              <w:right w:val="single" w:color="E8E8E8" w:sz="6" w:space="0"/>
             </w:tcBorders>
             <w:tcMar>
               <w:top w:w="180" w:type="dxa"/>
@@ -10759,10 +10752,10 @@
           <w:tcPr>
             <w:tcW w:w="1276" w:type="dxa"/>
             <w:tcBorders>
-              <w:top w:val="single" w:sz="6" w:space="0" w:color="E8E8E8"/>
-              <w:left w:val="single" w:sz="6" w:space="0" w:color="E8E8E8"/>
-              <w:bottom w:val="single" w:sz="6" w:space="0" w:color="E8E8E8"/>
-              <w:right w:val="single" w:sz="6" w:space="0" w:color="E8E8E8"/>
+              <w:top w:val="single" w:color="E8E8E8" w:sz="6" w:space="0"/>
+              <w:left w:val="single" w:color="E8E8E8" w:sz="6" w:space="0"/>
+              <w:bottom w:val="single" w:color="E8E8E8" w:sz="6" w:space="0"/>
+              <w:right w:val="single" w:color="E8E8E8" w:sz="6" w:space="0"/>
             </w:tcBorders>
             <w:tcMar>
               <w:top w:w="180" w:type="dxa"/>
@@ -10834,10 +10827,10 @@
           <w:tcPr>
             <w:tcW w:w="2693" w:type="dxa"/>
             <w:tcBorders>
-              <w:top w:val="single" w:sz="6" w:space="0" w:color="E8E8E8"/>
-              <w:left w:val="single" w:sz="6" w:space="0" w:color="E8E8E8"/>
-              <w:bottom w:val="single" w:sz="6" w:space="0" w:color="E8E8E8"/>
-              <w:right w:val="single" w:sz="6" w:space="0" w:color="E8E8E8"/>
+              <w:top w:val="single" w:color="E8E8E8" w:sz="6" w:space="0"/>
+              <w:left w:val="single" w:color="E8E8E8" w:sz="6" w:space="0"/>
+              <w:bottom w:val="single" w:color="E8E8E8" w:sz="6" w:space="0"/>
+              <w:right w:val="single" w:color="E8E8E8" w:sz="6" w:space="0"/>
             </w:tcBorders>
             <w:tcMar>
               <w:top w:w="180" w:type="dxa"/>
@@ -10916,10 +10909,10 @@
           <w:tcPr>
             <w:tcW w:w="2268" w:type="dxa"/>
             <w:tcBorders>
-              <w:top w:val="single" w:sz="6" w:space="0" w:color="E8E8E8"/>
-              <w:left w:val="single" w:sz="6" w:space="0" w:color="E8E8E8"/>
-              <w:bottom w:val="single" w:sz="6" w:space="0" w:color="E8E8E8"/>
-              <w:right w:val="single" w:sz="6" w:space="0" w:color="E8E8E8"/>
+              <w:top w:val="single" w:color="E8E8E8" w:sz="6" w:space="0"/>
+              <w:left w:val="single" w:color="E8E8E8" w:sz="6" w:space="0"/>
+              <w:bottom w:val="single" w:color="E8E8E8" w:sz="6" w:space="0"/>
+              <w:right w:val="single" w:color="E8E8E8" w:sz="6" w:space="0"/>
             </w:tcBorders>
             <w:tcMar>
               <w:top w:w="180" w:type="dxa"/>
@@ -10998,10 +10991,10 @@
           <w:tcPr>
             <w:tcW w:w="2694" w:type="dxa"/>
             <w:tcBorders>
-              <w:top w:val="single" w:sz="6" w:space="0" w:color="E8E8E8"/>
-              <w:left w:val="single" w:sz="6" w:space="0" w:color="E8E8E8"/>
-              <w:bottom w:val="single" w:sz="6" w:space="0" w:color="E8E8E8"/>
-              <w:right w:val="single" w:sz="6" w:space="0" w:color="E8E8E8"/>
+              <w:top w:val="single" w:color="E8E8E8" w:sz="6" w:space="0"/>
+              <w:left w:val="single" w:color="E8E8E8" w:sz="6" w:space="0"/>
+              <w:bottom w:val="single" w:color="E8E8E8" w:sz="6" w:space="0"/>
+              <w:right w:val="single" w:color="E8E8E8" w:sz="6" w:space="0"/>
             </w:tcBorders>
             <w:tcMar>
               <w:top w:w="180" w:type="dxa"/>
@@ -11080,10 +11073,10 @@
           <w:tcPr>
             <w:tcW w:w="2693" w:type="dxa"/>
             <w:tcBorders>
-              <w:top w:val="single" w:sz="6" w:space="0" w:color="E8E8E8"/>
-              <w:left w:val="single" w:sz="6" w:space="0" w:color="E8E8E8"/>
-              <w:bottom w:val="single" w:sz="6" w:space="0" w:color="E8E8E8"/>
-              <w:right w:val="single" w:sz="6" w:space="0" w:color="E8E8E8"/>
+              <w:top w:val="single" w:color="E8E8E8" w:sz="6" w:space="0"/>
+              <w:left w:val="single" w:color="E8E8E8" w:sz="6" w:space="0"/>
+              <w:bottom w:val="single" w:color="E8E8E8" w:sz="6" w:space="0"/>
+              <w:right w:val="single" w:color="E8E8E8" w:sz="6" w:space="0"/>
             </w:tcBorders>
             <w:tcMar>
               <w:top w:w="180" w:type="dxa"/>
@@ -11162,10 +11155,10 @@
           <w:tcPr>
             <w:tcW w:w="2693" w:type="dxa"/>
             <w:tcBorders>
-              <w:top w:val="single" w:sz="6" w:space="0" w:color="E8E8E8"/>
-              <w:left w:val="single" w:sz="6" w:space="0" w:color="E8E8E8"/>
-              <w:bottom w:val="single" w:sz="6" w:space="0" w:color="E8E8E8"/>
-              <w:right w:val="single" w:sz="6" w:space="0" w:color="E8E8E8"/>
+              <w:top w:val="single" w:color="E8E8E8" w:sz="6" w:space="0"/>
+              <w:left w:val="single" w:color="E8E8E8" w:sz="6" w:space="0"/>
+              <w:bottom w:val="single" w:color="E8E8E8" w:sz="6" w:space="0"/>
+              <w:right w:val="single" w:color="E8E8E8" w:sz="6" w:space="0"/>
             </w:tcBorders>
             <w:tcMar>
               <w:top w:w="180" w:type="dxa"/>
@@ -11250,10 +11243,10 @@
           <w:tcPr>
             <w:tcW w:w="1276" w:type="dxa"/>
             <w:tcBorders>
-              <w:top w:val="single" w:sz="6" w:space="0" w:color="E8E8E8"/>
-              <w:left w:val="single" w:sz="6" w:space="0" w:color="E8E8E8"/>
-              <w:bottom w:val="single" w:sz="6" w:space="0" w:color="E8E8E8"/>
-              <w:right w:val="single" w:sz="6" w:space="0" w:color="E8E8E8"/>
+              <w:top w:val="single" w:color="E8E8E8" w:sz="6" w:space="0"/>
+              <w:left w:val="single" w:color="E8E8E8" w:sz="6" w:space="0"/>
+              <w:bottom w:val="single" w:color="E8E8E8" w:sz="6" w:space="0"/>
+              <w:right w:val="single" w:color="E8E8E8" w:sz="6" w:space="0"/>
             </w:tcBorders>
             <w:tcMar>
               <w:top w:w="180" w:type="dxa"/>
@@ -11334,10 +11327,10 @@
           <w:tcPr>
             <w:tcW w:w="2693" w:type="dxa"/>
             <w:tcBorders>
-              <w:top w:val="single" w:sz="6" w:space="0" w:color="E8E8E8"/>
-              <w:left w:val="single" w:sz="6" w:space="0" w:color="E8E8E8"/>
-              <w:bottom w:val="single" w:sz="6" w:space="0" w:color="E8E8E8"/>
-              <w:right w:val="single" w:sz="6" w:space="0" w:color="E8E8E8"/>
+              <w:top w:val="single" w:color="E8E8E8" w:sz="6" w:space="0"/>
+              <w:left w:val="single" w:color="E8E8E8" w:sz="6" w:space="0"/>
+              <w:bottom w:val="single" w:color="E8E8E8" w:sz="6" w:space="0"/>
+              <w:right w:val="single" w:color="E8E8E8" w:sz="6" w:space="0"/>
             </w:tcBorders>
             <w:tcMar>
               <w:top w:w="180" w:type="dxa"/>
@@ -11416,10 +11409,10 @@
           <w:tcPr>
             <w:tcW w:w="2268" w:type="dxa"/>
             <w:tcBorders>
-              <w:top w:val="single" w:sz="6" w:space="0" w:color="E8E8E8"/>
-              <w:left w:val="single" w:sz="6" w:space="0" w:color="E8E8E8"/>
-              <w:bottom w:val="single" w:sz="6" w:space="0" w:color="E8E8E8"/>
-              <w:right w:val="single" w:sz="6" w:space="0" w:color="E8E8E8"/>
+              <w:top w:val="single" w:color="E8E8E8" w:sz="6" w:space="0"/>
+              <w:left w:val="single" w:color="E8E8E8" w:sz="6" w:space="0"/>
+              <w:bottom w:val="single" w:color="E8E8E8" w:sz="6" w:space="0"/>
+              <w:right w:val="single" w:color="E8E8E8" w:sz="6" w:space="0"/>
             </w:tcBorders>
             <w:tcMar>
               <w:top w:w="180" w:type="dxa"/>
@@ -11498,10 +11491,10 @@
           <w:tcPr>
             <w:tcW w:w="2694" w:type="dxa"/>
             <w:tcBorders>
-              <w:top w:val="single" w:sz="6" w:space="0" w:color="E8E8E8"/>
-              <w:left w:val="single" w:sz="6" w:space="0" w:color="E8E8E8"/>
-              <w:bottom w:val="single" w:sz="6" w:space="0" w:color="E8E8E8"/>
-              <w:right w:val="single" w:sz="6" w:space="0" w:color="E8E8E8"/>
+              <w:top w:val="single" w:color="E8E8E8" w:sz="6" w:space="0"/>
+              <w:left w:val="single" w:color="E8E8E8" w:sz="6" w:space="0"/>
+              <w:bottom w:val="single" w:color="E8E8E8" w:sz="6" w:space="0"/>
+              <w:right w:val="single" w:color="E8E8E8" w:sz="6" w:space="0"/>
             </w:tcBorders>
             <w:tcMar>
               <w:top w:w="180" w:type="dxa"/>
@@ -11580,10 +11573,10 @@
           <w:tcPr>
             <w:tcW w:w="2693" w:type="dxa"/>
             <w:tcBorders>
-              <w:top w:val="single" w:sz="6" w:space="0" w:color="E8E8E8"/>
-              <w:left w:val="single" w:sz="6" w:space="0" w:color="E8E8E8"/>
-              <w:bottom w:val="single" w:sz="6" w:space="0" w:color="E8E8E8"/>
-              <w:right w:val="single" w:sz="6" w:space="0" w:color="E8E8E8"/>
+              <w:top w:val="single" w:color="E8E8E8" w:sz="6" w:space="0"/>
+              <w:left w:val="single" w:color="E8E8E8" w:sz="6" w:space="0"/>
+              <w:bottom w:val="single" w:color="E8E8E8" w:sz="6" w:space="0"/>
+              <w:right w:val="single" w:color="E8E8E8" w:sz="6" w:space="0"/>
             </w:tcBorders>
             <w:tcMar>
               <w:top w:w="180" w:type="dxa"/>
@@ -11662,10 +11655,10 @@
           <w:tcPr>
             <w:tcW w:w="2693" w:type="dxa"/>
             <w:tcBorders>
-              <w:top w:val="single" w:sz="6" w:space="0" w:color="E8E8E8"/>
-              <w:left w:val="single" w:sz="6" w:space="0" w:color="E8E8E8"/>
-              <w:bottom w:val="single" w:sz="6" w:space="0" w:color="E8E8E8"/>
-              <w:right w:val="single" w:sz="6" w:space="0" w:color="E8E8E8"/>
+              <w:top w:val="single" w:color="E8E8E8" w:sz="6" w:space="0"/>
+              <w:left w:val="single" w:color="E8E8E8" w:sz="6" w:space="0"/>
+              <w:bottom w:val="single" w:color="E8E8E8" w:sz="6" w:space="0"/>
+              <w:right w:val="single" w:color="E8E8E8" w:sz="6" w:space="0"/>
             </w:tcBorders>
             <w:tcMar>
               <w:top w:w="180" w:type="dxa"/>
@@ -11750,10 +11743,10 @@
           <w:tcPr>
             <w:tcW w:w="1276" w:type="dxa"/>
             <w:tcBorders>
-              <w:top w:val="single" w:sz="6" w:space="0" w:color="E8E8E8"/>
-              <w:left w:val="single" w:sz="6" w:space="0" w:color="E8E8E8"/>
-              <w:bottom w:val="single" w:sz="6" w:space="0" w:color="E8E8E8"/>
-              <w:right w:val="single" w:sz="6" w:space="0" w:color="E8E8E8"/>
+              <w:top w:val="single" w:color="E8E8E8" w:sz="6" w:space="0"/>
+              <w:left w:val="single" w:color="E8E8E8" w:sz="6" w:space="0"/>
+              <w:bottom w:val="single" w:color="E8E8E8" w:sz="6" w:space="0"/>
+              <w:right w:val="single" w:color="E8E8E8" w:sz="6" w:space="0"/>
             </w:tcBorders>
             <w:tcMar>
               <w:top w:w="180" w:type="dxa"/>
@@ -11825,10 +11818,10 @@
           <w:tcPr>
             <w:tcW w:w="2693" w:type="dxa"/>
             <w:tcBorders>
-              <w:top w:val="single" w:sz="6" w:space="0" w:color="E8E8E8"/>
-              <w:left w:val="single" w:sz="6" w:space="0" w:color="E8E8E8"/>
-              <w:bottom w:val="single" w:sz="6" w:space="0" w:color="E8E8E8"/>
-              <w:right w:val="single" w:sz="6" w:space="0" w:color="E8E8E8"/>
+              <w:top w:val="single" w:color="E8E8E8" w:sz="6" w:space="0"/>
+              <w:left w:val="single" w:color="E8E8E8" w:sz="6" w:space="0"/>
+              <w:bottom w:val="single" w:color="E8E8E8" w:sz="6" w:space="0"/>
+              <w:right w:val="single" w:color="E8E8E8" w:sz="6" w:space="0"/>
             </w:tcBorders>
             <w:tcMar>
               <w:top w:w="180" w:type="dxa"/>
@@ -11907,10 +11900,10 @@
           <w:tcPr>
             <w:tcW w:w="2268" w:type="dxa"/>
             <w:tcBorders>
-              <w:top w:val="single" w:sz="6" w:space="0" w:color="E8E8E8"/>
-              <w:left w:val="single" w:sz="6" w:space="0" w:color="E8E8E8"/>
-              <w:bottom w:val="single" w:sz="6" w:space="0" w:color="E8E8E8"/>
-              <w:right w:val="single" w:sz="6" w:space="0" w:color="E8E8E8"/>
+              <w:top w:val="single" w:color="E8E8E8" w:sz="6" w:space="0"/>
+              <w:left w:val="single" w:color="E8E8E8" w:sz="6" w:space="0"/>
+              <w:bottom w:val="single" w:color="E8E8E8" w:sz="6" w:space="0"/>
+              <w:right w:val="single" w:color="E8E8E8" w:sz="6" w:space="0"/>
             </w:tcBorders>
             <w:tcMar>
               <w:top w:w="180" w:type="dxa"/>
@@ -11989,10 +11982,10 @@
           <w:tcPr>
             <w:tcW w:w="2694" w:type="dxa"/>
             <w:tcBorders>
-              <w:top w:val="single" w:sz="6" w:space="0" w:color="E8E8E8"/>
-              <w:left w:val="single" w:sz="6" w:space="0" w:color="E8E8E8"/>
-              <w:bottom w:val="single" w:sz="6" w:space="0" w:color="E8E8E8"/>
-              <w:right w:val="single" w:sz="6" w:space="0" w:color="E8E8E8"/>
+              <w:top w:val="single" w:color="E8E8E8" w:sz="6" w:space="0"/>
+              <w:left w:val="single" w:color="E8E8E8" w:sz="6" w:space="0"/>
+              <w:bottom w:val="single" w:color="E8E8E8" w:sz="6" w:space="0"/>
+              <w:right w:val="single" w:color="E8E8E8" w:sz="6" w:space="0"/>
             </w:tcBorders>
             <w:tcMar>
               <w:top w:w="180" w:type="dxa"/>
@@ -12071,10 +12064,10 @@
           <w:tcPr>
             <w:tcW w:w="2693" w:type="dxa"/>
             <w:tcBorders>
-              <w:top w:val="single" w:sz="6" w:space="0" w:color="E8E8E8"/>
-              <w:left w:val="single" w:sz="6" w:space="0" w:color="E8E8E8"/>
-              <w:bottom w:val="single" w:sz="6" w:space="0" w:color="E8E8E8"/>
-              <w:right w:val="single" w:sz="6" w:space="0" w:color="E8E8E8"/>
+              <w:top w:val="single" w:color="E8E8E8" w:sz="6" w:space="0"/>
+              <w:left w:val="single" w:color="E8E8E8" w:sz="6" w:space="0"/>
+              <w:bottom w:val="single" w:color="E8E8E8" w:sz="6" w:space="0"/>
+              <w:right w:val="single" w:color="E8E8E8" w:sz="6" w:space="0"/>
             </w:tcBorders>
             <w:tcMar>
               <w:top w:w="180" w:type="dxa"/>
@@ -12153,10 +12146,10 @@
           <w:tcPr>
             <w:tcW w:w="2693" w:type="dxa"/>
             <w:tcBorders>
-              <w:top w:val="single" w:sz="6" w:space="0" w:color="E8E8E8"/>
-              <w:left w:val="single" w:sz="6" w:space="0" w:color="E8E8E8"/>
-              <w:bottom w:val="single" w:sz="6" w:space="0" w:color="E8E8E8"/>
-              <w:right w:val="single" w:sz="6" w:space="0" w:color="E8E8E8"/>
+              <w:top w:val="single" w:color="E8E8E8" w:sz="6" w:space="0"/>
+              <w:left w:val="single" w:color="E8E8E8" w:sz="6" w:space="0"/>
+              <w:bottom w:val="single" w:color="E8E8E8" w:sz="6" w:space="0"/>
+              <w:right w:val="single" w:color="E8E8E8" w:sz="6" w:space="0"/>
             </w:tcBorders>
             <w:tcMar>
               <w:top w:w="180" w:type="dxa"/>
@@ -12241,10 +12234,10 @@
           <w:tcPr>
             <w:tcW w:w="1276" w:type="dxa"/>
             <w:tcBorders>
-              <w:top w:val="single" w:sz="6" w:space="0" w:color="E8E8E8"/>
-              <w:left w:val="single" w:sz="6" w:space="0" w:color="E8E8E8"/>
-              <w:bottom w:val="single" w:sz="6" w:space="0" w:color="E8E8E8"/>
-              <w:right w:val="single" w:sz="6" w:space="0" w:color="E8E8E8"/>
+              <w:top w:val="single" w:color="E8E8E8" w:sz="6" w:space="0"/>
+              <w:left w:val="single" w:color="E8E8E8" w:sz="6" w:space="0"/>
+              <w:bottom w:val="single" w:color="E8E8E8" w:sz="6" w:space="0"/>
+              <w:right w:val="single" w:color="E8E8E8" w:sz="6" w:space="0"/>
             </w:tcBorders>
             <w:tcMar>
               <w:top w:w="180" w:type="dxa"/>
@@ -12273,7 +12266,6 @@
                 <w:sz w:val="20"/>
                 <w:szCs w:val="20"/>
               </w:rPr>
-              <w:lastRenderedPageBreak/>
               <w:t xml:space="preserve">Upper </w:t>
             </w:r>
             <w:r>
@@ -12326,10 +12318,10 @@
           <w:tcPr>
             <w:tcW w:w="2693" w:type="dxa"/>
             <w:tcBorders>
-              <w:top w:val="single" w:sz="6" w:space="0" w:color="E8E8E8"/>
-              <w:left w:val="single" w:sz="6" w:space="0" w:color="E8E8E8"/>
-              <w:bottom w:val="single" w:sz="6" w:space="0" w:color="E8E8E8"/>
-              <w:right w:val="single" w:sz="6" w:space="0" w:color="E8E8E8"/>
+              <w:top w:val="single" w:color="E8E8E8" w:sz="6" w:space="0"/>
+              <w:left w:val="single" w:color="E8E8E8" w:sz="6" w:space="0"/>
+              <w:bottom w:val="single" w:color="E8E8E8" w:sz="6" w:space="0"/>
+              <w:right w:val="single" w:color="E8E8E8" w:sz="6" w:space="0"/>
             </w:tcBorders>
             <w:tcMar>
               <w:top w:w="180" w:type="dxa"/>
@@ -12408,10 +12400,10 @@
           <w:tcPr>
             <w:tcW w:w="2268" w:type="dxa"/>
             <w:tcBorders>
-              <w:top w:val="single" w:sz="6" w:space="0" w:color="E8E8E8"/>
-              <w:left w:val="single" w:sz="6" w:space="0" w:color="E8E8E8"/>
-              <w:bottom w:val="single" w:sz="6" w:space="0" w:color="E8E8E8"/>
-              <w:right w:val="single" w:sz="6" w:space="0" w:color="E8E8E8"/>
+              <w:top w:val="single" w:color="E8E8E8" w:sz="6" w:space="0"/>
+              <w:left w:val="single" w:color="E8E8E8" w:sz="6" w:space="0"/>
+              <w:bottom w:val="single" w:color="E8E8E8" w:sz="6" w:space="0"/>
+              <w:right w:val="single" w:color="E8E8E8" w:sz="6" w:space="0"/>
             </w:tcBorders>
             <w:tcMar>
               <w:top w:w="180" w:type="dxa"/>
@@ -12490,10 +12482,10 @@
           <w:tcPr>
             <w:tcW w:w="2694" w:type="dxa"/>
             <w:tcBorders>
-              <w:top w:val="single" w:sz="6" w:space="0" w:color="E8E8E8"/>
-              <w:left w:val="single" w:sz="6" w:space="0" w:color="E8E8E8"/>
-              <w:bottom w:val="single" w:sz="6" w:space="0" w:color="E8E8E8"/>
-              <w:right w:val="single" w:sz="6" w:space="0" w:color="E8E8E8"/>
+              <w:top w:val="single" w:color="E8E8E8" w:sz="6" w:space="0"/>
+              <w:left w:val="single" w:color="E8E8E8" w:sz="6" w:space="0"/>
+              <w:bottom w:val="single" w:color="E8E8E8" w:sz="6" w:space="0"/>
+              <w:right w:val="single" w:color="E8E8E8" w:sz="6" w:space="0"/>
             </w:tcBorders>
             <w:tcMar>
               <w:top w:w="180" w:type="dxa"/>
@@ -12572,10 +12564,10 @@
           <w:tcPr>
             <w:tcW w:w="2693" w:type="dxa"/>
             <w:tcBorders>
-              <w:top w:val="single" w:sz="6" w:space="0" w:color="E8E8E8"/>
-              <w:left w:val="single" w:sz="6" w:space="0" w:color="E8E8E8"/>
-              <w:bottom w:val="single" w:sz="6" w:space="0" w:color="E8E8E8"/>
-              <w:right w:val="single" w:sz="6" w:space="0" w:color="E8E8E8"/>
+              <w:top w:val="single" w:color="E8E8E8" w:sz="6" w:space="0"/>
+              <w:left w:val="single" w:color="E8E8E8" w:sz="6" w:space="0"/>
+              <w:bottom w:val="single" w:color="E8E8E8" w:sz="6" w:space="0"/>
+              <w:right w:val="single" w:color="E8E8E8" w:sz="6" w:space="0"/>
             </w:tcBorders>
             <w:tcMar>
               <w:top w:w="180" w:type="dxa"/>
@@ -12654,10 +12646,10 @@
           <w:tcPr>
             <w:tcW w:w="2693" w:type="dxa"/>
             <w:tcBorders>
-              <w:top w:val="single" w:sz="6" w:space="0" w:color="E8E8E8"/>
-              <w:left w:val="single" w:sz="6" w:space="0" w:color="E8E8E8"/>
-              <w:bottom w:val="single" w:sz="6" w:space="0" w:color="E8E8E8"/>
-              <w:right w:val="single" w:sz="6" w:space="0" w:color="E8E8E8"/>
+              <w:top w:val="single" w:color="E8E8E8" w:sz="6" w:space="0"/>
+              <w:left w:val="single" w:color="E8E8E8" w:sz="6" w:space="0"/>
+              <w:bottom w:val="single" w:color="E8E8E8" w:sz="6" w:space="0"/>
+              <w:right w:val="single" w:color="E8E8E8" w:sz="6" w:space="0"/>
             </w:tcBorders>
             <w:tcMar>
               <w:top w:w="180" w:type="dxa"/>
@@ -12742,10 +12734,10 @@
           <w:tcPr>
             <w:tcW w:w="1276" w:type="dxa"/>
             <w:tcBorders>
-              <w:top w:val="single" w:sz="6" w:space="0" w:color="E8E8E8"/>
-              <w:left w:val="single" w:sz="6" w:space="0" w:color="E8E8E8"/>
-              <w:bottom w:val="single" w:sz="6" w:space="0" w:color="E8E8E8"/>
-              <w:right w:val="single" w:sz="6" w:space="0" w:color="E8E8E8"/>
+              <w:top w:val="single" w:color="E8E8E8" w:sz="6" w:space="0"/>
+              <w:left w:val="single" w:color="E8E8E8" w:sz="6" w:space="0"/>
+              <w:bottom w:val="single" w:color="E8E8E8" w:sz="6" w:space="0"/>
+              <w:right w:val="single" w:color="E8E8E8" w:sz="6" w:space="0"/>
             </w:tcBorders>
             <w:tcMar>
               <w:top w:w="180" w:type="dxa"/>
@@ -12817,10 +12809,10 @@
           <w:tcPr>
             <w:tcW w:w="2693" w:type="dxa"/>
             <w:tcBorders>
-              <w:top w:val="single" w:sz="6" w:space="0" w:color="E8E8E8"/>
-              <w:left w:val="single" w:sz="6" w:space="0" w:color="E8E8E8"/>
-              <w:bottom w:val="single" w:sz="6" w:space="0" w:color="E8E8E8"/>
-              <w:right w:val="single" w:sz="6" w:space="0" w:color="E8E8E8"/>
+              <w:top w:val="single" w:color="E8E8E8" w:sz="6" w:space="0"/>
+              <w:left w:val="single" w:color="E8E8E8" w:sz="6" w:space="0"/>
+              <w:bottom w:val="single" w:color="E8E8E8" w:sz="6" w:space="0"/>
+              <w:right w:val="single" w:color="E8E8E8" w:sz="6" w:space="0"/>
             </w:tcBorders>
             <w:tcMar>
               <w:top w:w="180" w:type="dxa"/>
@@ -12899,10 +12891,10 @@
           <w:tcPr>
             <w:tcW w:w="2268" w:type="dxa"/>
             <w:tcBorders>
-              <w:top w:val="single" w:sz="6" w:space="0" w:color="E8E8E8"/>
-              <w:left w:val="single" w:sz="6" w:space="0" w:color="E8E8E8"/>
-              <w:bottom w:val="single" w:sz="6" w:space="0" w:color="E8E8E8"/>
-              <w:right w:val="single" w:sz="6" w:space="0" w:color="E8E8E8"/>
+              <w:top w:val="single" w:color="E8E8E8" w:sz="6" w:space="0"/>
+              <w:left w:val="single" w:color="E8E8E8" w:sz="6" w:space="0"/>
+              <w:bottom w:val="single" w:color="E8E8E8" w:sz="6" w:space="0"/>
+              <w:right w:val="single" w:color="E8E8E8" w:sz="6" w:space="0"/>
             </w:tcBorders>
             <w:tcMar>
               <w:top w:w="180" w:type="dxa"/>
@@ -12981,10 +12973,10 @@
           <w:tcPr>
             <w:tcW w:w="2694" w:type="dxa"/>
             <w:tcBorders>
-              <w:top w:val="single" w:sz="6" w:space="0" w:color="E8E8E8"/>
-              <w:left w:val="single" w:sz="6" w:space="0" w:color="E8E8E8"/>
-              <w:bottom w:val="single" w:sz="6" w:space="0" w:color="E8E8E8"/>
-              <w:right w:val="single" w:sz="6" w:space="0" w:color="E8E8E8"/>
+              <w:top w:val="single" w:color="E8E8E8" w:sz="6" w:space="0"/>
+              <w:left w:val="single" w:color="E8E8E8" w:sz="6" w:space="0"/>
+              <w:bottom w:val="single" w:color="E8E8E8" w:sz="6" w:space="0"/>
+              <w:right w:val="single" w:color="E8E8E8" w:sz="6" w:space="0"/>
             </w:tcBorders>
             <w:tcMar>
               <w:top w:w="180" w:type="dxa"/>
@@ -13063,10 +13055,10 @@
           <w:tcPr>
             <w:tcW w:w="2693" w:type="dxa"/>
             <w:tcBorders>
-              <w:top w:val="single" w:sz="6" w:space="0" w:color="E8E8E8"/>
-              <w:left w:val="single" w:sz="6" w:space="0" w:color="E8E8E8"/>
-              <w:bottom w:val="single" w:sz="6" w:space="0" w:color="E8E8E8"/>
-              <w:right w:val="single" w:sz="6" w:space="0" w:color="E8E8E8"/>
+              <w:top w:val="single" w:color="E8E8E8" w:sz="6" w:space="0"/>
+              <w:left w:val="single" w:color="E8E8E8" w:sz="6" w:space="0"/>
+              <w:bottom w:val="single" w:color="E8E8E8" w:sz="6" w:space="0"/>
+              <w:right w:val="single" w:color="E8E8E8" w:sz="6" w:space="0"/>
             </w:tcBorders>
             <w:tcMar>
               <w:top w:w="180" w:type="dxa"/>
@@ -13145,10 +13137,10 @@
           <w:tcPr>
             <w:tcW w:w="2693" w:type="dxa"/>
             <w:tcBorders>
-              <w:top w:val="single" w:sz="6" w:space="0" w:color="E8E8E8"/>
-              <w:left w:val="single" w:sz="6" w:space="0" w:color="E8E8E8"/>
-              <w:bottom w:val="single" w:sz="6" w:space="0" w:color="E8E8E8"/>
-              <w:right w:val="single" w:sz="6" w:space="0" w:color="E8E8E8"/>
+              <w:top w:val="single" w:color="E8E8E8" w:sz="6" w:space="0"/>
+              <w:left w:val="single" w:color="E8E8E8" w:sz="6" w:space="0"/>
+              <w:bottom w:val="single" w:color="E8E8E8" w:sz="6" w:space="0"/>
+              <w:right w:val="single" w:color="E8E8E8" w:sz="6" w:space="0"/>
             </w:tcBorders>
             <w:tcMar>
               <w:top w:w="180" w:type="dxa"/>
@@ -13233,10 +13225,10 @@
           <w:tcPr>
             <w:tcW w:w="1276" w:type="dxa"/>
             <w:tcBorders>
-              <w:top w:val="single" w:sz="6" w:space="0" w:color="E8E8E8"/>
-              <w:left w:val="single" w:sz="6" w:space="0" w:color="E8E8E8"/>
-              <w:bottom w:val="single" w:sz="6" w:space="0" w:color="E8E8E8"/>
-              <w:right w:val="single" w:sz="6" w:space="0" w:color="E8E8E8"/>
+              <w:top w:val="single" w:color="E8E8E8" w:sz="6" w:space="0"/>
+              <w:left w:val="single" w:color="E8E8E8" w:sz="6" w:space="0"/>
+              <w:bottom w:val="single" w:color="E8E8E8" w:sz="6" w:space="0"/>
+              <w:right w:val="single" w:color="E8E8E8" w:sz="6" w:space="0"/>
             </w:tcBorders>
             <w:tcMar>
               <w:top w:w="180" w:type="dxa"/>
@@ -13338,10 +13330,10 @@
           <w:tcPr>
             <w:tcW w:w="2693" w:type="dxa"/>
             <w:tcBorders>
-              <w:top w:val="single" w:sz="6" w:space="0" w:color="E8E8E8"/>
-              <w:left w:val="single" w:sz="6" w:space="0" w:color="E8E8E8"/>
-              <w:bottom w:val="single" w:sz="6" w:space="0" w:color="E8E8E8"/>
-              <w:right w:val="single" w:sz="6" w:space="0" w:color="E8E8E8"/>
+              <w:top w:val="single" w:color="E8E8E8" w:sz="6" w:space="0"/>
+              <w:left w:val="single" w:color="E8E8E8" w:sz="6" w:space="0"/>
+              <w:bottom w:val="single" w:color="E8E8E8" w:sz="6" w:space="0"/>
+              <w:right w:val="single" w:color="E8E8E8" w:sz="6" w:space="0"/>
             </w:tcBorders>
             <w:tcMar>
               <w:top w:w="180" w:type="dxa"/>
@@ -13420,10 +13412,10 @@
           <w:tcPr>
             <w:tcW w:w="2268" w:type="dxa"/>
             <w:tcBorders>
-              <w:top w:val="single" w:sz="6" w:space="0" w:color="E8E8E8"/>
-              <w:left w:val="single" w:sz="6" w:space="0" w:color="E8E8E8"/>
-              <w:bottom w:val="single" w:sz="6" w:space="0" w:color="E8E8E8"/>
-              <w:right w:val="single" w:sz="6" w:space="0" w:color="E8E8E8"/>
+              <w:top w:val="single" w:color="E8E8E8" w:sz="6" w:space="0"/>
+              <w:left w:val="single" w:color="E8E8E8" w:sz="6" w:space="0"/>
+              <w:bottom w:val="single" w:color="E8E8E8" w:sz="6" w:space="0"/>
+              <w:right w:val="single" w:color="E8E8E8" w:sz="6" w:space="0"/>
             </w:tcBorders>
             <w:tcMar>
               <w:top w:w="180" w:type="dxa"/>
@@ -13502,10 +13494,10 @@
           <w:tcPr>
             <w:tcW w:w="2694" w:type="dxa"/>
             <w:tcBorders>
-              <w:top w:val="single" w:sz="6" w:space="0" w:color="E8E8E8"/>
-              <w:left w:val="single" w:sz="6" w:space="0" w:color="E8E8E8"/>
-              <w:bottom w:val="single" w:sz="6" w:space="0" w:color="E8E8E8"/>
-              <w:right w:val="single" w:sz="6" w:space="0" w:color="E8E8E8"/>
+              <w:top w:val="single" w:color="E8E8E8" w:sz="6" w:space="0"/>
+              <w:left w:val="single" w:color="E8E8E8" w:sz="6" w:space="0"/>
+              <w:bottom w:val="single" w:color="E8E8E8" w:sz="6" w:space="0"/>
+              <w:right w:val="single" w:color="E8E8E8" w:sz="6" w:space="0"/>
             </w:tcBorders>
             <w:tcMar>
               <w:top w:w="180" w:type="dxa"/>
@@ -13584,10 +13576,10 @@
           <w:tcPr>
             <w:tcW w:w="2693" w:type="dxa"/>
             <w:tcBorders>
-              <w:top w:val="single" w:sz="6" w:space="0" w:color="E8E8E8"/>
-              <w:left w:val="single" w:sz="6" w:space="0" w:color="E8E8E8"/>
-              <w:bottom w:val="single" w:sz="6" w:space="0" w:color="E8E8E8"/>
-              <w:right w:val="single" w:sz="6" w:space="0" w:color="E8E8E8"/>
+              <w:top w:val="single" w:color="E8E8E8" w:sz="6" w:space="0"/>
+              <w:left w:val="single" w:color="E8E8E8" w:sz="6" w:space="0"/>
+              <w:bottom w:val="single" w:color="E8E8E8" w:sz="6" w:space="0"/>
+              <w:right w:val="single" w:color="E8E8E8" w:sz="6" w:space="0"/>
             </w:tcBorders>
             <w:tcMar>
               <w:top w:w="180" w:type="dxa"/>
@@ -13666,10 +13658,10 @@
           <w:tcPr>
             <w:tcW w:w="2693" w:type="dxa"/>
             <w:tcBorders>
-              <w:top w:val="single" w:sz="6" w:space="0" w:color="E8E8E8"/>
-              <w:left w:val="single" w:sz="6" w:space="0" w:color="E8E8E8"/>
-              <w:bottom w:val="single" w:sz="6" w:space="0" w:color="E8E8E8"/>
-              <w:right w:val="single" w:sz="6" w:space="0" w:color="E8E8E8"/>
+              <w:top w:val="single" w:color="E8E8E8" w:sz="6" w:space="0"/>
+              <w:left w:val="single" w:color="E8E8E8" w:sz="6" w:space="0"/>
+              <w:bottom w:val="single" w:color="E8E8E8" w:sz="6" w:space="0"/>
+              <w:right w:val="single" w:color="E8E8E8" w:sz="6" w:space="0"/>
             </w:tcBorders>
             <w:tcMar>
               <w:top w:w="180" w:type="dxa"/>
@@ -13816,16 +13808,16 @@
         </w:rPr>
       </w:pPr>
     </w:p>
-    <w:commentRangeEnd w:id="14"/>
-    <w:p>
-      <w:pPr>
-        <w:rPr>
-          <w:b/>
-          <w:bCs/>
-          <w:sz w:val="20"/>
-          <w:szCs w:val="20"/>
-        </w:rPr>
-      </w:pPr>
+    <w:p>
+      <w:pPr>
+        <w:rPr>
+          <w:b/>
+          <w:bCs/>
+          <w:sz w:val="20"/>
+          <w:szCs w:val="20"/>
+        </w:rPr>
+      </w:pPr>
+      <w:commentRangeEnd w:id="14"/>
       <w:r>
         <w:rPr>
           <w:rStyle w:val="Refdecomentario"/>
@@ -13900,7 +13892,6 @@
           <w:sz w:val="20"/>
           <w:szCs w:val="20"/>
         </w:rPr>
-        <w:lastRenderedPageBreak/>
         <w:t>2.2 Class / Clase</w:t>
       </w:r>
     </w:p>
@@ -14166,10 +14157,10 @@
           <w:tcPr>
             <w:tcW w:w="0" w:type="auto"/>
             <w:tcBorders>
-              <w:top w:val="single" w:sz="6" w:space="0" w:color="E8E8E8"/>
-              <w:left w:val="single" w:sz="6" w:space="0" w:color="E8E8E8"/>
-              <w:bottom w:val="single" w:sz="6" w:space="0" w:color="E8E8E8"/>
-              <w:right w:val="single" w:sz="6" w:space="0" w:color="E8E8E8"/>
+              <w:top w:val="single" w:color="E8E8E8" w:sz="6" w:space="0"/>
+              <w:left w:val="single" w:color="E8E8E8" w:sz="6" w:space="0"/>
+              <w:bottom w:val="single" w:color="E8E8E8" w:sz="6" w:space="0"/>
+              <w:right w:val="single" w:color="E8E8E8" w:sz="6" w:space="0"/>
             </w:tcBorders>
             <w:tcMar>
               <w:top w:w="0" w:type="dxa"/>
@@ -14213,10 +14204,10 @@
           <w:tcPr>
             <w:tcW w:w="3520" w:type="dxa"/>
             <w:tcBorders>
-              <w:top w:val="single" w:sz="6" w:space="0" w:color="E8E8E8"/>
-              <w:left w:val="single" w:sz="6" w:space="0" w:color="E8E8E8"/>
-              <w:bottom w:val="single" w:sz="6" w:space="0" w:color="E8E8E8"/>
-              <w:right w:val="single" w:sz="6" w:space="0" w:color="E8E8E8"/>
+              <w:top w:val="single" w:color="E8E8E8" w:sz="6" w:space="0"/>
+              <w:left w:val="single" w:color="E8E8E8" w:sz="6" w:space="0"/>
+              <w:bottom w:val="single" w:color="E8E8E8" w:sz="6" w:space="0"/>
+              <w:right w:val="single" w:color="E8E8E8" w:sz="6" w:space="0"/>
             </w:tcBorders>
             <w:tcMar>
               <w:top w:w="180" w:type="dxa"/>
@@ -14256,10 +14247,10 @@
           <w:tcPr>
             <w:tcW w:w="0" w:type="auto"/>
             <w:tcBorders>
-              <w:top w:val="single" w:sz="6" w:space="0" w:color="E8E8E8"/>
-              <w:left w:val="single" w:sz="6" w:space="0" w:color="E8E8E8"/>
-              <w:bottom w:val="single" w:sz="6" w:space="0" w:color="E8E8E8"/>
-              <w:right w:val="single" w:sz="6" w:space="0" w:color="E8E8E8"/>
+              <w:top w:val="single" w:color="E8E8E8" w:sz="6" w:space="0"/>
+              <w:left w:val="single" w:color="E8E8E8" w:sz="6" w:space="0"/>
+              <w:bottom w:val="single" w:color="E8E8E8" w:sz="6" w:space="0"/>
+              <w:right w:val="single" w:color="E8E8E8" w:sz="6" w:space="0"/>
             </w:tcBorders>
             <w:tcMar>
               <w:top w:w="0" w:type="dxa"/>
@@ -14303,10 +14294,10 @@
           <w:tcPr>
             <w:tcW w:w="3520" w:type="dxa"/>
             <w:tcBorders>
-              <w:top w:val="single" w:sz="6" w:space="0" w:color="E8E8E8"/>
-              <w:left w:val="single" w:sz="6" w:space="0" w:color="E8E8E8"/>
-              <w:bottom w:val="single" w:sz="6" w:space="0" w:color="E8E8E8"/>
-              <w:right w:val="single" w:sz="6" w:space="0" w:color="E8E8E8"/>
+              <w:top w:val="single" w:color="E8E8E8" w:sz="6" w:space="0"/>
+              <w:left w:val="single" w:color="E8E8E8" w:sz="6" w:space="0"/>
+              <w:bottom w:val="single" w:color="E8E8E8" w:sz="6" w:space="0"/>
+              <w:right w:val="single" w:color="E8E8E8" w:sz="6" w:space="0"/>
             </w:tcBorders>
             <w:tcMar>
               <w:top w:w="180" w:type="dxa"/>
@@ -14353,10 +14344,10 @@
           <w:tcPr>
             <w:tcW w:w="0" w:type="auto"/>
             <w:tcBorders>
-              <w:top w:val="single" w:sz="6" w:space="0" w:color="E8E8E8"/>
-              <w:left w:val="single" w:sz="6" w:space="0" w:color="E8E8E8"/>
-              <w:bottom w:val="single" w:sz="6" w:space="0" w:color="E8E8E8"/>
-              <w:right w:val="single" w:sz="6" w:space="0" w:color="E8E8E8"/>
+              <w:top w:val="single" w:color="E8E8E8" w:sz="6" w:space="0"/>
+              <w:left w:val="single" w:color="E8E8E8" w:sz="6" w:space="0"/>
+              <w:bottom w:val="single" w:color="E8E8E8" w:sz="6" w:space="0"/>
+              <w:right w:val="single" w:color="E8E8E8" w:sz="6" w:space="0"/>
             </w:tcBorders>
             <w:tcMar>
               <w:top w:w="0" w:type="dxa"/>
@@ -14400,10 +14391,10 @@
           <w:tcPr>
             <w:tcW w:w="3520" w:type="dxa"/>
             <w:tcBorders>
-              <w:top w:val="single" w:sz="6" w:space="0" w:color="E8E8E8"/>
-              <w:left w:val="single" w:sz="6" w:space="0" w:color="E8E8E8"/>
-              <w:bottom w:val="single" w:sz="6" w:space="0" w:color="E8E8E8"/>
-              <w:right w:val="single" w:sz="6" w:space="0" w:color="E8E8E8"/>
+              <w:top w:val="single" w:color="E8E8E8" w:sz="6" w:space="0"/>
+              <w:left w:val="single" w:color="E8E8E8" w:sz="6" w:space="0"/>
+              <w:bottom w:val="single" w:color="E8E8E8" w:sz="6" w:space="0"/>
+              <w:right w:val="single" w:color="E8E8E8" w:sz="6" w:space="0"/>
             </w:tcBorders>
             <w:tcMar>
               <w:top w:w="180" w:type="dxa"/>
@@ -14443,10 +14434,10 @@
           <w:tcPr>
             <w:tcW w:w="0" w:type="auto"/>
             <w:tcBorders>
-              <w:top w:val="single" w:sz="6" w:space="0" w:color="E8E8E8"/>
-              <w:left w:val="single" w:sz="6" w:space="0" w:color="E8E8E8"/>
-              <w:bottom w:val="single" w:sz="6" w:space="0" w:color="E8E8E8"/>
-              <w:right w:val="single" w:sz="6" w:space="0" w:color="E8E8E8"/>
+              <w:top w:val="single" w:color="E8E8E8" w:sz="6" w:space="0"/>
+              <w:left w:val="single" w:color="E8E8E8" w:sz="6" w:space="0"/>
+              <w:bottom w:val="single" w:color="E8E8E8" w:sz="6" w:space="0"/>
+              <w:right w:val="single" w:color="E8E8E8" w:sz="6" w:space="0"/>
             </w:tcBorders>
             <w:tcMar>
               <w:top w:w="0" w:type="dxa"/>
@@ -14490,10 +14481,10 @@
           <w:tcPr>
             <w:tcW w:w="3520" w:type="dxa"/>
             <w:tcBorders>
-              <w:top w:val="single" w:sz="6" w:space="0" w:color="E8E8E8"/>
-              <w:left w:val="single" w:sz="6" w:space="0" w:color="E8E8E8"/>
-              <w:bottom w:val="single" w:sz="6" w:space="0" w:color="E8E8E8"/>
-              <w:right w:val="single" w:sz="6" w:space="0" w:color="E8E8E8"/>
+              <w:top w:val="single" w:color="E8E8E8" w:sz="6" w:space="0"/>
+              <w:left w:val="single" w:color="E8E8E8" w:sz="6" w:space="0"/>
+              <w:bottom w:val="single" w:color="E8E8E8" w:sz="6" w:space="0"/>
+              <w:right w:val="single" w:color="E8E8E8" w:sz="6" w:space="0"/>
             </w:tcBorders>
             <w:tcMar>
               <w:top w:w="180" w:type="dxa"/>
@@ -14540,10 +14531,10 @@
           <w:tcPr>
             <w:tcW w:w="0" w:type="auto"/>
             <w:tcBorders>
-              <w:top w:val="single" w:sz="6" w:space="0" w:color="E8E8E8"/>
-              <w:left w:val="single" w:sz="6" w:space="0" w:color="E8E8E8"/>
-              <w:bottom w:val="single" w:sz="6" w:space="0" w:color="E8E8E8"/>
-              <w:right w:val="single" w:sz="6" w:space="0" w:color="E8E8E8"/>
+              <w:top w:val="single" w:color="E8E8E8" w:sz="6" w:space="0"/>
+              <w:left w:val="single" w:color="E8E8E8" w:sz="6" w:space="0"/>
+              <w:bottom w:val="single" w:color="E8E8E8" w:sz="6" w:space="0"/>
+              <w:right w:val="single" w:color="E8E8E8" w:sz="6" w:space="0"/>
             </w:tcBorders>
             <w:tcMar>
               <w:top w:w="0" w:type="dxa"/>
@@ -14587,10 +14578,10 @@
           <w:tcPr>
             <w:tcW w:w="3520" w:type="dxa"/>
             <w:tcBorders>
-              <w:top w:val="single" w:sz="6" w:space="0" w:color="E8E8E8"/>
-              <w:left w:val="single" w:sz="6" w:space="0" w:color="E8E8E8"/>
-              <w:bottom w:val="single" w:sz="6" w:space="0" w:color="E8E8E8"/>
-              <w:right w:val="single" w:sz="6" w:space="0" w:color="E8E8E8"/>
+              <w:top w:val="single" w:color="E8E8E8" w:sz="6" w:space="0"/>
+              <w:left w:val="single" w:color="E8E8E8" w:sz="6" w:space="0"/>
+              <w:bottom w:val="single" w:color="E8E8E8" w:sz="6" w:space="0"/>
+              <w:right w:val="single" w:color="E8E8E8" w:sz="6" w:space="0"/>
             </w:tcBorders>
             <w:tcMar>
               <w:top w:w="180" w:type="dxa"/>
@@ -14630,10 +14621,10 @@
           <w:tcPr>
             <w:tcW w:w="0" w:type="auto"/>
             <w:tcBorders>
-              <w:top w:val="single" w:sz="6" w:space="0" w:color="E8E8E8"/>
-              <w:left w:val="single" w:sz="6" w:space="0" w:color="E8E8E8"/>
-              <w:bottom w:val="single" w:sz="6" w:space="0" w:color="E8E8E8"/>
-              <w:right w:val="single" w:sz="6" w:space="0" w:color="E8E8E8"/>
+              <w:top w:val="single" w:color="E8E8E8" w:sz="6" w:space="0"/>
+              <w:left w:val="single" w:color="E8E8E8" w:sz="6" w:space="0"/>
+              <w:bottom w:val="single" w:color="E8E8E8" w:sz="6" w:space="0"/>
+              <w:right w:val="single" w:color="E8E8E8" w:sz="6" w:space="0"/>
             </w:tcBorders>
             <w:tcMar>
               <w:top w:w="0" w:type="dxa"/>
@@ -14677,10 +14668,10 @@
           <w:tcPr>
             <w:tcW w:w="3520" w:type="dxa"/>
             <w:tcBorders>
-              <w:top w:val="single" w:sz="6" w:space="0" w:color="E8E8E8"/>
-              <w:left w:val="single" w:sz="6" w:space="0" w:color="E8E8E8"/>
-              <w:bottom w:val="single" w:sz="6" w:space="0" w:color="E8E8E8"/>
-              <w:right w:val="single" w:sz="6" w:space="0" w:color="E8E8E8"/>
+              <w:top w:val="single" w:color="E8E8E8" w:sz="6" w:space="0"/>
+              <w:left w:val="single" w:color="E8E8E8" w:sz="6" w:space="0"/>
+              <w:bottom w:val="single" w:color="E8E8E8" w:sz="6" w:space="0"/>
+              <w:right w:val="single" w:color="E8E8E8" w:sz="6" w:space="0"/>
             </w:tcBorders>
             <w:tcMar>
               <w:top w:w="180" w:type="dxa"/>
@@ -14990,10 +14981,10 @@
           <w:tcPr>
             <w:tcW w:w="0" w:type="auto"/>
             <w:tcBorders>
-              <w:top w:val="single" w:sz="6" w:space="0" w:color="E8E8E8"/>
-              <w:left w:val="single" w:sz="6" w:space="0" w:color="E8E8E8"/>
-              <w:bottom w:val="single" w:sz="6" w:space="0" w:color="E8E8E8"/>
-              <w:right w:val="single" w:sz="6" w:space="0" w:color="E8E8E8"/>
+              <w:top w:val="single" w:color="E8E8E8" w:sz="6" w:space="0"/>
+              <w:left w:val="single" w:color="E8E8E8" w:sz="6" w:space="0"/>
+              <w:bottom w:val="single" w:color="E8E8E8" w:sz="6" w:space="0"/>
+              <w:right w:val="single" w:color="E8E8E8" w:sz="6" w:space="0"/>
             </w:tcBorders>
             <w:tcMar>
               <w:top w:w="0" w:type="dxa"/>
@@ -15028,10 +15019,10 @@
           <w:tcPr>
             <w:tcW w:w="4016" w:type="dxa"/>
             <w:tcBorders>
-              <w:top w:val="single" w:sz="6" w:space="0" w:color="E8E8E8"/>
-              <w:left w:val="single" w:sz="6" w:space="0" w:color="E8E8E8"/>
-              <w:bottom w:val="single" w:sz="6" w:space="0" w:color="E8E8E8"/>
-              <w:right w:val="single" w:sz="6" w:space="0" w:color="E8E8E8"/>
+              <w:top w:val="single" w:color="E8E8E8" w:sz="6" w:space="0"/>
+              <w:left w:val="single" w:color="E8E8E8" w:sz="6" w:space="0"/>
+              <w:bottom w:val="single" w:color="E8E8E8" w:sz="6" w:space="0"/>
+              <w:right w:val="single" w:color="E8E8E8" w:sz="6" w:space="0"/>
             </w:tcBorders>
             <w:tcMar>
               <w:top w:w="180" w:type="dxa"/>
@@ -15064,10 +15055,10 @@
           <w:tcPr>
             <w:tcW w:w="0" w:type="auto"/>
             <w:tcBorders>
-              <w:top w:val="single" w:sz="6" w:space="0" w:color="E8E8E8"/>
-              <w:left w:val="single" w:sz="6" w:space="0" w:color="E8E8E8"/>
-              <w:bottom w:val="single" w:sz="6" w:space="0" w:color="E8E8E8"/>
-              <w:right w:val="single" w:sz="6" w:space="0" w:color="E8E8E8"/>
+              <w:top w:val="single" w:color="E8E8E8" w:sz="6" w:space="0"/>
+              <w:left w:val="single" w:color="E8E8E8" w:sz="6" w:space="0"/>
+              <w:bottom w:val="single" w:color="E8E8E8" w:sz="6" w:space="0"/>
+              <w:right w:val="single" w:color="E8E8E8" w:sz="6" w:space="0"/>
             </w:tcBorders>
             <w:tcMar>
               <w:top w:w="0" w:type="dxa"/>
@@ -15102,10 +15093,10 @@
           <w:tcPr>
             <w:tcW w:w="4016" w:type="dxa"/>
             <w:tcBorders>
-              <w:top w:val="single" w:sz="6" w:space="0" w:color="E8E8E8"/>
-              <w:left w:val="single" w:sz="6" w:space="0" w:color="E8E8E8"/>
-              <w:bottom w:val="single" w:sz="6" w:space="0" w:color="E8E8E8"/>
-              <w:right w:val="single" w:sz="6" w:space="0" w:color="E8E8E8"/>
+              <w:top w:val="single" w:color="E8E8E8" w:sz="6" w:space="0"/>
+              <w:left w:val="single" w:color="E8E8E8" w:sz="6" w:space="0"/>
+              <w:bottom w:val="single" w:color="E8E8E8" w:sz="6" w:space="0"/>
+              <w:right w:val="single" w:color="E8E8E8" w:sz="6" w:space="0"/>
             </w:tcBorders>
             <w:tcMar>
               <w:top w:w="180" w:type="dxa"/>
@@ -15138,10 +15129,10 @@
           <w:tcPr>
             <w:tcW w:w="0" w:type="auto"/>
             <w:tcBorders>
-              <w:top w:val="single" w:sz="6" w:space="0" w:color="E8E8E8"/>
-              <w:left w:val="single" w:sz="6" w:space="0" w:color="E8E8E8"/>
-              <w:bottom w:val="single" w:sz="6" w:space="0" w:color="E8E8E8"/>
-              <w:right w:val="single" w:sz="6" w:space="0" w:color="E8E8E8"/>
+              <w:top w:val="single" w:color="E8E8E8" w:sz="6" w:space="0"/>
+              <w:left w:val="single" w:color="E8E8E8" w:sz="6" w:space="0"/>
+              <w:bottom w:val="single" w:color="E8E8E8" w:sz="6" w:space="0"/>
+              <w:right w:val="single" w:color="E8E8E8" w:sz="6" w:space="0"/>
             </w:tcBorders>
             <w:tcMar>
               <w:top w:w="0" w:type="dxa"/>
@@ -15176,10 +15167,10 @@
           <w:tcPr>
             <w:tcW w:w="4016" w:type="dxa"/>
             <w:tcBorders>
-              <w:top w:val="single" w:sz="6" w:space="0" w:color="E8E8E8"/>
-              <w:left w:val="single" w:sz="6" w:space="0" w:color="E8E8E8"/>
-              <w:bottom w:val="single" w:sz="6" w:space="0" w:color="E8E8E8"/>
-              <w:right w:val="single" w:sz="6" w:space="0" w:color="E8E8E8"/>
+              <w:top w:val="single" w:color="E8E8E8" w:sz="6" w:space="0"/>
+              <w:left w:val="single" w:color="E8E8E8" w:sz="6" w:space="0"/>
+              <w:bottom w:val="single" w:color="E8E8E8" w:sz="6" w:space="0"/>
+              <w:right w:val="single" w:color="E8E8E8" w:sz="6" w:space="0"/>
             </w:tcBorders>
             <w:tcMar>
               <w:top w:w="180" w:type="dxa"/>
@@ -15219,10 +15210,10 @@
           <w:tcPr>
             <w:tcW w:w="0" w:type="auto"/>
             <w:tcBorders>
-              <w:top w:val="single" w:sz="6" w:space="0" w:color="E8E8E8"/>
-              <w:left w:val="single" w:sz="6" w:space="0" w:color="E8E8E8"/>
-              <w:bottom w:val="single" w:sz="6" w:space="0" w:color="E8E8E8"/>
-              <w:right w:val="single" w:sz="6" w:space="0" w:color="E8E8E8"/>
+              <w:top w:val="single" w:color="E8E8E8" w:sz="6" w:space="0"/>
+              <w:left w:val="single" w:color="E8E8E8" w:sz="6" w:space="0"/>
+              <w:bottom w:val="single" w:color="E8E8E8" w:sz="6" w:space="0"/>
+              <w:right w:val="single" w:color="E8E8E8" w:sz="6" w:space="0"/>
             </w:tcBorders>
             <w:tcMar>
               <w:top w:w="0" w:type="dxa"/>
@@ -15249,7 +15240,6 @@
                 <w:sz w:val="20"/>
                 <w:szCs w:val="20"/>
               </w:rPr>
-              <w:lastRenderedPageBreak/>
               <w:t>Bustling</w:t>
             </w:r>
           </w:p>
@@ -15258,10 +15248,10 @@
           <w:tcPr>
             <w:tcW w:w="4016" w:type="dxa"/>
             <w:tcBorders>
-              <w:top w:val="single" w:sz="6" w:space="0" w:color="E8E8E8"/>
-              <w:left w:val="single" w:sz="6" w:space="0" w:color="E8E8E8"/>
-              <w:bottom w:val="single" w:sz="6" w:space="0" w:color="E8E8E8"/>
-              <w:right w:val="single" w:sz="6" w:space="0" w:color="E8E8E8"/>
+              <w:top w:val="single" w:color="E8E8E8" w:sz="6" w:space="0"/>
+              <w:left w:val="single" w:color="E8E8E8" w:sz="6" w:space="0"/>
+              <w:bottom w:val="single" w:color="E8E8E8" w:sz="6" w:space="0"/>
+              <w:right w:val="single" w:color="E8E8E8" w:sz="6" w:space="0"/>
             </w:tcBorders>
             <w:tcMar>
               <w:top w:w="180" w:type="dxa"/>
@@ -15294,10 +15284,10 @@
           <w:tcPr>
             <w:tcW w:w="0" w:type="auto"/>
             <w:tcBorders>
-              <w:top w:val="single" w:sz="6" w:space="0" w:color="E8E8E8"/>
-              <w:left w:val="single" w:sz="6" w:space="0" w:color="E8E8E8"/>
-              <w:bottom w:val="single" w:sz="6" w:space="0" w:color="E8E8E8"/>
-              <w:right w:val="single" w:sz="6" w:space="0" w:color="E8E8E8"/>
+              <w:top w:val="single" w:color="E8E8E8" w:sz="6" w:space="0"/>
+              <w:left w:val="single" w:color="E8E8E8" w:sz="6" w:space="0"/>
+              <w:bottom w:val="single" w:color="E8E8E8" w:sz="6" w:space="0"/>
+              <w:right w:val="single" w:color="E8E8E8" w:sz="6" w:space="0"/>
             </w:tcBorders>
             <w:tcMar>
               <w:top w:w="0" w:type="dxa"/>
@@ -15332,10 +15322,10 @@
           <w:tcPr>
             <w:tcW w:w="4016" w:type="dxa"/>
             <w:tcBorders>
-              <w:top w:val="single" w:sz="6" w:space="0" w:color="E8E8E8"/>
-              <w:left w:val="single" w:sz="6" w:space="0" w:color="E8E8E8"/>
-              <w:bottom w:val="single" w:sz="6" w:space="0" w:color="E8E8E8"/>
-              <w:right w:val="single" w:sz="6" w:space="0" w:color="E8E8E8"/>
+              <w:top w:val="single" w:color="E8E8E8" w:sz="6" w:space="0"/>
+              <w:left w:val="single" w:color="E8E8E8" w:sz="6" w:space="0"/>
+              <w:bottom w:val="single" w:color="E8E8E8" w:sz="6" w:space="0"/>
+              <w:right w:val="single" w:color="E8E8E8" w:sz="6" w:space="0"/>
             </w:tcBorders>
             <w:tcMar>
               <w:top w:w="180" w:type="dxa"/>
@@ -15368,10 +15358,10 @@
           <w:tcPr>
             <w:tcW w:w="0" w:type="auto"/>
             <w:tcBorders>
-              <w:top w:val="single" w:sz="6" w:space="0" w:color="E8E8E8"/>
-              <w:left w:val="single" w:sz="6" w:space="0" w:color="E8E8E8"/>
-              <w:bottom w:val="single" w:sz="6" w:space="0" w:color="E8E8E8"/>
-              <w:right w:val="single" w:sz="6" w:space="0" w:color="E8E8E8"/>
+              <w:top w:val="single" w:color="E8E8E8" w:sz="6" w:space="0"/>
+              <w:left w:val="single" w:color="E8E8E8" w:sz="6" w:space="0"/>
+              <w:bottom w:val="single" w:color="E8E8E8" w:sz="6" w:space="0"/>
+              <w:right w:val="single" w:color="E8E8E8" w:sz="6" w:space="0"/>
             </w:tcBorders>
             <w:tcMar>
               <w:top w:w="0" w:type="dxa"/>
@@ -15406,10 +15396,10 @@
           <w:tcPr>
             <w:tcW w:w="4016" w:type="dxa"/>
             <w:tcBorders>
-              <w:top w:val="single" w:sz="6" w:space="0" w:color="E8E8E8"/>
-              <w:left w:val="single" w:sz="6" w:space="0" w:color="E8E8E8"/>
-              <w:bottom w:val="single" w:sz="6" w:space="0" w:color="E8E8E8"/>
-              <w:right w:val="single" w:sz="6" w:space="0" w:color="E8E8E8"/>
+              <w:top w:val="single" w:color="E8E8E8" w:sz="6" w:space="0"/>
+              <w:left w:val="single" w:color="E8E8E8" w:sz="6" w:space="0"/>
+              <w:bottom w:val="single" w:color="E8E8E8" w:sz="6" w:space="0"/>
+              <w:right w:val="single" w:color="E8E8E8" w:sz="6" w:space="0"/>
             </w:tcBorders>
             <w:tcMar>
               <w:top w:w="180" w:type="dxa"/>
@@ -15442,10 +15432,10 @@
           <w:tcPr>
             <w:tcW w:w="0" w:type="auto"/>
             <w:tcBorders>
-              <w:top w:val="single" w:sz="6" w:space="0" w:color="E8E8E8"/>
-              <w:left w:val="single" w:sz="6" w:space="0" w:color="E8E8E8"/>
-              <w:bottom w:val="single" w:sz="6" w:space="0" w:color="E8E8E8"/>
-              <w:right w:val="single" w:sz="6" w:space="0" w:color="E8E8E8"/>
+              <w:top w:val="single" w:color="E8E8E8" w:sz="6" w:space="0"/>
+              <w:left w:val="single" w:color="E8E8E8" w:sz="6" w:space="0"/>
+              <w:bottom w:val="single" w:color="E8E8E8" w:sz="6" w:space="0"/>
+              <w:right w:val="single" w:color="E8E8E8" w:sz="6" w:space="0"/>
             </w:tcBorders>
             <w:tcMar>
               <w:top w:w="0" w:type="dxa"/>
@@ -15480,10 +15470,10 @@
           <w:tcPr>
             <w:tcW w:w="4016" w:type="dxa"/>
             <w:tcBorders>
-              <w:top w:val="single" w:sz="6" w:space="0" w:color="E8E8E8"/>
-              <w:left w:val="single" w:sz="6" w:space="0" w:color="E8E8E8"/>
-              <w:bottom w:val="single" w:sz="6" w:space="0" w:color="E8E8E8"/>
-              <w:right w:val="single" w:sz="6" w:space="0" w:color="E8E8E8"/>
+              <w:top w:val="single" w:color="E8E8E8" w:sz="6" w:space="0"/>
+              <w:left w:val="single" w:color="E8E8E8" w:sz="6" w:space="0"/>
+              <w:bottom w:val="single" w:color="E8E8E8" w:sz="6" w:space="0"/>
+              <w:right w:val="single" w:color="E8E8E8" w:sz="6" w:space="0"/>
             </w:tcBorders>
             <w:tcMar>
               <w:top w:w="180" w:type="dxa"/>
@@ -15516,10 +15506,10 @@
           <w:tcPr>
             <w:tcW w:w="0" w:type="auto"/>
             <w:tcBorders>
-              <w:top w:val="single" w:sz="6" w:space="0" w:color="E8E8E8"/>
-              <w:left w:val="single" w:sz="6" w:space="0" w:color="E8E8E8"/>
-              <w:bottom w:val="single" w:sz="6" w:space="0" w:color="E8E8E8"/>
-              <w:right w:val="single" w:sz="6" w:space="0" w:color="E8E8E8"/>
+              <w:top w:val="single" w:color="E8E8E8" w:sz="6" w:space="0"/>
+              <w:left w:val="single" w:color="E8E8E8" w:sz="6" w:space="0"/>
+              <w:bottom w:val="single" w:color="E8E8E8" w:sz="6" w:space="0"/>
+              <w:right w:val="single" w:color="E8E8E8" w:sz="6" w:space="0"/>
             </w:tcBorders>
             <w:tcMar>
               <w:top w:w="0" w:type="dxa"/>
@@ -15554,10 +15544,10 @@
           <w:tcPr>
             <w:tcW w:w="4016" w:type="dxa"/>
             <w:tcBorders>
-              <w:top w:val="single" w:sz="6" w:space="0" w:color="E8E8E8"/>
-              <w:left w:val="single" w:sz="6" w:space="0" w:color="E8E8E8"/>
-              <w:bottom w:val="single" w:sz="6" w:space="0" w:color="E8E8E8"/>
-              <w:right w:val="single" w:sz="6" w:space="0" w:color="E8E8E8"/>
+              <w:top w:val="single" w:color="E8E8E8" w:sz="6" w:space="0"/>
+              <w:left w:val="single" w:color="E8E8E8" w:sz="6" w:space="0"/>
+              <w:bottom w:val="single" w:color="E8E8E8" w:sz="6" w:space="0"/>
+              <w:right w:val="single" w:color="E8E8E8" w:sz="6" w:space="0"/>
             </w:tcBorders>
             <w:tcMar>
               <w:top w:w="180" w:type="dxa"/>
@@ -15590,10 +15580,10 @@
           <w:tcPr>
             <w:tcW w:w="0" w:type="auto"/>
             <w:tcBorders>
-              <w:top w:val="single" w:sz="6" w:space="0" w:color="E8E8E8"/>
-              <w:left w:val="single" w:sz="6" w:space="0" w:color="E8E8E8"/>
-              <w:bottom w:val="single" w:sz="6" w:space="0" w:color="E8E8E8"/>
-              <w:right w:val="single" w:sz="6" w:space="0" w:color="E8E8E8"/>
+              <w:top w:val="single" w:color="E8E8E8" w:sz="6" w:space="0"/>
+              <w:left w:val="single" w:color="E8E8E8" w:sz="6" w:space="0"/>
+              <w:bottom w:val="single" w:color="E8E8E8" w:sz="6" w:space="0"/>
+              <w:right w:val="single" w:color="E8E8E8" w:sz="6" w:space="0"/>
             </w:tcBorders>
             <w:tcMar>
               <w:top w:w="0" w:type="dxa"/>
@@ -15628,10 +15618,10 @@
           <w:tcPr>
             <w:tcW w:w="4016" w:type="dxa"/>
             <w:tcBorders>
-              <w:top w:val="single" w:sz="6" w:space="0" w:color="E8E8E8"/>
-              <w:left w:val="single" w:sz="6" w:space="0" w:color="E8E8E8"/>
-              <w:bottom w:val="single" w:sz="6" w:space="0" w:color="E8E8E8"/>
-              <w:right w:val="single" w:sz="6" w:space="0" w:color="E8E8E8"/>
+              <w:top w:val="single" w:color="E8E8E8" w:sz="6" w:space="0"/>
+              <w:left w:val="single" w:color="E8E8E8" w:sz="6" w:space="0"/>
+              <w:bottom w:val="single" w:color="E8E8E8" w:sz="6" w:space="0"/>
+              <w:right w:val="single" w:color="E8E8E8" w:sz="6" w:space="0"/>
             </w:tcBorders>
             <w:tcMar>
               <w:top w:w="180" w:type="dxa"/>
@@ -15678,10 +15668,10 @@
           <w:tcPr>
             <w:tcW w:w="0" w:type="auto"/>
             <w:tcBorders>
-              <w:top w:val="single" w:sz="6" w:space="0" w:color="E8E8E8"/>
-              <w:left w:val="single" w:sz="6" w:space="0" w:color="E8E8E8"/>
-              <w:bottom w:val="single" w:sz="6" w:space="0" w:color="E8E8E8"/>
-              <w:right w:val="single" w:sz="6" w:space="0" w:color="E8E8E8"/>
+              <w:top w:val="single" w:color="E8E8E8" w:sz="6" w:space="0"/>
+              <w:left w:val="single" w:color="E8E8E8" w:sz="6" w:space="0"/>
+              <w:bottom w:val="single" w:color="E8E8E8" w:sz="6" w:space="0"/>
+              <w:right w:val="single" w:color="E8E8E8" w:sz="6" w:space="0"/>
             </w:tcBorders>
             <w:tcMar>
               <w:top w:w="0" w:type="dxa"/>
@@ -15716,10 +15706,10 @@
           <w:tcPr>
             <w:tcW w:w="4016" w:type="dxa"/>
             <w:tcBorders>
-              <w:top w:val="single" w:sz="6" w:space="0" w:color="E8E8E8"/>
-              <w:left w:val="single" w:sz="6" w:space="0" w:color="E8E8E8"/>
-              <w:bottom w:val="single" w:sz="6" w:space="0" w:color="E8E8E8"/>
-              <w:right w:val="single" w:sz="6" w:space="0" w:color="E8E8E8"/>
+              <w:top w:val="single" w:color="E8E8E8" w:sz="6" w:space="0"/>
+              <w:left w:val="single" w:color="E8E8E8" w:sz="6" w:space="0"/>
+              <w:bottom w:val="single" w:color="E8E8E8" w:sz="6" w:space="0"/>
+              <w:right w:val="single" w:color="E8E8E8" w:sz="6" w:space="0"/>
             </w:tcBorders>
             <w:tcMar>
               <w:top w:w="180" w:type="dxa"/>
@@ -15962,6 +15952,12 @@
           <w:szCs w:val="20"/>
         </w:rPr>
         <w:br/>
+      </w:r>
+      <w:r>
+        <w:rPr>
+          <w:sz w:val="20"/>
+          <w:szCs w:val="20"/>
+        </w:rPr>
         <w:t>Este tipo de alojamiento se caracteriza por brindar espacios compartidos a bajo costo y donde los huéspedes pueden alquilar una cama, generalmente una litera en un dormitorio, con uso compartido de baño, cocina y áreas sociales.</w:t>
       </w:r>
     </w:p>
@@ -16099,6 +16095,12 @@
           <w:szCs w:val="20"/>
         </w:rPr>
         <w:br/>
+      </w:r>
+      <w:r>
+        <w:rPr>
+          <w:sz w:val="20"/>
+          <w:szCs w:val="20"/>
+        </w:rPr>
         <w:t>Un apartahotel es un tipo de unidad habitacional (apartamentos) con cocina y amoblamiento completo, pero con servicios y personal limitados, que opera con un sistema de reservas similar a un hotel. Está enfocado en largas est</w:t>
       </w:r>
       <w:r>
@@ -16243,6 +16245,12 @@
           <w:szCs w:val="20"/>
         </w:rPr>
         <w:br/>
+      </w:r>
+      <w:r>
+        <w:rPr>
+          <w:sz w:val="20"/>
+          <w:szCs w:val="20"/>
+        </w:rPr>
         <w:t>Un</w:t>
       </w:r>
       <w:r>
@@ -16364,6 +16372,12 @@
           <w:szCs w:val="20"/>
         </w:rPr>
         <w:br/>
+      </w:r>
+      <w:r>
+        <w:rPr>
+          <w:sz w:val="20"/>
+          <w:szCs w:val="20"/>
+        </w:rPr>
         <w:t xml:space="preserve">Un hotel es un edificio planificado y acondicionado para atender los servicios de alojamiento que generalmente se reservan con antelación. Entre los servicios adicionales al alojamiento, se encuentran restaurantes, piscinas, tiendas, </w:t>
       </w:r>
       <w:r>
@@ -16504,6 +16518,12 @@
           <w:szCs w:val="20"/>
         </w:rPr>
         <w:br/>
+      </w:r>
+      <w:r>
+        <w:rPr>
+          <w:sz w:val="20"/>
+          <w:szCs w:val="20"/>
+        </w:rPr>
         <w:t>Los campings son lugares al aire libre, con un acondicionamiento básico para atender a las personas que hacen uso de ellos a cambio de una cantidad fija de dinero. Por lo general, estos espacios tienen instalaciones como baños, bar</w:t>
       </w:r>
       <w:r>
@@ -16663,6 +16683,12 @@
           <w:szCs w:val="20"/>
         </w:rPr>
         <w:br/>
+      </w:r>
+      <w:r>
+        <w:rPr>
+          <w:sz w:val="20"/>
+          <w:szCs w:val="20"/>
+        </w:rPr>
         <w:t xml:space="preserve">Es una tendencia creciente a nivel mundial, que combina la experiencia de acampar al aire libre con el lujo y las condiciones de los mejores hoteles. El término fue inventado a finales del siglo anterior como una fusión de las palabras </w:t>
       </w:r>
       <w:r>
@@ -16815,10 +16841,10 @@
           <w:tcPr>
             <w:tcW w:w="4403" w:type="dxa"/>
             <w:tcBorders>
-              <w:top w:val="single" w:sz="6" w:space="0" w:color="E8E8E8"/>
-              <w:left w:val="single" w:sz="6" w:space="0" w:color="E8E8E8"/>
-              <w:bottom w:val="single" w:sz="6" w:space="0" w:color="E8E8E8"/>
-              <w:right w:val="single" w:sz="6" w:space="0" w:color="E8E8E8"/>
+              <w:top w:val="single" w:color="E8E8E8" w:sz="6" w:space="0"/>
+              <w:left w:val="single" w:color="E8E8E8" w:sz="6" w:space="0"/>
+              <w:bottom w:val="single" w:color="E8E8E8" w:sz="6" w:space="0"/>
+              <w:right w:val="single" w:color="E8E8E8" w:sz="6" w:space="0"/>
             </w:tcBorders>
             <w:tcMar>
               <w:top w:w="0" w:type="dxa"/>
@@ -16853,10 +16879,10 @@
           <w:tcPr>
             <w:tcW w:w="4811" w:type="dxa"/>
             <w:tcBorders>
-              <w:top w:val="single" w:sz="6" w:space="0" w:color="E8E8E8"/>
-              <w:left w:val="single" w:sz="6" w:space="0" w:color="E8E8E8"/>
-              <w:bottom w:val="single" w:sz="6" w:space="0" w:color="E8E8E8"/>
-              <w:right w:val="single" w:sz="6" w:space="0" w:color="E8E8E8"/>
+              <w:top w:val="single" w:color="E8E8E8" w:sz="6" w:space="0"/>
+              <w:left w:val="single" w:color="E8E8E8" w:sz="6" w:space="0"/>
+              <w:bottom w:val="single" w:color="E8E8E8" w:sz="6" w:space="0"/>
+              <w:right w:val="single" w:color="E8E8E8" w:sz="6" w:space="0"/>
             </w:tcBorders>
             <w:tcMar>
               <w:top w:w="180" w:type="dxa"/>
@@ -16889,10 +16915,10 @@
           <w:tcPr>
             <w:tcW w:w="4403" w:type="dxa"/>
             <w:tcBorders>
-              <w:top w:val="single" w:sz="6" w:space="0" w:color="E8E8E8"/>
-              <w:left w:val="single" w:sz="6" w:space="0" w:color="E8E8E8"/>
-              <w:bottom w:val="single" w:sz="6" w:space="0" w:color="E8E8E8"/>
-              <w:right w:val="single" w:sz="6" w:space="0" w:color="E8E8E8"/>
+              <w:top w:val="single" w:color="E8E8E8" w:sz="6" w:space="0"/>
+              <w:left w:val="single" w:color="E8E8E8" w:sz="6" w:space="0"/>
+              <w:bottom w:val="single" w:color="E8E8E8" w:sz="6" w:space="0"/>
+              <w:right w:val="single" w:color="E8E8E8" w:sz="6" w:space="0"/>
             </w:tcBorders>
             <w:tcMar>
               <w:top w:w="0" w:type="dxa"/>
@@ -16927,10 +16953,10 @@
           <w:tcPr>
             <w:tcW w:w="4811" w:type="dxa"/>
             <w:tcBorders>
-              <w:top w:val="single" w:sz="6" w:space="0" w:color="E8E8E8"/>
-              <w:left w:val="single" w:sz="6" w:space="0" w:color="E8E8E8"/>
-              <w:bottom w:val="single" w:sz="6" w:space="0" w:color="E8E8E8"/>
-              <w:right w:val="single" w:sz="6" w:space="0" w:color="E8E8E8"/>
+              <w:top w:val="single" w:color="E8E8E8" w:sz="6" w:space="0"/>
+              <w:left w:val="single" w:color="E8E8E8" w:sz="6" w:space="0"/>
+              <w:bottom w:val="single" w:color="E8E8E8" w:sz="6" w:space="0"/>
+              <w:right w:val="single" w:color="E8E8E8" w:sz="6" w:space="0"/>
             </w:tcBorders>
             <w:tcMar>
               <w:top w:w="180" w:type="dxa"/>
@@ -16963,10 +16989,10 @@
           <w:tcPr>
             <w:tcW w:w="4403" w:type="dxa"/>
             <w:tcBorders>
-              <w:top w:val="single" w:sz="6" w:space="0" w:color="E8E8E8"/>
-              <w:left w:val="single" w:sz="6" w:space="0" w:color="E8E8E8"/>
-              <w:bottom w:val="single" w:sz="6" w:space="0" w:color="E8E8E8"/>
-              <w:right w:val="single" w:sz="6" w:space="0" w:color="E8E8E8"/>
+              <w:top w:val="single" w:color="E8E8E8" w:sz="6" w:space="0"/>
+              <w:left w:val="single" w:color="E8E8E8" w:sz="6" w:space="0"/>
+              <w:bottom w:val="single" w:color="E8E8E8" w:sz="6" w:space="0"/>
+              <w:right w:val="single" w:color="E8E8E8" w:sz="6" w:space="0"/>
             </w:tcBorders>
             <w:tcMar>
               <w:top w:w="0" w:type="dxa"/>
@@ -16993,7 +17019,6 @@
                 <w:sz w:val="20"/>
                 <w:szCs w:val="20"/>
               </w:rPr>
-              <w:lastRenderedPageBreak/>
               <w:t>Luxury hotels</w:t>
             </w:r>
           </w:p>
@@ -17002,10 +17027,10 @@
           <w:tcPr>
             <w:tcW w:w="4811" w:type="dxa"/>
             <w:tcBorders>
-              <w:top w:val="single" w:sz="6" w:space="0" w:color="E8E8E8"/>
-              <w:left w:val="single" w:sz="6" w:space="0" w:color="E8E8E8"/>
-              <w:bottom w:val="single" w:sz="6" w:space="0" w:color="E8E8E8"/>
-              <w:right w:val="single" w:sz="6" w:space="0" w:color="E8E8E8"/>
+              <w:top w:val="single" w:color="E8E8E8" w:sz="6" w:space="0"/>
+              <w:left w:val="single" w:color="E8E8E8" w:sz="6" w:space="0"/>
+              <w:bottom w:val="single" w:color="E8E8E8" w:sz="6" w:space="0"/>
+              <w:right w:val="single" w:color="E8E8E8" w:sz="6" w:space="0"/>
             </w:tcBorders>
             <w:tcMar>
               <w:top w:w="180" w:type="dxa"/>
@@ -17038,10 +17063,10 @@
           <w:tcPr>
             <w:tcW w:w="4403" w:type="dxa"/>
             <w:tcBorders>
-              <w:top w:val="single" w:sz="6" w:space="0" w:color="E8E8E8"/>
-              <w:left w:val="single" w:sz="6" w:space="0" w:color="E8E8E8"/>
-              <w:bottom w:val="single" w:sz="6" w:space="0" w:color="E8E8E8"/>
-              <w:right w:val="single" w:sz="6" w:space="0" w:color="E8E8E8"/>
+              <w:top w:val="single" w:color="E8E8E8" w:sz="6" w:space="0"/>
+              <w:left w:val="single" w:color="E8E8E8" w:sz="6" w:space="0"/>
+              <w:bottom w:val="single" w:color="E8E8E8" w:sz="6" w:space="0"/>
+              <w:right w:val="single" w:color="E8E8E8" w:sz="6" w:space="0"/>
             </w:tcBorders>
             <w:tcMar>
               <w:top w:w="0" w:type="dxa"/>
@@ -17076,10 +17101,10 @@
           <w:tcPr>
             <w:tcW w:w="4811" w:type="dxa"/>
             <w:tcBorders>
-              <w:top w:val="single" w:sz="6" w:space="0" w:color="E8E8E8"/>
-              <w:left w:val="single" w:sz="6" w:space="0" w:color="E8E8E8"/>
-              <w:bottom w:val="single" w:sz="6" w:space="0" w:color="E8E8E8"/>
-              <w:right w:val="single" w:sz="6" w:space="0" w:color="E8E8E8"/>
+              <w:top w:val="single" w:color="E8E8E8" w:sz="6" w:space="0"/>
+              <w:left w:val="single" w:color="E8E8E8" w:sz="6" w:space="0"/>
+              <w:bottom w:val="single" w:color="E8E8E8" w:sz="6" w:space="0"/>
+              <w:right w:val="single" w:color="E8E8E8" w:sz="6" w:space="0"/>
             </w:tcBorders>
             <w:tcMar>
               <w:top w:w="180" w:type="dxa"/>
@@ -17112,10 +17137,10 @@
           <w:tcPr>
             <w:tcW w:w="4403" w:type="dxa"/>
             <w:tcBorders>
-              <w:top w:val="single" w:sz="6" w:space="0" w:color="E8E8E8"/>
-              <w:left w:val="single" w:sz="6" w:space="0" w:color="E8E8E8"/>
-              <w:bottom w:val="single" w:sz="6" w:space="0" w:color="E8E8E8"/>
-              <w:right w:val="single" w:sz="6" w:space="0" w:color="E8E8E8"/>
+              <w:top w:val="single" w:color="E8E8E8" w:sz="6" w:space="0"/>
+              <w:left w:val="single" w:color="E8E8E8" w:sz="6" w:space="0"/>
+              <w:bottom w:val="single" w:color="E8E8E8" w:sz="6" w:space="0"/>
+              <w:right w:val="single" w:color="E8E8E8" w:sz="6" w:space="0"/>
             </w:tcBorders>
             <w:tcMar>
               <w:top w:w="0" w:type="dxa"/>
@@ -17150,10 +17175,10 @@
           <w:tcPr>
             <w:tcW w:w="4811" w:type="dxa"/>
             <w:tcBorders>
-              <w:top w:val="single" w:sz="6" w:space="0" w:color="E8E8E8"/>
-              <w:left w:val="single" w:sz="6" w:space="0" w:color="E8E8E8"/>
-              <w:bottom w:val="single" w:sz="6" w:space="0" w:color="E8E8E8"/>
-              <w:right w:val="single" w:sz="6" w:space="0" w:color="E8E8E8"/>
+              <w:top w:val="single" w:color="E8E8E8" w:sz="6" w:space="0"/>
+              <w:left w:val="single" w:color="E8E8E8" w:sz="6" w:space="0"/>
+              <w:bottom w:val="single" w:color="E8E8E8" w:sz="6" w:space="0"/>
+              <w:right w:val="single" w:color="E8E8E8" w:sz="6" w:space="0"/>
             </w:tcBorders>
             <w:tcMar>
               <w:top w:w="180" w:type="dxa"/>
@@ -17186,10 +17211,10 @@
           <w:tcPr>
             <w:tcW w:w="4403" w:type="dxa"/>
             <w:tcBorders>
-              <w:top w:val="single" w:sz="6" w:space="0" w:color="E8E8E8"/>
-              <w:left w:val="single" w:sz="6" w:space="0" w:color="E8E8E8"/>
-              <w:bottom w:val="single" w:sz="6" w:space="0" w:color="E8E8E8"/>
-              <w:right w:val="single" w:sz="6" w:space="0" w:color="E8E8E8"/>
+              <w:top w:val="single" w:color="E8E8E8" w:sz="6" w:space="0"/>
+              <w:left w:val="single" w:color="E8E8E8" w:sz="6" w:space="0"/>
+              <w:bottom w:val="single" w:color="E8E8E8" w:sz="6" w:space="0"/>
+              <w:right w:val="single" w:color="E8E8E8" w:sz="6" w:space="0"/>
             </w:tcBorders>
             <w:tcMar>
               <w:top w:w="0" w:type="dxa"/>
@@ -17224,10 +17249,10 @@
           <w:tcPr>
             <w:tcW w:w="4811" w:type="dxa"/>
             <w:tcBorders>
-              <w:top w:val="single" w:sz="6" w:space="0" w:color="E8E8E8"/>
-              <w:left w:val="single" w:sz="6" w:space="0" w:color="E8E8E8"/>
-              <w:bottom w:val="single" w:sz="6" w:space="0" w:color="E8E8E8"/>
-              <w:right w:val="single" w:sz="6" w:space="0" w:color="E8E8E8"/>
+              <w:top w:val="single" w:color="E8E8E8" w:sz="6" w:space="0"/>
+              <w:left w:val="single" w:color="E8E8E8" w:sz="6" w:space="0"/>
+              <w:bottom w:val="single" w:color="E8E8E8" w:sz="6" w:space="0"/>
+              <w:right w:val="single" w:color="E8E8E8" w:sz="6" w:space="0"/>
             </w:tcBorders>
             <w:tcMar>
               <w:top w:w="180" w:type="dxa"/>
@@ -17260,10 +17285,10 @@
           <w:tcPr>
             <w:tcW w:w="4403" w:type="dxa"/>
             <w:tcBorders>
-              <w:top w:val="single" w:sz="6" w:space="0" w:color="E8E8E8"/>
-              <w:left w:val="single" w:sz="6" w:space="0" w:color="E8E8E8"/>
-              <w:bottom w:val="single" w:sz="6" w:space="0" w:color="E8E8E8"/>
-              <w:right w:val="single" w:sz="6" w:space="0" w:color="E8E8E8"/>
+              <w:top w:val="single" w:color="E8E8E8" w:sz="6" w:space="0"/>
+              <w:left w:val="single" w:color="E8E8E8" w:sz="6" w:space="0"/>
+              <w:bottom w:val="single" w:color="E8E8E8" w:sz="6" w:space="0"/>
+              <w:right w:val="single" w:color="E8E8E8" w:sz="6" w:space="0"/>
             </w:tcBorders>
             <w:tcMar>
               <w:top w:w="0" w:type="dxa"/>
@@ -17298,10 +17323,10 @@
           <w:tcPr>
             <w:tcW w:w="4811" w:type="dxa"/>
             <w:tcBorders>
-              <w:top w:val="single" w:sz="6" w:space="0" w:color="E8E8E8"/>
-              <w:left w:val="single" w:sz="6" w:space="0" w:color="E8E8E8"/>
-              <w:bottom w:val="single" w:sz="6" w:space="0" w:color="E8E8E8"/>
-              <w:right w:val="single" w:sz="6" w:space="0" w:color="E8E8E8"/>
+              <w:top w:val="single" w:color="E8E8E8" w:sz="6" w:space="0"/>
+              <w:left w:val="single" w:color="E8E8E8" w:sz="6" w:space="0"/>
+              <w:bottom w:val="single" w:color="E8E8E8" w:sz="6" w:space="0"/>
+              <w:right w:val="single" w:color="E8E8E8" w:sz="6" w:space="0"/>
             </w:tcBorders>
             <w:tcMar>
               <w:top w:w="180" w:type="dxa"/>
@@ -17334,10 +17359,10 @@
           <w:tcPr>
             <w:tcW w:w="4403" w:type="dxa"/>
             <w:tcBorders>
-              <w:top w:val="single" w:sz="6" w:space="0" w:color="E8E8E8"/>
-              <w:left w:val="single" w:sz="6" w:space="0" w:color="E8E8E8"/>
-              <w:bottom w:val="single" w:sz="6" w:space="0" w:color="E8E8E8"/>
-              <w:right w:val="single" w:sz="6" w:space="0" w:color="E8E8E8"/>
+              <w:top w:val="single" w:color="E8E8E8" w:sz="6" w:space="0"/>
+              <w:left w:val="single" w:color="E8E8E8" w:sz="6" w:space="0"/>
+              <w:bottom w:val="single" w:color="E8E8E8" w:sz="6" w:space="0"/>
+              <w:right w:val="single" w:color="E8E8E8" w:sz="6" w:space="0"/>
             </w:tcBorders>
             <w:tcMar>
               <w:top w:w="0" w:type="dxa"/>
@@ -17372,10 +17397,10 @@
           <w:tcPr>
             <w:tcW w:w="4811" w:type="dxa"/>
             <w:tcBorders>
-              <w:top w:val="single" w:sz="6" w:space="0" w:color="E8E8E8"/>
-              <w:left w:val="single" w:sz="6" w:space="0" w:color="E8E8E8"/>
-              <w:bottom w:val="single" w:sz="6" w:space="0" w:color="E8E8E8"/>
-              <w:right w:val="single" w:sz="6" w:space="0" w:color="E8E8E8"/>
+              <w:top w:val="single" w:color="E8E8E8" w:sz="6" w:space="0"/>
+              <w:left w:val="single" w:color="E8E8E8" w:sz="6" w:space="0"/>
+              <w:bottom w:val="single" w:color="E8E8E8" w:sz="6" w:space="0"/>
+              <w:right w:val="single" w:color="E8E8E8" w:sz="6" w:space="0"/>
             </w:tcBorders>
             <w:tcMar>
               <w:top w:w="180" w:type="dxa"/>
@@ -17408,10 +17433,10 @@
           <w:tcPr>
             <w:tcW w:w="4403" w:type="dxa"/>
             <w:tcBorders>
-              <w:top w:val="single" w:sz="6" w:space="0" w:color="E8E8E8"/>
-              <w:left w:val="single" w:sz="6" w:space="0" w:color="E8E8E8"/>
-              <w:bottom w:val="single" w:sz="6" w:space="0" w:color="E8E8E8"/>
-              <w:right w:val="single" w:sz="6" w:space="0" w:color="E8E8E8"/>
+              <w:top w:val="single" w:color="E8E8E8" w:sz="6" w:space="0"/>
+              <w:left w:val="single" w:color="E8E8E8" w:sz="6" w:space="0"/>
+              <w:bottom w:val="single" w:color="E8E8E8" w:sz="6" w:space="0"/>
+              <w:right w:val="single" w:color="E8E8E8" w:sz="6" w:space="0"/>
             </w:tcBorders>
             <w:tcMar>
               <w:top w:w="0" w:type="dxa"/>
@@ -17447,10 +17472,10 @@
           <w:tcPr>
             <w:tcW w:w="4811" w:type="dxa"/>
             <w:tcBorders>
-              <w:top w:val="single" w:sz="6" w:space="0" w:color="E8E8E8"/>
-              <w:left w:val="single" w:sz="6" w:space="0" w:color="E8E8E8"/>
-              <w:bottom w:val="single" w:sz="6" w:space="0" w:color="E8E8E8"/>
-              <w:right w:val="single" w:sz="6" w:space="0" w:color="E8E8E8"/>
+              <w:top w:val="single" w:color="E8E8E8" w:sz="6" w:space="0"/>
+              <w:left w:val="single" w:color="E8E8E8" w:sz="6" w:space="0"/>
+              <w:bottom w:val="single" w:color="E8E8E8" w:sz="6" w:space="0"/>
+              <w:right w:val="single" w:color="E8E8E8" w:sz="6" w:space="0"/>
             </w:tcBorders>
             <w:tcMar>
               <w:top w:w="180" w:type="dxa"/>
@@ -17493,10 +17518,10 @@
             <w:tcW w:w="9214" w:type="dxa"/>
             <w:gridSpan w:val="2"/>
             <w:tcBorders>
-              <w:top w:val="single" w:sz="6" w:space="0" w:color="E8E8E8"/>
-              <w:left w:val="single" w:sz="6" w:space="0" w:color="E8E8E8"/>
-              <w:bottom w:val="single" w:sz="6" w:space="0" w:color="E8E8E8"/>
-              <w:right w:val="single" w:sz="6" w:space="0" w:color="E8E8E8"/>
+              <w:top w:val="single" w:color="E8E8E8" w:sz="6" w:space="0"/>
+              <w:left w:val="single" w:color="E8E8E8" w:sz="6" w:space="0"/>
+              <w:bottom w:val="single" w:color="E8E8E8" w:sz="6" w:space="0"/>
+              <w:right w:val="single" w:color="E8E8E8" w:sz="6" w:space="0"/>
             </w:tcBorders>
             <w:tcMar>
               <w:top w:w="0" w:type="dxa"/>
@@ -17831,16 +17856,16 @@
         </w:rPr>
       </w:pPr>
     </w:p>
-    <w:commentRangeEnd w:id="19"/>
-    <w:p>
-      <w:pPr>
-        <w:rPr>
-          <w:b/>
-          <w:bCs/>
-          <w:sz w:val="20"/>
-          <w:szCs w:val="20"/>
-        </w:rPr>
-      </w:pPr>
+    <w:p>
+      <w:pPr>
+        <w:rPr>
+          <w:b/>
+          <w:bCs/>
+          <w:sz w:val="20"/>
+          <w:szCs w:val="20"/>
+        </w:rPr>
+      </w:pPr>
+      <w:commentRangeEnd w:id="19"/>
       <w:r>
         <w:rPr>
           <w:rStyle w:val="Refdecomentario"/>
@@ -18063,7 +18088,6 @@
           <w:sz w:val="20"/>
           <w:szCs w:val="20"/>
         </w:rPr>
-        <w:lastRenderedPageBreak/>
         <w:t>Un establecimiento de alojamiento puede ofrecer más que la disposición de una habitación. El cliente puede solicitar servicios complementarios durante su estancia y el hotel los presta como parte de los servicios.</w:t>
       </w:r>
     </w:p>
@@ -19007,10 +19031,10 @@
           <w:tcPr>
             <w:tcW w:w="0" w:type="auto"/>
             <w:tcBorders>
-              <w:top w:val="single" w:sz="6" w:space="0" w:color="E8E8E8"/>
-              <w:left w:val="single" w:sz="6" w:space="0" w:color="E8E8E8"/>
-              <w:bottom w:val="single" w:sz="6" w:space="0" w:color="E8E8E8"/>
-              <w:right w:val="single" w:sz="6" w:space="0" w:color="E8E8E8"/>
+              <w:top w:val="single" w:color="E8E8E8" w:sz="6" w:space="0"/>
+              <w:left w:val="single" w:color="E8E8E8" w:sz="6" w:space="0"/>
+              <w:bottom w:val="single" w:color="E8E8E8" w:sz="6" w:space="0"/>
+              <w:right w:val="single" w:color="E8E8E8" w:sz="6" w:space="0"/>
             </w:tcBorders>
             <w:tcMar>
               <w:top w:w="0" w:type="dxa"/>
@@ -19045,10 +19069,10 @@
           <w:tcPr>
             <w:tcW w:w="0" w:type="auto"/>
             <w:tcBorders>
-              <w:top w:val="single" w:sz="6" w:space="0" w:color="E8E8E8"/>
-              <w:left w:val="single" w:sz="6" w:space="0" w:color="E8E8E8"/>
-              <w:bottom w:val="single" w:sz="6" w:space="0" w:color="E8E8E8"/>
-              <w:right w:val="single" w:sz="6" w:space="0" w:color="E8E8E8"/>
+              <w:top w:val="single" w:color="E8E8E8" w:sz="6" w:space="0"/>
+              <w:left w:val="single" w:color="E8E8E8" w:sz="6" w:space="0"/>
+              <w:bottom w:val="single" w:color="E8E8E8" w:sz="6" w:space="0"/>
+              <w:right w:val="single" w:color="E8E8E8" w:sz="6" w:space="0"/>
             </w:tcBorders>
             <w:tcMar>
               <w:top w:w="180" w:type="dxa"/>
@@ -19084,10 +19108,10 @@
           <w:tcPr>
             <w:tcW w:w="0" w:type="auto"/>
             <w:tcBorders>
-              <w:top w:val="single" w:sz="6" w:space="0" w:color="E8E8E8"/>
-              <w:left w:val="single" w:sz="6" w:space="0" w:color="E8E8E8"/>
-              <w:bottom w:val="single" w:sz="6" w:space="0" w:color="E8E8E8"/>
-              <w:right w:val="single" w:sz="6" w:space="0" w:color="E8E8E8"/>
+              <w:top w:val="single" w:color="E8E8E8" w:sz="6" w:space="0"/>
+              <w:left w:val="single" w:color="E8E8E8" w:sz="6" w:space="0"/>
+              <w:bottom w:val="single" w:color="E8E8E8" w:sz="6" w:space="0"/>
+              <w:right w:val="single" w:color="E8E8E8" w:sz="6" w:space="0"/>
             </w:tcBorders>
             <w:tcMar>
               <w:top w:w="0" w:type="dxa"/>
@@ -19122,10 +19146,10 @@
           <w:tcPr>
             <w:tcW w:w="0" w:type="auto"/>
             <w:tcBorders>
-              <w:top w:val="single" w:sz="6" w:space="0" w:color="E8E8E8"/>
-              <w:left w:val="single" w:sz="6" w:space="0" w:color="E8E8E8"/>
-              <w:bottom w:val="single" w:sz="6" w:space="0" w:color="E8E8E8"/>
-              <w:right w:val="single" w:sz="6" w:space="0" w:color="E8E8E8"/>
+              <w:top w:val="single" w:color="E8E8E8" w:sz="6" w:space="0"/>
+              <w:left w:val="single" w:color="E8E8E8" w:sz="6" w:space="0"/>
+              <w:bottom w:val="single" w:color="E8E8E8" w:sz="6" w:space="0"/>
+              <w:right w:val="single" w:color="E8E8E8" w:sz="6" w:space="0"/>
             </w:tcBorders>
             <w:tcMar>
               <w:top w:w="180" w:type="dxa"/>
@@ -19161,10 +19185,10 @@
           <w:tcPr>
             <w:tcW w:w="0" w:type="auto"/>
             <w:tcBorders>
-              <w:top w:val="single" w:sz="6" w:space="0" w:color="E8E8E8"/>
-              <w:left w:val="single" w:sz="6" w:space="0" w:color="E8E8E8"/>
-              <w:bottom w:val="single" w:sz="6" w:space="0" w:color="E8E8E8"/>
-              <w:right w:val="single" w:sz="6" w:space="0" w:color="E8E8E8"/>
+              <w:top w:val="single" w:color="E8E8E8" w:sz="6" w:space="0"/>
+              <w:left w:val="single" w:color="E8E8E8" w:sz="6" w:space="0"/>
+              <w:bottom w:val="single" w:color="E8E8E8" w:sz="6" w:space="0"/>
+              <w:right w:val="single" w:color="E8E8E8" w:sz="6" w:space="0"/>
             </w:tcBorders>
             <w:tcMar>
               <w:top w:w="0" w:type="dxa"/>
@@ -19191,7 +19215,6 @@
                 <w:sz w:val="20"/>
                 <w:szCs w:val="20"/>
               </w:rPr>
-              <w:lastRenderedPageBreak/>
               <w:t>Mini-break</w:t>
             </w:r>
           </w:p>
@@ -19200,10 +19223,10 @@
           <w:tcPr>
             <w:tcW w:w="0" w:type="auto"/>
             <w:tcBorders>
-              <w:top w:val="single" w:sz="6" w:space="0" w:color="E8E8E8"/>
-              <w:left w:val="single" w:sz="6" w:space="0" w:color="E8E8E8"/>
-              <w:bottom w:val="single" w:sz="6" w:space="0" w:color="E8E8E8"/>
-              <w:right w:val="single" w:sz="6" w:space="0" w:color="E8E8E8"/>
+              <w:top w:val="single" w:color="E8E8E8" w:sz="6" w:space="0"/>
+              <w:left w:val="single" w:color="E8E8E8" w:sz="6" w:space="0"/>
+              <w:bottom w:val="single" w:color="E8E8E8" w:sz="6" w:space="0"/>
+              <w:right w:val="single" w:color="E8E8E8" w:sz="6" w:space="0"/>
             </w:tcBorders>
             <w:tcMar>
               <w:top w:w="180" w:type="dxa"/>
@@ -19239,10 +19262,10 @@
           <w:tcPr>
             <w:tcW w:w="0" w:type="auto"/>
             <w:tcBorders>
-              <w:top w:val="single" w:sz="6" w:space="0" w:color="E8E8E8"/>
-              <w:left w:val="single" w:sz="6" w:space="0" w:color="E8E8E8"/>
-              <w:bottom w:val="single" w:sz="6" w:space="0" w:color="E8E8E8"/>
-              <w:right w:val="single" w:sz="6" w:space="0" w:color="E8E8E8"/>
+              <w:top w:val="single" w:color="E8E8E8" w:sz="6" w:space="0"/>
+              <w:left w:val="single" w:color="E8E8E8" w:sz="6" w:space="0"/>
+              <w:bottom w:val="single" w:color="E8E8E8" w:sz="6" w:space="0"/>
+              <w:right w:val="single" w:color="E8E8E8" w:sz="6" w:space="0"/>
             </w:tcBorders>
             <w:tcMar>
               <w:top w:w="0" w:type="dxa"/>
@@ -19277,10 +19300,10 @@
           <w:tcPr>
             <w:tcW w:w="0" w:type="auto"/>
             <w:tcBorders>
-              <w:top w:val="single" w:sz="6" w:space="0" w:color="E8E8E8"/>
-              <w:left w:val="single" w:sz="6" w:space="0" w:color="E8E8E8"/>
-              <w:bottom w:val="single" w:sz="6" w:space="0" w:color="E8E8E8"/>
-              <w:right w:val="single" w:sz="6" w:space="0" w:color="E8E8E8"/>
+              <w:top w:val="single" w:color="E8E8E8" w:sz="6" w:space="0"/>
+              <w:left w:val="single" w:color="E8E8E8" w:sz="6" w:space="0"/>
+              <w:bottom w:val="single" w:color="E8E8E8" w:sz="6" w:space="0"/>
+              <w:right w:val="single" w:color="E8E8E8" w:sz="6" w:space="0"/>
             </w:tcBorders>
             <w:tcMar>
               <w:top w:w="180" w:type="dxa"/>
@@ -19316,10 +19339,10 @@
           <w:tcPr>
             <w:tcW w:w="0" w:type="auto"/>
             <w:tcBorders>
-              <w:top w:val="single" w:sz="6" w:space="0" w:color="E8E8E8"/>
-              <w:left w:val="single" w:sz="6" w:space="0" w:color="E8E8E8"/>
-              <w:bottom w:val="single" w:sz="6" w:space="0" w:color="E8E8E8"/>
-              <w:right w:val="single" w:sz="6" w:space="0" w:color="E8E8E8"/>
+              <w:top w:val="single" w:color="E8E8E8" w:sz="6" w:space="0"/>
+              <w:left w:val="single" w:color="E8E8E8" w:sz="6" w:space="0"/>
+              <w:bottom w:val="single" w:color="E8E8E8" w:sz="6" w:space="0"/>
+              <w:right w:val="single" w:color="E8E8E8" w:sz="6" w:space="0"/>
             </w:tcBorders>
             <w:tcMar>
               <w:top w:w="0" w:type="dxa"/>
@@ -19354,10 +19377,10 @@
           <w:tcPr>
             <w:tcW w:w="0" w:type="auto"/>
             <w:tcBorders>
-              <w:top w:val="single" w:sz="6" w:space="0" w:color="E8E8E8"/>
-              <w:left w:val="single" w:sz="6" w:space="0" w:color="E8E8E8"/>
-              <w:bottom w:val="single" w:sz="6" w:space="0" w:color="E8E8E8"/>
-              <w:right w:val="single" w:sz="6" w:space="0" w:color="E8E8E8"/>
+              <w:top w:val="single" w:color="E8E8E8" w:sz="6" w:space="0"/>
+              <w:left w:val="single" w:color="E8E8E8" w:sz="6" w:space="0"/>
+              <w:bottom w:val="single" w:color="E8E8E8" w:sz="6" w:space="0"/>
+              <w:right w:val="single" w:color="E8E8E8" w:sz="6" w:space="0"/>
             </w:tcBorders>
             <w:tcMar>
               <w:top w:w="180" w:type="dxa"/>
@@ -19470,10 +19493,10 @@
           <w:tcPr>
             <w:tcW w:w="0" w:type="auto"/>
             <w:tcBorders>
-              <w:top w:val="single" w:sz="6" w:space="0" w:color="E8E8E8"/>
-              <w:left w:val="single" w:sz="6" w:space="0" w:color="E8E8E8"/>
-              <w:bottom w:val="single" w:sz="6" w:space="0" w:color="E8E8E8"/>
-              <w:right w:val="single" w:sz="6" w:space="0" w:color="E8E8E8"/>
+              <w:top w:val="single" w:color="E8E8E8" w:sz="6" w:space="0"/>
+              <w:left w:val="single" w:color="E8E8E8" w:sz="6" w:space="0"/>
+              <w:bottom w:val="single" w:color="E8E8E8" w:sz="6" w:space="0"/>
+              <w:right w:val="single" w:color="E8E8E8" w:sz="6" w:space="0"/>
             </w:tcBorders>
             <w:tcMar>
               <w:top w:w="0" w:type="dxa"/>
@@ -19508,10 +19531,10 @@
           <w:tcPr>
             <w:tcW w:w="0" w:type="auto"/>
             <w:tcBorders>
-              <w:top w:val="single" w:sz="6" w:space="0" w:color="E8E8E8"/>
-              <w:left w:val="single" w:sz="6" w:space="0" w:color="E8E8E8"/>
-              <w:bottom w:val="single" w:sz="6" w:space="0" w:color="E8E8E8"/>
-              <w:right w:val="single" w:sz="6" w:space="0" w:color="E8E8E8"/>
+              <w:top w:val="single" w:color="E8E8E8" w:sz="6" w:space="0"/>
+              <w:left w:val="single" w:color="E8E8E8" w:sz="6" w:space="0"/>
+              <w:bottom w:val="single" w:color="E8E8E8" w:sz="6" w:space="0"/>
+              <w:right w:val="single" w:color="E8E8E8" w:sz="6" w:space="0"/>
             </w:tcBorders>
             <w:tcMar>
               <w:top w:w="180" w:type="dxa"/>
@@ -19547,10 +19570,10 @@
           <w:tcPr>
             <w:tcW w:w="0" w:type="auto"/>
             <w:tcBorders>
-              <w:top w:val="single" w:sz="6" w:space="0" w:color="E8E8E8"/>
-              <w:left w:val="single" w:sz="6" w:space="0" w:color="E8E8E8"/>
-              <w:bottom w:val="single" w:sz="6" w:space="0" w:color="E8E8E8"/>
-              <w:right w:val="single" w:sz="6" w:space="0" w:color="E8E8E8"/>
+              <w:top w:val="single" w:color="E8E8E8" w:sz="6" w:space="0"/>
+              <w:left w:val="single" w:color="E8E8E8" w:sz="6" w:space="0"/>
+              <w:bottom w:val="single" w:color="E8E8E8" w:sz="6" w:space="0"/>
+              <w:right w:val="single" w:color="E8E8E8" w:sz="6" w:space="0"/>
             </w:tcBorders>
             <w:tcMar>
               <w:top w:w="0" w:type="dxa"/>
@@ -19585,10 +19608,10 @@
           <w:tcPr>
             <w:tcW w:w="0" w:type="auto"/>
             <w:tcBorders>
-              <w:top w:val="single" w:sz="6" w:space="0" w:color="E8E8E8"/>
-              <w:left w:val="single" w:sz="6" w:space="0" w:color="E8E8E8"/>
-              <w:bottom w:val="single" w:sz="6" w:space="0" w:color="E8E8E8"/>
-              <w:right w:val="single" w:sz="6" w:space="0" w:color="E8E8E8"/>
+              <w:top w:val="single" w:color="E8E8E8" w:sz="6" w:space="0"/>
+              <w:left w:val="single" w:color="E8E8E8" w:sz="6" w:space="0"/>
+              <w:bottom w:val="single" w:color="E8E8E8" w:sz="6" w:space="0"/>
+              <w:right w:val="single" w:color="E8E8E8" w:sz="6" w:space="0"/>
             </w:tcBorders>
             <w:tcMar>
               <w:top w:w="180" w:type="dxa"/>
@@ -19624,10 +19647,10 @@
           <w:tcPr>
             <w:tcW w:w="0" w:type="auto"/>
             <w:tcBorders>
-              <w:top w:val="single" w:sz="6" w:space="0" w:color="E8E8E8"/>
-              <w:left w:val="single" w:sz="6" w:space="0" w:color="E8E8E8"/>
-              <w:bottom w:val="single" w:sz="6" w:space="0" w:color="E8E8E8"/>
-              <w:right w:val="single" w:sz="6" w:space="0" w:color="E8E8E8"/>
+              <w:top w:val="single" w:color="E8E8E8" w:sz="6" w:space="0"/>
+              <w:left w:val="single" w:color="E8E8E8" w:sz="6" w:space="0"/>
+              <w:bottom w:val="single" w:color="E8E8E8" w:sz="6" w:space="0"/>
+              <w:right w:val="single" w:color="E8E8E8" w:sz="6" w:space="0"/>
             </w:tcBorders>
             <w:tcMar>
               <w:top w:w="0" w:type="dxa"/>
@@ -19662,10 +19685,10 @@
           <w:tcPr>
             <w:tcW w:w="0" w:type="auto"/>
             <w:tcBorders>
-              <w:top w:val="single" w:sz="6" w:space="0" w:color="E8E8E8"/>
-              <w:left w:val="single" w:sz="6" w:space="0" w:color="E8E8E8"/>
-              <w:bottom w:val="single" w:sz="6" w:space="0" w:color="E8E8E8"/>
-              <w:right w:val="single" w:sz="6" w:space="0" w:color="E8E8E8"/>
+              <w:top w:val="single" w:color="E8E8E8" w:sz="6" w:space="0"/>
+              <w:left w:val="single" w:color="E8E8E8" w:sz="6" w:space="0"/>
+              <w:bottom w:val="single" w:color="E8E8E8" w:sz="6" w:space="0"/>
+              <w:right w:val="single" w:color="E8E8E8" w:sz="6" w:space="0"/>
             </w:tcBorders>
             <w:tcMar>
               <w:top w:w="180" w:type="dxa"/>
@@ -19701,10 +19724,10 @@
           <w:tcPr>
             <w:tcW w:w="0" w:type="auto"/>
             <w:tcBorders>
-              <w:top w:val="single" w:sz="6" w:space="0" w:color="E8E8E8"/>
-              <w:left w:val="single" w:sz="6" w:space="0" w:color="E8E8E8"/>
-              <w:bottom w:val="single" w:sz="6" w:space="0" w:color="E8E8E8"/>
-              <w:right w:val="single" w:sz="6" w:space="0" w:color="E8E8E8"/>
+              <w:top w:val="single" w:color="E8E8E8" w:sz="6" w:space="0"/>
+              <w:left w:val="single" w:color="E8E8E8" w:sz="6" w:space="0"/>
+              <w:bottom w:val="single" w:color="E8E8E8" w:sz="6" w:space="0"/>
+              <w:right w:val="single" w:color="E8E8E8" w:sz="6" w:space="0"/>
             </w:tcBorders>
             <w:tcMar>
               <w:top w:w="0" w:type="dxa"/>
@@ -19739,10 +19762,10 @@
           <w:tcPr>
             <w:tcW w:w="0" w:type="auto"/>
             <w:tcBorders>
-              <w:top w:val="single" w:sz="6" w:space="0" w:color="E8E8E8"/>
-              <w:left w:val="single" w:sz="6" w:space="0" w:color="E8E8E8"/>
-              <w:bottom w:val="single" w:sz="6" w:space="0" w:color="E8E8E8"/>
-              <w:right w:val="single" w:sz="6" w:space="0" w:color="E8E8E8"/>
+              <w:top w:val="single" w:color="E8E8E8" w:sz="6" w:space="0"/>
+              <w:left w:val="single" w:color="E8E8E8" w:sz="6" w:space="0"/>
+              <w:bottom w:val="single" w:color="E8E8E8" w:sz="6" w:space="0"/>
+              <w:right w:val="single" w:color="E8E8E8" w:sz="6" w:space="0"/>
             </w:tcBorders>
             <w:tcMar>
               <w:top w:w="180" w:type="dxa"/>
@@ -19778,10 +19801,10 @@
           <w:tcPr>
             <w:tcW w:w="0" w:type="auto"/>
             <w:tcBorders>
-              <w:top w:val="single" w:sz="6" w:space="0" w:color="E8E8E8"/>
-              <w:left w:val="single" w:sz="6" w:space="0" w:color="E8E8E8"/>
-              <w:bottom w:val="single" w:sz="6" w:space="0" w:color="E8E8E8"/>
-              <w:right w:val="single" w:sz="6" w:space="0" w:color="E8E8E8"/>
+              <w:top w:val="single" w:color="E8E8E8" w:sz="6" w:space="0"/>
+              <w:left w:val="single" w:color="E8E8E8" w:sz="6" w:space="0"/>
+              <w:bottom w:val="single" w:color="E8E8E8" w:sz="6" w:space="0"/>
+              <w:right w:val="single" w:color="E8E8E8" w:sz="6" w:space="0"/>
             </w:tcBorders>
             <w:tcMar>
               <w:top w:w="0" w:type="dxa"/>
@@ -19816,10 +19839,10 @@
           <w:tcPr>
             <w:tcW w:w="0" w:type="auto"/>
             <w:tcBorders>
-              <w:top w:val="single" w:sz="6" w:space="0" w:color="E8E8E8"/>
-              <w:left w:val="single" w:sz="6" w:space="0" w:color="E8E8E8"/>
-              <w:bottom w:val="single" w:sz="6" w:space="0" w:color="E8E8E8"/>
-              <w:right w:val="single" w:sz="6" w:space="0" w:color="E8E8E8"/>
+              <w:top w:val="single" w:color="E8E8E8" w:sz="6" w:space="0"/>
+              <w:left w:val="single" w:color="E8E8E8" w:sz="6" w:space="0"/>
+              <w:bottom w:val="single" w:color="E8E8E8" w:sz="6" w:space="0"/>
+              <w:right w:val="single" w:color="E8E8E8" w:sz="6" w:space="0"/>
             </w:tcBorders>
             <w:tcMar>
               <w:top w:w="180" w:type="dxa"/>
@@ -19855,10 +19878,10 @@
           <w:tcPr>
             <w:tcW w:w="0" w:type="auto"/>
             <w:tcBorders>
-              <w:top w:val="single" w:sz="6" w:space="0" w:color="E8E8E8"/>
-              <w:left w:val="single" w:sz="6" w:space="0" w:color="E8E8E8"/>
-              <w:bottom w:val="single" w:sz="6" w:space="0" w:color="E8E8E8"/>
-              <w:right w:val="single" w:sz="6" w:space="0" w:color="E8E8E8"/>
+              <w:top w:val="single" w:color="E8E8E8" w:sz="6" w:space="0"/>
+              <w:left w:val="single" w:color="E8E8E8" w:sz="6" w:space="0"/>
+              <w:bottom w:val="single" w:color="E8E8E8" w:sz="6" w:space="0"/>
+              <w:right w:val="single" w:color="E8E8E8" w:sz="6" w:space="0"/>
             </w:tcBorders>
             <w:tcMar>
               <w:top w:w="0" w:type="dxa"/>
@@ -19893,10 +19916,10 @@
           <w:tcPr>
             <w:tcW w:w="0" w:type="auto"/>
             <w:tcBorders>
-              <w:top w:val="single" w:sz="6" w:space="0" w:color="E8E8E8"/>
-              <w:left w:val="single" w:sz="6" w:space="0" w:color="E8E8E8"/>
-              <w:bottom w:val="single" w:sz="6" w:space="0" w:color="E8E8E8"/>
-              <w:right w:val="single" w:sz="6" w:space="0" w:color="E8E8E8"/>
+              <w:top w:val="single" w:color="E8E8E8" w:sz="6" w:space="0"/>
+              <w:left w:val="single" w:color="E8E8E8" w:sz="6" w:space="0"/>
+              <w:bottom w:val="single" w:color="E8E8E8" w:sz="6" w:space="0"/>
+              <w:right w:val="single" w:color="E8E8E8" w:sz="6" w:space="0"/>
             </w:tcBorders>
             <w:tcMar>
               <w:top w:w="180" w:type="dxa"/>
@@ -20063,10 +20086,10 @@
           <w:tcPr>
             <w:tcW w:w="0" w:type="auto"/>
             <w:tcBorders>
-              <w:top w:val="single" w:sz="6" w:space="0" w:color="E8E8E8"/>
-              <w:left w:val="single" w:sz="6" w:space="0" w:color="E8E8E8"/>
-              <w:bottom w:val="single" w:sz="6" w:space="0" w:color="E8E8E8"/>
-              <w:right w:val="single" w:sz="6" w:space="0" w:color="E8E8E8"/>
+              <w:top w:val="single" w:color="E8E8E8" w:sz="6" w:space="0"/>
+              <w:left w:val="single" w:color="E8E8E8" w:sz="6" w:space="0"/>
+              <w:bottom w:val="single" w:color="E8E8E8" w:sz="6" w:space="0"/>
+              <w:right w:val="single" w:color="E8E8E8" w:sz="6" w:space="0"/>
             </w:tcBorders>
             <w:tcMar>
               <w:top w:w="0" w:type="dxa"/>
@@ -20101,10 +20124,10 @@
           <w:tcPr>
             <w:tcW w:w="0" w:type="auto"/>
             <w:tcBorders>
-              <w:top w:val="single" w:sz="6" w:space="0" w:color="E8E8E8"/>
-              <w:left w:val="single" w:sz="6" w:space="0" w:color="E8E8E8"/>
-              <w:bottom w:val="single" w:sz="6" w:space="0" w:color="E8E8E8"/>
-              <w:right w:val="single" w:sz="6" w:space="0" w:color="E8E8E8"/>
+              <w:top w:val="single" w:color="E8E8E8" w:sz="6" w:space="0"/>
+              <w:left w:val="single" w:color="E8E8E8" w:sz="6" w:space="0"/>
+              <w:bottom w:val="single" w:color="E8E8E8" w:sz="6" w:space="0"/>
+              <w:right w:val="single" w:color="E8E8E8" w:sz="6" w:space="0"/>
             </w:tcBorders>
             <w:tcMar>
               <w:top w:w="180" w:type="dxa"/>
@@ -20140,10 +20163,10 @@
           <w:tcPr>
             <w:tcW w:w="0" w:type="auto"/>
             <w:tcBorders>
-              <w:top w:val="single" w:sz="6" w:space="0" w:color="E8E8E8"/>
-              <w:left w:val="single" w:sz="6" w:space="0" w:color="E8E8E8"/>
-              <w:bottom w:val="single" w:sz="6" w:space="0" w:color="E8E8E8"/>
-              <w:right w:val="single" w:sz="6" w:space="0" w:color="E8E8E8"/>
+              <w:top w:val="single" w:color="E8E8E8" w:sz="6" w:space="0"/>
+              <w:left w:val="single" w:color="E8E8E8" w:sz="6" w:space="0"/>
+              <w:bottom w:val="single" w:color="E8E8E8" w:sz="6" w:space="0"/>
+              <w:right w:val="single" w:color="E8E8E8" w:sz="6" w:space="0"/>
             </w:tcBorders>
             <w:tcMar>
               <w:top w:w="0" w:type="dxa"/>
@@ -20178,10 +20201,10 @@
           <w:tcPr>
             <w:tcW w:w="0" w:type="auto"/>
             <w:tcBorders>
-              <w:top w:val="single" w:sz="6" w:space="0" w:color="E8E8E8"/>
-              <w:left w:val="single" w:sz="6" w:space="0" w:color="E8E8E8"/>
-              <w:bottom w:val="single" w:sz="6" w:space="0" w:color="E8E8E8"/>
-              <w:right w:val="single" w:sz="6" w:space="0" w:color="E8E8E8"/>
+              <w:top w:val="single" w:color="E8E8E8" w:sz="6" w:space="0"/>
+              <w:left w:val="single" w:color="E8E8E8" w:sz="6" w:space="0"/>
+              <w:bottom w:val="single" w:color="E8E8E8" w:sz="6" w:space="0"/>
+              <w:right w:val="single" w:color="E8E8E8" w:sz="6" w:space="0"/>
             </w:tcBorders>
             <w:tcMar>
               <w:top w:w="180" w:type="dxa"/>
@@ -20217,10 +20240,10 @@
           <w:tcPr>
             <w:tcW w:w="0" w:type="auto"/>
             <w:tcBorders>
-              <w:top w:val="single" w:sz="6" w:space="0" w:color="E8E8E8"/>
-              <w:left w:val="single" w:sz="6" w:space="0" w:color="E8E8E8"/>
-              <w:bottom w:val="single" w:sz="6" w:space="0" w:color="E8E8E8"/>
-              <w:right w:val="single" w:sz="6" w:space="0" w:color="E8E8E8"/>
+              <w:top w:val="single" w:color="E8E8E8" w:sz="6" w:space="0"/>
+              <w:left w:val="single" w:color="E8E8E8" w:sz="6" w:space="0"/>
+              <w:bottom w:val="single" w:color="E8E8E8" w:sz="6" w:space="0"/>
+              <w:right w:val="single" w:color="E8E8E8" w:sz="6" w:space="0"/>
             </w:tcBorders>
             <w:tcMar>
               <w:top w:w="0" w:type="dxa"/>
@@ -20255,10 +20278,10 @@
           <w:tcPr>
             <w:tcW w:w="0" w:type="auto"/>
             <w:tcBorders>
-              <w:top w:val="single" w:sz="6" w:space="0" w:color="E8E8E8"/>
-              <w:left w:val="single" w:sz="6" w:space="0" w:color="E8E8E8"/>
-              <w:bottom w:val="single" w:sz="6" w:space="0" w:color="E8E8E8"/>
-              <w:right w:val="single" w:sz="6" w:space="0" w:color="E8E8E8"/>
+              <w:top w:val="single" w:color="E8E8E8" w:sz="6" w:space="0"/>
+              <w:left w:val="single" w:color="E8E8E8" w:sz="6" w:space="0"/>
+              <w:bottom w:val="single" w:color="E8E8E8" w:sz="6" w:space="0"/>
+              <w:right w:val="single" w:color="E8E8E8" w:sz="6" w:space="0"/>
             </w:tcBorders>
             <w:tcMar>
               <w:top w:w="180" w:type="dxa"/>
@@ -20294,10 +20317,10 @@
           <w:tcPr>
             <w:tcW w:w="0" w:type="auto"/>
             <w:tcBorders>
-              <w:top w:val="single" w:sz="6" w:space="0" w:color="E8E8E8"/>
-              <w:left w:val="single" w:sz="6" w:space="0" w:color="E8E8E8"/>
-              <w:bottom w:val="single" w:sz="6" w:space="0" w:color="E8E8E8"/>
-              <w:right w:val="single" w:sz="6" w:space="0" w:color="E8E8E8"/>
+              <w:top w:val="single" w:color="E8E8E8" w:sz="6" w:space="0"/>
+              <w:left w:val="single" w:color="E8E8E8" w:sz="6" w:space="0"/>
+              <w:bottom w:val="single" w:color="E8E8E8" w:sz="6" w:space="0"/>
+              <w:right w:val="single" w:color="E8E8E8" w:sz="6" w:space="0"/>
             </w:tcBorders>
             <w:tcMar>
               <w:top w:w="0" w:type="dxa"/>
@@ -20332,10 +20355,10 @@
           <w:tcPr>
             <w:tcW w:w="0" w:type="auto"/>
             <w:tcBorders>
-              <w:top w:val="single" w:sz="6" w:space="0" w:color="E8E8E8"/>
-              <w:left w:val="single" w:sz="6" w:space="0" w:color="E8E8E8"/>
-              <w:bottom w:val="single" w:sz="6" w:space="0" w:color="E8E8E8"/>
-              <w:right w:val="single" w:sz="6" w:space="0" w:color="E8E8E8"/>
+              <w:top w:val="single" w:color="E8E8E8" w:sz="6" w:space="0"/>
+              <w:left w:val="single" w:color="E8E8E8" w:sz="6" w:space="0"/>
+              <w:bottom w:val="single" w:color="E8E8E8" w:sz="6" w:space="0"/>
+              <w:right w:val="single" w:color="E8E8E8" w:sz="6" w:space="0"/>
             </w:tcBorders>
             <w:tcMar>
               <w:top w:w="180" w:type="dxa"/>
@@ -20371,10 +20394,10 @@
           <w:tcPr>
             <w:tcW w:w="0" w:type="auto"/>
             <w:tcBorders>
-              <w:top w:val="single" w:sz="6" w:space="0" w:color="E8E8E8"/>
-              <w:left w:val="single" w:sz="6" w:space="0" w:color="E8E8E8"/>
-              <w:bottom w:val="single" w:sz="6" w:space="0" w:color="E8E8E8"/>
-              <w:right w:val="single" w:sz="6" w:space="0" w:color="E8E8E8"/>
+              <w:top w:val="single" w:color="E8E8E8" w:sz="6" w:space="0"/>
+              <w:left w:val="single" w:color="E8E8E8" w:sz="6" w:space="0"/>
+              <w:bottom w:val="single" w:color="E8E8E8" w:sz="6" w:space="0"/>
+              <w:right w:val="single" w:color="E8E8E8" w:sz="6" w:space="0"/>
             </w:tcBorders>
             <w:tcMar>
               <w:top w:w="0" w:type="dxa"/>
@@ -20409,10 +20432,10 @@
           <w:tcPr>
             <w:tcW w:w="0" w:type="auto"/>
             <w:tcBorders>
-              <w:top w:val="single" w:sz="6" w:space="0" w:color="E8E8E8"/>
-              <w:left w:val="single" w:sz="6" w:space="0" w:color="E8E8E8"/>
-              <w:bottom w:val="single" w:sz="6" w:space="0" w:color="E8E8E8"/>
-              <w:right w:val="single" w:sz="6" w:space="0" w:color="E8E8E8"/>
+              <w:top w:val="single" w:color="E8E8E8" w:sz="6" w:space="0"/>
+              <w:left w:val="single" w:color="E8E8E8" w:sz="6" w:space="0"/>
+              <w:bottom w:val="single" w:color="E8E8E8" w:sz="6" w:space="0"/>
+              <w:right w:val="single" w:color="E8E8E8" w:sz="6" w:space="0"/>
             </w:tcBorders>
             <w:tcMar>
               <w:top w:w="180" w:type="dxa"/>
@@ -20448,10 +20471,10 @@
           <w:tcPr>
             <w:tcW w:w="0" w:type="auto"/>
             <w:tcBorders>
-              <w:top w:val="single" w:sz="6" w:space="0" w:color="E8E8E8"/>
-              <w:left w:val="single" w:sz="6" w:space="0" w:color="E8E8E8"/>
-              <w:bottom w:val="single" w:sz="6" w:space="0" w:color="E8E8E8"/>
-              <w:right w:val="single" w:sz="6" w:space="0" w:color="E8E8E8"/>
+              <w:top w:val="single" w:color="E8E8E8" w:sz="6" w:space="0"/>
+              <w:left w:val="single" w:color="E8E8E8" w:sz="6" w:space="0"/>
+              <w:bottom w:val="single" w:color="E8E8E8" w:sz="6" w:space="0"/>
+              <w:right w:val="single" w:color="E8E8E8" w:sz="6" w:space="0"/>
             </w:tcBorders>
             <w:tcMar>
               <w:top w:w="0" w:type="dxa"/>
@@ -20486,10 +20509,10 @@
           <w:tcPr>
             <w:tcW w:w="0" w:type="auto"/>
             <w:tcBorders>
-              <w:top w:val="single" w:sz="6" w:space="0" w:color="E8E8E8"/>
-              <w:left w:val="single" w:sz="6" w:space="0" w:color="E8E8E8"/>
-              <w:bottom w:val="single" w:sz="6" w:space="0" w:color="E8E8E8"/>
-              <w:right w:val="single" w:sz="6" w:space="0" w:color="E8E8E8"/>
+              <w:top w:val="single" w:color="E8E8E8" w:sz="6" w:space="0"/>
+              <w:left w:val="single" w:color="E8E8E8" w:sz="6" w:space="0"/>
+              <w:bottom w:val="single" w:color="E8E8E8" w:sz="6" w:space="0"/>
+              <w:right w:val="single" w:color="E8E8E8" w:sz="6" w:space="0"/>
             </w:tcBorders>
             <w:tcMar>
               <w:top w:w="180" w:type="dxa"/>
@@ -20767,10 +20790,10 @@
           <w:tcPr>
             <w:tcW w:w="0" w:type="auto"/>
             <w:tcBorders>
-              <w:top w:val="single" w:sz="6" w:space="0" w:color="E8E8E8"/>
-              <w:left w:val="single" w:sz="6" w:space="0" w:color="E8E8E8"/>
-              <w:bottom w:val="single" w:sz="6" w:space="0" w:color="E8E8E8"/>
-              <w:right w:val="single" w:sz="6" w:space="0" w:color="E8E8E8"/>
+              <w:top w:val="single" w:color="E8E8E8" w:sz="6" w:space="0"/>
+              <w:left w:val="single" w:color="E8E8E8" w:sz="6" w:space="0"/>
+              <w:bottom w:val="single" w:color="E8E8E8" w:sz="6" w:space="0"/>
+              <w:right w:val="single" w:color="E8E8E8" w:sz="6" w:space="0"/>
             </w:tcBorders>
             <w:tcMar>
               <w:top w:w="0" w:type="dxa"/>
@@ -20805,10 +20828,10 @@
           <w:tcPr>
             <w:tcW w:w="0" w:type="auto"/>
             <w:tcBorders>
-              <w:top w:val="single" w:sz="6" w:space="0" w:color="E8E8E8"/>
-              <w:left w:val="single" w:sz="6" w:space="0" w:color="E8E8E8"/>
-              <w:bottom w:val="single" w:sz="6" w:space="0" w:color="E8E8E8"/>
-              <w:right w:val="single" w:sz="6" w:space="0" w:color="E8E8E8"/>
+              <w:top w:val="single" w:color="E8E8E8" w:sz="6" w:space="0"/>
+              <w:left w:val="single" w:color="E8E8E8" w:sz="6" w:space="0"/>
+              <w:bottom w:val="single" w:color="E8E8E8" w:sz="6" w:space="0"/>
+              <w:right w:val="single" w:color="E8E8E8" w:sz="6" w:space="0"/>
             </w:tcBorders>
             <w:tcMar>
               <w:top w:w="180" w:type="dxa"/>
@@ -20844,10 +20867,10 @@
           <w:tcPr>
             <w:tcW w:w="0" w:type="auto"/>
             <w:tcBorders>
-              <w:top w:val="single" w:sz="6" w:space="0" w:color="E8E8E8"/>
-              <w:left w:val="single" w:sz="6" w:space="0" w:color="E8E8E8"/>
-              <w:bottom w:val="single" w:sz="6" w:space="0" w:color="E8E8E8"/>
-              <w:right w:val="single" w:sz="6" w:space="0" w:color="E8E8E8"/>
+              <w:top w:val="single" w:color="E8E8E8" w:sz="6" w:space="0"/>
+              <w:left w:val="single" w:color="E8E8E8" w:sz="6" w:space="0"/>
+              <w:bottom w:val="single" w:color="E8E8E8" w:sz="6" w:space="0"/>
+              <w:right w:val="single" w:color="E8E8E8" w:sz="6" w:space="0"/>
             </w:tcBorders>
             <w:tcMar>
               <w:top w:w="0" w:type="dxa"/>
@@ -20882,10 +20905,10 @@
           <w:tcPr>
             <w:tcW w:w="0" w:type="auto"/>
             <w:tcBorders>
-              <w:top w:val="single" w:sz="6" w:space="0" w:color="E8E8E8"/>
-              <w:left w:val="single" w:sz="6" w:space="0" w:color="E8E8E8"/>
-              <w:bottom w:val="single" w:sz="6" w:space="0" w:color="E8E8E8"/>
-              <w:right w:val="single" w:sz="6" w:space="0" w:color="E8E8E8"/>
+              <w:top w:val="single" w:color="E8E8E8" w:sz="6" w:space="0"/>
+              <w:left w:val="single" w:color="E8E8E8" w:sz="6" w:space="0"/>
+              <w:bottom w:val="single" w:color="E8E8E8" w:sz="6" w:space="0"/>
+              <w:right w:val="single" w:color="E8E8E8" w:sz="6" w:space="0"/>
             </w:tcBorders>
             <w:tcMar>
               <w:top w:w="180" w:type="dxa"/>
@@ -20921,10 +20944,10 @@
           <w:tcPr>
             <w:tcW w:w="0" w:type="auto"/>
             <w:tcBorders>
-              <w:top w:val="single" w:sz="6" w:space="0" w:color="E8E8E8"/>
-              <w:left w:val="single" w:sz="6" w:space="0" w:color="E8E8E8"/>
-              <w:bottom w:val="single" w:sz="6" w:space="0" w:color="E8E8E8"/>
-              <w:right w:val="single" w:sz="6" w:space="0" w:color="E8E8E8"/>
+              <w:top w:val="single" w:color="E8E8E8" w:sz="6" w:space="0"/>
+              <w:left w:val="single" w:color="E8E8E8" w:sz="6" w:space="0"/>
+              <w:bottom w:val="single" w:color="E8E8E8" w:sz="6" w:space="0"/>
+              <w:right w:val="single" w:color="E8E8E8" w:sz="6" w:space="0"/>
             </w:tcBorders>
             <w:tcMar>
               <w:top w:w="0" w:type="dxa"/>
@@ -20959,10 +20982,10 @@
           <w:tcPr>
             <w:tcW w:w="0" w:type="auto"/>
             <w:tcBorders>
-              <w:top w:val="single" w:sz="6" w:space="0" w:color="E8E8E8"/>
-              <w:left w:val="single" w:sz="6" w:space="0" w:color="E8E8E8"/>
-              <w:bottom w:val="single" w:sz="6" w:space="0" w:color="E8E8E8"/>
-              <w:right w:val="single" w:sz="6" w:space="0" w:color="E8E8E8"/>
+              <w:top w:val="single" w:color="E8E8E8" w:sz="6" w:space="0"/>
+              <w:left w:val="single" w:color="E8E8E8" w:sz="6" w:space="0"/>
+              <w:bottom w:val="single" w:color="E8E8E8" w:sz="6" w:space="0"/>
+              <w:right w:val="single" w:color="E8E8E8" w:sz="6" w:space="0"/>
             </w:tcBorders>
             <w:tcMar>
               <w:top w:w="180" w:type="dxa"/>
@@ -22360,8 +22383,13 @@
           <w:sz w:val="20"/>
           <w:szCs w:val="20"/>
         </w:rPr>
-        <w:lastRenderedPageBreak/>
         <w:br/>
+      </w:r>
+      <w:r>
+        <w:rPr>
+          <w:sz w:val="20"/>
+          <w:szCs w:val="20"/>
+        </w:rPr>
         <w:t>Las áreas públicas son espacios diseñados para que huéspedes y visitantes interactúen, descansen y accedan a los servicios del hotel. Estas áreas suelen ser cómodas, accesibles y estar equipadas para brindar una experiencia agradable durante la estadía. A continuación, se presentan algunos ejemplos de las áreas públicas más comunes en un hotel.</w:t>
       </w:r>
     </w:p>
@@ -22529,6 +22557,14 @@
           <w:szCs w:val="20"/>
         </w:rPr>
         <w:br/>
+      </w:r>
+      <w:r>
+        <w:rPr>
+          <w:i/>
+          <w:iCs/>
+          <w:sz w:val="20"/>
+          <w:szCs w:val="20"/>
+        </w:rPr>
         <w:t>Hotels offer different services to provide comfort, assistance, and a pleasant experience for guests during their stay. These services may vary depending on the type and category of the hotel. Below are some of the most common hotel services.</w:t>
       </w:r>
     </w:p>
@@ -22545,6 +22581,12 @@
           <w:szCs w:val="20"/>
         </w:rPr>
         <w:br/>
+      </w:r>
+      <w:r>
+        <w:rPr>
+          <w:sz w:val="20"/>
+          <w:szCs w:val="20"/>
+        </w:rPr>
         <w:t>Los hoteles ofrecen diferentes servicios para brindar comodidad, atención y una experiencia agradable a los huéspedes durante su estadía. Estos servicios pueden variar según el tipo y la categoría del hotel. A continuación, se presentan algunos de los servicios hoteleros más comunes.</w:t>
       </w:r>
     </w:p>
@@ -22680,7 +22722,6 @@
           <w:sz w:val="20"/>
           <w:szCs w:val="20"/>
         </w:rPr>
-        <w:lastRenderedPageBreak/>
         <w:t>Acceso en silla de ruedas</w:t>
       </w:r>
     </w:p>
@@ -23200,6 +23241,12 @@
           <w:szCs w:val="20"/>
         </w:rPr>
         <w:br/>
+      </w:r>
+      <w:r>
+        <w:rPr>
+          <w:sz w:val="20"/>
+          <w:szCs w:val="20"/>
+        </w:rPr>
         <w:t>El mobiliario incluye los objetos y equipos utilizados para brindar comodidad, funcionalidad y decoración en las diferentes áreas de un hotel. Cada espacio cuenta con muebles acordes con su propósito y las necesidades de huéspedes y personal. A continuación, se presentan algunos ejemplos comunes de mobiliario hotelero.</w:t>
       </w:r>
     </w:p>
@@ -23272,7 +23319,6 @@
           <w:sz w:val="20"/>
           <w:szCs w:val="20"/>
         </w:rPr>
-        <w:lastRenderedPageBreak/>
         <w:drawing>
           <wp:inline distT="0" distB="0" distL="0" distR="0" wp14:anchorId="2F10254C" wp14:editId="197392E1">
             <wp:extent cx="4629796" cy="4058216"/>
@@ -23538,7 +23584,6 @@
                 <w:sz w:val="20"/>
                 <w:szCs w:val="20"/>
               </w:rPr>
-              <w:lastRenderedPageBreak/>
               <w:t>proporcionar. También se presentan organigramas para áreas específicas.</w:t>
             </w:r>
           </w:p>
@@ -23786,8 +23831,8 @@
       </w:r>
       <w:r>
         <w:rPr>
-          <w:b/>
-          <w:bCs/>
+          <w:b w:val="1"/>
+          <w:bCs w:val="1"/>
           <w:sz w:val="20"/>
           <w:szCs w:val="20"/>
           <w:lang w:val="en-GB"/>
@@ -23800,7 +23845,23 @@
           <w:szCs w:val="20"/>
           <w:lang w:val="en-GB"/>
         </w:rPr>
-        <w:t>SENA, (2021).</w:t>
+        <w:t>SENA, (202</w:t>
+      </w:r>
+      <w:r>
+        <w:rPr>
+          <w:sz w:val="20"/>
+          <w:szCs w:val="20"/>
+          <w:lang w:val="en-GB"/>
+        </w:rPr>
+        <w:t>6</w:t>
+      </w:r>
+      <w:r>
+        <w:rPr>
+          <w:sz w:val="20"/>
+          <w:szCs w:val="20"/>
+          <w:lang w:val="en-GB"/>
+        </w:rPr>
+        <w:t>).</w:t>
       </w:r>
     </w:p>
     <w:p>
@@ -23954,7 +24015,6 @@
           <w:sz w:val="20"/>
           <w:szCs w:val="20"/>
         </w:rPr>
-        <w:lastRenderedPageBreak/>
         <w:t xml:space="preserve">Son guías y orientaciones para que el personal desarrolle las rutinas o tareas diarias de la operación del hotel. De esta manera, podrán tomar las decisiones más acertadas apoyados en las directivas de sus superiores, estableciendo con claridad la responsabilidad y obligaciones de cada uno de los cargos. </w:t>
       </w:r>
       <w:r>
@@ -24367,6 +24427,12 @@
           <w:szCs w:val="20"/>
         </w:rPr>
         <w:br/>
+      </w:r>
+      <w:r>
+        <w:rPr>
+          <w:sz w:val="20"/>
+          <w:szCs w:val="20"/>
+        </w:rPr>
         <w:t>El Departamento de Habitaciones es responsable de preparar, mantener y gestionar las habitaciones y áreas de alojamiento para los huéspedes. Su principal objetivo es garantizar limpieza, comodidad, organización y un servicio de calidad durante la estadía. A continuación, se presentan algunas de las áreas y funciones relacionadas con este departamento.</w:t>
       </w:r>
     </w:p>
@@ -24510,6 +24576,12 @@
           <w:szCs w:val="20"/>
         </w:rPr>
         <w:br/>
+      </w:r>
+      <w:r>
+        <w:rPr>
+          <w:sz w:val="20"/>
+          <w:szCs w:val="20"/>
+        </w:rPr>
         <w:t>Las principales responsabilidades del gerente de recepción incluyen la revisión del informe final de la auditoría nocturna, la supervisión diaria de los procedimientos de recepción, un análisis de los resultados operativos y comerciales del departamento; el funcionamiento y la supervisión del sistema de reservas; mantener una comunicación asertiva con el personal a su cargo y otros directores de departamento; supervisar los registros y pagos diarios; programar los turnos y velar por el desarrollo de los empleados; establecer programas internos de ventas en la recepción; preparar presupuestos, y atención y resolución de PQRS.</w:t>
       </w:r>
     </w:p>
@@ -24610,6 +24682,12 @@
           <w:szCs w:val="20"/>
         </w:rPr>
         <w:br/>
+      </w:r>
+      <w:r>
+        <w:rPr>
+          <w:sz w:val="20"/>
+          <w:szCs w:val="20"/>
+        </w:rPr>
         <w:t>El auditor nocturno tiene múltiples responsabilidades además de preparar el informe de auditoría nocturna. Esta persona también debe registrar a los huéspedes que llegan después de las 10:00 p.m., y dar salida a quienes lo hacen antes de 6:00 a.m. Dentro de sus labores está procesar reservas, realizar tareas de supervisor de seguridad, monitorear los sistemas de seguridad contra incendios, actuar como cajero para las funciones de banquete y realizar el trabajo de gerente de turno. El auditor nocturno actúa como un enlace de comunicación entre el huésped y las operaciones del hotel durante el turno de 10:00 p.m. a 6:00 a.m.</w:t>
       </w:r>
     </w:p>
@@ -24802,6 +24880,12 @@
           <w:szCs w:val="20"/>
         </w:rPr>
         <w:br/>
+      </w:r>
+      <w:r>
+        <w:rPr>
+          <w:sz w:val="20"/>
+          <w:szCs w:val="20"/>
+        </w:rPr>
         <w:t>El botones presta ayuda con el equipaje tanto en el registro como en la salida. Además, informa y apoya en la coordinación de servicios para los huéspedes. Es responsable del equipaje en custodia.</w:t>
       </w:r>
     </w:p>
@@ -24888,6 +24972,12 @@
           <w:szCs w:val="20"/>
         </w:rPr>
         <w:br/>
+      </w:r>
+      <w:r>
+        <w:rPr>
+          <w:sz w:val="20"/>
+          <w:szCs w:val="20"/>
+        </w:rPr>
         <w:t>El ama de llaves ejecutiva es responsable del mantenimiento de las habitaciones y las áreas públicas de la propiedad. Esta persona coordina el trabajo del equipo con el objetivo de mantener la propiedad impecable.</w:t>
       </w:r>
     </w:p>
@@ -24989,7 +25079,6 @@
           <w:sz w:val="20"/>
           <w:szCs w:val="20"/>
         </w:rPr>
-        <w:lastRenderedPageBreak/>
         <w:t>The floor supervisor oversees the cleaning function of one or more floors of a hotel, and must be fully trained in cleaning techniques, standard inspection techniques, and assist in the provision of supplies to maids.</w:t>
       </w:r>
       <w:r>
@@ -25005,6 +25094,12 @@
           <w:szCs w:val="20"/>
         </w:rPr>
         <w:br/>
+      </w:r>
+      <w:r>
+        <w:rPr>
+          <w:sz w:val="20"/>
+          <w:szCs w:val="20"/>
+        </w:rPr>
         <w:t>El supervisor de piso supervisa la función de limpieza de uno o varios pisos de un hotel, y debe estar completamente capacitado en técnicas de limpieza, técnicas de inspección estándar y ayudar en la provisión de suministros a las camareras.  </w:t>
       </w:r>
     </w:p>
@@ -25223,6 +25318,12 @@
           <w:szCs w:val="20"/>
         </w:rPr>
         <w:br/>
+      </w:r>
+      <w:r>
+        <w:rPr>
+          <w:sz w:val="20"/>
+          <w:szCs w:val="20"/>
+        </w:rPr>
         <w:t>Su principal responsabilidad es la de ejecutar las labores del área de lavandería, como lavar, secar y planchar las ropas de cama del hotel. También procesan las órdenes de lavado de los huéspedes y los clientes externos.</w:t>
       </w:r>
     </w:p>
@@ -25309,6 +25410,12 @@
           <w:szCs w:val="20"/>
         </w:rPr>
         <w:br/>
+      </w:r>
+      <w:r>
+        <w:rPr>
+          <w:sz w:val="20"/>
+          <w:szCs w:val="20"/>
+        </w:rPr>
         <w:t>Las camareras son el personal de base de limpieza del hotel. Deben estar capacitadas en técnicas de limpieza y autoinspección. La velocidad y la eficiencia son primordiales en la realización del servicio vital de mantenimiento de las habitaciones y las áreas públicas.  </w:t>
       </w:r>
       <w:commentRangeEnd w:id="29"/>
@@ -25835,6 +25942,12 @@
           <w:szCs w:val="20"/>
         </w:rPr>
         <w:br/>
+      </w:r>
+      <w:r>
+        <w:rPr>
+          <w:sz w:val="20"/>
+          <w:szCs w:val="20"/>
+        </w:rPr>
         <w:t>El gerente de alimentos y bebidas es responsable del funcionamiento eficiente de la cocina, los comedores, el servicio de banquetes, el servicio de habitaciones y el salón ejecutivo. Esto incluye la gestión de una multitud de detalles, como la calidad de los alimentos, el saneamiento, el inventario, el control de costos, la capacitación del personal, el control de ingresos y el servicio al huésped, por nombrar algunos. Además, debe vigilar atentamente las tendencias en la comercialización de alimentos y bebidas y los factores de control en la preparación de alimentos y bebidas y los servicios públicos de cocina.  </w:t>
       </w:r>
     </w:p>
@@ -26101,7 +26214,6 @@
           <w:sz w:val="20"/>
           <w:szCs w:val="20"/>
         </w:rPr>
-        <w:lastRenderedPageBreak/>
         <w:t>El cocinero ejecuta la preparación de las comidas siguiendo las recetas estándar. Sus deberes incluyen preparar el lugar de trabajo, adherirse al menú del restaurante y seguir los procedimientos de salud y seguridad alimentaria. Los cocineros, además de preparar alimentos, limpian y asisten a otros cocineros y personal para que el procesamiento de alimentos funcione de forma eficiente.</w:t>
       </w:r>
     </w:p>
@@ -26386,13 +26498,93 @@
       </w:pPr>
       <w:r>
         <w:rPr>
-          <w:i/>
-          <w:iCs/>
+          <w:i w:val="1"/>
+          <w:iCs w:val="1"/>
           <w:sz w:val="20"/>
           <w:szCs w:val="20"/>
           <w:lang w:val="en-US"/>
         </w:rPr>
-        <w:t>The host is responsible for welcoming customers, placing them at their table and offering the menu introducing the waiter who will serve them. This person does reservation control and the best use of the tables. Sometimes he or she also has the custody of coats and other objects left by the client while enjoying the service.</w:t>
+        <w:t xml:space="preserve">The host </w:t>
+      </w:r>
+      <w:r>
+        <w:rPr>
+          <w:i w:val="1"/>
+          <w:iCs w:val="1"/>
+          <w:sz w:val="20"/>
+          <w:szCs w:val="20"/>
+          <w:lang w:val="en-US"/>
+        </w:rPr>
+        <w:t>is responsible for</w:t>
+      </w:r>
+      <w:r>
+        <w:rPr>
+          <w:i w:val="1"/>
+          <w:iCs w:val="1"/>
+          <w:sz w:val="20"/>
+          <w:szCs w:val="20"/>
+          <w:lang w:val="en-US"/>
+        </w:rPr>
+        <w:t xml:space="preserve"> welcoming customers, placing them at their table</w:t>
+      </w:r>
+      <w:r>
+        <w:rPr>
+          <w:i w:val="1"/>
+          <w:iCs w:val="1"/>
+          <w:sz w:val="20"/>
+          <w:szCs w:val="20"/>
+          <w:lang w:val="en-US"/>
+        </w:rPr>
+        <w:t>,</w:t>
+      </w:r>
+      <w:r>
+        <w:rPr>
+          <w:i w:val="1"/>
+          <w:iCs w:val="1"/>
+          <w:sz w:val="20"/>
+          <w:szCs w:val="20"/>
+          <w:lang w:val="en-US"/>
+        </w:rPr>
+        <w:t xml:space="preserve"> and offering the menu</w:t>
+      </w:r>
+      <w:r>
+        <w:rPr>
+          <w:i w:val="1"/>
+          <w:iCs w:val="1"/>
+          <w:sz w:val="20"/>
+          <w:szCs w:val="20"/>
+          <w:lang w:val="en-US"/>
+        </w:rPr>
+        <w:t>,</w:t>
+      </w:r>
+      <w:r>
+        <w:rPr>
+          <w:i w:val="1"/>
+          <w:iCs w:val="1"/>
+          <w:sz w:val="20"/>
+          <w:szCs w:val="20"/>
+          <w:lang w:val="en-US"/>
+        </w:rPr>
+        <w:t xml:space="preserve"> introducing the waiter who will serve them. This person </w:t>
+      </w:r>
+      <w:r>
+        <w:rPr>
+          <w:i w:val="1"/>
+          <w:iCs w:val="1"/>
+          <w:sz w:val="20"/>
+          <w:szCs w:val="20"/>
+          <w:lang w:val="en-US"/>
+        </w:rPr>
+        <w:t>does</w:t>
+      </w:r>
+      <w:r>
+        <w:rPr>
+          <w:i w:val="1"/>
+          <w:iCs w:val="1"/>
+          <w:sz w:val="20"/>
+          <w:szCs w:val="20"/>
+          <w:lang w:val="en-US"/>
+        </w:rPr>
+        <w:t xml:space="preserve"> reservation control and the best use of the tables. Sometimes he or she also has the custody of coats and other objects left by the client while enjoying the service.</w:t>
       </w:r>
       <w:r>
         <w:br/>
@@ -26406,7 +26598,7 @@
           <w:szCs w:val="20"/>
           <w:lang w:val="en-US"/>
         </w:rPr>
-        <w:t>El anfitrión se encarga de dar la bienvenida a los clientes, ubicarlos en su mesa y presentarles la carta, a la vez que presenta al mesero que l</w:t>
+        <w:t xml:space="preserve">El </w:t>
       </w:r>
       <w:r>
         <w:rPr>
@@ -26414,6 +26606,262 @@
           <w:szCs w:val="20"/>
           <w:lang w:val="en-US"/>
         </w:rPr>
+        <w:t>anfi</w:t>
+      </w:r>
+      <w:r>
+        <w:rPr>
+          <w:sz w:val="20"/>
+          <w:szCs w:val="20"/>
+          <w:lang w:val="en-US"/>
+        </w:rPr>
+        <w:t>trión</w:t>
+      </w:r>
+      <w:r>
+        <w:rPr>
+          <w:sz w:val="20"/>
+          <w:szCs w:val="20"/>
+          <w:lang w:val="en-US"/>
+        </w:rPr>
+        <w:t xml:space="preserve"> se </w:t>
+      </w:r>
+      <w:r>
+        <w:rPr>
+          <w:sz w:val="20"/>
+          <w:szCs w:val="20"/>
+          <w:lang w:val="en-US"/>
+        </w:rPr>
+        <w:t>encarga</w:t>
+      </w:r>
+      <w:r>
+        <w:rPr>
+          <w:sz w:val="20"/>
+          <w:szCs w:val="20"/>
+          <w:lang w:val="en-US"/>
+        </w:rPr>
+        <w:t xml:space="preserve"> de </w:t>
+      </w:r>
+      <w:r>
+        <w:rPr>
+          <w:sz w:val="20"/>
+          <w:szCs w:val="20"/>
+          <w:lang w:val="en-US"/>
+        </w:rPr>
+        <w:t>dar</w:t>
+      </w:r>
+      <w:r>
+        <w:rPr>
+          <w:sz w:val="20"/>
+          <w:szCs w:val="20"/>
+          <w:lang w:val="en-US"/>
+        </w:rPr>
+        <w:t xml:space="preserve"> la </w:t>
+      </w:r>
+      <w:r>
+        <w:rPr>
+          <w:sz w:val="20"/>
+          <w:szCs w:val="20"/>
+          <w:lang w:val="en-US"/>
+        </w:rPr>
+        <w:t>bienvenida</w:t>
+      </w:r>
+      <w:r>
+        <w:rPr>
+          <w:sz w:val="20"/>
+          <w:szCs w:val="20"/>
+          <w:lang w:val="en-US"/>
+        </w:rPr>
+        <w:t xml:space="preserve"> a </w:t>
+      </w:r>
+      <w:r>
+        <w:rPr>
+          <w:sz w:val="20"/>
+          <w:szCs w:val="20"/>
+          <w:lang w:val="en-US"/>
+        </w:rPr>
+        <w:t>los</w:t>
+      </w:r>
+      <w:r>
+        <w:rPr>
+          <w:sz w:val="20"/>
+          <w:szCs w:val="20"/>
+          <w:lang w:val="en-US"/>
+        </w:rPr>
+        <w:t xml:space="preserve"> </w:t>
+      </w:r>
+      <w:r>
+        <w:rPr>
+          <w:sz w:val="20"/>
+          <w:szCs w:val="20"/>
+          <w:lang w:val="en-US"/>
+        </w:rPr>
+        <w:t>clientes</w:t>
+      </w:r>
+      <w:r>
+        <w:rPr>
+          <w:sz w:val="20"/>
+          <w:szCs w:val="20"/>
+          <w:lang w:val="en-US"/>
+        </w:rPr>
+        <w:t xml:space="preserve">, </w:t>
+      </w:r>
+      <w:r>
+        <w:rPr>
+          <w:sz w:val="20"/>
+          <w:szCs w:val="20"/>
+          <w:lang w:val="en-US"/>
+        </w:rPr>
+        <w:t>ubicarlos</w:t>
+      </w:r>
+      <w:r>
+        <w:rPr>
+          <w:sz w:val="20"/>
+          <w:szCs w:val="20"/>
+          <w:lang w:val="en-US"/>
+        </w:rPr>
+        <w:t xml:space="preserve"> </w:t>
+      </w:r>
+      <w:r>
+        <w:rPr>
+          <w:sz w:val="20"/>
+          <w:szCs w:val="20"/>
+          <w:lang w:val="en-US"/>
+        </w:rPr>
+        <w:t>en</w:t>
+      </w:r>
+      <w:r>
+        <w:rPr>
+          <w:sz w:val="20"/>
+          <w:szCs w:val="20"/>
+          <w:lang w:val="en-US"/>
+        </w:rPr>
+        <w:t xml:space="preserve"> </w:t>
+      </w:r>
+      <w:r>
+        <w:rPr>
+          <w:sz w:val="20"/>
+          <w:szCs w:val="20"/>
+          <w:lang w:val="en-US"/>
+        </w:rPr>
+        <w:t>su</w:t>
+      </w:r>
+      <w:r>
+        <w:rPr>
+          <w:sz w:val="20"/>
+          <w:szCs w:val="20"/>
+          <w:lang w:val="en-US"/>
+        </w:rPr>
+        <w:t xml:space="preserve"> mesa y </w:t>
+      </w:r>
+      <w:r>
+        <w:rPr>
+          <w:sz w:val="20"/>
+          <w:szCs w:val="20"/>
+          <w:lang w:val="en-US"/>
+        </w:rPr>
+        <w:t>presentarles</w:t>
+      </w:r>
+      <w:r>
+        <w:rPr>
+          <w:sz w:val="20"/>
+          <w:szCs w:val="20"/>
+          <w:lang w:val="en-US"/>
+        </w:rPr>
+        <w:t xml:space="preserve"> la carta, a la </w:t>
+      </w:r>
+      <w:r>
+        <w:rPr>
+          <w:sz w:val="20"/>
+          <w:szCs w:val="20"/>
+          <w:lang w:val="en-US"/>
+        </w:rPr>
+        <w:t>vez</w:t>
+      </w:r>
+      <w:r>
+        <w:rPr>
+          <w:sz w:val="20"/>
+          <w:szCs w:val="20"/>
+          <w:lang w:val="en-US"/>
+        </w:rPr>
+        <w:t xml:space="preserve"> </w:t>
+      </w:r>
+      <w:r>
+        <w:rPr>
+          <w:sz w:val="20"/>
+          <w:szCs w:val="20"/>
+          <w:lang w:val="en-US"/>
+        </w:rPr>
+        <w:t>que</w:t>
+      </w:r>
+      <w:r>
+        <w:rPr>
+          <w:sz w:val="20"/>
+          <w:szCs w:val="20"/>
+          <w:lang w:val="en-US"/>
+        </w:rPr>
+        <w:t xml:space="preserve"> </w:t>
+      </w:r>
+      <w:r>
+        <w:rPr>
+          <w:sz w:val="20"/>
+          <w:szCs w:val="20"/>
+          <w:lang w:val="en-US"/>
+        </w:rPr>
+        <w:t>presenta</w:t>
+      </w:r>
+      <w:r>
+        <w:rPr>
+          <w:sz w:val="20"/>
+          <w:szCs w:val="20"/>
+          <w:lang w:val="en-US"/>
+        </w:rPr>
+        <w:t xml:space="preserve"> al </w:t>
+      </w:r>
+      <w:r>
+        <w:rPr>
+          <w:sz w:val="20"/>
+          <w:szCs w:val="20"/>
+          <w:lang w:val="en-US"/>
+        </w:rPr>
+        <w:t>mesero</w:t>
+      </w:r>
+      <w:r>
+        <w:rPr>
+          <w:sz w:val="20"/>
+          <w:szCs w:val="20"/>
+          <w:lang w:val="en-US"/>
+        </w:rPr>
+        <w:t xml:space="preserve"> </w:t>
+      </w:r>
+      <w:r>
+        <w:rPr>
+          <w:sz w:val="20"/>
+          <w:szCs w:val="20"/>
+          <w:lang w:val="en-US"/>
+        </w:rPr>
+        <w:t>que</w:t>
+      </w:r>
+      <w:r>
+        <w:rPr>
+          <w:sz w:val="20"/>
+          <w:szCs w:val="20"/>
+          <w:lang w:val="en-US"/>
+        </w:rPr>
+        <w:t xml:space="preserve"> </w:t>
+      </w:r>
+      <w:r>
+        <w:rPr>
+          <w:sz w:val="20"/>
+          <w:szCs w:val="20"/>
+          <w:lang w:val="en-US"/>
+        </w:rPr>
+        <w:t>l</w:t>
+      </w:r>
+      <w:r>
+        <w:rPr>
+          <w:sz w:val="20"/>
+          <w:szCs w:val="20"/>
+          <w:lang w:val="en-US"/>
+        </w:rPr>
         <w:t>o</w:t>
       </w:r>
       <w:r>
@@ -26422,7 +26870,7 @@
           <w:szCs w:val="20"/>
           <w:lang w:val="en-US"/>
         </w:rPr>
-        <w:t xml:space="preserve">s atenderá. Es responsable </w:t>
+        <w:t>s</w:t>
       </w:r>
       <w:r>
         <w:rPr>
@@ -26430,6 +26878,46 @@
           <w:szCs w:val="20"/>
           <w:lang w:val="en-US"/>
         </w:rPr>
+        <w:t xml:space="preserve"> </w:t>
+      </w:r>
+      <w:r>
+        <w:rPr>
+          <w:sz w:val="20"/>
+          <w:szCs w:val="20"/>
+          <w:lang w:val="en-US"/>
+        </w:rPr>
+        <w:t>atenderá</w:t>
+      </w:r>
+      <w:r>
+        <w:rPr>
+          <w:sz w:val="20"/>
+          <w:szCs w:val="20"/>
+          <w:lang w:val="en-US"/>
+        </w:rPr>
+        <w:t xml:space="preserve">. Es </w:t>
+      </w:r>
+      <w:r>
+        <w:rPr>
+          <w:sz w:val="20"/>
+          <w:szCs w:val="20"/>
+          <w:lang w:val="en-US"/>
+        </w:rPr>
+        <w:t>responsable</w:t>
+      </w:r>
+      <w:r>
+        <w:rPr>
+          <w:sz w:val="20"/>
+          <w:szCs w:val="20"/>
+          <w:lang w:val="en-US"/>
+        </w:rPr>
+        <w:t xml:space="preserve"> </w:t>
+      </w:r>
+      <w:r>
+        <w:rPr>
+          <w:sz w:val="20"/>
+          <w:szCs w:val="20"/>
+          <w:lang w:val="en-US"/>
+        </w:rPr>
         <w:t>del</w:t>
       </w:r>
       <w:r>
@@ -26438,63 +26926,1106 @@
           <w:szCs w:val="20"/>
           <w:lang w:val="en-US"/>
         </w:rPr>
-        <w:t xml:space="preserve"> control de las reservas y el mayor aprovechamiento de las mesas. En ocasiones, se encarga también de la custodia de abrigos y otros objetos dejados por el cliente mientras disfruta del servicio.</w:t>
+        <w:t xml:space="preserve"> control de las </w:t>
+      </w:r>
+      <w:r>
+        <w:rPr>
+          <w:sz w:val="20"/>
+          <w:szCs w:val="20"/>
+          <w:lang w:val="en-US"/>
+        </w:rPr>
+        <w:t>reservas</w:t>
+      </w:r>
+      <w:r>
+        <w:rPr>
+          <w:sz w:val="20"/>
+          <w:szCs w:val="20"/>
+          <w:lang w:val="en-US"/>
+        </w:rPr>
+        <w:t xml:space="preserve"> y el mayor </w:t>
+      </w:r>
+      <w:r>
+        <w:rPr>
+          <w:sz w:val="20"/>
+          <w:szCs w:val="20"/>
+          <w:lang w:val="en-US"/>
+        </w:rPr>
+        <w:t>aprovechamiento</w:t>
+      </w:r>
+      <w:r>
+        <w:rPr>
+          <w:sz w:val="20"/>
+          <w:szCs w:val="20"/>
+          <w:lang w:val="en-US"/>
+        </w:rPr>
+        <w:t xml:space="preserve"> de las mesas. En </w:t>
+      </w:r>
+      <w:r>
+        <w:rPr>
+          <w:sz w:val="20"/>
+          <w:szCs w:val="20"/>
+          <w:lang w:val="en-US"/>
+        </w:rPr>
+        <w:t>ocasiones</w:t>
+      </w:r>
+      <w:r>
+        <w:rPr>
+          <w:sz w:val="20"/>
+          <w:szCs w:val="20"/>
+          <w:lang w:val="en-US"/>
+        </w:rPr>
+        <w:t xml:space="preserve">, se </w:t>
+      </w:r>
+      <w:r>
+        <w:rPr>
+          <w:sz w:val="20"/>
+          <w:szCs w:val="20"/>
+          <w:lang w:val="en-US"/>
+        </w:rPr>
+        <w:t>encarga</w:t>
+      </w:r>
+      <w:r>
+        <w:rPr>
+          <w:sz w:val="20"/>
+          <w:szCs w:val="20"/>
+          <w:lang w:val="en-US"/>
+        </w:rPr>
+        <w:t xml:space="preserve"> también de la custodia de </w:t>
+      </w:r>
+      <w:r>
+        <w:rPr>
+          <w:sz w:val="20"/>
+          <w:szCs w:val="20"/>
+          <w:lang w:val="en-US"/>
+        </w:rPr>
+        <w:t>abrigos</w:t>
+      </w:r>
+      <w:r>
+        <w:rPr>
+          <w:sz w:val="20"/>
+          <w:szCs w:val="20"/>
+          <w:lang w:val="en-US"/>
+        </w:rPr>
+        <w:t xml:space="preserve"> y </w:t>
+      </w:r>
+      <w:r>
+        <w:rPr>
+          <w:sz w:val="20"/>
+          <w:szCs w:val="20"/>
+          <w:lang w:val="en-US"/>
+        </w:rPr>
+        <w:t>otros</w:t>
+      </w:r>
+      <w:r>
+        <w:rPr>
+          <w:sz w:val="20"/>
+          <w:szCs w:val="20"/>
+          <w:lang w:val="en-US"/>
+        </w:rPr>
+        <w:t xml:space="preserve"> </w:t>
+      </w:r>
+      <w:r>
+        <w:rPr>
+          <w:sz w:val="20"/>
+          <w:szCs w:val="20"/>
+          <w:lang w:val="en-US"/>
+        </w:rPr>
+        <w:t>objetos</w:t>
+      </w:r>
+      <w:r>
+        <w:rPr>
+          <w:sz w:val="20"/>
+          <w:szCs w:val="20"/>
+          <w:lang w:val="en-US"/>
+        </w:rPr>
+        <w:t xml:space="preserve"> </w:t>
+      </w:r>
+      <w:r>
+        <w:rPr>
+          <w:sz w:val="20"/>
+          <w:szCs w:val="20"/>
+          <w:lang w:val="en-US"/>
+        </w:rPr>
+        <w:t>dejados</w:t>
+      </w:r>
+      <w:r>
+        <w:rPr>
+          <w:sz w:val="20"/>
+          <w:szCs w:val="20"/>
+          <w:lang w:val="en-US"/>
+        </w:rPr>
+        <w:t xml:space="preserve"> </w:t>
+      </w:r>
+      <w:r>
+        <w:rPr>
+          <w:sz w:val="20"/>
+          <w:szCs w:val="20"/>
+          <w:lang w:val="en-US"/>
+        </w:rPr>
+        <w:t>por</w:t>
+      </w:r>
+      <w:r>
+        <w:rPr>
+          <w:sz w:val="20"/>
+          <w:szCs w:val="20"/>
+          <w:lang w:val="en-US"/>
+        </w:rPr>
+        <w:t xml:space="preserve"> el </w:t>
+      </w:r>
+      <w:r>
+        <w:rPr>
+          <w:sz w:val="20"/>
+          <w:szCs w:val="20"/>
+          <w:lang w:val="en-US"/>
+        </w:rPr>
+        <w:t>cliente</w:t>
+      </w:r>
+      <w:r>
+        <w:rPr>
+          <w:sz w:val="20"/>
+          <w:szCs w:val="20"/>
+          <w:lang w:val="en-US"/>
+        </w:rPr>
+        <w:t xml:space="preserve"> </w:t>
+      </w:r>
+      <w:r>
+        <w:rPr>
+          <w:sz w:val="20"/>
+          <w:szCs w:val="20"/>
+          <w:lang w:val="en-US"/>
+        </w:rPr>
+        <w:t>mientras</w:t>
+      </w:r>
+      <w:r>
+        <w:rPr>
+          <w:sz w:val="20"/>
+          <w:szCs w:val="20"/>
+          <w:lang w:val="en-US"/>
+        </w:rPr>
+        <w:t xml:space="preserve"> </w:t>
+      </w:r>
+      <w:r>
+        <w:rPr>
+          <w:sz w:val="20"/>
+          <w:szCs w:val="20"/>
+          <w:lang w:val="en-US"/>
+        </w:rPr>
+        <w:t>disfruta</w:t>
+      </w:r>
+      <w:r>
+        <w:rPr>
+          <w:sz w:val="20"/>
+          <w:szCs w:val="20"/>
+          <w:lang w:val="en-US"/>
+        </w:rPr>
+        <w:t xml:space="preserve"> del </w:t>
+      </w:r>
+      <w:r>
+        <w:rPr>
+          <w:sz w:val="20"/>
+          <w:szCs w:val="20"/>
+          <w:lang w:val="en-US"/>
+        </w:rPr>
+        <w:t>servicio</w:t>
+      </w:r>
+      <w:r>
+        <w:rPr>
+          <w:sz w:val="20"/>
+          <w:szCs w:val="20"/>
+          <w:lang w:val="en-US"/>
+        </w:rPr>
+        <w:t>.</w:t>
       </w:r>
       <w:commentRangeEnd w:id="30"/>
       <w:r>
         <w:rPr>
+          <w:rStyle w:val="CommentReference"/>
+        </w:rPr>
+        <w:commentReference w:id="30"/>
+      </w:r>
+    </w:p>
+    <w:p>
+      <w:pPr>
+        <w:rPr>
+          <w:sz w:val="20"/>
+          <w:szCs w:val="20"/>
+        </w:rPr>
+      </w:pPr>
+    </w:p>
+    <w:p>
+      <w:pPr>
+        <w:rPr>
+          <w:sz w:val="20"/>
+          <w:szCs w:val="20"/>
+        </w:rPr>
+      </w:pPr>
+    </w:p>
+    <w:p>
+      <w:pPr>
+        <w:rPr>
+          <w:b/>
+          <w:bCs/>
+          <w:sz w:val="20"/>
+          <w:szCs w:val="20"/>
+        </w:rPr>
+      </w:pPr>
+      <w:r>
+        <w:rPr>
+          <w:b/>
+          <w:bCs/>
+          <w:i/>
+          <w:iCs/>
+          <w:sz w:val="20"/>
+          <w:szCs w:val="20"/>
+        </w:rPr>
+        <w:t>Financial Department</w:t>
+      </w:r>
+      <w:r>
+        <w:rPr>
+          <w:b/>
+          <w:bCs/>
+          <w:sz w:val="20"/>
+          <w:szCs w:val="20"/>
+        </w:rPr>
+        <w:t xml:space="preserve"> / Departamento financiero</w:t>
+      </w:r>
+    </w:p>
+    <w:p>
+      <w:pPr>
+        <w:rPr>
+          <w:b/>
+          <w:bCs/>
+          <w:sz w:val="20"/>
+          <w:szCs w:val="20"/>
+        </w:rPr>
+      </w:pPr>
+    </w:p>
+    <w:p>
+      <w:pPr>
+        <w:rPr>
+          <w:i/>
+          <w:iCs/>
+          <w:sz w:val="20"/>
+          <w:szCs w:val="20"/>
+        </w:rPr>
+      </w:pPr>
+      <w:r>
+        <w:rPr>
+          <w:i/>
+          <w:iCs/>
+          <w:sz w:val="20"/>
+          <w:szCs w:val="20"/>
+        </w:rPr>
+        <w:t xml:space="preserve">The </w:t>
+      </w:r>
+      <w:r>
+        <w:rPr>
+          <w:i/>
+          <w:iCs/>
+          <w:sz w:val="20"/>
+          <w:szCs w:val="20"/>
+        </w:rPr>
+        <w:t>f</w:t>
+      </w:r>
+      <w:r>
+        <w:rPr>
+          <w:i/>
+          <w:iCs/>
+          <w:sz w:val="20"/>
+          <w:szCs w:val="20"/>
+        </w:rPr>
+        <w:t xml:space="preserve">inancial </w:t>
+      </w:r>
+      <w:r>
+        <w:rPr>
+          <w:i/>
+          <w:iCs/>
+          <w:sz w:val="20"/>
+          <w:szCs w:val="20"/>
+        </w:rPr>
+        <w:t>d</w:t>
+      </w:r>
+      <w:r>
+        <w:rPr>
+          <w:i/>
+          <w:iCs/>
+          <w:sz w:val="20"/>
+          <w:szCs w:val="20"/>
+        </w:rPr>
+        <w:t>epartment is responsible for managing the economic and financial activities of a hotel or hospitality establishment. Its main functions include controlling budgets, processing payments, recording income and expenses, and ensuring the proper use of financial resources.</w:t>
+      </w:r>
+    </w:p>
+    <w:p>
+      <w:pPr>
+        <w:rPr>
+          <w:i/>
+          <w:iCs/>
+          <w:sz w:val="20"/>
+          <w:szCs w:val="20"/>
+        </w:rPr>
+      </w:pPr>
+      <w:r>
+        <w:rPr>
+          <w:i/>
+          <w:iCs/>
+          <w:sz w:val="20"/>
+          <w:szCs w:val="20"/>
+        </w:rPr>
+        <w:t>This department supports the operation of the hotel by maintaining organized financial records and helping with decision-making processes. Professionals such as accountants, cashiers, financial assistants, and auditors may work in this area.</w:t>
+      </w:r>
+    </w:p>
+    <w:p>
+      <w:pPr>
+        <w:rPr>
+          <w:i/>
+          <w:iCs/>
+          <w:sz w:val="20"/>
+          <w:szCs w:val="20"/>
+        </w:rPr>
+      </w:pPr>
+      <w:r>
+        <w:rPr>
+          <w:i/>
+          <w:iCs/>
+          <w:sz w:val="20"/>
+          <w:szCs w:val="20"/>
+        </w:rPr>
+        <w:t xml:space="preserve">Below are some of the most common positions and functions within the </w:t>
+      </w:r>
+      <w:r>
+        <w:rPr>
+          <w:i/>
+          <w:iCs/>
+          <w:sz w:val="20"/>
+          <w:szCs w:val="20"/>
+        </w:rPr>
+        <w:t>f</w:t>
+      </w:r>
+      <w:r>
+        <w:rPr>
+          <w:i/>
+          <w:iCs/>
+          <w:sz w:val="20"/>
+          <w:szCs w:val="20"/>
+        </w:rPr>
+        <w:t xml:space="preserve">inancial </w:t>
+      </w:r>
+      <w:r>
+        <w:rPr>
+          <w:i/>
+          <w:iCs/>
+          <w:sz w:val="20"/>
+          <w:szCs w:val="20"/>
+        </w:rPr>
+        <w:t>d</w:t>
+      </w:r>
+      <w:r>
+        <w:rPr>
+          <w:i/>
+          <w:iCs/>
+          <w:sz w:val="20"/>
+          <w:szCs w:val="20"/>
+        </w:rPr>
+        <w:t>epartment.</w:t>
+      </w:r>
+    </w:p>
+    <w:p>
+      <w:pPr>
+        <w:rPr>
+          <w:sz w:val="20"/>
+          <w:szCs w:val="20"/>
+        </w:rPr>
+      </w:pPr>
+    </w:p>
+    <w:p>
+      <w:pPr>
+        <w:rPr>
+          <w:sz w:val="20"/>
+          <w:szCs w:val="20"/>
+        </w:rPr>
+      </w:pPr>
+      <w:r>
+        <w:rPr>
+          <w:sz w:val="20"/>
+          <w:szCs w:val="20"/>
+        </w:rPr>
+        <w:t xml:space="preserve">El </w:t>
+      </w:r>
+      <w:r>
+        <w:rPr>
+          <w:sz w:val="20"/>
+          <w:szCs w:val="20"/>
+        </w:rPr>
+        <w:t>d</w:t>
+      </w:r>
+      <w:r>
+        <w:rPr>
+          <w:sz w:val="20"/>
+          <w:szCs w:val="20"/>
+        </w:rPr>
+        <w:t xml:space="preserve">epartamento </w:t>
+      </w:r>
+      <w:r>
+        <w:rPr>
+          <w:sz w:val="20"/>
+          <w:szCs w:val="20"/>
+        </w:rPr>
+        <w:t>f</w:t>
+      </w:r>
+      <w:r>
+        <w:rPr>
+          <w:sz w:val="20"/>
+          <w:szCs w:val="20"/>
+        </w:rPr>
+        <w:t>inanciero es responsable de gestionar las actividades económicas y financieras de un hotel o establecimiento turístico. Entre sus principales funciones se encuentran controlar presupuestos, procesar pagos, registrar ingresos y gastos, y garantizar el adecuado uso de los recursos financieros.</w:t>
+      </w:r>
+    </w:p>
+    <w:p>
+      <w:pPr>
+        <w:rPr>
+          <w:sz w:val="20"/>
+          <w:szCs w:val="20"/>
+        </w:rPr>
+      </w:pPr>
+      <w:r>
+        <w:rPr>
+          <w:sz w:val="20"/>
+          <w:szCs w:val="20"/>
+        </w:rPr>
+        <w:t>Este departamento apoya el funcionamiento del hotel mediante el mantenimiento de registros financieros organizados y el apoyo en la toma de decisiones. En esta área pueden trabajar profesionales como contadores, cajeros, auxiliares financieros y auditores.</w:t>
+      </w:r>
+    </w:p>
+    <w:p>
+      <w:pPr>
+        <w:rPr>
+          <w:b/>
+          <w:bCs/>
+          <w:sz w:val="20"/>
+          <w:szCs w:val="20"/>
+        </w:rPr>
+      </w:pPr>
+      <w:r>
+        <w:rPr>
+          <w:sz w:val="20"/>
+          <w:szCs w:val="20"/>
+        </w:rPr>
+        <w:t xml:space="preserve">A continuación, se presentan algunos de los cargos y funciones más comunes del </w:t>
+      </w:r>
+      <w:r>
+        <w:rPr>
+          <w:sz w:val="20"/>
+          <w:szCs w:val="20"/>
+        </w:rPr>
+        <w:t>d</w:t>
+      </w:r>
+      <w:r>
+        <w:rPr>
+          <w:sz w:val="20"/>
+          <w:szCs w:val="20"/>
+        </w:rPr>
+        <w:t xml:space="preserve">epartamento </w:t>
+      </w:r>
+      <w:r>
+        <w:rPr>
+          <w:b/>
+          <w:bCs/>
+          <w:sz w:val="20"/>
+          <w:szCs w:val="20"/>
+        </w:rPr>
+        <w:t>f</w:t>
+      </w:r>
+      <w:r>
+        <w:rPr>
+          <w:b/>
+          <w:bCs/>
+          <w:sz w:val="20"/>
+          <w:szCs w:val="20"/>
+        </w:rPr>
+        <w:t>inanciero.</w:t>
+      </w:r>
+    </w:p>
+    <w:p>
+      <w:pPr>
+        <w:rPr>
+          <w:b/>
+          <w:bCs/>
+          <w:sz w:val="20"/>
+          <w:szCs w:val="20"/>
+        </w:rPr>
+      </w:pPr>
+    </w:p>
+    <w:p>
+      <w:pPr>
+        <w:rPr>
+          <w:b/>
+          <w:bCs/>
+          <w:sz w:val="20"/>
+          <w:szCs w:val="20"/>
+        </w:rPr>
+      </w:pPr>
+    </w:p>
+    <w:p>
+      <w:pPr>
+        <w:rPr>
+          <w:b/>
+          <w:bCs/>
+          <w:sz w:val="20"/>
+          <w:szCs w:val="20"/>
+        </w:rPr>
+      </w:pPr>
+    </w:p>
+    <w:p>
+      <w:pPr>
+        <w:rPr>
+          <w:b/>
+          <w:bCs/>
+          <w:sz w:val="20"/>
+          <w:szCs w:val="20"/>
+        </w:rPr>
+      </w:pPr>
+      <w:commentRangeStart w:id="31"/>
+      <w:r>
+        <w:rPr>
+          <w:b/>
+          <w:bCs/>
+          <w:i/>
+          <w:iCs/>
+          <w:sz w:val="20"/>
+          <w:szCs w:val="20"/>
+        </w:rPr>
+        <w:t>Controller</w:t>
+      </w:r>
+      <w:r>
+        <w:rPr>
+          <w:b/>
+          <w:bCs/>
+          <w:i/>
+          <w:iCs/>
+          <w:sz w:val="20"/>
+          <w:szCs w:val="20"/>
+        </w:rPr>
+        <w:t xml:space="preserve"> </w:t>
+      </w:r>
+      <w:r>
+        <w:rPr>
+          <w:b/>
+          <w:bCs/>
+          <w:i/>
+          <w:iCs/>
+          <w:sz w:val="20"/>
+          <w:szCs w:val="20"/>
+        </w:rPr>
+        <w:t>/</w:t>
+      </w:r>
+      <w:r>
+        <w:rPr>
+          <w:b/>
+          <w:bCs/>
+          <w:sz w:val="20"/>
+          <w:szCs w:val="20"/>
+        </w:rPr>
+        <w:t xml:space="preserve"> Contralor</w:t>
+      </w:r>
+    </w:p>
+    <w:p>
+      <w:pPr>
+        <w:rPr>
+          <w:b/>
+          <w:bCs/>
+          <w:i/>
+          <w:iCs/>
+          <w:sz w:val="20"/>
+          <w:szCs w:val="20"/>
+        </w:rPr>
+      </w:pPr>
+    </w:p>
+    <w:p>
+      <w:pPr>
+        <w:rPr>
+          <w:i/>
+          <w:iCs/>
+          <w:sz w:val="20"/>
+          <w:szCs w:val="20"/>
+        </w:rPr>
+      </w:pPr>
+    </w:p>
+    <w:p>
+      <w:pPr>
+        <w:rPr>
+          <w:i/>
+          <w:iCs/>
+          <w:sz w:val="20"/>
+          <w:szCs w:val="20"/>
+        </w:rPr>
+      </w:pPr>
+      <w:r>
+        <w:rPr>
+          <w:i/>
+          <w:iCs/>
+          <w:sz w:val="20"/>
+          <w:szCs w:val="20"/>
+        </w:rPr>
+        <w:t>The controller is responsible for the administration of the data and financial operation of the property, controls the expense and cost, designs the investment plan in conjunction with management, issues financial reports by department. This information must be available to the owners, board of directors, management, and guests. This requires a well-organized staff, not only to prepare operational statistics, but also to help the general manager determine the effectiveness of each.</w:t>
+      </w:r>
+    </w:p>
+    <w:p>
+      <w:pPr>
+        <w:rPr>
+          <w:i/>
+          <w:iCs/>
+          <w:sz w:val="20"/>
+          <w:szCs w:val="20"/>
+        </w:rPr>
+      </w:pPr>
+    </w:p>
+    <w:p>
+      <w:pPr>
+        <w:rPr>
+          <w:i/>
+          <w:iCs/>
+          <w:sz w:val="20"/>
+          <w:szCs w:val="20"/>
+        </w:rPr>
+      </w:pPr>
+      <w:r>
+        <w:rPr>
+          <w:i/>
+          <w:iCs/>
+          <w:sz w:val="20"/>
+          <w:szCs w:val="20"/>
+        </w:rPr>
+        <w:t>El contralor es responsable de la administración de los datos y la operación financiera de la propiedad, controla el gasto y el costo, diseña el plan de inversiones en conjunto con la gerencia, emite los informes financieros por departamento. Esta información debe estar disponible para los propietarios, la junta directiva, la administración y los huéspedes. Esto requiere un personal bien organizado, no s</w:t>
+      </w:r>
+      <w:r>
+        <w:rPr>
+          <w:i/>
+          <w:iCs/>
+          <w:sz w:val="20"/>
+          <w:szCs w:val="20"/>
+        </w:rPr>
+        <w:t>o</w:t>
+      </w:r>
+      <w:r>
+        <w:rPr>
+          <w:i/>
+          <w:iCs/>
+          <w:sz w:val="20"/>
+          <w:szCs w:val="20"/>
+        </w:rPr>
+        <w:t>lo para preparar estadísticas operativas, sino también para ayudar al gerente general a determinar la eficacia de cada uno.</w:t>
+      </w:r>
+    </w:p>
+    <w:p>
+      <w:pPr>
+        <w:rPr>
+          <w:b/>
+          <w:bCs/>
+          <w:sz w:val="20"/>
+          <w:szCs w:val="20"/>
+        </w:rPr>
+      </w:pPr>
+    </w:p>
+    <w:p>
+      <w:pPr>
+        <w:rPr>
+          <w:b/>
+          <w:bCs/>
+          <w:sz w:val="20"/>
+          <w:szCs w:val="20"/>
+        </w:rPr>
+      </w:pPr>
+      <w:r>
+        <w:rPr>
+          <w:b/>
+          <w:bCs/>
+          <w:i/>
+          <w:iCs/>
+          <w:sz w:val="20"/>
+          <w:szCs w:val="20"/>
+        </w:rPr>
+        <w:t>General Cashier</w:t>
+      </w:r>
+      <w:r>
+        <w:rPr>
+          <w:b/>
+          <w:bCs/>
+          <w:i/>
+          <w:iCs/>
+          <w:sz w:val="20"/>
+          <w:szCs w:val="20"/>
+        </w:rPr>
+        <w:t xml:space="preserve"> </w:t>
+      </w:r>
+      <w:r>
+        <w:rPr>
+          <w:b/>
+          <w:bCs/>
+          <w:sz w:val="20"/>
+          <w:szCs w:val="20"/>
+        </w:rPr>
+        <w:t>/ Cajero General</w:t>
+      </w:r>
+    </w:p>
+    <w:p>
+      <w:pPr>
+        <w:rPr>
+          <w:b/>
+          <w:bCs/>
+          <w:sz w:val="20"/>
+          <w:szCs w:val="20"/>
+        </w:rPr>
+      </w:pPr>
+    </w:p>
+    <w:p>
+      <w:pPr>
+        <w:rPr>
+          <w:sz w:val="20"/>
+          <w:szCs w:val="20"/>
+        </w:rPr>
+      </w:pPr>
+    </w:p>
+    <w:p>
+      <w:pPr>
+        <w:rPr>
+          <w:i/>
+          <w:iCs/>
+          <w:sz w:val="20"/>
+          <w:szCs w:val="20"/>
+        </w:rPr>
+      </w:pPr>
+    </w:p>
+    <w:p>
+      <w:pPr>
+        <w:pStyle w:val="Normal"/>
+        <w:rPr>
+          <w:rFonts w:ascii="Arial" w:hAnsi="Arial" w:eastAsia="Arial" w:cs="Arial"/>
+          <w:i w:val="1"/>
+          <w:iCs w:val="1"/>
+          <w:noProof w:val="0"/>
+          <w:sz w:val="20"/>
+          <w:szCs w:val="20"/>
+          <w:lang w:val="en-US"/>
+        </w:rPr>
+      </w:pPr>
+      <w:r>
+        <w:rPr>
+          <w:rFonts w:ascii="Arial" w:hAnsi="Arial" w:eastAsia="Arial" w:cs="Arial"/>
+          <w:i w:val="1"/>
+          <w:iCs w:val="1"/>
+          <w:noProof w:val="0"/>
+          <w:sz w:val="20"/>
+          <w:szCs w:val="20"/>
+          <w:lang w:val="en-US"/>
+        </w:rPr>
+        <w:t>The General Cashier reconciles the movements from the different outlets, including the Front Office, on a daily basis. The General Cashier is responsible for maintaining the balances of cash and banks. They process the cash for minor expenses in accordance with the hotel procedures and ensure the payment of accounts payable within the established timeframes.</w:t>
+      </w:r>
+    </w:p>
+    <w:p>
+      <w:pPr>
+        <w:rPr>
+          <w:b/>
+          <w:bCs/>
+          <w:sz w:val="20"/>
+          <w:szCs w:val="20"/>
+        </w:rPr>
+      </w:pPr>
+    </w:p>
+    <w:p>
+      <w:pPr>
+        <w:rPr>
+          <w:sz w:val="20"/>
+          <w:szCs w:val="20"/>
+        </w:rPr>
+      </w:pPr>
+    </w:p>
+    <w:p>
+      <w:pPr>
+        <w:rPr>
+          <w:i/>
+          <w:iCs/>
+          <w:sz w:val="20"/>
+          <w:szCs w:val="20"/>
+        </w:rPr>
+      </w:pPr>
+    </w:p>
+    <w:p>
+      <w:pPr>
+        <w:rPr>
+          <w:i/>
+          <w:iCs/>
+          <w:sz w:val="20"/>
+          <w:szCs w:val="20"/>
+        </w:rPr>
+      </w:pPr>
+      <w:r>
+        <w:rPr>
+          <w:i/>
+          <w:iCs/>
+          <w:sz w:val="20"/>
+          <w:szCs w:val="20"/>
+        </w:rPr>
+        <w:t>El Cajero General concilia los movimientos desde los diferentes puntos de venta, incluyendo la recepción, a diario, siendo responsable de mantener los saldos de efectivo y bancos. Es quien procesa el efectivo para gastos menores, de acuerdo con los procedimientos hoteleros, y asegura el pago de las cuentas por pagar dentro de los tiempos establecidos.</w:t>
+      </w:r>
+    </w:p>
+    <w:p>
+      <w:pPr>
+        <w:rPr>
+          <w:b/>
+          <w:bCs/>
+          <w:sz w:val="20"/>
+          <w:szCs w:val="20"/>
+        </w:rPr>
+      </w:pPr>
+    </w:p>
+    <w:p>
+      <w:pPr>
+        <w:rPr>
+          <w:b/>
+          <w:bCs/>
+          <w:sz w:val="20"/>
+          <w:szCs w:val="20"/>
+        </w:rPr>
+      </w:pPr>
+      <w:r>
+        <w:rPr>
+          <w:b/>
+          <w:bCs/>
+          <w:i/>
+          <w:iCs/>
+          <w:sz w:val="20"/>
+          <w:szCs w:val="20"/>
+        </w:rPr>
+        <w:t>Accounting Assistant</w:t>
+      </w:r>
+      <w:r>
+        <w:rPr>
+          <w:b/>
+          <w:bCs/>
+          <w:i/>
+          <w:iCs/>
+          <w:sz w:val="20"/>
+          <w:szCs w:val="20"/>
+        </w:rPr>
+        <w:t xml:space="preserve"> </w:t>
+      </w:r>
+      <w:r>
+        <w:rPr>
+          <w:b/>
+          <w:bCs/>
+          <w:i/>
+          <w:iCs/>
+          <w:sz w:val="20"/>
+          <w:szCs w:val="20"/>
+        </w:rPr>
+        <w:t>/</w:t>
+      </w:r>
+      <w:r>
+        <w:rPr>
+          <w:b/>
+          <w:bCs/>
+          <w:sz w:val="20"/>
+          <w:szCs w:val="20"/>
+        </w:rPr>
+        <w:t xml:space="preserve"> Auxiliar contable</w:t>
+      </w:r>
+    </w:p>
+    <w:p>
+      <w:pPr>
+        <w:rPr>
+          <w:b/>
+          <w:bCs/>
+          <w:i/>
+          <w:iCs/>
+          <w:sz w:val="20"/>
+          <w:szCs w:val="20"/>
+        </w:rPr>
+      </w:pPr>
+    </w:p>
+    <w:p>
+      <w:pPr>
+        <w:rPr>
+          <w:sz w:val="20"/>
+          <w:szCs w:val="20"/>
+        </w:rPr>
+      </w:pPr>
+    </w:p>
+    <w:p>
+      <w:pPr>
+        <w:rPr>
+          <w:i/>
+          <w:iCs/>
+          <w:sz w:val="20"/>
+          <w:szCs w:val="20"/>
+        </w:rPr>
+      </w:pPr>
+    </w:p>
+    <w:p>
+      <w:pPr>
+        <w:rPr>
+          <w:i/>
+          <w:iCs/>
+          <w:sz w:val="20"/>
+          <w:szCs w:val="20"/>
+        </w:rPr>
+      </w:pPr>
+      <w:r>
+        <w:rPr>
+          <w:i/>
+          <w:iCs/>
+          <w:sz w:val="20"/>
+          <w:szCs w:val="20"/>
+        </w:rPr>
+        <w:t>Their main mission is to daily carry out the review and entry of the accounting movements of the hotel. They organize financial documents as invoices and accounts of the outlets; maintain accounts payable and receivable; complete financial reports on a regular basis, and provide information to the finance team. They also help with budgets.</w:t>
+      </w:r>
+    </w:p>
+    <w:p>
+      <w:pPr>
+        <w:rPr>
+          <w:b/>
+          <w:bCs/>
+          <w:sz w:val="20"/>
+          <w:szCs w:val="20"/>
+        </w:rPr>
+      </w:pPr>
+    </w:p>
+    <w:p>
+      <w:pPr>
+        <w:rPr>
+          <w:sz w:val="20"/>
+          <w:szCs w:val="20"/>
+        </w:rPr>
+      </w:pPr>
+    </w:p>
+    <w:p>
+      <w:pPr>
+        <w:rPr>
+          <w:i/>
+          <w:iCs/>
+          <w:sz w:val="20"/>
+          <w:szCs w:val="20"/>
+        </w:rPr>
+      </w:pPr>
+    </w:p>
+    <w:p>
+      <w:pPr>
+        <w:rPr>
+          <w:i/>
+          <w:iCs/>
+          <w:sz w:val="20"/>
+          <w:szCs w:val="20"/>
+        </w:rPr>
+      </w:pPr>
+      <w:r>
+        <w:rPr>
+          <w:i/>
+          <w:iCs/>
+          <w:sz w:val="20"/>
+          <w:szCs w:val="20"/>
+        </w:rPr>
+        <w:t>Su misión principal es realizar diariamente la revisión y el registro de los movimientos contables del hotel. Organizan los documentos financieros como las facturas y las cuentas de los establecimientos; llevan las cuentas por pagar y por cobrar; completan los informes financieros de forma regular y proporcionan información al equipo financiero. También ayudan con los presupuestos.</w:t>
+      </w:r>
+      <w:commentRangeEnd w:id="31"/>
+      <w:r>
+        <w:rPr>
           <w:rStyle w:val="Refdecomentario"/>
-          <w:sz w:val="20"/>
-          <w:szCs w:val="20"/>
-          <w:lang w:val="en-US"/>
-        </w:rPr>
-        <w:commentReference w:id="30"/>
-      </w:r>
-    </w:p>
-    <w:p>
-      <w:pPr>
-        <w:rPr>
-          <w:sz w:val="20"/>
-          <w:szCs w:val="20"/>
-        </w:rPr>
-      </w:pPr>
-    </w:p>
-    <w:p>
-      <w:pPr>
-        <w:rPr>
-          <w:sz w:val="20"/>
-          <w:szCs w:val="20"/>
-        </w:rPr>
-      </w:pPr>
-    </w:p>
-    <w:p>
-      <w:pPr>
-        <w:rPr>
-          <w:b/>
-          <w:bCs/>
-          <w:sz w:val="20"/>
-          <w:szCs w:val="20"/>
-        </w:rPr>
-      </w:pPr>
-      <w:r>
-        <w:rPr>
-          <w:b/>
-          <w:bCs/>
-          <w:i/>
-          <w:iCs/>
-          <w:sz w:val="20"/>
-          <w:szCs w:val="20"/>
-        </w:rPr>
-        <w:t>Financial Department</w:t>
-      </w:r>
-      <w:r>
-        <w:rPr>
-          <w:b/>
-          <w:bCs/>
-          <w:sz w:val="20"/>
-          <w:szCs w:val="20"/>
-        </w:rPr>
-        <w:t xml:space="preserve"> / Departamento financiero</w:t>
+          <w:i/>
+          <w:iCs/>
+          <w:sz w:val="20"/>
+          <w:szCs w:val="20"/>
+        </w:rPr>
+        <w:commentReference w:id="31"/>
+      </w:r>
+    </w:p>
+    <w:p>
+      <w:pPr>
+        <w:rPr>
+          <w:b/>
+          <w:bCs/>
+          <w:sz w:val="20"/>
+          <w:szCs w:val="20"/>
+        </w:rPr>
+      </w:pPr>
+    </w:p>
+    <w:p>
+      <w:pPr>
+        <w:rPr>
+          <w:b/>
+          <w:bCs/>
+          <w:sz w:val="20"/>
+          <w:szCs w:val="20"/>
+        </w:rPr>
+      </w:pPr>
+    </w:p>
+    <w:p>
+      <w:pPr>
+        <w:rPr>
+          <w:b/>
+          <w:bCs/>
+          <w:sz w:val="20"/>
+          <w:szCs w:val="20"/>
+        </w:rPr>
+      </w:pPr>
+    </w:p>
+    <w:p>
+      <w:pPr>
+        <w:rPr>
+          <w:b/>
+          <w:bCs/>
+          <w:sz w:val="20"/>
+          <w:szCs w:val="20"/>
+        </w:rPr>
+      </w:pPr>
+    </w:p>
+    <w:p>
+      <w:pPr>
+        <w:rPr>
+          <w:b/>
+          <w:bCs/>
+          <w:sz w:val="20"/>
+          <w:szCs w:val="20"/>
+        </w:rPr>
+      </w:pPr>
+      <w:r>
+        <w:rPr>
+          <w:b/>
+          <w:bCs/>
+          <w:i/>
+          <w:iCs/>
+          <w:sz w:val="20"/>
+          <w:szCs w:val="20"/>
+        </w:rPr>
+        <w:t xml:space="preserve">Maintenance </w:t>
+      </w:r>
+      <w:r>
+        <w:rPr>
+          <w:b/>
+          <w:bCs/>
+          <w:i/>
+          <w:iCs/>
+          <w:sz w:val="20"/>
+          <w:szCs w:val="20"/>
+        </w:rPr>
+        <w:t>d</w:t>
+      </w:r>
+      <w:r>
+        <w:rPr>
+          <w:b/>
+          <w:bCs/>
+          <w:i/>
+          <w:iCs/>
+          <w:sz w:val="20"/>
+          <w:szCs w:val="20"/>
+        </w:rPr>
+        <w:t>epartment</w:t>
+      </w:r>
+      <w:r>
+        <w:rPr>
+          <w:b/>
+          <w:bCs/>
+          <w:sz w:val="20"/>
+          <w:szCs w:val="20"/>
+        </w:rPr>
+        <w:t xml:space="preserve"> / Departamento de mantenimiento</w:t>
       </w:r>
     </w:p>
     <w:p>
@@ -26532,16 +28063,16 @@
           <w:sz w:val="20"/>
           <w:szCs w:val="20"/>
         </w:rPr>
-        <w:t>f</w:t>
-      </w:r>
-      <w:r>
-        <w:rPr>
-          <w:i/>
-          <w:iCs/>
-          <w:sz w:val="20"/>
-          <w:szCs w:val="20"/>
-        </w:rPr>
-        <w:t xml:space="preserve">inancial </w:t>
+        <w:t>m</w:t>
+      </w:r>
+      <w:r>
+        <w:rPr>
+          <w:i/>
+          <w:iCs/>
+          <w:sz w:val="20"/>
+          <w:szCs w:val="20"/>
+        </w:rPr>
+        <w:t xml:space="preserve">aintenance </w:t>
       </w:r>
       <w:r>
         <w:rPr>
@@ -26559,68 +28090,115 @@
           <w:sz w:val="20"/>
           <w:szCs w:val="20"/>
         </w:rPr>
-        <w:t>epartment is responsible for managing the economic and financial activities of a hotel or hospitality establishment. Its main functions include controlling budgets, processing payments, recording income and expenses, and ensuring the proper use of financial resources.</w:t>
-      </w:r>
-    </w:p>
-    <w:p>
-      <w:pPr>
-        <w:rPr>
-          <w:i/>
-          <w:iCs/>
-          <w:sz w:val="20"/>
-          <w:szCs w:val="20"/>
-        </w:rPr>
-      </w:pPr>
-      <w:r>
-        <w:rPr>
-          <w:i/>
-          <w:iCs/>
-          <w:sz w:val="20"/>
-          <w:szCs w:val="20"/>
-        </w:rPr>
-        <w:t>This department supports the operation of the hotel by maintaining organized financial records and helping with decision-making processes. Professionals such as accountants, cashiers, financial assistants, and auditors may work in this area.</w:t>
-      </w:r>
-    </w:p>
-    <w:p>
-      <w:pPr>
-        <w:rPr>
-          <w:i/>
-          <w:iCs/>
-          <w:sz w:val="20"/>
-          <w:szCs w:val="20"/>
-        </w:rPr>
-      </w:pPr>
-      <w:r>
-        <w:rPr>
-          <w:i/>
-          <w:iCs/>
-          <w:sz w:val="20"/>
-          <w:szCs w:val="20"/>
-        </w:rPr>
-        <w:t xml:space="preserve">Below are some of the most common positions and functions within the </w:t>
-      </w:r>
-      <w:r>
-        <w:rPr>
-          <w:i/>
-          <w:iCs/>
-          <w:sz w:val="20"/>
-          <w:szCs w:val="20"/>
-        </w:rPr>
-        <w:t>f</w:t>
-      </w:r>
-      <w:r>
-        <w:rPr>
-          <w:i/>
-          <w:iCs/>
-          <w:sz w:val="20"/>
-          <w:szCs w:val="20"/>
-        </w:rPr>
-        <w:t xml:space="preserve">inancial </w:t>
-      </w:r>
-      <w:r>
-        <w:rPr>
-          <w:i/>
-          <w:iCs/>
+        <w:t>epartment is responsible for ensuring the proper functioning, safety, and conservation of the hotel’s facilities, equipment, and systems. Its main objective is to provide comfortable and safe spaces for guests and staff through preventive and corrective maintenance activities.</w:t>
+      </w:r>
+    </w:p>
+    <w:p>
+      <w:pPr>
+        <w:rPr>
+          <w:i/>
+          <w:iCs/>
+          <w:sz w:val="20"/>
+          <w:szCs w:val="20"/>
+        </w:rPr>
+      </w:pPr>
+      <w:r>
+        <w:rPr>
+          <w:i/>
+          <w:iCs/>
+          <w:sz w:val="20"/>
+          <w:szCs w:val="20"/>
+        </w:rPr>
+        <w:t>This department may include professionals such as maintenance technicians, electricians, plumbers, painters, and supervisors. Their work helps maintain the quality and efficiency of hotel operations.</w:t>
+      </w:r>
+    </w:p>
+    <w:p>
+      <w:pPr>
+        <w:rPr>
+          <w:i/>
+          <w:iCs/>
+          <w:sz w:val="20"/>
+          <w:szCs w:val="20"/>
+        </w:rPr>
+      </w:pPr>
+      <w:r>
+        <w:rPr>
+          <w:i/>
+          <w:iCs/>
+          <w:sz w:val="20"/>
+          <w:szCs w:val="20"/>
+        </w:rPr>
+        <w:t>Below are some of the most common positions and functions within the Maintenance Department.</w:t>
+      </w:r>
+    </w:p>
+    <w:p>
+      <w:pPr>
+        <w:rPr>
+          <w:sz w:val="20"/>
+          <w:szCs w:val="20"/>
+        </w:rPr>
+      </w:pPr>
+    </w:p>
+    <w:p>
+      <w:pPr>
+        <w:rPr>
+          <w:sz w:val="20"/>
+          <w:szCs w:val="20"/>
+        </w:rPr>
+      </w:pPr>
+      <w:r>
+        <w:rPr>
+          <w:sz w:val="20"/>
+          <w:szCs w:val="20"/>
+        </w:rPr>
+        <w:t xml:space="preserve">El Departamento de </w:t>
+      </w:r>
+      <w:r>
+        <w:rPr>
+          <w:sz w:val="20"/>
+          <w:szCs w:val="20"/>
+        </w:rPr>
+        <w:t>M</w:t>
+      </w:r>
+      <w:r>
+        <w:rPr>
+          <w:sz w:val="20"/>
+          <w:szCs w:val="20"/>
+        </w:rPr>
+        <w:t>antenimiento es responsable de garantizar el correcto funcionamiento, la seguridad y la conservación de las instalaciones, equipos y sistemas del hotel. Su principal objetivo es ofrecer espacios cómodos y seguros para huéspedes y personal mediante actividades de mantenimiento preventivo y correctivo.</w:t>
+      </w:r>
+    </w:p>
+    <w:p>
+      <w:pPr>
+        <w:rPr>
+          <w:sz w:val="20"/>
+          <w:szCs w:val="20"/>
+        </w:rPr>
+      </w:pPr>
+      <w:r>
+        <w:rPr>
+          <w:sz w:val="20"/>
+          <w:szCs w:val="20"/>
+        </w:rPr>
+        <w:t>En este departamento pueden trabajar profesionales como técnicos de mantenimiento, electricistas, plomeros, pintores y supervisores. Su labor contribuye a mantener la calidad y eficiencia de las operaciones hoteleras.</w:t>
+      </w:r>
+    </w:p>
+    <w:p>
+      <w:pPr>
+        <w:rPr>
+          <w:sz w:val="20"/>
+          <w:szCs w:val="20"/>
+        </w:rPr>
+      </w:pPr>
+      <w:r>
+        <w:rPr>
+          <w:sz w:val="20"/>
+          <w:szCs w:val="20"/>
+        </w:rPr>
+        <w:t xml:space="preserve">A continuación, se presentan algunos de los cargos y funciones más comunes del </w:t>
+      </w:r>
+      <w:r>
+        <w:rPr>
           <w:sz w:val="20"/>
           <w:szCs w:val="20"/>
         </w:rPr>
@@ -26628,35 +28206,292 @@
       </w:r>
       <w:r>
         <w:rPr>
-          <w:i/>
-          <w:iCs/>
-          <w:sz w:val="20"/>
-          <w:szCs w:val="20"/>
-        </w:rPr>
-        <w:t>epartment.</w:t>
-      </w:r>
-    </w:p>
-    <w:p>
-      <w:pPr>
-        <w:rPr>
-          <w:sz w:val="20"/>
-          <w:szCs w:val="20"/>
-        </w:rPr>
-      </w:pPr>
-    </w:p>
-    <w:p>
-      <w:pPr>
-        <w:rPr>
-          <w:sz w:val="20"/>
-          <w:szCs w:val="20"/>
-        </w:rPr>
-      </w:pPr>
-      <w:r>
-        <w:rPr>
-          <w:sz w:val="20"/>
-          <w:szCs w:val="20"/>
-        </w:rPr>
-        <w:lastRenderedPageBreak/>
+          <w:sz w:val="20"/>
+          <w:szCs w:val="20"/>
+        </w:rPr>
+        <w:t xml:space="preserve">epartamento de </w:t>
+      </w:r>
+      <w:r>
+        <w:rPr>
+          <w:sz w:val="20"/>
+          <w:szCs w:val="20"/>
+        </w:rPr>
+        <w:t>m</w:t>
+      </w:r>
+      <w:r>
+        <w:rPr>
+          <w:sz w:val="20"/>
+          <w:szCs w:val="20"/>
+        </w:rPr>
+        <w:t>antenimiento.</w:t>
+      </w:r>
+    </w:p>
+    <w:p>
+      <w:pPr>
+        <w:rPr>
+          <w:b/>
+          <w:bCs/>
+          <w:sz w:val="20"/>
+          <w:szCs w:val="20"/>
+        </w:rPr>
+      </w:pPr>
+    </w:p>
+    <w:p>
+      <w:pPr>
+        <w:rPr>
+          <w:sz w:val="20"/>
+          <w:szCs w:val="20"/>
+        </w:rPr>
+      </w:pPr>
+    </w:p>
+    <w:p>
+      <w:pPr>
+        <w:rPr>
+          <w:b/>
+          <w:bCs/>
+          <w:sz w:val="20"/>
+          <w:szCs w:val="20"/>
+        </w:rPr>
+      </w:pPr>
+      <w:commentRangeStart w:id="32"/>
+      <w:r>
+        <w:rPr>
+          <w:b/>
+          <w:bCs/>
+          <w:i/>
+          <w:iCs/>
+          <w:sz w:val="20"/>
+          <w:szCs w:val="20"/>
+        </w:rPr>
+        <w:t xml:space="preserve">Maintenance </w:t>
+      </w:r>
+      <w:r>
+        <w:rPr>
+          <w:b/>
+          <w:bCs/>
+          <w:i/>
+          <w:iCs/>
+          <w:sz w:val="20"/>
+          <w:szCs w:val="20"/>
+        </w:rPr>
+        <w:t>m</w:t>
+      </w:r>
+      <w:r>
+        <w:rPr>
+          <w:b/>
+          <w:bCs/>
+          <w:i/>
+          <w:iCs/>
+          <w:sz w:val="20"/>
+          <w:szCs w:val="20"/>
+        </w:rPr>
+        <w:t>anager</w:t>
+      </w:r>
+      <w:r>
+        <w:rPr>
+          <w:b/>
+          <w:bCs/>
+          <w:sz w:val="20"/>
+          <w:szCs w:val="20"/>
+        </w:rPr>
+        <w:t xml:space="preserve"> / Gerente de mantenimiento</w:t>
+      </w:r>
+    </w:p>
+    <w:p>
+      <w:pPr>
+        <w:rPr>
+          <w:i/>
+          <w:iCs/>
+          <w:sz w:val="20"/>
+          <w:szCs w:val="20"/>
+        </w:rPr>
+      </w:pPr>
+      <w:r>
+        <w:rPr>
+          <w:i/>
+          <w:iCs/>
+          <w:sz w:val="20"/>
+          <w:szCs w:val="20"/>
+        </w:rPr>
+        <w:t>The maintenance manager is the one who oversees the general maintenance team and contractors to provide behind-the-scenes support to hotel guests and employees. With today’s emphasis on preventive maintenance and energy savings, the maintenance manager must develop a plan that will keep the property in excellent condition within budget objectives.</w:t>
+      </w:r>
+    </w:p>
+    <w:p>
+      <w:pPr>
+        <w:rPr>
+          <w:sz w:val="20"/>
+          <w:szCs w:val="20"/>
+        </w:rPr>
+      </w:pPr>
+    </w:p>
+    <w:p>
+      <w:pPr>
+        <w:rPr>
+          <w:sz w:val="20"/>
+          <w:szCs w:val="20"/>
+        </w:rPr>
+      </w:pPr>
+      <w:r>
+        <w:rPr>
+          <w:sz w:val="20"/>
+          <w:szCs w:val="20"/>
+        </w:rPr>
+        <w:t>El gerente de mantenimiento es quien supervisa al equipo de mantenimiento general y los contratistas, para proporcionar el soporte detrás de escena a los huéspedes y empleados del hotel. Con el énfasis de hoy en mantenimiento preventivo y ahorro de energía, el gerente de mantenimiento debe desarrollar un plan que mantendrá la propiedad en excelente estado dentro de los objetivos presupuestarios.</w:t>
+      </w:r>
+    </w:p>
+    <w:p>
+      <w:pPr>
+        <w:rPr>
+          <w:sz w:val="20"/>
+          <w:szCs w:val="20"/>
+        </w:rPr>
+      </w:pPr>
+    </w:p>
+    <w:p>
+      <w:pPr>
+        <w:rPr>
+          <w:b/>
+          <w:bCs/>
+          <w:sz w:val="20"/>
+          <w:szCs w:val="20"/>
+        </w:rPr>
+      </w:pPr>
+      <w:r>
+        <w:rPr>
+          <w:b/>
+          <w:bCs/>
+          <w:i/>
+          <w:iCs/>
+          <w:sz w:val="20"/>
+          <w:szCs w:val="20"/>
+        </w:rPr>
+        <w:t xml:space="preserve">Maintenance </w:t>
+      </w:r>
+      <w:r>
+        <w:rPr>
+          <w:b/>
+          <w:bCs/>
+          <w:i/>
+          <w:iCs/>
+          <w:sz w:val="20"/>
+          <w:szCs w:val="20"/>
+        </w:rPr>
+        <w:t>a</w:t>
+      </w:r>
+      <w:r>
+        <w:rPr>
+          <w:b/>
+          <w:bCs/>
+          <w:i/>
+          <w:iCs/>
+          <w:sz w:val="20"/>
+          <w:szCs w:val="20"/>
+        </w:rPr>
+        <w:t>ssistant</w:t>
+      </w:r>
+      <w:r>
+        <w:rPr>
+          <w:b/>
+          <w:bCs/>
+          <w:sz w:val="20"/>
+          <w:szCs w:val="20"/>
+        </w:rPr>
+        <w:t xml:space="preserve"> / Asistente de </w:t>
+      </w:r>
+      <w:r>
+        <w:rPr>
+          <w:b/>
+          <w:bCs/>
+          <w:sz w:val="20"/>
+          <w:szCs w:val="20"/>
+        </w:rPr>
+        <w:t>m</w:t>
+      </w:r>
+      <w:r>
+        <w:rPr>
+          <w:b/>
+          <w:bCs/>
+          <w:sz w:val="20"/>
+          <w:szCs w:val="20"/>
+        </w:rPr>
+        <w:t>antenimiento</w:t>
+      </w:r>
+    </w:p>
+    <w:p>
+      <w:pPr>
+        <w:rPr>
+          <w:i/>
+          <w:iCs/>
+          <w:sz w:val="20"/>
+          <w:szCs w:val="20"/>
+        </w:rPr>
+      </w:pPr>
+      <w:r>
+        <w:rPr>
+          <w:i/>
+          <w:iCs/>
+          <w:sz w:val="20"/>
+          <w:szCs w:val="20"/>
+        </w:rPr>
+        <w:t xml:space="preserve">The </w:t>
+      </w:r>
+      <w:r>
+        <w:rPr>
+          <w:i/>
+          <w:iCs/>
+          <w:sz w:val="20"/>
+          <w:szCs w:val="20"/>
+        </w:rPr>
+        <w:t>m</w:t>
+      </w:r>
+      <w:r>
+        <w:rPr>
+          <w:i/>
+          <w:iCs/>
+          <w:sz w:val="20"/>
+          <w:szCs w:val="20"/>
+        </w:rPr>
+        <w:t xml:space="preserve">aintenance </w:t>
+      </w:r>
+      <w:r>
+        <w:rPr>
+          <w:i/>
+          <w:iCs/>
+          <w:sz w:val="20"/>
+          <w:szCs w:val="20"/>
+        </w:rPr>
+        <w:t>a</w:t>
+      </w:r>
+      <w:r>
+        <w:rPr>
+          <w:i/>
+          <w:iCs/>
+          <w:sz w:val="20"/>
+          <w:szCs w:val="20"/>
+        </w:rPr>
+        <w:t>ssistant is the one who helps with the administrative labor of the department. He/She is usually the direct liaison with the contractors and is the one who generates the maintenance orders and helps with the internal processes.</w:t>
+      </w:r>
+    </w:p>
+    <w:p>
+      <w:pPr>
+        <w:rPr>
+          <w:sz w:val="20"/>
+          <w:szCs w:val="20"/>
+        </w:rPr>
+      </w:pPr>
+    </w:p>
+    <w:p>
+      <w:pPr>
+        <w:rPr>
+          <w:sz w:val="20"/>
+          <w:szCs w:val="20"/>
+        </w:rPr>
+      </w:pPr>
+      <w:r>
+        <w:rPr>
+          <w:sz w:val="20"/>
+          <w:szCs w:val="20"/>
+        </w:rPr>
         <w:t xml:space="preserve">El </w:t>
       </w:r>
       <w:r>
@@ -26664,703 +28499,17 @@
           <w:sz w:val="20"/>
           <w:szCs w:val="20"/>
         </w:rPr>
-        <w:t>d</w:t>
-      </w:r>
-      <w:r>
-        <w:rPr>
-          <w:sz w:val="20"/>
-          <w:szCs w:val="20"/>
-        </w:rPr>
-        <w:t xml:space="preserve">epartamento </w:t>
-      </w:r>
-      <w:r>
-        <w:rPr>
-          <w:sz w:val="20"/>
-          <w:szCs w:val="20"/>
-        </w:rPr>
-        <w:t>f</w:t>
-      </w:r>
-      <w:r>
-        <w:rPr>
-          <w:sz w:val="20"/>
-          <w:szCs w:val="20"/>
-        </w:rPr>
-        <w:t>inanciero es responsable de gestionar las actividades económicas y financieras de un hotel o establecimiento turístico. Entre sus principales funciones se encuentran controlar presupuestos, procesar pagos, registrar ingresos y gastos, y garantizar el adecuado uso de los recursos financieros.</w:t>
-      </w:r>
-    </w:p>
-    <w:p>
-      <w:pPr>
-        <w:rPr>
-          <w:sz w:val="20"/>
-          <w:szCs w:val="20"/>
-        </w:rPr>
-      </w:pPr>
-      <w:r>
-        <w:rPr>
-          <w:sz w:val="20"/>
-          <w:szCs w:val="20"/>
-        </w:rPr>
-        <w:t>Este departamento apoya el funcionamiento del hotel mediante el mantenimiento de registros financieros organizados y el apoyo en la toma de decisiones. En esta área pueden trabajar profesionales como contadores, cajeros, auxiliares financieros y auditores.</w:t>
-      </w:r>
-    </w:p>
-    <w:p>
-      <w:pPr>
-        <w:rPr>
-          <w:b/>
-          <w:bCs/>
-          <w:sz w:val="20"/>
-          <w:szCs w:val="20"/>
-        </w:rPr>
-      </w:pPr>
-      <w:r>
-        <w:rPr>
-          <w:sz w:val="20"/>
-          <w:szCs w:val="20"/>
-        </w:rPr>
-        <w:t xml:space="preserve">A continuación, se presentan algunos de los cargos y funciones más comunes del </w:t>
-      </w:r>
-      <w:r>
-        <w:rPr>
-          <w:sz w:val="20"/>
-          <w:szCs w:val="20"/>
-        </w:rPr>
-        <w:t>d</w:t>
-      </w:r>
-      <w:r>
-        <w:rPr>
-          <w:sz w:val="20"/>
-          <w:szCs w:val="20"/>
-        </w:rPr>
-        <w:t xml:space="preserve">epartamento </w:t>
-      </w:r>
-      <w:r>
-        <w:rPr>
-          <w:b/>
-          <w:bCs/>
-          <w:sz w:val="20"/>
-          <w:szCs w:val="20"/>
-        </w:rPr>
-        <w:t>f</w:t>
-      </w:r>
-      <w:r>
-        <w:rPr>
-          <w:b/>
-          <w:bCs/>
-          <w:sz w:val="20"/>
-          <w:szCs w:val="20"/>
-        </w:rPr>
-        <w:t>inanciero.</w:t>
-      </w:r>
-    </w:p>
-    <w:p>
-      <w:pPr>
-        <w:rPr>
-          <w:b/>
-          <w:bCs/>
-          <w:sz w:val="20"/>
-          <w:szCs w:val="20"/>
-        </w:rPr>
-      </w:pPr>
-    </w:p>
-    <w:p>
-      <w:pPr>
-        <w:rPr>
-          <w:b/>
-          <w:bCs/>
-          <w:sz w:val="20"/>
-          <w:szCs w:val="20"/>
-        </w:rPr>
-      </w:pPr>
-    </w:p>
-    <w:p>
-      <w:pPr>
-        <w:rPr>
-          <w:b/>
-          <w:bCs/>
-          <w:sz w:val="20"/>
-          <w:szCs w:val="20"/>
-        </w:rPr>
-      </w:pPr>
-    </w:p>
-    <w:p>
-      <w:pPr>
-        <w:rPr>
-          <w:b/>
-          <w:bCs/>
-          <w:sz w:val="20"/>
-          <w:szCs w:val="20"/>
-        </w:rPr>
-      </w:pPr>
-      <w:commentRangeStart w:id="31"/>
-      <w:r>
-        <w:rPr>
-          <w:b/>
-          <w:bCs/>
-          <w:i/>
-          <w:iCs/>
-          <w:sz w:val="20"/>
-          <w:szCs w:val="20"/>
-        </w:rPr>
-        <w:t>Controller</w:t>
-      </w:r>
-      <w:r>
-        <w:rPr>
-          <w:b/>
-          <w:bCs/>
-          <w:i/>
-          <w:iCs/>
-          <w:sz w:val="20"/>
-          <w:szCs w:val="20"/>
-        </w:rPr>
-        <w:t xml:space="preserve"> </w:t>
-      </w:r>
-      <w:r>
-        <w:rPr>
-          <w:b/>
-          <w:bCs/>
-          <w:i/>
-          <w:iCs/>
-          <w:sz w:val="20"/>
-          <w:szCs w:val="20"/>
-        </w:rPr>
-        <w:t>/</w:t>
-      </w:r>
-      <w:r>
-        <w:rPr>
-          <w:b/>
-          <w:bCs/>
-          <w:sz w:val="20"/>
-          <w:szCs w:val="20"/>
-        </w:rPr>
-        <w:t xml:space="preserve"> Contralor</w:t>
-      </w:r>
-    </w:p>
-    <w:p>
-      <w:pPr>
-        <w:rPr>
-          <w:b/>
-          <w:bCs/>
-          <w:i/>
-          <w:iCs/>
-          <w:sz w:val="20"/>
-          <w:szCs w:val="20"/>
-        </w:rPr>
-      </w:pPr>
-    </w:p>
-    <w:p>
-      <w:pPr>
-        <w:rPr>
-          <w:i/>
-          <w:iCs/>
-          <w:sz w:val="20"/>
-          <w:szCs w:val="20"/>
-        </w:rPr>
-      </w:pPr>
-    </w:p>
-    <w:p>
-      <w:pPr>
-        <w:rPr>
-          <w:i/>
-          <w:iCs/>
-          <w:sz w:val="20"/>
-          <w:szCs w:val="20"/>
-        </w:rPr>
-      </w:pPr>
-      <w:r>
-        <w:rPr>
-          <w:i/>
-          <w:iCs/>
-          <w:sz w:val="20"/>
-          <w:szCs w:val="20"/>
-        </w:rPr>
-        <w:t>The controller is responsible for the administration of the data and financial operation of the property, controls the expense and cost, designs the investment plan in conjunction with management, issues financial reports by department. This information must be available to the owners, board of directors, management, and guests. This requires a well-organized staff, not only to prepare operational statistics, but also to help the general manager determine the effectiveness of each.</w:t>
-      </w:r>
-    </w:p>
-    <w:p>
-      <w:pPr>
-        <w:rPr>
-          <w:i/>
-          <w:iCs/>
-          <w:sz w:val="20"/>
-          <w:szCs w:val="20"/>
-        </w:rPr>
-      </w:pPr>
-    </w:p>
-    <w:p>
-      <w:pPr>
-        <w:rPr>
-          <w:i/>
-          <w:iCs/>
-          <w:sz w:val="20"/>
-          <w:szCs w:val="20"/>
-        </w:rPr>
-      </w:pPr>
-      <w:r>
-        <w:rPr>
-          <w:i/>
-          <w:iCs/>
-          <w:sz w:val="20"/>
-          <w:szCs w:val="20"/>
-        </w:rPr>
-        <w:t>El contralor es responsable de la administración de los datos y la operación financiera de la propiedad, controla el gasto y el costo, diseña el plan de inversiones en conjunto con la gerencia, emite los informes financieros por departamento. Esta información debe estar disponible para los propietarios, la junta directiva, la administración y los huéspedes. Esto requiere un personal bien organizado, no s</w:t>
-      </w:r>
-      <w:r>
-        <w:rPr>
-          <w:i/>
-          <w:iCs/>
-          <w:sz w:val="20"/>
-          <w:szCs w:val="20"/>
-        </w:rPr>
-        <w:t>o</w:t>
-      </w:r>
-      <w:r>
-        <w:rPr>
-          <w:i/>
-          <w:iCs/>
-          <w:sz w:val="20"/>
-          <w:szCs w:val="20"/>
-        </w:rPr>
-        <w:t>lo para preparar estadísticas operativas, sino también para ayudar al gerente general a determinar la eficacia de cada uno.</w:t>
-      </w:r>
-    </w:p>
-    <w:p>
-      <w:pPr>
-        <w:rPr>
-          <w:b/>
-          <w:bCs/>
-          <w:sz w:val="20"/>
-          <w:szCs w:val="20"/>
-        </w:rPr>
-      </w:pPr>
-    </w:p>
-    <w:p>
-      <w:pPr>
-        <w:rPr>
-          <w:b/>
-          <w:bCs/>
-          <w:sz w:val="20"/>
-          <w:szCs w:val="20"/>
-        </w:rPr>
-      </w:pPr>
-      <w:r>
-        <w:rPr>
-          <w:b/>
-          <w:bCs/>
-          <w:i/>
-          <w:iCs/>
-          <w:sz w:val="20"/>
-          <w:szCs w:val="20"/>
-        </w:rPr>
-        <w:t>General Cashier</w:t>
-      </w:r>
-      <w:r>
-        <w:rPr>
-          <w:b/>
-          <w:bCs/>
-          <w:i/>
-          <w:iCs/>
-          <w:sz w:val="20"/>
-          <w:szCs w:val="20"/>
-        </w:rPr>
-        <w:t xml:space="preserve"> </w:t>
-      </w:r>
-      <w:r>
-        <w:rPr>
-          <w:b/>
-          <w:bCs/>
-          <w:sz w:val="20"/>
-          <w:szCs w:val="20"/>
-        </w:rPr>
-        <w:t>/ Cajero General</w:t>
-      </w:r>
-    </w:p>
-    <w:p>
-      <w:pPr>
-        <w:rPr>
-          <w:b/>
-          <w:bCs/>
-          <w:sz w:val="20"/>
-          <w:szCs w:val="20"/>
-        </w:rPr>
-      </w:pPr>
-    </w:p>
-    <w:p>
-      <w:pPr>
-        <w:rPr>
-          <w:sz w:val="20"/>
-          <w:szCs w:val="20"/>
-        </w:rPr>
-      </w:pPr>
-    </w:p>
-    <w:p>
-      <w:pPr>
-        <w:rPr>
-          <w:i/>
-          <w:iCs/>
-          <w:sz w:val="20"/>
-          <w:szCs w:val="20"/>
-        </w:rPr>
-      </w:pPr>
-    </w:p>
-    <w:p>
-      <w:pPr>
-        <w:rPr>
-          <w:i/>
-          <w:iCs/>
-          <w:sz w:val="20"/>
-          <w:szCs w:val="20"/>
-        </w:rPr>
-      </w:pPr>
-      <w:r>
-        <w:rPr>
-          <w:i/>
-          <w:iCs/>
-          <w:sz w:val="20"/>
-          <w:szCs w:val="20"/>
-        </w:rPr>
-        <w:t>The General Cashier reconciles the movements from the different outlets including front office daily, being responsible to maintain the balances of cash and banks. It is the one who processes the cash for minor expenses in accordance with the hotel procedures and ensures the payment of accounts payable within the established times.</w:t>
-      </w:r>
-    </w:p>
-    <w:p>
-      <w:pPr>
-        <w:rPr>
-          <w:b/>
-          <w:bCs/>
-          <w:sz w:val="20"/>
-          <w:szCs w:val="20"/>
-        </w:rPr>
-      </w:pPr>
-    </w:p>
-    <w:p>
-      <w:pPr>
-        <w:rPr>
-          <w:sz w:val="20"/>
-          <w:szCs w:val="20"/>
-        </w:rPr>
-      </w:pPr>
-    </w:p>
-    <w:p>
-      <w:pPr>
-        <w:rPr>
-          <w:i/>
-          <w:iCs/>
-          <w:sz w:val="20"/>
-          <w:szCs w:val="20"/>
-        </w:rPr>
-      </w:pPr>
-    </w:p>
-    <w:p>
-      <w:pPr>
-        <w:rPr>
-          <w:i/>
-          <w:iCs/>
-          <w:sz w:val="20"/>
-          <w:szCs w:val="20"/>
-        </w:rPr>
-      </w:pPr>
-      <w:r>
-        <w:rPr>
-          <w:i/>
-          <w:iCs/>
-          <w:sz w:val="20"/>
-          <w:szCs w:val="20"/>
-        </w:rPr>
-        <w:t>El Cajero General concilia los movimientos desde los diferentes puntos de venta, incluyendo la recepción, a diario, siendo responsable de mantener los saldos de efectivo y bancos. Es quien procesa el efectivo para gastos menores, de acuerdo con los procedimientos hoteleros, y asegura el pago de las cuentas por pagar dentro de los tiempos establecidos.</w:t>
-      </w:r>
-    </w:p>
-    <w:p>
-      <w:pPr>
-        <w:rPr>
-          <w:b/>
-          <w:bCs/>
-          <w:sz w:val="20"/>
-          <w:szCs w:val="20"/>
-        </w:rPr>
-      </w:pPr>
-    </w:p>
-    <w:p>
-      <w:pPr>
-        <w:rPr>
-          <w:b/>
-          <w:bCs/>
-          <w:sz w:val="20"/>
-          <w:szCs w:val="20"/>
-        </w:rPr>
-      </w:pPr>
-      <w:r>
-        <w:rPr>
-          <w:b/>
-          <w:bCs/>
-          <w:i/>
-          <w:iCs/>
-          <w:sz w:val="20"/>
-          <w:szCs w:val="20"/>
-        </w:rPr>
-        <w:t>Accounting Assistant</w:t>
-      </w:r>
-      <w:r>
-        <w:rPr>
-          <w:b/>
-          <w:bCs/>
-          <w:i/>
-          <w:iCs/>
-          <w:sz w:val="20"/>
-          <w:szCs w:val="20"/>
-        </w:rPr>
-        <w:t xml:space="preserve"> </w:t>
-      </w:r>
-      <w:r>
-        <w:rPr>
-          <w:b/>
-          <w:bCs/>
-          <w:i/>
-          <w:iCs/>
-          <w:sz w:val="20"/>
-          <w:szCs w:val="20"/>
-        </w:rPr>
-        <w:t>/</w:t>
-      </w:r>
-      <w:r>
-        <w:rPr>
-          <w:b/>
-          <w:bCs/>
-          <w:sz w:val="20"/>
-          <w:szCs w:val="20"/>
-        </w:rPr>
-        <w:t xml:space="preserve"> Auxiliar contable</w:t>
-      </w:r>
-    </w:p>
-    <w:p>
-      <w:pPr>
-        <w:rPr>
-          <w:b/>
-          <w:bCs/>
-          <w:i/>
-          <w:iCs/>
-          <w:sz w:val="20"/>
-          <w:szCs w:val="20"/>
-        </w:rPr>
-      </w:pPr>
-    </w:p>
-    <w:p>
-      <w:pPr>
-        <w:rPr>
-          <w:sz w:val="20"/>
-          <w:szCs w:val="20"/>
-        </w:rPr>
-      </w:pPr>
-    </w:p>
-    <w:p>
-      <w:pPr>
-        <w:rPr>
-          <w:i/>
-          <w:iCs/>
-          <w:sz w:val="20"/>
-          <w:szCs w:val="20"/>
-        </w:rPr>
-      </w:pPr>
-    </w:p>
-    <w:p>
-      <w:pPr>
-        <w:rPr>
-          <w:i/>
-          <w:iCs/>
-          <w:sz w:val="20"/>
-          <w:szCs w:val="20"/>
-        </w:rPr>
-      </w:pPr>
-      <w:r>
-        <w:rPr>
-          <w:i/>
-          <w:iCs/>
-          <w:sz w:val="20"/>
-          <w:szCs w:val="20"/>
-        </w:rPr>
-        <w:t>Their main mission is to daily carry out the review and entry of the accounting movements of the hotel. They organize financial documents as invoices and accounts of the outlets; maintain accounts payable and receivable; complete financial reports on a regular basis, and provide information to the finance team. They also help with budgets.</w:t>
-      </w:r>
-    </w:p>
-    <w:p>
-      <w:pPr>
-        <w:rPr>
-          <w:b/>
-          <w:bCs/>
-          <w:sz w:val="20"/>
-          <w:szCs w:val="20"/>
-        </w:rPr>
-      </w:pPr>
-    </w:p>
-    <w:p>
-      <w:pPr>
-        <w:rPr>
-          <w:sz w:val="20"/>
-          <w:szCs w:val="20"/>
-        </w:rPr>
-      </w:pPr>
-    </w:p>
-    <w:p>
-      <w:pPr>
-        <w:rPr>
-          <w:i/>
-          <w:iCs/>
-          <w:sz w:val="20"/>
-          <w:szCs w:val="20"/>
-        </w:rPr>
-      </w:pPr>
-    </w:p>
-    <w:p>
-      <w:pPr>
-        <w:rPr>
-          <w:i/>
-          <w:iCs/>
-          <w:sz w:val="20"/>
-          <w:szCs w:val="20"/>
-        </w:rPr>
-      </w:pPr>
-      <w:r>
-        <w:rPr>
-          <w:i/>
-          <w:iCs/>
-          <w:sz w:val="20"/>
-          <w:szCs w:val="20"/>
-        </w:rPr>
-        <w:t>Su misión principal es realizar diariamente la revisión y el registro de los movimientos contables del hotel. Organizan los documentos financieros como las facturas y las cuentas de los establecimientos; llevan las cuentas por pagar y por cobrar; completan los informes financieros de forma regular y proporcionan información al equipo financiero. También ayudan con los presupuestos.</w:t>
-      </w:r>
-      <w:commentRangeEnd w:id="31"/>
-      <w:r>
-        <w:rPr>
-          <w:rStyle w:val="Refdecomentario"/>
-          <w:i/>
-          <w:iCs/>
-          <w:sz w:val="20"/>
-          <w:szCs w:val="20"/>
-        </w:rPr>
-        <w:commentReference w:id="31"/>
-      </w:r>
-    </w:p>
-    <w:p>
-      <w:pPr>
-        <w:rPr>
-          <w:b/>
-          <w:bCs/>
-          <w:sz w:val="20"/>
-          <w:szCs w:val="20"/>
-        </w:rPr>
-      </w:pPr>
-    </w:p>
-    <w:p>
-      <w:pPr>
-        <w:rPr>
-          <w:b/>
-          <w:bCs/>
-          <w:sz w:val="20"/>
-          <w:szCs w:val="20"/>
-        </w:rPr>
-      </w:pPr>
-    </w:p>
-    <w:p>
-      <w:pPr>
-        <w:rPr>
-          <w:b/>
-          <w:bCs/>
-          <w:sz w:val="20"/>
-          <w:szCs w:val="20"/>
-        </w:rPr>
-      </w:pPr>
-    </w:p>
-    <w:p>
-      <w:pPr>
-        <w:rPr>
-          <w:b/>
-          <w:bCs/>
-          <w:sz w:val="20"/>
-          <w:szCs w:val="20"/>
-        </w:rPr>
-      </w:pPr>
-    </w:p>
-    <w:p>
-      <w:pPr>
-        <w:rPr>
-          <w:b/>
-          <w:bCs/>
-          <w:sz w:val="20"/>
-          <w:szCs w:val="20"/>
-        </w:rPr>
-      </w:pPr>
-      <w:r>
-        <w:rPr>
-          <w:b/>
-          <w:bCs/>
-          <w:i/>
-          <w:iCs/>
-          <w:sz w:val="20"/>
-          <w:szCs w:val="20"/>
-        </w:rPr>
-        <w:t xml:space="preserve">Maintenance </w:t>
-      </w:r>
-      <w:r>
-        <w:rPr>
-          <w:b/>
-          <w:bCs/>
-          <w:i/>
-          <w:iCs/>
-          <w:sz w:val="20"/>
-          <w:szCs w:val="20"/>
-        </w:rPr>
-        <w:t>d</w:t>
-      </w:r>
-      <w:r>
-        <w:rPr>
-          <w:b/>
-          <w:bCs/>
-          <w:i/>
-          <w:iCs/>
-          <w:sz w:val="20"/>
-          <w:szCs w:val="20"/>
-        </w:rPr>
-        <w:t>epartment</w:t>
-      </w:r>
-      <w:r>
-        <w:rPr>
-          <w:b/>
-          <w:bCs/>
-          <w:sz w:val="20"/>
-          <w:szCs w:val="20"/>
-        </w:rPr>
-        <w:t xml:space="preserve"> / Departamento de mantenimiento</w:t>
-      </w:r>
-    </w:p>
-    <w:p>
-      <w:pPr>
-        <w:rPr>
-          <w:b/>
-          <w:bCs/>
-          <w:sz w:val="20"/>
-          <w:szCs w:val="20"/>
-        </w:rPr>
-      </w:pPr>
-    </w:p>
-    <w:p>
-      <w:pPr>
-        <w:rPr>
-          <w:i/>
-          <w:iCs/>
-          <w:sz w:val="20"/>
-          <w:szCs w:val="20"/>
-        </w:rPr>
-      </w:pPr>
-      <w:r>
-        <w:rPr>
-          <w:i/>
-          <w:iCs/>
-          <w:sz w:val="20"/>
-          <w:szCs w:val="20"/>
-        </w:rPr>
-        <w:t xml:space="preserve">The </w:t>
-      </w:r>
-      <w:r>
-        <w:rPr>
-          <w:i/>
-          <w:iCs/>
+        <w:t>a</w:t>
+      </w:r>
+      <w:r>
+        <w:rPr>
+          <w:sz w:val="20"/>
+          <w:szCs w:val="20"/>
+        </w:rPr>
+        <w:t xml:space="preserve">sistente de </w:t>
+      </w:r>
+      <w:r>
+        <w:rPr>
           <w:sz w:val="20"/>
           <w:szCs w:val="20"/>
         </w:rPr>
@@ -27368,470 +28517,20 @@
       </w:r>
       <w:r>
         <w:rPr>
-          <w:i/>
-          <w:iCs/>
-          <w:sz w:val="20"/>
-          <w:szCs w:val="20"/>
-        </w:rPr>
-        <w:t xml:space="preserve">aintenance </w:t>
-      </w:r>
-      <w:r>
-        <w:rPr>
-          <w:i/>
-          <w:iCs/>
-          <w:sz w:val="20"/>
-          <w:szCs w:val="20"/>
-        </w:rPr>
-        <w:t>d</w:t>
-      </w:r>
-      <w:r>
-        <w:rPr>
-          <w:i/>
-          <w:iCs/>
-          <w:sz w:val="20"/>
-          <w:szCs w:val="20"/>
-        </w:rPr>
-        <w:t>epartment is responsible for ensuring the proper functioning, safety, and conservation of the hotel’s facilities, equipment, and systems. Its main objective is to provide comfortable and safe spaces for guests and staff through preventive and corrective maintenance activities.</w:t>
-      </w:r>
-    </w:p>
-    <w:p>
-      <w:pPr>
-        <w:rPr>
-          <w:i/>
-          <w:iCs/>
-          <w:sz w:val="20"/>
-          <w:szCs w:val="20"/>
-        </w:rPr>
-      </w:pPr>
-      <w:r>
-        <w:rPr>
-          <w:i/>
-          <w:iCs/>
-          <w:sz w:val="20"/>
-          <w:szCs w:val="20"/>
-        </w:rPr>
-        <w:t>This department may include professionals such as maintenance technicians, electricians, plumbers, painters, and supervisors. Their work helps maintain the quality and efficiency of hotel operations.</w:t>
-      </w:r>
-    </w:p>
-    <w:p>
-      <w:pPr>
-        <w:rPr>
-          <w:i/>
-          <w:iCs/>
-          <w:sz w:val="20"/>
-          <w:szCs w:val="20"/>
-        </w:rPr>
-      </w:pPr>
-      <w:r>
-        <w:rPr>
-          <w:i/>
-          <w:iCs/>
-          <w:sz w:val="20"/>
-          <w:szCs w:val="20"/>
-        </w:rPr>
-        <w:t>Below are some of the most common positions and functions within the Maintenance Department.</w:t>
-      </w:r>
-    </w:p>
-    <w:p>
-      <w:pPr>
-        <w:rPr>
-          <w:sz w:val="20"/>
-          <w:szCs w:val="20"/>
-        </w:rPr>
-      </w:pPr>
-    </w:p>
-    <w:p>
-      <w:pPr>
-        <w:rPr>
-          <w:sz w:val="20"/>
-          <w:szCs w:val="20"/>
-        </w:rPr>
-      </w:pPr>
-      <w:r>
-        <w:rPr>
-          <w:sz w:val="20"/>
-          <w:szCs w:val="20"/>
-        </w:rPr>
-        <w:t xml:space="preserve">El Departamento de </w:t>
-      </w:r>
-      <w:r>
-        <w:rPr>
-          <w:sz w:val="20"/>
-          <w:szCs w:val="20"/>
-        </w:rPr>
-        <w:t>M</w:t>
-      </w:r>
-      <w:r>
-        <w:rPr>
-          <w:sz w:val="20"/>
-          <w:szCs w:val="20"/>
-        </w:rPr>
-        <w:t>antenimiento es responsable de garantizar el correcto funcionamiento, la seguridad y la conservación de las instalaciones, equipos y sistemas del hotel. Su principal objetivo es ofrecer espacios cómodos y seguros para huéspedes y personal mediante actividades de mantenimiento preventivo y correctivo.</w:t>
-      </w:r>
-    </w:p>
-    <w:p>
-      <w:pPr>
-        <w:rPr>
-          <w:sz w:val="20"/>
-          <w:szCs w:val="20"/>
-        </w:rPr>
-      </w:pPr>
-      <w:r>
-        <w:rPr>
-          <w:sz w:val="20"/>
-          <w:szCs w:val="20"/>
-        </w:rPr>
-        <w:t>En este departamento pueden trabajar profesionales como técnicos de mantenimiento, electricistas, plomeros, pintores y supervisores. Su labor contribuye a mantener la calidad y eficiencia de las operaciones hoteleras.</w:t>
-      </w:r>
-    </w:p>
-    <w:p>
-      <w:pPr>
-        <w:rPr>
-          <w:sz w:val="20"/>
-          <w:szCs w:val="20"/>
-        </w:rPr>
-      </w:pPr>
-      <w:r>
-        <w:rPr>
-          <w:sz w:val="20"/>
-          <w:szCs w:val="20"/>
-        </w:rPr>
-        <w:t xml:space="preserve">A continuación, se presentan algunos de los cargos y funciones más comunes del </w:t>
-      </w:r>
-      <w:r>
-        <w:rPr>
-          <w:sz w:val="20"/>
-          <w:szCs w:val="20"/>
-        </w:rPr>
-        <w:t>d</w:t>
-      </w:r>
-      <w:r>
-        <w:rPr>
-          <w:sz w:val="20"/>
-          <w:szCs w:val="20"/>
-        </w:rPr>
-        <w:t xml:space="preserve">epartamento de </w:t>
-      </w:r>
-      <w:r>
-        <w:rPr>
-          <w:sz w:val="20"/>
-          <w:szCs w:val="20"/>
-        </w:rPr>
-        <w:t>m</w:t>
-      </w:r>
-      <w:r>
-        <w:rPr>
-          <w:sz w:val="20"/>
-          <w:szCs w:val="20"/>
-        </w:rPr>
-        <w:t>antenimiento.</w:t>
-      </w:r>
-    </w:p>
-    <w:p>
-      <w:pPr>
-        <w:rPr>
-          <w:b/>
-          <w:bCs/>
-          <w:sz w:val="20"/>
-          <w:szCs w:val="20"/>
-        </w:rPr>
-      </w:pPr>
-    </w:p>
-    <w:p>
-      <w:pPr>
-        <w:rPr>
-          <w:sz w:val="20"/>
-          <w:szCs w:val="20"/>
-        </w:rPr>
-      </w:pPr>
-    </w:p>
-    <w:p>
-      <w:pPr>
-        <w:rPr>
-          <w:b/>
-          <w:bCs/>
-          <w:sz w:val="20"/>
-          <w:szCs w:val="20"/>
-        </w:rPr>
-      </w:pPr>
-      <w:commentRangeStart w:id="32"/>
-      <w:r>
-        <w:rPr>
-          <w:b/>
-          <w:bCs/>
-          <w:i/>
-          <w:iCs/>
-          <w:sz w:val="20"/>
-          <w:szCs w:val="20"/>
-        </w:rPr>
-        <w:t xml:space="preserve">Maintenance </w:t>
-      </w:r>
-      <w:r>
-        <w:rPr>
-          <w:b/>
-          <w:bCs/>
-          <w:i/>
-          <w:iCs/>
-          <w:sz w:val="20"/>
-          <w:szCs w:val="20"/>
-        </w:rPr>
-        <w:t>m</w:t>
-      </w:r>
-      <w:r>
-        <w:rPr>
-          <w:b/>
-          <w:bCs/>
-          <w:i/>
-          <w:iCs/>
-          <w:sz w:val="20"/>
-          <w:szCs w:val="20"/>
-        </w:rPr>
-        <w:t>anager</w:t>
-      </w:r>
-      <w:r>
-        <w:rPr>
-          <w:b/>
-          <w:bCs/>
-          <w:sz w:val="20"/>
-          <w:szCs w:val="20"/>
-        </w:rPr>
-        <w:t xml:space="preserve"> / Gerente de mantenimiento</w:t>
-      </w:r>
-    </w:p>
-    <w:p>
-      <w:pPr>
-        <w:rPr>
-          <w:i/>
-          <w:iCs/>
-          <w:sz w:val="20"/>
-          <w:szCs w:val="20"/>
-        </w:rPr>
-      </w:pPr>
-      <w:r>
-        <w:rPr>
-          <w:i/>
-          <w:iCs/>
-          <w:sz w:val="20"/>
-          <w:szCs w:val="20"/>
-        </w:rPr>
-        <w:t>The maintenance manager is the one who oversees the general maintenance team and contractors to provide behind-the-scenes support to hotel guests and employees. With today’s emphasis on preventive maintenance and energy savings, the maintenance manager must develop a plan that will keep the property in excellent condition within budget objectives.</w:t>
-      </w:r>
-    </w:p>
-    <w:p>
-      <w:pPr>
-        <w:rPr>
-          <w:sz w:val="20"/>
-          <w:szCs w:val="20"/>
-        </w:rPr>
-      </w:pPr>
-    </w:p>
-    <w:p>
-      <w:pPr>
-        <w:rPr>
-          <w:sz w:val="20"/>
-          <w:szCs w:val="20"/>
-        </w:rPr>
-      </w:pPr>
-      <w:r>
-        <w:rPr>
-          <w:sz w:val="20"/>
-          <w:szCs w:val="20"/>
-        </w:rPr>
-        <w:t>El gerente de mantenimiento es quien supervisa al equipo de mantenimiento general y los contratistas, para proporcionar el soporte detrás de escena a los huéspedes y empleados del hotel. Con el énfasis de hoy en mantenimiento preventivo y ahorro de energía, el gerente de mantenimiento debe desarrollar un plan que mantendrá la propiedad en excelente estado dentro de los objetivos presupuestarios.</w:t>
-      </w:r>
-    </w:p>
-    <w:p>
-      <w:pPr>
-        <w:rPr>
-          <w:sz w:val="20"/>
-          <w:szCs w:val="20"/>
-        </w:rPr>
-      </w:pPr>
-    </w:p>
-    <w:p>
-      <w:pPr>
-        <w:rPr>
-          <w:b/>
-          <w:bCs/>
-          <w:sz w:val="20"/>
-          <w:szCs w:val="20"/>
-        </w:rPr>
-      </w:pPr>
-      <w:r>
-        <w:rPr>
-          <w:b/>
-          <w:bCs/>
-          <w:i/>
-          <w:iCs/>
-          <w:sz w:val="20"/>
-          <w:szCs w:val="20"/>
-        </w:rPr>
-        <w:t xml:space="preserve">Maintenance </w:t>
-      </w:r>
-      <w:r>
-        <w:rPr>
-          <w:b/>
-          <w:bCs/>
-          <w:i/>
-          <w:iCs/>
-          <w:sz w:val="20"/>
-          <w:szCs w:val="20"/>
-        </w:rPr>
-        <w:t>a</w:t>
-      </w:r>
-      <w:r>
-        <w:rPr>
-          <w:b/>
-          <w:bCs/>
-          <w:i/>
-          <w:iCs/>
-          <w:sz w:val="20"/>
-          <w:szCs w:val="20"/>
-        </w:rPr>
-        <w:t>ssistant</w:t>
-      </w:r>
-      <w:r>
-        <w:rPr>
-          <w:b/>
-          <w:bCs/>
-          <w:sz w:val="20"/>
-          <w:szCs w:val="20"/>
-        </w:rPr>
-        <w:t xml:space="preserve"> / Asistente de </w:t>
-      </w:r>
-      <w:r>
-        <w:rPr>
-          <w:b/>
-          <w:bCs/>
-          <w:sz w:val="20"/>
-          <w:szCs w:val="20"/>
-        </w:rPr>
-        <w:t>m</w:t>
-      </w:r>
-      <w:r>
-        <w:rPr>
-          <w:b/>
-          <w:bCs/>
-          <w:sz w:val="20"/>
-          <w:szCs w:val="20"/>
-        </w:rPr>
-        <w:t>antenimiento</w:t>
-      </w:r>
-    </w:p>
-    <w:p>
-      <w:pPr>
-        <w:rPr>
-          <w:i/>
-          <w:iCs/>
-          <w:sz w:val="20"/>
-          <w:szCs w:val="20"/>
-        </w:rPr>
-      </w:pPr>
-      <w:r>
-        <w:rPr>
-          <w:i/>
-          <w:iCs/>
-          <w:sz w:val="20"/>
-          <w:szCs w:val="20"/>
-        </w:rPr>
-        <w:t xml:space="preserve">The </w:t>
-      </w:r>
-      <w:r>
-        <w:rPr>
-          <w:i/>
-          <w:iCs/>
-          <w:sz w:val="20"/>
-          <w:szCs w:val="20"/>
-        </w:rPr>
-        <w:t>m</w:t>
-      </w:r>
-      <w:r>
-        <w:rPr>
-          <w:i/>
-          <w:iCs/>
-          <w:sz w:val="20"/>
-          <w:szCs w:val="20"/>
-        </w:rPr>
-        <w:t xml:space="preserve">aintenance </w:t>
-      </w:r>
-      <w:r>
-        <w:rPr>
-          <w:i/>
-          <w:iCs/>
-          <w:sz w:val="20"/>
-          <w:szCs w:val="20"/>
-        </w:rPr>
-        <w:t>a</w:t>
-      </w:r>
-      <w:r>
-        <w:rPr>
-          <w:i/>
-          <w:iCs/>
-          <w:sz w:val="20"/>
-          <w:szCs w:val="20"/>
-        </w:rPr>
-        <w:t>ssistant is the one who helps with the administrative labor of the department. He/She is usually the direct liaison with the contractors and is the one who generates the maintenance orders and helps with the internal processes.</w:t>
-      </w:r>
-    </w:p>
-    <w:p>
-      <w:pPr>
-        <w:rPr>
-          <w:sz w:val="20"/>
-          <w:szCs w:val="20"/>
-        </w:rPr>
-      </w:pPr>
-    </w:p>
-    <w:p>
-      <w:pPr>
-        <w:rPr>
-          <w:sz w:val="20"/>
-          <w:szCs w:val="20"/>
-        </w:rPr>
-      </w:pPr>
-      <w:r>
-        <w:rPr>
-          <w:sz w:val="20"/>
-          <w:szCs w:val="20"/>
-        </w:rPr>
-        <w:t xml:space="preserve">El </w:t>
-      </w:r>
-      <w:r>
-        <w:rPr>
-          <w:sz w:val="20"/>
-          <w:szCs w:val="20"/>
-        </w:rPr>
-        <w:t>a</w:t>
-      </w:r>
-      <w:r>
-        <w:rPr>
-          <w:sz w:val="20"/>
-          <w:szCs w:val="20"/>
-        </w:rPr>
-        <w:t xml:space="preserve">sistente de </w:t>
-      </w:r>
-      <w:r>
-        <w:rPr>
-          <w:sz w:val="20"/>
-          <w:szCs w:val="20"/>
-        </w:rPr>
-        <w:t>m</w:t>
-      </w:r>
-      <w:r>
-        <w:rPr>
           <w:sz w:val="20"/>
           <w:szCs w:val="20"/>
         </w:rPr>
         <w:t>antenimiento es quien ayuda con la labor administrativa del departamento. Suele ser el enlace directo con los contratistas y es quien genera las órdenes de mantenimiento y ayuda con los procesos internos.</w:t>
       </w:r>
     </w:p>
-    <w:commentRangeEnd w:id="32"/>
-    <w:p>
-      <w:pPr>
-        <w:rPr>
-          <w:sz w:val="20"/>
-          <w:szCs w:val="20"/>
-        </w:rPr>
-      </w:pPr>
+    <w:p>
+      <w:pPr>
+        <w:rPr>
+          <w:sz w:val="20"/>
+          <w:szCs w:val="20"/>
+        </w:rPr>
+      </w:pPr>
+      <w:commentRangeEnd w:id="32"/>
       <w:r>
         <w:rPr>
           <w:rStyle w:val="Refdecomentario"/>
@@ -28196,10 +28895,10 @@
           <w:tcPr>
             <w:tcW w:w="0" w:type="auto"/>
             <w:tcBorders>
-              <w:top w:val="single" w:sz="6" w:space="0" w:color="E8E8E8"/>
-              <w:left w:val="single" w:sz="6" w:space="0" w:color="E8E8E8"/>
-              <w:bottom w:val="single" w:sz="6" w:space="0" w:color="E8E8E8"/>
-              <w:right w:val="single" w:sz="6" w:space="0" w:color="E8E8E8"/>
+              <w:top w:val="single" w:color="E8E8E8" w:sz="6" w:space="0"/>
+              <w:left w:val="single" w:color="E8E8E8" w:sz="6" w:space="0"/>
+              <w:bottom w:val="single" w:color="E8E8E8" w:sz="6" w:space="0"/>
+              <w:right w:val="single" w:color="E8E8E8" w:sz="6" w:space="0"/>
             </w:tcBorders>
             <w:tcMar>
               <w:top w:w="0" w:type="dxa"/>
@@ -28230,10 +28929,10 @@
           <w:tcPr>
             <w:tcW w:w="4716" w:type="dxa"/>
             <w:tcBorders>
-              <w:top w:val="single" w:sz="6" w:space="0" w:color="E8E8E8"/>
-              <w:left w:val="single" w:sz="6" w:space="0" w:color="E8E8E8"/>
-              <w:bottom w:val="single" w:sz="6" w:space="0" w:color="E8E8E8"/>
-              <w:right w:val="single" w:sz="6" w:space="0" w:color="E8E8E8"/>
+              <w:top w:val="single" w:color="E8E8E8" w:sz="6" w:space="0"/>
+              <w:left w:val="single" w:color="E8E8E8" w:sz="6" w:space="0"/>
+              <w:bottom w:val="single" w:color="E8E8E8" w:sz="6" w:space="0"/>
+              <w:right w:val="single" w:color="E8E8E8" w:sz="6" w:space="0"/>
             </w:tcBorders>
             <w:tcMar>
               <w:top w:w="180" w:type="dxa"/>
@@ -28266,10 +28965,10 @@
           <w:tcPr>
             <w:tcW w:w="0" w:type="auto"/>
             <w:tcBorders>
-              <w:top w:val="single" w:sz="6" w:space="0" w:color="E8E8E8"/>
-              <w:left w:val="single" w:sz="6" w:space="0" w:color="E8E8E8"/>
-              <w:bottom w:val="single" w:sz="6" w:space="0" w:color="E8E8E8"/>
-              <w:right w:val="single" w:sz="6" w:space="0" w:color="E8E8E8"/>
+              <w:top w:val="single" w:color="E8E8E8" w:sz="6" w:space="0"/>
+              <w:left w:val="single" w:color="E8E8E8" w:sz="6" w:space="0"/>
+              <w:bottom w:val="single" w:color="E8E8E8" w:sz="6" w:space="0"/>
+              <w:right w:val="single" w:color="E8E8E8" w:sz="6" w:space="0"/>
             </w:tcBorders>
             <w:tcMar>
               <w:top w:w="0" w:type="dxa"/>
@@ -28314,10 +29013,10 @@
           <w:tcPr>
             <w:tcW w:w="4716" w:type="dxa"/>
             <w:tcBorders>
-              <w:top w:val="single" w:sz="6" w:space="0" w:color="E8E8E8"/>
-              <w:left w:val="single" w:sz="6" w:space="0" w:color="E8E8E8"/>
-              <w:bottom w:val="single" w:sz="6" w:space="0" w:color="E8E8E8"/>
-              <w:right w:val="single" w:sz="6" w:space="0" w:color="E8E8E8"/>
+              <w:top w:val="single" w:color="E8E8E8" w:sz="6" w:space="0"/>
+              <w:left w:val="single" w:color="E8E8E8" w:sz="6" w:space="0"/>
+              <w:bottom w:val="single" w:color="E8E8E8" w:sz="6" w:space="0"/>
+              <w:right w:val="single" w:color="E8E8E8" w:sz="6" w:space="0"/>
             </w:tcBorders>
             <w:tcMar>
               <w:top w:w="180" w:type="dxa"/>
@@ -28350,10 +29049,10 @@
           <w:tcPr>
             <w:tcW w:w="0" w:type="auto"/>
             <w:tcBorders>
-              <w:top w:val="single" w:sz="6" w:space="0" w:color="E8E8E8"/>
-              <w:left w:val="single" w:sz="6" w:space="0" w:color="E8E8E8"/>
-              <w:bottom w:val="single" w:sz="6" w:space="0" w:color="E8E8E8"/>
-              <w:right w:val="single" w:sz="6" w:space="0" w:color="E8E8E8"/>
+              <w:top w:val="single" w:color="E8E8E8" w:sz="6" w:space="0"/>
+              <w:left w:val="single" w:color="E8E8E8" w:sz="6" w:space="0"/>
+              <w:bottom w:val="single" w:color="E8E8E8" w:sz="6" w:space="0"/>
+              <w:right w:val="single" w:color="E8E8E8" w:sz="6" w:space="0"/>
             </w:tcBorders>
             <w:tcMar>
               <w:top w:w="0" w:type="dxa"/>
@@ -28384,10 +29083,10 @@
           <w:tcPr>
             <w:tcW w:w="4716" w:type="dxa"/>
             <w:tcBorders>
-              <w:top w:val="single" w:sz="6" w:space="0" w:color="E8E8E8"/>
-              <w:left w:val="single" w:sz="6" w:space="0" w:color="E8E8E8"/>
-              <w:bottom w:val="single" w:sz="6" w:space="0" w:color="E8E8E8"/>
-              <w:right w:val="single" w:sz="6" w:space="0" w:color="E8E8E8"/>
+              <w:top w:val="single" w:color="E8E8E8" w:sz="6" w:space="0"/>
+              <w:left w:val="single" w:color="E8E8E8" w:sz="6" w:space="0"/>
+              <w:bottom w:val="single" w:color="E8E8E8" w:sz="6" w:space="0"/>
+              <w:right w:val="single" w:color="E8E8E8" w:sz="6" w:space="0"/>
             </w:tcBorders>
             <w:tcMar>
               <w:top w:w="180" w:type="dxa"/>
@@ -28420,10 +29119,10 @@
           <w:tcPr>
             <w:tcW w:w="0" w:type="auto"/>
             <w:tcBorders>
-              <w:top w:val="single" w:sz="6" w:space="0" w:color="E8E8E8"/>
-              <w:left w:val="single" w:sz="6" w:space="0" w:color="E8E8E8"/>
-              <w:bottom w:val="single" w:sz="6" w:space="0" w:color="E8E8E8"/>
-              <w:right w:val="single" w:sz="6" w:space="0" w:color="E8E8E8"/>
+              <w:top w:val="single" w:color="E8E8E8" w:sz="6" w:space="0"/>
+              <w:left w:val="single" w:color="E8E8E8" w:sz="6" w:space="0"/>
+              <w:bottom w:val="single" w:color="E8E8E8" w:sz="6" w:space="0"/>
+              <w:right w:val="single" w:color="E8E8E8" w:sz="6" w:space="0"/>
             </w:tcBorders>
             <w:tcMar>
               <w:top w:w="0" w:type="dxa"/>
@@ -28454,10 +29153,10 @@
           <w:tcPr>
             <w:tcW w:w="4716" w:type="dxa"/>
             <w:tcBorders>
-              <w:top w:val="single" w:sz="6" w:space="0" w:color="E8E8E8"/>
-              <w:left w:val="single" w:sz="6" w:space="0" w:color="E8E8E8"/>
-              <w:bottom w:val="single" w:sz="6" w:space="0" w:color="E8E8E8"/>
-              <w:right w:val="single" w:sz="6" w:space="0" w:color="E8E8E8"/>
+              <w:top w:val="single" w:color="E8E8E8" w:sz="6" w:space="0"/>
+              <w:left w:val="single" w:color="E8E8E8" w:sz="6" w:space="0"/>
+              <w:bottom w:val="single" w:color="E8E8E8" w:sz="6" w:space="0"/>
+              <w:right w:val="single" w:color="E8E8E8" w:sz="6" w:space="0"/>
             </w:tcBorders>
             <w:tcMar>
               <w:top w:w="180" w:type="dxa"/>
@@ -28490,10 +29189,10 @@
           <w:tcPr>
             <w:tcW w:w="0" w:type="auto"/>
             <w:tcBorders>
-              <w:top w:val="single" w:sz="6" w:space="0" w:color="E8E8E8"/>
-              <w:left w:val="single" w:sz="6" w:space="0" w:color="E8E8E8"/>
-              <w:bottom w:val="single" w:sz="6" w:space="0" w:color="E8E8E8"/>
-              <w:right w:val="single" w:sz="6" w:space="0" w:color="E8E8E8"/>
+              <w:top w:val="single" w:color="E8E8E8" w:sz="6" w:space="0"/>
+              <w:left w:val="single" w:color="E8E8E8" w:sz="6" w:space="0"/>
+              <w:bottom w:val="single" w:color="E8E8E8" w:sz="6" w:space="0"/>
+              <w:right w:val="single" w:color="E8E8E8" w:sz="6" w:space="0"/>
             </w:tcBorders>
             <w:tcMar>
               <w:top w:w="0" w:type="dxa"/>
@@ -28524,10 +29223,10 @@
           <w:tcPr>
             <w:tcW w:w="4716" w:type="dxa"/>
             <w:tcBorders>
-              <w:top w:val="single" w:sz="6" w:space="0" w:color="E8E8E8"/>
-              <w:left w:val="single" w:sz="6" w:space="0" w:color="E8E8E8"/>
-              <w:bottom w:val="single" w:sz="6" w:space="0" w:color="E8E8E8"/>
-              <w:right w:val="single" w:sz="6" w:space="0" w:color="E8E8E8"/>
+              <w:top w:val="single" w:color="E8E8E8" w:sz="6" w:space="0"/>
+              <w:left w:val="single" w:color="E8E8E8" w:sz="6" w:space="0"/>
+              <w:bottom w:val="single" w:color="E8E8E8" w:sz="6" w:space="0"/>
+              <w:right w:val="single" w:color="E8E8E8" w:sz="6" w:space="0"/>
             </w:tcBorders>
             <w:tcMar>
               <w:top w:w="180" w:type="dxa"/>
@@ -28560,10 +29259,10 @@
           <w:tcPr>
             <w:tcW w:w="0" w:type="auto"/>
             <w:tcBorders>
-              <w:top w:val="single" w:sz="6" w:space="0" w:color="E8E8E8"/>
-              <w:left w:val="single" w:sz="6" w:space="0" w:color="E8E8E8"/>
-              <w:bottom w:val="single" w:sz="6" w:space="0" w:color="E8E8E8"/>
-              <w:right w:val="single" w:sz="6" w:space="0" w:color="E8E8E8"/>
+              <w:top w:val="single" w:color="E8E8E8" w:sz="6" w:space="0"/>
+              <w:left w:val="single" w:color="E8E8E8" w:sz="6" w:space="0"/>
+              <w:bottom w:val="single" w:color="E8E8E8" w:sz="6" w:space="0"/>
+              <w:right w:val="single" w:color="E8E8E8" w:sz="6" w:space="0"/>
             </w:tcBorders>
             <w:tcMar>
               <w:top w:w="0" w:type="dxa"/>
@@ -28594,10 +29293,10 @@
           <w:tcPr>
             <w:tcW w:w="4716" w:type="dxa"/>
             <w:tcBorders>
-              <w:top w:val="single" w:sz="6" w:space="0" w:color="E8E8E8"/>
-              <w:left w:val="single" w:sz="6" w:space="0" w:color="E8E8E8"/>
-              <w:bottom w:val="single" w:sz="6" w:space="0" w:color="E8E8E8"/>
-              <w:right w:val="single" w:sz="6" w:space="0" w:color="E8E8E8"/>
+              <w:top w:val="single" w:color="E8E8E8" w:sz="6" w:space="0"/>
+              <w:left w:val="single" w:color="E8E8E8" w:sz="6" w:space="0"/>
+              <w:bottom w:val="single" w:color="E8E8E8" w:sz="6" w:space="0"/>
+              <w:right w:val="single" w:color="E8E8E8" w:sz="6" w:space="0"/>
             </w:tcBorders>
             <w:tcMar>
               <w:top w:w="180" w:type="dxa"/>
@@ -28630,10 +29329,10 @@
           <w:tcPr>
             <w:tcW w:w="0" w:type="auto"/>
             <w:tcBorders>
-              <w:top w:val="single" w:sz="6" w:space="0" w:color="E8E8E8"/>
-              <w:left w:val="single" w:sz="6" w:space="0" w:color="E8E8E8"/>
-              <w:bottom w:val="single" w:sz="6" w:space="0" w:color="E8E8E8"/>
-              <w:right w:val="single" w:sz="6" w:space="0" w:color="E8E8E8"/>
+              <w:top w:val="single" w:color="E8E8E8" w:sz="6" w:space="0"/>
+              <w:left w:val="single" w:color="E8E8E8" w:sz="6" w:space="0"/>
+              <w:bottom w:val="single" w:color="E8E8E8" w:sz="6" w:space="0"/>
+              <w:right w:val="single" w:color="E8E8E8" w:sz="6" w:space="0"/>
             </w:tcBorders>
             <w:tcMar>
               <w:top w:w="0" w:type="dxa"/>
@@ -28664,10 +29363,10 @@
           <w:tcPr>
             <w:tcW w:w="4716" w:type="dxa"/>
             <w:tcBorders>
-              <w:top w:val="single" w:sz="6" w:space="0" w:color="E8E8E8"/>
-              <w:left w:val="single" w:sz="6" w:space="0" w:color="E8E8E8"/>
-              <w:bottom w:val="single" w:sz="6" w:space="0" w:color="E8E8E8"/>
-              <w:right w:val="single" w:sz="6" w:space="0" w:color="E8E8E8"/>
+              <w:top w:val="single" w:color="E8E8E8" w:sz="6" w:space="0"/>
+              <w:left w:val="single" w:color="E8E8E8" w:sz="6" w:space="0"/>
+              <w:bottom w:val="single" w:color="E8E8E8" w:sz="6" w:space="0"/>
+              <w:right w:val="single" w:color="E8E8E8" w:sz="6" w:space="0"/>
             </w:tcBorders>
             <w:tcMar>
               <w:top w:w="180" w:type="dxa"/>
@@ -29294,6 +29993,12 @@
           <w:szCs w:val="20"/>
         </w:rPr>
         <w:br/>
+      </w:r>
+      <w:r>
+        <w:rPr>
+          <w:sz w:val="20"/>
+          <w:szCs w:val="20"/>
+        </w:rPr>
         <w:t xml:space="preserve">Use </w:t>
       </w:r>
       <w:r>
@@ -29805,6 +30510,12 @@
           <w:szCs w:val="20"/>
         </w:rPr>
         <w:br/>
+      </w:r>
+      <w:r>
+        <w:rPr>
+          <w:sz w:val="20"/>
+          <w:szCs w:val="20"/>
+        </w:rPr>
         <w:t xml:space="preserve">Se usa </w:t>
       </w:r>
       <w:r>
@@ -30163,7 +30874,6 @@
           <w:sz w:val="20"/>
           <w:szCs w:val="20"/>
         </w:rPr>
-        <w:lastRenderedPageBreak/>
         <w:t xml:space="preserve">Asimismo, se abordan temas relacionados con el alojamiento y la hotelería, incluyendo la clasificación de establecimientos, categorías hoteleras, tipos de alojamiento y servicios complementarios ofrecidos a los huéspedes. También se presentan características de hoteles, hostales, </w:t>
       </w:r>
       <w:r>
@@ -30329,12 +31039,12 @@
         <w:tblW w:w="0" w:type="auto"/>
         <w:tblInd w:w="421" w:type="dxa"/>
         <w:tblBorders>
-          <w:top w:val="single" w:sz="4" w:space="0" w:color="000000"/>
-          <w:left w:val="single" w:sz="4" w:space="0" w:color="000000"/>
-          <w:bottom w:val="single" w:sz="4" w:space="0" w:color="000000"/>
-          <w:right w:val="single" w:sz="4" w:space="0" w:color="000000"/>
-          <w:insideH w:val="single" w:sz="4" w:space="0" w:color="000000"/>
-          <w:insideV w:val="single" w:sz="4" w:space="0" w:color="000000"/>
+          <w:top w:val="single" w:color="000000" w:sz="4" w:space="0"/>
+          <w:left w:val="single" w:color="000000" w:sz="4" w:space="0"/>
+          <w:bottom w:val="single" w:color="000000" w:sz="4" w:space="0"/>
+          <w:right w:val="single" w:color="000000" w:sz="4" w:space="0"/>
+          <w:insideH w:val="single" w:color="000000" w:sz="4" w:space="0"/>
+          <w:insideV w:val="single" w:color="000000" w:sz="4" w:space="0"/>
         </w:tblBorders>
         <w:tblLook w:val="0400" w:firstRow="0" w:lastRow="0" w:firstColumn="0" w:lastColumn="0" w:noHBand="0" w:noVBand="1"/>
       </w:tblPr>
@@ -30755,7 +31465,6 @@
           <w:sz w:val="20"/>
           <w:szCs w:val="20"/>
         </w:rPr>
-        <w:lastRenderedPageBreak/>
         <w:t xml:space="preserve">GLOSARIO: </w:t>
       </w:r>
     </w:p>
@@ -30802,12 +31511,12 @@
         <w:tblW w:w="9962" w:type="dxa"/>
         <w:tblInd w:w="0" w:type="dxa"/>
         <w:tblBorders>
-          <w:top w:val="single" w:sz="4" w:space="0" w:color="000000"/>
-          <w:left w:val="single" w:sz="4" w:space="0" w:color="000000"/>
-          <w:bottom w:val="single" w:sz="4" w:space="0" w:color="000000"/>
-          <w:right w:val="single" w:sz="4" w:space="0" w:color="000000"/>
-          <w:insideH w:val="single" w:sz="4" w:space="0" w:color="000000"/>
-          <w:insideV w:val="single" w:sz="4" w:space="0" w:color="000000"/>
+          <w:top w:val="single" w:color="000000" w:sz="4" w:space="0"/>
+          <w:left w:val="single" w:color="000000" w:sz="4" w:space="0"/>
+          <w:bottom w:val="single" w:color="000000" w:sz="4" w:space="0"/>
+          <w:right w:val="single" w:color="000000" w:sz="4" w:space="0"/>
+          <w:insideH w:val="single" w:color="000000" w:sz="4" w:space="0"/>
+          <w:insideV w:val="single" w:color="000000" w:sz="4" w:space="0"/>
         </w:tblBorders>
         <w:tblLayout w:type="fixed"/>
         <w:tblLook w:val="0420" w:firstRow="1" w:lastRow="0" w:firstColumn="0" w:lastColumn="0" w:noHBand="0" w:noVBand="1"/>
@@ -31468,7 +32177,7 @@
         </w:rPr>
         <w:t>Davis, T. (2021). 5 Main Regions of Colombia: A Guide To Planning Your Trip. Kimkim.</w:t>
       </w:r>
-      <w:hyperlink r:id="rId60" w:tgtFrame="_blank" w:history="1">
+      <w:hyperlink w:tgtFrame="_blank" w:history="1" r:id="rId60">
         <w:r>
           <w:rPr>
             <w:rStyle w:val="Hipervnculo"/>
@@ -31601,7 +32310,7 @@
         </w:rPr>
         <w:t>Thering, R. (2019). Vocabulario hotelero en inglés: 100 palabras que debes conocer. FluentU Inglés.</w:t>
       </w:r>
-      <w:hyperlink r:id="rId61" w:tgtFrame="_blank" w:history="1">
+      <w:hyperlink w:tgtFrame="_blank" w:history="1" r:id="rId61">
         <w:r>
           <w:rPr>
             <w:rStyle w:val="Hipervnculo"/>
@@ -31652,7 +32361,7 @@
         </w:rPr>
         <w:t>Woodward Education. (2021). This That These Those - Demonstrative Pronouns Demonstrative Adjectives. Woodward English.</w:t>
       </w:r>
-      <w:hyperlink r:id="rId62" w:tgtFrame="_blank" w:history="1">
+      <w:hyperlink w:tgtFrame="_blank" w:history="1" r:id="rId62">
         <w:r>
           <w:rPr>
             <w:rStyle w:val="Hipervnculo"/>
@@ -31728,12 +32437,12 @@
         <w:tblW w:w="9967" w:type="dxa"/>
         <w:tblInd w:w="0" w:type="dxa"/>
         <w:tblBorders>
-          <w:top w:val="single" w:sz="4" w:space="0" w:color="000000"/>
-          <w:left w:val="single" w:sz="4" w:space="0" w:color="000000"/>
-          <w:bottom w:val="single" w:sz="4" w:space="0" w:color="000000"/>
-          <w:right w:val="single" w:sz="4" w:space="0" w:color="000000"/>
-          <w:insideH w:val="single" w:sz="4" w:space="0" w:color="000000"/>
-          <w:insideV w:val="single" w:sz="4" w:space="0" w:color="000000"/>
+          <w:top w:val="single" w:color="000000" w:sz="4" w:space="0"/>
+          <w:left w:val="single" w:color="000000" w:sz="4" w:space="0"/>
+          <w:bottom w:val="single" w:color="000000" w:sz="4" w:space="0"/>
+          <w:right w:val="single" w:color="000000" w:sz="4" w:space="0"/>
+          <w:insideH w:val="single" w:color="000000" w:sz="4" w:space="0"/>
+          <w:insideV w:val="single" w:color="000000" w:sz="4" w:space="0"/>
         </w:tblBorders>
         <w:tblLayout w:type="fixed"/>
         <w:tblLook w:val="0420" w:firstRow="1" w:lastRow="0" w:firstColumn="0" w:lastColumn="0" w:noHBand="0" w:noVBand="1"/>
@@ -32086,7 +32795,6 @@
           <w:sz w:val="20"/>
           <w:szCs w:val="20"/>
         </w:rPr>
-        <w:lastRenderedPageBreak/>
         <w:t xml:space="preserve">CONTROL DE CAMBIOS </w:t>
       </w:r>
     </w:p>
@@ -32132,12 +32840,12 @@
         <w:tblW w:w="9967" w:type="dxa"/>
         <w:tblInd w:w="0" w:type="dxa"/>
         <w:tblBorders>
-          <w:top w:val="single" w:sz="4" w:space="0" w:color="000000"/>
-          <w:left w:val="single" w:sz="4" w:space="0" w:color="000000"/>
-          <w:bottom w:val="single" w:sz="4" w:space="0" w:color="000000"/>
-          <w:right w:val="single" w:sz="4" w:space="0" w:color="000000"/>
-          <w:insideH w:val="single" w:sz="4" w:space="0" w:color="000000"/>
-          <w:insideV w:val="single" w:sz="4" w:space="0" w:color="000000"/>
+          <w:top w:val="single" w:color="000000" w:sz="4" w:space="0"/>
+          <w:left w:val="single" w:color="000000" w:sz="4" w:space="0"/>
+          <w:bottom w:val="single" w:color="000000" w:sz="4" w:space="0"/>
+          <w:right w:val="single" w:color="000000" w:sz="4" w:space="0"/>
+          <w:insideH w:val="single" w:color="000000" w:sz="4" w:space="0"/>
+          <w:insideV w:val="single" w:color="000000" w:sz="4" w:space="0"/>
         </w:tblBorders>
         <w:tblLayout w:type="fixed"/>
         <w:tblLook w:val="0420" w:firstRow="1" w:lastRow="0" w:firstColumn="0" w:lastColumn="0" w:noHBand="0" w:noVBand="1"/>
@@ -32435,7 +33143,7 @@
       </w:r>
     </w:p>
     <w:sectPr>
-      <w:pgSz w:w="12240" w:h="15840"/>
+      <w:pgSz w:w="12240" w:h="15840" w:orient="portrait"/>
       <w:pgMar w:top="1701" w:right="1134" w:bottom="1134" w:left="1134" w:header="720" w:footer="0" w:gutter="0"/>
       <w:pgNumType w:start="1"/>
       <w:cols w:space="720"/>
@@ -32446,8 +33154,8 @@
 </file>
 
 <file path=word/comments.xml><?xml version="1.0" encoding="utf-8"?>
-<w:comments xmlns:wpc="http://schemas.microsoft.com/office/word/2010/wordprocessingCanvas" xmlns:cx="http://schemas.microsoft.com/office/drawing/2014/chartex" xmlns:cx1="http://schemas.microsoft.com/office/drawing/2015/9/8/chartex" xmlns:cx2="http://schemas.microsoft.com/office/drawing/2015/10/21/chartex" xmlns:cx3="http://schemas.microsoft.com/office/drawing/2016/5/9/chartex" xmlns:cx4="http://schemas.microsoft.com/office/drawing/2016/5/10/chartex" xmlns:cx5="http://schemas.microsoft.com/office/drawing/2016/5/11/chartex" xmlns:cx6="http://schemas.microsoft.com/office/drawing/2016/5/12/chartex" xmlns:cx7="http://schemas.microsoft.com/office/drawing/2016/5/13/chartex" xmlns:cx8="http://schemas.microsoft.com/office/drawing/2016/5/14/chartex" xmlns:mc="http://schemas.openxmlformats.org/markup-compatibility/2006" xmlns:m="http://schemas.openxmlformats.org/officeDocument/2006/math" xmlns:aink="http://schemas.microsoft.com/office/drawing/2016/ink" xmlns:am3d="http://schemas.microsoft.com/office/drawing/2017/model3d" xmlns:oel="http://schemas.microsoft.com/office/2019/extlst" xmlns:r="http://schemas.openxmlformats.org/officeDocument/2006/relationships" xmlns:wp14="http://schemas.microsoft.com/office/word/2010/wordprocessingDrawing" xmlns:wp="http://schemas.openxmlformats.org/drawingml/2006/wordprocessingDrawing" xmlns:wpg="http://schemas.microsoft.com/office/word/2010/wordprocessingGroup" xmlns:wpi="http://schemas.microsoft.com/office/word/2010/wordprocessingInk" xmlns:wps="http://schemas.microsoft.com/office/word/2010/wordprocessingShape" xmlns:o="urn:schemas-microsoft-com:office:office" xmlns:v="urn:schemas-microsoft-com:vml" xmlns:w10="urn:schemas-microsoft-com:office:word" xmlns:w="http://schemas.openxmlformats.org/wordprocessingml/2006/main" xmlns:w14="http://schemas.microsoft.com/office/word/2010/wordml" xmlns:w15="http://schemas.microsoft.com/office/word/2012/wordml" xmlns:w16cex="http://schemas.microsoft.com/office/word/2018/wordml/cex" xmlns:w16cid="http://schemas.microsoft.com/office/word/2016/wordml/cid" xmlns:w16="http://schemas.microsoft.com/office/word/2018/wordml" xmlns:w16sdtdh="http://schemas.microsoft.com/office/word/2020/wordml/sdtdatahash" xmlns:w16sdtfl="http://schemas.microsoft.com/office/word/2024/wordml/sdtformatlock" xmlns:w16se="http://schemas.microsoft.com/office/word/2015/wordml/symex" xmlns:w16du="http://schemas.microsoft.com/office/word/2023/wordml/word16du" xmlns:wne="http://schemas.microsoft.com/office/word/2006/wordml" mc:Ignorable="w14 w15 w16se w16cid w16 w16cex w16sdtdh w16sdtfl w16du wp14">
-  <w:comment w:id="2" w:author="Carolina Coca Salazar" w:date="2026-05-21T06:07:00Z" w:initials="CC">
+<w:comments xmlns:wpc="http://schemas.microsoft.com/office/word/2010/wordprocessingCanvas" xmlns:cx="http://schemas.microsoft.com/office/drawing/2014/chartex" xmlns:cx1="http://schemas.microsoft.com/office/drawing/2015/9/8/chartex" xmlns:cx2="http://schemas.microsoft.com/office/drawing/2015/10/21/chartex" xmlns:cx3="http://schemas.microsoft.com/office/drawing/2016/5/9/chartex" xmlns:cx4="http://schemas.microsoft.com/office/drawing/2016/5/10/chartex" xmlns:cx5="http://schemas.microsoft.com/office/drawing/2016/5/11/chartex" xmlns:cx6="http://schemas.microsoft.com/office/drawing/2016/5/12/chartex" xmlns:cx7="http://schemas.microsoft.com/office/drawing/2016/5/13/chartex" xmlns:cx8="http://schemas.microsoft.com/office/drawing/2016/5/14/chartex" xmlns:mc="http://schemas.openxmlformats.org/markup-compatibility/2006" xmlns:m="http://schemas.openxmlformats.org/officeDocument/2006/math" xmlns:aink="http://schemas.microsoft.com/office/drawing/2016/ink" xmlns:am3d="http://schemas.microsoft.com/office/drawing/2017/model3d" xmlns:oel="http://schemas.microsoft.com/office/2019/extlst" xmlns:r="http://schemas.openxmlformats.org/officeDocument/2006/relationships" xmlns:wp14="http://schemas.microsoft.com/office/word/2010/wordprocessingDrawing" xmlns:wp="http://schemas.openxmlformats.org/drawingml/2006/wordprocessingDrawing" xmlns:wpg="http://schemas.microsoft.com/office/word/2010/wordprocessingGroup" xmlns:wpi="http://schemas.microsoft.com/office/word/2010/wordprocessingInk" xmlns:wps="http://schemas.microsoft.com/office/word/2010/wordprocessingShape" xmlns:o="urn:schemas-microsoft-com:office:office" xmlns:v="urn:schemas-microsoft-com:vml" xmlns:w10="urn:schemas-microsoft-com:office:word" xmlns:w="http://schemas.openxmlformats.org/wordprocessingml/2006/main" xmlns:w14="http://schemas.microsoft.com/office/word/2010/wordml" xmlns:w15="http://schemas.microsoft.com/office/word/2012/wordml" xmlns:w16cex="http://schemas.microsoft.com/office/word/2018/wordml/cex" xmlns:w16cid="http://schemas.microsoft.com/office/word/2016/wordml/cid" xmlns:w16="http://schemas.microsoft.com/office/word/2018/wordml" xmlns:w16sdtdh="http://schemas.microsoft.com/office/word/2020/wordml/sdtdatahash" xmlns:w16sdtfl="http://schemas.microsoft.com/office/word/2024/wordml/sdtformatlock" xmlns:w16se="http://schemas.microsoft.com/office/word/2015/wordml/symex" xmlns:w16du="http://schemas.microsoft.com/office/word/2023/wordml/word16du" xmlns:wne="http://schemas.microsoft.com/office/word/2006/wordml" xmlns:a="http://schemas.openxmlformats.org/drawingml/2006/main" xmlns:pic="http://schemas.openxmlformats.org/drawingml/2006/picture" xmlns:a14="http://schemas.microsoft.com/office/drawing/2010/main" mc:Ignorable="w14 w15 w16se w16cid w16 w16cex w16sdtdh w16sdtfl w16du wp14">
+  <w:comment w:initials="CC" w:author="Carolina Coca Salazar" w:date="2026-05-21T06:07:00Z" w:id="2">
     <w:p>
       <w:pPr>
         <w:pStyle w:val="Textocomentario"/>
@@ -32604,7 +33312,7 @@
       </w:r>
     </w:p>
   </w:comment>
-  <w:comment w:id="1" w:author="Carolina Coca Salazar" w:date="2026-05-21T06:09:00Z" w:initials="CC">
+  <w:comment w:initials="CC" w:author="Carolina Coca Salazar" w:date="2026-05-21T06:09:00Z" w:id="1">
     <w:p>
       <w:pPr>
         <w:pStyle w:val="Textocomentario"/>
@@ -32633,7 +33341,7 @@
       </w:r>
     </w:p>
   </w:comment>
-  <w:comment w:id="3" w:author="Carolina Coca Salazar" w:date="2026-05-21T06:36:00Z" w:initials="CC">
+  <w:comment w:initials="CC" w:author="Carolina Coca Salazar" w:date="2026-05-21T06:36:00Z" w:id="3">
     <w:p>
       <w:pPr>
         <w:pStyle w:val="Textocomentario"/>
@@ -32692,7 +33400,7 @@
       </w:r>
     </w:p>
   </w:comment>
-  <w:comment w:id="5" w:author="Carolina Coca Salazar" w:date="2026-05-21T06:21:00Z" w:initials="CC">
+  <w:comment w:initials="CC" w:author="Carolina Coca Salazar" w:date="2026-05-21T06:21:00Z" w:id="5">
     <w:p>
       <w:pPr>
         <w:pStyle w:val="Textocomentario"/>
@@ -32768,7 +33476,7 @@
       </w:r>
     </w:p>
   </w:comment>
-  <w:comment w:id="4" w:author="Carolina Coca Salazar" w:date="2026-05-21T06:22:00Z" w:initials="CC">
+  <w:comment w:initials="CC" w:author="Carolina Coca Salazar" w:date="2026-05-21T06:22:00Z" w:id="4">
     <w:p>
       <w:pPr>
         <w:pStyle w:val="Textocomentario"/>
@@ -32804,7 +33512,7 @@
       </w:r>
     </w:p>
   </w:comment>
-  <w:comment w:id="6" w:author="Carolina Coca Salazar" w:date="2026-05-21T06:35:00Z" w:initials="CC">
+  <w:comment w:initials="CC" w:author="Carolina Coca Salazar" w:date="2026-05-21T06:35:00Z" w:id="6">
     <w:p>
       <w:pPr>
         <w:pStyle w:val="Textocomentario"/>
@@ -32863,7 +33571,7 @@
       </w:r>
     </w:p>
   </w:comment>
-  <w:comment w:id="7" w:author="Carolina Coca Salazar" w:date="2026-05-21T06:35:00Z" w:initials="CC">
+  <w:comment w:initials="CC" w:author="Carolina Coca Salazar" w:date="2026-05-21T06:35:00Z" w:id="7">
     <w:p>
       <w:pPr>
         <w:pStyle w:val="Textocomentario"/>
@@ -32922,7 +33630,7 @@
       </w:r>
     </w:p>
   </w:comment>
-  <w:comment w:id="8" w:author="Carolina Coca Salazar" w:date="2026-05-21T06:35:00Z" w:initials="CC">
+  <w:comment w:initials="CC" w:author="Carolina Coca Salazar" w:date="2026-05-21T06:35:00Z" w:id="8">
     <w:p>
       <w:pPr>
         <w:pStyle w:val="Textocomentario"/>
@@ -32981,7 +33689,7 @@
       </w:r>
     </w:p>
   </w:comment>
-  <w:comment w:id="9" w:author="Carolina Coca Salazar" w:date="2026-05-21T06:38:00Z" w:initials="CC">
+  <w:comment w:initials="CC" w:author="Carolina Coca Salazar" w:date="2026-05-21T06:38:00Z" w:id="9">
     <w:p>
       <w:pPr>
         <w:pStyle w:val="Textocomentario"/>
@@ -33040,7 +33748,7 @@
       </w:r>
     </w:p>
   </w:comment>
-  <w:comment w:id="10" w:author="Carolina Coca Salazar" w:date="2026-05-21T06:38:00Z" w:initials="CC">
+  <w:comment w:initials="CC" w:author="Carolina Coca Salazar" w:date="2026-05-21T06:38:00Z" w:id="10">
     <w:p>
       <w:pPr>
         <w:pStyle w:val="Textocomentario"/>
@@ -33099,7 +33807,7 @@
       </w:r>
     </w:p>
   </w:comment>
-  <w:comment w:id="11" w:author="Carolina Coca Salazar" w:date="2026-05-21T06:44:00Z" w:initials="CC">
+  <w:comment w:initials="CC" w:author="Carolina Coca Salazar" w:date="2026-05-21T06:44:00Z" w:id="11">
     <w:p>
       <w:pPr>
         <w:pStyle w:val="Textocomentario"/>
@@ -33115,6 +33823,8 @@
       </w:r>
       <w:r>
         <w:br/>
+      </w:r>
+      <w:r>
         <w:t>Realizar audio con esta información</w:t>
       </w:r>
     </w:p>
@@ -33170,7 +33880,7 @@
       </w:r>
     </w:p>
   </w:comment>
-  <w:comment w:id="12" w:author="Carolina Coca Salazar" w:date="2026-05-21T07:05:00Z" w:initials="CC">
+  <w:comment w:initials="CC" w:author="Carolina Coca Salazar" w:date="2026-05-21T07:05:00Z" w:id="12">
     <w:p>
       <w:pPr>
         <w:pStyle w:val="Textocomentario"/>
@@ -33229,7 +33939,7 @@
       </w:r>
     </w:p>
   </w:comment>
-  <w:comment w:id="13" w:author="Carolina Coca Salazar" w:date="2026-05-21T07:11:00Z" w:initials="CC">
+  <w:comment w:initials="CC" w:author="Carolina Coca Salazar" w:date="2026-05-21T07:11:00Z" w:id="13">
     <w:p>
       <w:pPr>
         <w:pStyle w:val="Textocomentario"/>
@@ -33300,7 +34010,7 @@
       </w:r>
     </w:p>
   </w:comment>
-  <w:comment w:id="14" w:author="Carolina Coca Salazar" w:date="2026-05-22T05:54:00Z" w:initials="CC">
+  <w:comment w:initials="CC" w:author="Carolina Coca Salazar" w:date="2026-05-22T05:54:00Z" w:id="14">
     <w:p>
       <w:pPr>
         <w:pStyle w:val="Textocomentario"/>
@@ -33367,7 +34077,7 @@
       </w:r>
     </w:p>
   </w:comment>
-  <w:comment w:id="15" w:author="Carolina Coca Salazar" w:date="2026-05-22T05:55:00Z" w:initials="CC">
+  <w:comment w:initials="CC" w:author="Carolina Coca Salazar" w:date="2026-05-22T05:55:00Z" w:id="15">
     <w:p>
       <w:pPr>
         <w:pStyle w:val="Textocomentario"/>
@@ -33434,7 +34144,7 @@
       </w:r>
     </w:p>
   </w:comment>
-  <w:comment w:id="16" w:author="Carolina Coca Salazar" w:date="2026-05-22T05:56:00Z" w:initials="CC">
+  <w:comment w:initials="CC" w:author="Carolina Coca Salazar" w:date="2026-05-22T05:56:00Z" w:id="16">
     <w:p>
       <w:pPr>
         <w:pStyle w:val="Textocomentario"/>
@@ -33501,7 +34211,7 @@
       </w:r>
     </w:p>
   </w:comment>
-  <w:comment w:id="17" w:author="Carolina Coca Salazar" w:date="2026-05-22T06:04:00Z" w:initials="CC">
+  <w:comment w:initials="CC" w:author="Carolina Coca Salazar" w:date="2026-05-22T06:04:00Z" w:id="17">
     <w:p>
       <w:pPr>
         <w:pStyle w:val="Textocomentario"/>
@@ -33568,7 +34278,7 @@
       </w:r>
     </w:p>
   </w:comment>
-  <w:comment w:id="18" w:author="Carolina Coca Salazar" w:date="2026-05-22T06:06:00Z" w:initials="CC">
+  <w:comment w:initials="CC" w:author="Carolina Coca Salazar" w:date="2026-05-22T06:06:00Z" w:id="18">
     <w:p>
       <w:pPr>
         <w:pStyle w:val="Textocomentario"/>
@@ -33635,7 +34345,7 @@
       </w:r>
     </w:p>
   </w:comment>
-  <w:comment w:id="19" w:author="Carolina Coca Salazar" w:date="2026-05-22T06:10:00Z" w:initials="CC">
+  <w:comment w:initials="CC" w:author="Carolina Coca Salazar" w:date="2026-05-22T06:10:00Z" w:id="19">
     <w:p>
       <w:pPr>
         <w:pStyle w:val="Textocomentario"/>
@@ -33702,7 +34412,7 @@
       </w:r>
     </w:p>
   </w:comment>
-  <w:comment w:id="20" w:author="Carolina Coca Salazar" w:date="2026-05-22T06:16:00Z" w:initials="CC">
+  <w:comment w:initials="CC" w:author="Carolina Coca Salazar" w:date="2026-05-22T06:16:00Z" w:id="20">
     <w:p>
       <w:pPr>
         <w:pStyle w:val="Textocomentario"/>
@@ -33769,7 +34479,7 @@
       </w:r>
     </w:p>
   </w:comment>
-  <w:comment w:id="21" w:author="Carolina Coca Salazar" w:date="2026-05-22T06:18:00Z" w:initials="CC">
+  <w:comment w:initials="CC" w:author="Carolina Coca Salazar" w:date="2026-05-22T06:18:00Z" w:id="21">
     <w:p>
       <w:pPr>
         <w:pStyle w:val="Textocomentario"/>
@@ -33836,7 +34546,7 @@
       </w:r>
     </w:p>
   </w:comment>
-  <w:comment w:id="22" w:author="Carolina Coca Salazar" w:date="2026-05-22T06:18:00Z" w:initials="CC">
+  <w:comment w:initials="CC" w:author="Carolina Coca Salazar" w:date="2026-05-22T06:18:00Z" w:id="22">
     <w:p>
       <w:pPr>
         <w:pStyle w:val="Textocomentario"/>
@@ -33903,7 +34613,7 @@
       </w:r>
     </w:p>
   </w:comment>
-  <w:comment w:id="23" w:author="Carolina Coca Salazar" w:date="2026-05-22T10:55:00Z" w:initials="CC">
+  <w:comment w:initials="CC" w:author="Carolina Coca Salazar" w:date="2026-05-22T10:55:00Z" w:id="23">
     <w:p>
       <w:pPr>
         <w:pStyle w:val="Textocomentario"/>
@@ -33970,7 +34680,7 @@
       </w:r>
     </w:p>
   </w:comment>
-  <w:comment w:id="24" w:author="Carolina Coca Salazar" w:date="2026-05-22T11:13:00Z" w:initials="CC">
+  <w:comment w:initials="CC" w:author="Carolina Coca Salazar" w:date="2026-05-22T11:13:00Z" w:id="24">
     <w:p>
       <w:pPr>
         <w:pStyle w:val="Textocomentario"/>
@@ -33984,7 +34694,7 @@
       <w:r>
         <w:t xml:space="preserve">Realizar línea </w:t>
       </w:r>
-      <w:hyperlink r:id="rId12" w:anchor="/curso/tema3" w:history="1">
+      <w:hyperlink w:history="1" w:anchor="/curso/tema3" r:id="rId12">
         <w:r>
           <w:rPr>
             <w:rStyle w:val="Hipervnculo"/>
@@ -34548,7 +35258,7 @@
       </w:r>
     </w:p>
   </w:comment>
-  <w:comment w:id="25" w:author="Carolina Coca Salazar" w:date="2026-05-22T11:35:00Z" w:initials="CC">
+  <w:comment w:initials="CC" w:author="Carolina Coca Salazar" w:date="2026-05-22T11:35:00Z" w:id="25">
     <w:p>
       <w:pPr>
         <w:pStyle w:val="Textocomentario"/>
@@ -34666,7 +35376,7 @@
       </w:r>
     </w:p>
   </w:comment>
-  <w:comment w:id="26" w:author="Carolina Coca Salazar" w:date="2026-07-17T14:57:00Z" w:initials="CC">
+  <w:comment w:initials="CC" w:author="Carolina Coca Salazar" w:date="2026-07-17T14:57:00Z" w:id="26">
     <w:p>
       <w:pPr>
         <w:pStyle w:val="Textocomentario"/>
@@ -34697,6 +35407,8 @@
       </w:r>
       <w:r>
         <w:br/>
+      </w:r>
+      <w:r>
         <w:t xml:space="preserve">02 </w:t>
       </w:r>
       <w:r>
@@ -34711,6 +35423,8 @@
       </w:r>
       <w:r>
         <w:br/>
+      </w:r>
+      <w:r>
         <w:t xml:space="preserve">03 </w:t>
       </w:r>
       <w:r>
@@ -34725,6 +35439,8 @@
       </w:r>
       <w:r>
         <w:br/>
+      </w:r>
+      <w:r>
         <w:t xml:space="preserve">04 </w:t>
       </w:r>
       <w:r>
@@ -34739,6 +35455,8 @@
       </w:r>
       <w:r>
         <w:br/>
+      </w:r>
+      <w:r>
         <w:t xml:space="preserve">05 </w:t>
       </w:r>
       <w:r>
@@ -34753,6 +35471,8 @@
       </w:r>
       <w:r>
         <w:br/>
+      </w:r>
+      <w:r>
         <w:t>06 A</w:t>
       </w:r>
       <w:r>
@@ -34767,6 +35487,8 @@
       </w:r>
       <w:r>
         <w:br/>
+      </w:r>
+      <w:r>
         <w:t xml:space="preserve">07 </w:t>
       </w:r>
       <w:r>
@@ -34781,6 +35503,8 @@
       </w:r>
       <w:r>
         <w:br/>
+      </w:r>
+      <w:r>
         <w:t xml:space="preserve">08 </w:t>
       </w:r>
       <w:r>
@@ -34795,6 +35519,8 @@
       </w:r>
       <w:r>
         <w:br/>
+      </w:r>
+      <w:r>
         <w:t xml:space="preserve">09 </w:t>
       </w:r>
       <w:r>
@@ -34809,6 +35535,8 @@
       </w:r>
       <w:r>
         <w:br/>
+      </w:r>
+      <w:r>
         <w:t xml:space="preserve">10 </w:t>
       </w:r>
       <w:r>
@@ -34823,6 +35551,8 @@
       </w:r>
       <w:r>
         <w:br/>
+      </w:r>
+      <w:r>
         <w:t xml:space="preserve">11 </w:t>
       </w:r>
       <w:r>
@@ -34837,6 +35567,8 @@
       </w:r>
       <w:r>
         <w:br/>
+      </w:r>
+      <w:r>
         <w:t xml:space="preserve">12 </w:t>
       </w:r>
       <w:r>
@@ -34856,7 +35588,7 @@
       </w:pPr>
     </w:p>
   </w:comment>
-  <w:comment w:id="28" w:author="Carolina Coca Salazar" w:date="2026-05-22T12:09:00Z" w:initials="CC">
+  <w:comment w:initials="CC" w:author="Carolina Coca Salazar" w:date="2026-05-22T12:09:00Z" w:id="28">
     <w:p>
       <w:pPr>
         <w:pStyle w:val="Textocomentario"/>
@@ -34870,7 +35602,7 @@
       <w:r>
         <w:t xml:space="preserve">Mantener la estructura de la gráfica </w:t>
       </w:r>
-      <w:hyperlink r:id="rId16" w:anchor="/curso/tema4" w:history="1">
+      <w:hyperlink w:history="1" w:anchor="/curso/tema4" r:id="rId16">
         <w:r>
           <w:rPr>
             <w:rStyle w:val="Hipervnculo"/>
@@ -34880,7 +35612,7 @@
       </w:hyperlink>
     </w:p>
   </w:comment>
-  <w:comment w:id="27" w:author="Carolina Coca Salazar" w:date="2026-05-27T14:18:00Z" w:initials="CC">
+  <w:comment w:initials="CC" w:author="Carolina Coca Salazar" w:date="2026-05-27T14:18:00Z" w:id="27">
     <w:p>
       <w:pPr>
         <w:pStyle w:val="Textocomentario"/>
@@ -34952,7 +35684,7 @@
       </w:r>
     </w:p>
   </w:comment>
-  <w:comment w:id="29" w:author="Carolina Coca Salazar" w:date="2026-05-22T12:25:00Z" w:initials="CC">
+  <w:comment w:initials="CC" w:author="Carolina Coca Salazar" w:date="2026-05-22T12:25:00Z" w:id="29">
     <w:p>
       <w:pPr>
         <w:pStyle w:val="Textocomentario"/>
@@ -35025,7 +35757,7 @@
       <w:r>
         <w:t xml:space="preserve">Utilizar imágenes </w:t>
       </w:r>
-      <w:hyperlink r:id="rId18" w:anchor="/curso/tema4" w:history="1">
+      <w:hyperlink w:history="1" w:anchor="/curso/tema4" r:id="rId18">
         <w:r>
           <w:rPr>
             <w:rStyle w:val="Hipervnculo"/>
@@ -35035,7 +35767,7 @@
       </w:hyperlink>
     </w:p>
   </w:comment>
-  <w:comment w:id="30" w:author="Carolina Coca Salazar" w:date="2026-05-22T14:11:00Z" w:initials="CC">
+  <w:comment w:initials="CC" w:author="Carolina Coca Salazar" w:date="2026-05-22T14:11:00Z" w:id="30">
     <w:p>
       <w:pPr>
         <w:pStyle w:val="Textocomentario"/>
@@ -35108,7 +35840,7 @@
       <w:r>
         <w:t xml:space="preserve">Utilizar imágenes </w:t>
       </w:r>
-      <w:hyperlink r:id="rId19" w:anchor="/curso/tema4" w:history="1">
+      <w:hyperlink w:history="1" w:anchor="/curso/tema4" r:id="rId19">
         <w:r>
           <w:rPr>
             <w:rStyle w:val="Hipervnculo"/>
@@ -35118,7 +35850,7 @@
       </w:hyperlink>
     </w:p>
   </w:comment>
-  <w:comment w:id="31" w:author="Carolina Coca Salazar" w:date="2026-05-22T14:17:00Z" w:initials="CC">
+  <w:comment w:initials="CC" w:author="Carolina Coca Salazar" w:date="2026-05-22T14:17:00Z" w:id="31">
     <w:p>
       <w:pPr>
         <w:pStyle w:val="Textocomentario"/>
@@ -35191,7 +35923,7 @@
       <w:r>
         <w:t xml:space="preserve">Utilizar imágenes </w:t>
       </w:r>
-      <w:hyperlink r:id="rId20" w:anchor="/curso/tema4" w:history="1">
+      <w:hyperlink w:history="1" w:anchor="/curso/tema4" r:id="rId20">
         <w:r>
           <w:rPr>
             <w:rStyle w:val="Hipervnculo"/>
@@ -35201,7 +35933,7 @@
       </w:hyperlink>
     </w:p>
   </w:comment>
-  <w:comment w:id="32" w:author="Carolina Coca Salazar" w:date="2026-05-22T14:24:00Z" w:initials="CC">
+  <w:comment w:initials="CC" w:author="Carolina Coca Salazar" w:date="2026-05-22T14:24:00Z" w:id="32">
     <w:p>
       <w:pPr>
         <w:pStyle w:val="Textocomentario"/>
@@ -35274,7 +36006,7 @@
       <w:r>
         <w:t xml:space="preserve">Utilizar imágenes </w:t>
       </w:r>
-      <w:hyperlink r:id="rId21" w:anchor="/curso/tema4" w:history="1">
+      <w:hyperlink w:history="1" w:anchor="/curso/tema4" r:id="rId21">
         <w:r>
           <w:rPr>
             <w:rStyle w:val="Hipervnculo"/>
@@ -35284,7 +36016,7 @@
       </w:hyperlink>
     </w:p>
   </w:comment>
-  <w:comment w:id="33" w:author="Carolina Coca Salazar" w:date="2026-05-22T14:32:00Z" w:initials="CC">
+  <w:comment w:initials="CC" w:author="Carolina Coca Salazar" w:date="2026-05-22T14:32:00Z" w:id="33">
     <w:p>
       <w:pPr>
         <w:pStyle w:val="Textocomentario"/>
@@ -35351,7 +36083,7 @@
       </w:r>
     </w:p>
   </w:comment>
-  <w:comment w:id="34" w:author="Carolina Coca Salazar" w:date="2026-05-22T14:32:00Z" w:initials="CC">
+  <w:comment w:initials="CC" w:author="Carolina Coca Salazar" w:date="2026-05-22T14:32:00Z" w:id="34">
     <w:p>
       <w:pPr>
         <w:pStyle w:val="Textocomentario"/>
@@ -35418,7 +36150,7 @@
       </w:r>
     </w:p>
   </w:comment>
-  <w:comment w:id="35" w:author="Carolina Coca Salazar" w:date="2026-05-22T14:32:00Z" w:initials="CC">
+  <w:comment w:initials="CC" w:author="Carolina Coca Salazar" w:date="2026-05-22T14:32:00Z" w:id="35">
     <w:p>
       <w:pPr>
         <w:pStyle w:val="Textocomentario"/>
@@ -35485,7 +36217,7 @@
       </w:r>
     </w:p>
   </w:comment>
-  <w:comment w:id="36" w:author="Carolina Coca Salazar" w:date="2026-05-22T14:32:00Z" w:initials="CC">
+  <w:comment w:initials="CC" w:author="Carolina Coca Salazar" w:date="2026-05-22T14:32:00Z" w:id="36">
     <w:p>
       <w:pPr>
         <w:pStyle w:val="Textocomentario"/>
@@ -35552,7 +36284,7 @@
       </w:r>
     </w:p>
   </w:comment>
-  <w:comment w:id="37" w:author="Carolina Coca Salazar" w:date="2026-05-27T15:07:00Z" w:initials="CC">
+  <w:comment w:initials="CC" w:author="Carolina Coca Salazar" w:date="2026-05-27T15:07:00Z" w:id="37">
     <w:p>
       <w:pPr>
         <w:pStyle w:val="Textocomentario"/>
@@ -35786,7 +36518,7 @@
       <w:ind w:left="-2" w:hanging="2"/>
       <w:jc w:val="right"/>
       <w:rPr>
-        <w:rFonts w:ascii="Times New Roman" w:eastAsia="Times New Roman" w:hAnsi="Times New Roman" w:cs="Times New Roman"/>
+        <w:rFonts w:ascii="Times New Roman" w:hAnsi="Times New Roman" w:eastAsia="Times New Roman" w:cs="Times New Roman"/>
         <w:sz w:val="24"/>
         <w:szCs w:val="24"/>
       </w:rPr>
@@ -35796,7 +36528,7 @@
     <w:pPr>
       <w:spacing w:line="240" w:lineRule="auto"/>
       <w:rPr>
-        <w:rFonts w:ascii="Times New Roman" w:eastAsia="Times New Roman" w:hAnsi="Times New Roman" w:cs="Times New Roman"/>
+        <w:rFonts w:ascii="Times New Roman" w:hAnsi="Times New Roman" w:eastAsia="Times New Roman" w:cs="Times New Roman"/>
         <w:sz w:val="24"/>
         <w:szCs w:val="24"/>
       </w:rPr>
@@ -35879,7 +36611,7 @@
 </file>
 
 <file path=word/header1.xml><?xml version="1.0" encoding="utf-8"?>
-<w:hdr xmlns:wpc="http://schemas.microsoft.com/office/word/2010/wordprocessingCanvas" xmlns:cx="http://schemas.microsoft.com/office/drawing/2014/chartex" xmlns:cx1="http://schemas.microsoft.com/office/drawing/2015/9/8/chartex" xmlns:cx2="http://schemas.microsoft.com/office/drawing/2015/10/21/chartex" xmlns:cx3="http://schemas.microsoft.com/office/drawing/2016/5/9/chartex" xmlns:cx4="http://schemas.microsoft.com/office/drawing/2016/5/10/chartex" xmlns:cx5="http://schemas.microsoft.com/office/drawing/2016/5/11/chartex" xmlns:cx6="http://schemas.microsoft.com/office/drawing/2016/5/12/chartex" xmlns:cx7="http://schemas.microsoft.com/office/drawing/2016/5/13/chartex" xmlns:cx8="http://schemas.microsoft.com/office/drawing/2016/5/14/chartex" xmlns:mc="http://schemas.openxmlformats.org/markup-compatibility/2006" xmlns:m="http://schemas.openxmlformats.org/officeDocument/2006/math" xmlns:aink="http://schemas.microsoft.com/office/drawing/2016/ink" xmlns:am3d="http://schemas.microsoft.com/office/drawing/2017/model3d" xmlns:oel="http://schemas.microsoft.com/office/2019/extlst" xmlns:r="http://schemas.openxmlformats.org/officeDocument/2006/relationships" xmlns:wp14="http://schemas.microsoft.com/office/word/2010/wordprocessingDrawing" xmlns:wp="http://schemas.openxmlformats.org/drawingml/2006/wordprocessingDrawing" xmlns:wpg="http://schemas.microsoft.com/office/word/2010/wordprocessingGroup" xmlns:wpi="http://schemas.microsoft.com/office/word/2010/wordprocessingInk" xmlns:wps="http://schemas.microsoft.com/office/word/2010/wordprocessingShape" xmlns:o="urn:schemas-microsoft-com:office:office" xmlns:v="urn:schemas-microsoft-com:vml" xmlns:w10="urn:schemas-microsoft-com:office:word" xmlns:w="http://schemas.openxmlformats.org/wordprocessingml/2006/main" xmlns:w14="http://schemas.microsoft.com/office/word/2010/wordml" xmlns:w15="http://schemas.microsoft.com/office/word/2012/wordml" xmlns:w16cex="http://schemas.microsoft.com/office/word/2018/wordml/cex" xmlns:w16cid="http://schemas.microsoft.com/office/word/2016/wordml/cid" xmlns:w16="http://schemas.microsoft.com/office/word/2018/wordml" xmlns:w16sdtdh="http://schemas.microsoft.com/office/word/2020/wordml/sdtdatahash" xmlns:w16sdtfl="http://schemas.microsoft.com/office/word/2024/wordml/sdtformatlock" xmlns:w16se="http://schemas.microsoft.com/office/word/2015/wordml/symex" xmlns:w16du="http://schemas.microsoft.com/office/word/2023/wordml/word16du" xmlns:wne="http://schemas.microsoft.com/office/word/2006/wordml" mc:Ignorable="w14 w15 w16se w16cid w16 w16cex w16sdtdh w16sdtfl w16du wp14">
+<w:hdr xmlns:wpc="http://schemas.microsoft.com/office/word/2010/wordprocessingCanvas" xmlns:cx="http://schemas.microsoft.com/office/drawing/2014/chartex" xmlns:cx1="http://schemas.microsoft.com/office/drawing/2015/9/8/chartex" xmlns:cx2="http://schemas.microsoft.com/office/drawing/2015/10/21/chartex" xmlns:cx3="http://schemas.microsoft.com/office/drawing/2016/5/9/chartex" xmlns:cx4="http://schemas.microsoft.com/office/drawing/2016/5/10/chartex" xmlns:cx5="http://schemas.microsoft.com/office/drawing/2016/5/11/chartex" xmlns:cx6="http://schemas.microsoft.com/office/drawing/2016/5/12/chartex" xmlns:cx7="http://schemas.microsoft.com/office/drawing/2016/5/13/chartex" xmlns:cx8="http://schemas.microsoft.com/office/drawing/2016/5/14/chartex" xmlns:mc="http://schemas.openxmlformats.org/markup-compatibility/2006" xmlns:m="http://schemas.openxmlformats.org/officeDocument/2006/math" xmlns:aink="http://schemas.microsoft.com/office/drawing/2016/ink" xmlns:am3d="http://schemas.microsoft.com/office/drawing/2017/model3d" xmlns:oel="http://schemas.microsoft.com/office/2019/extlst" xmlns:r="http://schemas.openxmlformats.org/officeDocument/2006/relationships" xmlns:wp14="http://schemas.microsoft.com/office/word/2010/wordprocessingDrawing" xmlns:wp="http://schemas.openxmlformats.org/drawingml/2006/wordprocessingDrawing" xmlns:wpg="http://schemas.microsoft.com/office/word/2010/wordprocessingGroup" xmlns:wpi="http://schemas.microsoft.com/office/word/2010/wordprocessingInk" xmlns:wps="http://schemas.microsoft.com/office/word/2010/wordprocessingShape" xmlns:o="urn:schemas-microsoft-com:office:office" xmlns:v="urn:schemas-microsoft-com:vml" xmlns:w10="urn:schemas-microsoft-com:office:word" xmlns:w="http://schemas.openxmlformats.org/wordprocessingml/2006/main" xmlns:w14="http://schemas.microsoft.com/office/word/2010/wordml" xmlns:w15="http://schemas.microsoft.com/office/word/2012/wordml" xmlns:w16cex="http://schemas.microsoft.com/office/word/2018/wordml/cex" xmlns:w16cid="http://schemas.microsoft.com/office/word/2016/wordml/cid" xmlns:w16="http://schemas.microsoft.com/office/word/2018/wordml" xmlns:w16sdtdh="http://schemas.microsoft.com/office/word/2020/wordml/sdtdatahash" xmlns:w16sdtfl="http://schemas.microsoft.com/office/word/2024/wordml/sdtformatlock" xmlns:w16se="http://schemas.microsoft.com/office/word/2015/wordml/symex" xmlns:w16du="http://schemas.microsoft.com/office/word/2023/wordml/word16du" xmlns:wne="http://schemas.microsoft.com/office/word/2006/wordml" xmlns:a="http://schemas.openxmlformats.org/drawingml/2006/main" xmlns:adec="http://schemas.microsoft.com/office/drawing/2017/decorative" xmlns:pic="http://schemas.openxmlformats.org/drawingml/2006/picture" xmlns:a14="http://schemas.microsoft.com/office/drawing/2010/main" mc:Ignorable="w14 w15 w16se w16cid w16 w16cex w16sdtdh w16sdtfl w16du wp14">
   <w:p>
     <w:pPr>
       <w:pBdr>
@@ -36011,7 +36743,7 @@
         <w:ind w:left="720" w:hanging="360"/>
       </w:pPr>
       <w:rPr>
-        <w:rFonts w:ascii="Symbol" w:hAnsi="Symbol" w:hint="default"/>
+        <w:rFonts w:hint="default" w:ascii="Symbol" w:hAnsi="Symbol"/>
         <w:sz w:val="20"/>
       </w:rPr>
     </w:lvl>
@@ -36027,7 +36759,7 @@
         <w:ind w:left="1440" w:hanging="360"/>
       </w:pPr>
       <w:rPr>
-        <w:rFonts w:ascii="Courier New" w:hAnsi="Courier New" w:hint="default"/>
+        <w:rFonts w:hint="default" w:ascii="Courier New" w:hAnsi="Courier New"/>
         <w:sz w:val="20"/>
       </w:rPr>
     </w:lvl>
@@ -36043,7 +36775,7 @@
         <w:ind w:left="2160" w:hanging="360"/>
       </w:pPr>
       <w:rPr>
-        <w:rFonts w:ascii="Wingdings" w:hAnsi="Wingdings" w:hint="default"/>
+        <w:rFonts w:hint="default" w:ascii="Wingdings" w:hAnsi="Wingdings"/>
         <w:sz w:val="20"/>
       </w:rPr>
     </w:lvl>
@@ -36059,7 +36791,7 @@
         <w:ind w:left="2880" w:hanging="360"/>
       </w:pPr>
       <w:rPr>
-        <w:rFonts w:ascii="Wingdings" w:hAnsi="Wingdings" w:hint="default"/>
+        <w:rFonts w:hint="default" w:ascii="Wingdings" w:hAnsi="Wingdings"/>
         <w:sz w:val="20"/>
       </w:rPr>
     </w:lvl>
@@ -36075,7 +36807,7 @@
         <w:ind w:left="3600" w:hanging="360"/>
       </w:pPr>
       <w:rPr>
-        <w:rFonts w:ascii="Wingdings" w:hAnsi="Wingdings" w:hint="default"/>
+        <w:rFonts w:hint="default" w:ascii="Wingdings" w:hAnsi="Wingdings"/>
         <w:sz w:val="20"/>
       </w:rPr>
     </w:lvl>
@@ -36091,7 +36823,7 @@
         <w:ind w:left="4320" w:hanging="360"/>
       </w:pPr>
       <w:rPr>
-        <w:rFonts w:ascii="Wingdings" w:hAnsi="Wingdings" w:hint="default"/>
+        <w:rFonts w:hint="default" w:ascii="Wingdings" w:hAnsi="Wingdings"/>
         <w:sz w:val="20"/>
       </w:rPr>
     </w:lvl>
@@ -36107,7 +36839,7 @@
         <w:ind w:left="5040" w:hanging="360"/>
       </w:pPr>
       <w:rPr>
-        <w:rFonts w:ascii="Wingdings" w:hAnsi="Wingdings" w:hint="default"/>
+        <w:rFonts w:hint="default" w:ascii="Wingdings" w:hAnsi="Wingdings"/>
         <w:sz w:val="20"/>
       </w:rPr>
     </w:lvl>
@@ -36123,7 +36855,7 @@
         <w:ind w:left="5760" w:hanging="360"/>
       </w:pPr>
       <w:rPr>
-        <w:rFonts w:ascii="Wingdings" w:hAnsi="Wingdings" w:hint="default"/>
+        <w:rFonts w:hint="default" w:ascii="Wingdings" w:hAnsi="Wingdings"/>
         <w:sz w:val="20"/>
       </w:rPr>
     </w:lvl>
@@ -36139,7 +36871,7 @@
         <w:ind w:left="6480" w:hanging="360"/>
       </w:pPr>
       <w:rPr>
-        <w:rFonts w:ascii="Wingdings" w:hAnsi="Wingdings" w:hint="default"/>
+        <w:rFonts w:hint="default" w:ascii="Wingdings" w:hAnsi="Wingdings"/>
         <w:sz w:val="20"/>
       </w:rPr>
     </w:lvl>
@@ -36160,7 +36892,7 @@
         <w:ind w:left="720" w:hanging="360"/>
       </w:pPr>
       <w:rPr>
-        <w:rFonts w:ascii="Symbol" w:hAnsi="Symbol" w:hint="default"/>
+        <w:rFonts w:hint="default" w:ascii="Symbol" w:hAnsi="Symbol"/>
         <w:sz w:val="20"/>
       </w:rPr>
     </w:lvl>
@@ -36176,7 +36908,7 @@
         <w:ind w:left="1440" w:hanging="360"/>
       </w:pPr>
       <w:rPr>
-        <w:rFonts w:ascii="Courier New" w:hAnsi="Courier New" w:hint="default"/>
+        <w:rFonts w:hint="default" w:ascii="Courier New" w:hAnsi="Courier New"/>
         <w:sz w:val="20"/>
       </w:rPr>
     </w:lvl>
@@ -36192,7 +36924,7 @@
         <w:ind w:left="2160" w:hanging="360"/>
       </w:pPr>
       <w:rPr>
-        <w:rFonts w:ascii="Wingdings" w:hAnsi="Wingdings" w:hint="default"/>
+        <w:rFonts w:hint="default" w:ascii="Wingdings" w:hAnsi="Wingdings"/>
         <w:sz w:val="20"/>
       </w:rPr>
     </w:lvl>
@@ -36208,7 +36940,7 @@
         <w:ind w:left="2880" w:hanging="360"/>
       </w:pPr>
       <w:rPr>
-        <w:rFonts w:ascii="Wingdings" w:hAnsi="Wingdings" w:hint="default"/>
+        <w:rFonts w:hint="default" w:ascii="Wingdings" w:hAnsi="Wingdings"/>
         <w:sz w:val="20"/>
       </w:rPr>
     </w:lvl>
@@ -36224,7 +36956,7 @@
         <w:ind w:left="3600" w:hanging="360"/>
       </w:pPr>
       <w:rPr>
-        <w:rFonts w:ascii="Wingdings" w:hAnsi="Wingdings" w:hint="default"/>
+        <w:rFonts w:hint="default" w:ascii="Wingdings" w:hAnsi="Wingdings"/>
         <w:sz w:val="20"/>
       </w:rPr>
     </w:lvl>
@@ -36240,7 +36972,7 @@
         <w:ind w:left="4320" w:hanging="360"/>
       </w:pPr>
       <w:rPr>
-        <w:rFonts w:ascii="Wingdings" w:hAnsi="Wingdings" w:hint="default"/>
+        <w:rFonts w:hint="default" w:ascii="Wingdings" w:hAnsi="Wingdings"/>
         <w:sz w:val="20"/>
       </w:rPr>
     </w:lvl>
@@ -36256,7 +36988,7 @@
         <w:ind w:left="5040" w:hanging="360"/>
       </w:pPr>
       <w:rPr>
-        <w:rFonts w:ascii="Wingdings" w:hAnsi="Wingdings" w:hint="default"/>
+        <w:rFonts w:hint="default" w:ascii="Wingdings" w:hAnsi="Wingdings"/>
         <w:sz w:val="20"/>
       </w:rPr>
     </w:lvl>
@@ -36272,7 +37004,7 @@
         <w:ind w:left="5760" w:hanging="360"/>
       </w:pPr>
       <w:rPr>
-        <w:rFonts w:ascii="Wingdings" w:hAnsi="Wingdings" w:hint="default"/>
+        <w:rFonts w:hint="default" w:ascii="Wingdings" w:hAnsi="Wingdings"/>
         <w:sz w:val="20"/>
       </w:rPr>
     </w:lvl>
@@ -36288,7 +37020,7 @@
         <w:ind w:left="6480" w:hanging="360"/>
       </w:pPr>
       <w:rPr>
-        <w:rFonts w:ascii="Wingdings" w:hAnsi="Wingdings" w:hint="default"/>
+        <w:rFonts w:hint="default" w:ascii="Wingdings" w:hAnsi="Wingdings"/>
         <w:sz w:val="20"/>
       </w:rPr>
     </w:lvl>
@@ -36309,7 +37041,7 @@
         <w:ind w:left="720" w:hanging="360"/>
       </w:pPr>
       <w:rPr>
-        <w:rFonts w:ascii="Symbol" w:hAnsi="Symbol" w:hint="default"/>
+        <w:rFonts w:hint="default" w:ascii="Symbol" w:hAnsi="Symbol"/>
         <w:sz w:val="20"/>
       </w:rPr>
     </w:lvl>
@@ -36325,7 +37057,7 @@
         <w:ind w:left="1440" w:hanging="360"/>
       </w:pPr>
       <w:rPr>
-        <w:rFonts w:ascii="Courier New" w:hAnsi="Courier New" w:hint="default"/>
+        <w:rFonts w:hint="default" w:ascii="Courier New" w:hAnsi="Courier New"/>
         <w:sz w:val="20"/>
       </w:rPr>
     </w:lvl>
@@ -36341,7 +37073,7 @@
         <w:ind w:left="2160" w:hanging="360"/>
       </w:pPr>
       <w:rPr>
-        <w:rFonts w:ascii="Wingdings" w:hAnsi="Wingdings" w:hint="default"/>
+        <w:rFonts w:hint="default" w:ascii="Wingdings" w:hAnsi="Wingdings"/>
         <w:sz w:val="20"/>
       </w:rPr>
     </w:lvl>
@@ -36357,7 +37089,7 @@
         <w:ind w:left="2880" w:hanging="360"/>
       </w:pPr>
       <w:rPr>
-        <w:rFonts w:ascii="Wingdings" w:hAnsi="Wingdings" w:hint="default"/>
+        <w:rFonts w:hint="default" w:ascii="Wingdings" w:hAnsi="Wingdings"/>
         <w:sz w:val="20"/>
       </w:rPr>
     </w:lvl>
@@ -36373,7 +37105,7 @@
         <w:ind w:left="3600" w:hanging="360"/>
       </w:pPr>
       <w:rPr>
-        <w:rFonts w:ascii="Wingdings" w:hAnsi="Wingdings" w:hint="default"/>
+        <w:rFonts w:hint="default" w:ascii="Wingdings" w:hAnsi="Wingdings"/>
         <w:sz w:val="20"/>
       </w:rPr>
     </w:lvl>
@@ -36389,7 +37121,7 @@
         <w:ind w:left="4320" w:hanging="360"/>
       </w:pPr>
       <w:rPr>
-        <w:rFonts w:ascii="Wingdings" w:hAnsi="Wingdings" w:hint="default"/>
+        <w:rFonts w:hint="default" w:ascii="Wingdings" w:hAnsi="Wingdings"/>
         <w:sz w:val="20"/>
       </w:rPr>
     </w:lvl>
@@ -36405,7 +37137,7 @@
         <w:ind w:left="5040" w:hanging="360"/>
       </w:pPr>
       <w:rPr>
-        <w:rFonts w:ascii="Wingdings" w:hAnsi="Wingdings" w:hint="default"/>
+        <w:rFonts w:hint="default" w:ascii="Wingdings" w:hAnsi="Wingdings"/>
         <w:sz w:val="20"/>
       </w:rPr>
     </w:lvl>
@@ -36421,7 +37153,7 @@
         <w:ind w:left="5760" w:hanging="360"/>
       </w:pPr>
       <w:rPr>
-        <w:rFonts w:ascii="Wingdings" w:hAnsi="Wingdings" w:hint="default"/>
+        <w:rFonts w:hint="default" w:ascii="Wingdings" w:hAnsi="Wingdings"/>
         <w:sz w:val="20"/>
       </w:rPr>
     </w:lvl>
@@ -36437,7 +37169,7 @@
         <w:ind w:left="6480" w:hanging="360"/>
       </w:pPr>
       <w:rPr>
-        <w:rFonts w:ascii="Wingdings" w:hAnsi="Wingdings" w:hint="default"/>
+        <w:rFonts w:hint="default" w:ascii="Wingdings" w:hAnsi="Wingdings"/>
         <w:sz w:val="20"/>
       </w:rPr>
     </w:lvl>
@@ -36455,7 +37187,7 @@
         <w:ind w:left="720" w:hanging="360"/>
       </w:pPr>
       <w:rPr>
-        <w:rFonts w:ascii="Symbol" w:hAnsi="Symbol" w:hint="default"/>
+        <w:rFonts w:hint="default" w:ascii="Symbol" w:hAnsi="Symbol"/>
       </w:rPr>
     </w:lvl>
     <w:lvl w:ilvl="1" w:tplc="240A0003" w:tentative="1">
@@ -36467,7 +37199,7 @@
         <w:ind w:left="1440" w:hanging="360"/>
       </w:pPr>
       <w:rPr>
-        <w:rFonts w:ascii="Courier New" w:hAnsi="Courier New" w:cs="Courier New" w:hint="default"/>
+        <w:rFonts w:hint="default" w:ascii="Courier New" w:hAnsi="Courier New" w:cs="Courier New"/>
       </w:rPr>
     </w:lvl>
     <w:lvl w:ilvl="2" w:tplc="240A0005" w:tentative="1">
@@ -36479,7 +37211,7 @@
         <w:ind w:left="2160" w:hanging="360"/>
       </w:pPr>
       <w:rPr>
-        <w:rFonts w:ascii="Wingdings" w:hAnsi="Wingdings" w:hint="default"/>
+        <w:rFonts w:hint="default" w:ascii="Wingdings" w:hAnsi="Wingdings"/>
       </w:rPr>
     </w:lvl>
     <w:lvl w:ilvl="3" w:tplc="240A0001" w:tentative="1">
@@ -36491,7 +37223,7 @@
         <w:ind w:left="2880" w:hanging="360"/>
       </w:pPr>
       <w:rPr>
-        <w:rFonts w:ascii="Symbol" w:hAnsi="Symbol" w:hint="default"/>
+        <w:rFonts w:hint="default" w:ascii="Symbol" w:hAnsi="Symbol"/>
       </w:rPr>
     </w:lvl>
     <w:lvl w:ilvl="4" w:tplc="240A0003" w:tentative="1">
@@ -36503,7 +37235,7 @@
         <w:ind w:left="3600" w:hanging="360"/>
       </w:pPr>
       <w:rPr>
-        <w:rFonts w:ascii="Courier New" w:hAnsi="Courier New" w:cs="Courier New" w:hint="default"/>
+        <w:rFonts w:hint="default" w:ascii="Courier New" w:hAnsi="Courier New" w:cs="Courier New"/>
       </w:rPr>
     </w:lvl>
     <w:lvl w:ilvl="5" w:tplc="240A0005" w:tentative="1">
@@ -36515,7 +37247,7 @@
         <w:ind w:left="4320" w:hanging="360"/>
       </w:pPr>
       <w:rPr>
-        <w:rFonts w:ascii="Wingdings" w:hAnsi="Wingdings" w:hint="default"/>
+        <w:rFonts w:hint="default" w:ascii="Wingdings" w:hAnsi="Wingdings"/>
       </w:rPr>
     </w:lvl>
     <w:lvl w:ilvl="6" w:tplc="240A0001" w:tentative="1">
@@ -36527,7 +37259,7 @@
         <w:ind w:left="5040" w:hanging="360"/>
       </w:pPr>
       <w:rPr>
-        <w:rFonts w:ascii="Symbol" w:hAnsi="Symbol" w:hint="default"/>
+        <w:rFonts w:hint="default" w:ascii="Symbol" w:hAnsi="Symbol"/>
       </w:rPr>
     </w:lvl>
     <w:lvl w:ilvl="7" w:tplc="240A0003" w:tentative="1">
@@ -36539,7 +37271,7 @@
         <w:ind w:left="5760" w:hanging="360"/>
       </w:pPr>
       <w:rPr>
-        <w:rFonts w:ascii="Courier New" w:hAnsi="Courier New" w:cs="Courier New" w:hint="default"/>
+        <w:rFonts w:hint="default" w:ascii="Courier New" w:hAnsi="Courier New" w:cs="Courier New"/>
       </w:rPr>
     </w:lvl>
     <w:lvl w:ilvl="8" w:tplc="240A0005" w:tentative="1">
@@ -36551,7 +37283,7 @@
         <w:ind w:left="6480" w:hanging="360"/>
       </w:pPr>
       <w:rPr>
-        <w:rFonts w:ascii="Wingdings" w:hAnsi="Wingdings" w:hint="default"/>
+        <w:rFonts w:hint="default" w:ascii="Wingdings" w:hAnsi="Wingdings"/>
       </w:rPr>
     </w:lvl>
   </w:abstractNum>
@@ -36568,7 +37300,7 @@
         <w:ind w:left="720" w:hanging="360"/>
       </w:pPr>
       <w:rPr>
-        <w:rFonts w:ascii="Symbol" w:hAnsi="Symbol" w:hint="default"/>
+        <w:rFonts w:hint="default" w:ascii="Symbol" w:hAnsi="Symbol"/>
       </w:rPr>
     </w:lvl>
     <w:lvl w:ilvl="1" w:tplc="240A0003" w:tentative="1">
@@ -36580,7 +37312,7 @@
         <w:ind w:left="1440" w:hanging="360"/>
       </w:pPr>
       <w:rPr>
-        <w:rFonts w:ascii="Courier New" w:hAnsi="Courier New" w:cs="Courier New" w:hint="default"/>
+        <w:rFonts w:hint="default" w:ascii="Courier New" w:hAnsi="Courier New" w:cs="Courier New"/>
       </w:rPr>
     </w:lvl>
     <w:lvl w:ilvl="2" w:tplc="240A0005" w:tentative="1">
@@ -36592,7 +37324,7 @@
         <w:ind w:left="2160" w:hanging="360"/>
       </w:pPr>
       <w:rPr>
-        <w:rFonts w:ascii="Wingdings" w:hAnsi="Wingdings" w:hint="default"/>
+        <w:rFonts w:hint="default" w:ascii="Wingdings" w:hAnsi="Wingdings"/>
       </w:rPr>
     </w:lvl>
     <w:lvl w:ilvl="3" w:tplc="240A0001" w:tentative="1">
@@ -36604,7 +37336,7 @@
         <w:ind w:left="2880" w:hanging="360"/>
       </w:pPr>
       <w:rPr>
-        <w:rFonts w:ascii="Symbol" w:hAnsi="Symbol" w:hint="default"/>
+        <w:rFonts w:hint="default" w:ascii="Symbol" w:hAnsi="Symbol"/>
       </w:rPr>
     </w:lvl>
     <w:lvl w:ilvl="4" w:tplc="240A0003" w:tentative="1">
@@ -36616,7 +37348,7 @@
         <w:ind w:left="3600" w:hanging="360"/>
       </w:pPr>
       <w:rPr>
-        <w:rFonts w:ascii="Courier New" w:hAnsi="Courier New" w:cs="Courier New" w:hint="default"/>
+        <w:rFonts w:hint="default" w:ascii="Courier New" w:hAnsi="Courier New" w:cs="Courier New"/>
       </w:rPr>
     </w:lvl>
     <w:lvl w:ilvl="5" w:tplc="240A0005" w:tentative="1">
@@ -36628,7 +37360,7 @@
         <w:ind w:left="4320" w:hanging="360"/>
       </w:pPr>
       <w:rPr>
-        <w:rFonts w:ascii="Wingdings" w:hAnsi="Wingdings" w:hint="default"/>
+        <w:rFonts w:hint="default" w:ascii="Wingdings" w:hAnsi="Wingdings"/>
       </w:rPr>
     </w:lvl>
     <w:lvl w:ilvl="6" w:tplc="240A0001" w:tentative="1">
@@ -36640,7 +37372,7 @@
         <w:ind w:left="5040" w:hanging="360"/>
       </w:pPr>
       <w:rPr>
-        <w:rFonts w:ascii="Symbol" w:hAnsi="Symbol" w:hint="default"/>
+        <w:rFonts w:hint="default" w:ascii="Symbol" w:hAnsi="Symbol"/>
       </w:rPr>
     </w:lvl>
     <w:lvl w:ilvl="7" w:tplc="240A0003" w:tentative="1">
@@ -36652,7 +37384,7 @@
         <w:ind w:left="5760" w:hanging="360"/>
       </w:pPr>
       <w:rPr>
-        <w:rFonts w:ascii="Courier New" w:hAnsi="Courier New" w:cs="Courier New" w:hint="default"/>
+        <w:rFonts w:hint="default" w:ascii="Courier New" w:hAnsi="Courier New" w:cs="Courier New"/>
       </w:rPr>
     </w:lvl>
     <w:lvl w:ilvl="8" w:tplc="240A0005" w:tentative="1">
@@ -36664,7 +37396,7 @@
         <w:ind w:left="6480" w:hanging="360"/>
       </w:pPr>
       <w:rPr>
-        <w:rFonts w:ascii="Wingdings" w:hAnsi="Wingdings" w:hint="default"/>
+        <w:rFonts w:hint="default" w:ascii="Wingdings" w:hAnsi="Wingdings"/>
       </w:rPr>
     </w:lvl>
   </w:abstractNum>
@@ -36774,7 +37506,7 @@
         <w:ind w:left="720" w:hanging="360"/>
       </w:pPr>
       <w:rPr>
-        <w:rFonts w:ascii="Symbol" w:hAnsi="Symbol" w:hint="default"/>
+        <w:rFonts w:hint="default" w:ascii="Symbol" w:hAnsi="Symbol"/>
         <w:sz w:val="20"/>
       </w:rPr>
     </w:lvl>
@@ -36790,7 +37522,7 @@
         <w:ind w:left="1440" w:hanging="360"/>
       </w:pPr>
       <w:rPr>
-        <w:rFonts w:ascii="Courier New" w:hAnsi="Courier New" w:hint="default"/>
+        <w:rFonts w:hint="default" w:ascii="Courier New" w:hAnsi="Courier New"/>
         <w:sz w:val="20"/>
       </w:rPr>
     </w:lvl>
@@ -36806,7 +37538,7 @@
         <w:ind w:left="2160" w:hanging="360"/>
       </w:pPr>
       <w:rPr>
-        <w:rFonts w:ascii="Wingdings" w:hAnsi="Wingdings" w:hint="default"/>
+        <w:rFonts w:hint="default" w:ascii="Wingdings" w:hAnsi="Wingdings"/>
         <w:sz w:val="20"/>
       </w:rPr>
     </w:lvl>
@@ -36822,7 +37554,7 @@
         <w:ind w:left="2880" w:hanging="360"/>
       </w:pPr>
       <w:rPr>
-        <w:rFonts w:ascii="Wingdings" w:hAnsi="Wingdings" w:hint="default"/>
+        <w:rFonts w:hint="default" w:ascii="Wingdings" w:hAnsi="Wingdings"/>
         <w:sz w:val="20"/>
       </w:rPr>
     </w:lvl>
@@ -36838,7 +37570,7 @@
         <w:ind w:left="3600" w:hanging="360"/>
       </w:pPr>
       <w:rPr>
-        <w:rFonts w:ascii="Wingdings" w:hAnsi="Wingdings" w:hint="default"/>
+        <w:rFonts w:hint="default" w:ascii="Wingdings" w:hAnsi="Wingdings"/>
         <w:sz w:val="20"/>
       </w:rPr>
     </w:lvl>
@@ -36854,7 +37586,7 @@
         <w:ind w:left="4320" w:hanging="360"/>
       </w:pPr>
       <w:rPr>
-        <w:rFonts w:ascii="Wingdings" w:hAnsi="Wingdings" w:hint="default"/>
+        <w:rFonts w:hint="default" w:ascii="Wingdings" w:hAnsi="Wingdings"/>
         <w:sz w:val="20"/>
       </w:rPr>
     </w:lvl>
@@ -36870,7 +37602,7 @@
         <w:ind w:left="5040" w:hanging="360"/>
       </w:pPr>
       <w:rPr>
-        <w:rFonts w:ascii="Wingdings" w:hAnsi="Wingdings" w:hint="default"/>
+        <w:rFonts w:hint="default" w:ascii="Wingdings" w:hAnsi="Wingdings"/>
         <w:sz w:val="20"/>
       </w:rPr>
     </w:lvl>
@@ -36886,7 +37618,7 @@
         <w:ind w:left="5760" w:hanging="360"/>
       </w:pPr>
       <w:rPr>
-        <w:rFonts w:ascii="Wingdings" w:hAnsi="Wingdings" w:hint="default"/>
+        <w:rFonts w:hint="default" w:ascii="Wingdings" w:hAnsi="Wingdings"/>
         <w:sz w:val="20"/>
       </w:rPr>
     </w:lvl>
@@ -36902,7 +37634,7 @@
         <w:ind w:left="6480" w:hanging="360"/>
       </w:pPr>
       <w:rPr>
-        <w:rFonts w:ascii="Wingdings" w:hAnsi="Wingdings" w:hint="default"/>
+        <w:rFonts w:hint="default" w:ascii="Wingdings" w:hAnsi="Wingdings"/>
         <w:sz w:val="20"/>
       </w:rPr>
     </w:lvl>
@@ -36941,11 +37673,11 @@
 </file>
 
 <file path=word/styles.xml><?xml version="1.0" encoding="utf-8"?>
-<w:styles xmlns:mc="http://schemas.openxmlformats.org/markup-compatibility/2006" xmlns:r="http://schemas.openxmlformats.org/officeDocument/2006/relationships" xmlns:w="http://schemas.openxmlformats.org/wordprocessingml/2006/main" xmlns:w14="http://schemas.microsoft.com/office/word/2010/wordml" xmlns:w15="http://schemas.microsoft.com/office/word/2012/wordml" xmlns:w16cex="http://schemas.microsoft.com/office/word/2018/wordml/cex" xmlns:w16cid="http://schemas.microsoft.com/office/word/2016/wordml/cid" xmlns:w16="http://schemas.microsoft.com/office/word/2018/wordml" xmlns:w16sdtdh="http://schemas.microsoft.com/office/word/2020/wordml/sdtdatahash" xmlns:w16sdtfl="http://schemas.microsoft.com/office/word/2024/wordml/sdtformatlock" xmlns:w16se="http://schemas.microsoft.com/office/word/2015/wordml/symex" xmlns:w16du="http://schemas.microsoft.com/office/word/2023/wordml/word16du" mc:Ignorable="w14 w15 w16se w16cid w16 w16cex w16sdtdh w16sdtfl w16du">
+<w:styles xmlns:wp14="http://schemas.microsoft.com/office/word/2010/wordprocessingDrawing" xmlns:mc="http://schemas.openxmlformats.org/markup-compatibility/2006" xmlns:r="http://schemas.openxmlformats.org/officeDocument/2006/relationships" xmlns:w="http://schemas.openxmlformats.org/wordprocessingml/2006/main" xmlns:w14="http://schemas.microsoft.com/office/word/2010/wordml" xmlns:w15="http://schemas.microsoft.com/office/word/2012/wordml" xmlns:w16cex="http://schemas.microsoft.com/office/word/2018/wordml/cex" xmlns:w16cid="http://schemas.microsoft.com/office/word/2016/wordml/cid" xmlns:w16="http://schemas.microsoft.com/office/word/2018/wordml" xmlns:w16sdtdh="http://schemas.microsoft.com/office/word/2020/wordml/sdtdatahash" xmlns:w16sdtfl="http://schemas.microsoft.com/office/word/2024/wordml/sdtformatlock" xmlns:w16se="http://schemas.microsoft.com/office/word/2015/wordml/symex" xmlns:w16du="http://schemas.microsoft.com/office/word/2023/wordml/word16du" mc:Ignorable="w14 w15 w16se w16cid w16 w16cex w16sdtdh w16sdtfl w16du wp14">
   <w:docDefaults>
     <w:rPrDefault>
       <w:rPr>
-        <w:rFonts w:ascii="Arial" w:eastAsia="Arial" w:hAnsi="Arial" w:cs="Arial"/>
+        <w:rFonts w:ascii="Arial" w:hAnsi="Arial" w:eastAsia="Arial" w:cs="Arial"/>
         <w:sz w:val="22"/>
         <w:szCs w:val="22"/>
         <w:lang w:val="es-CO" w:eastAsia="es-CO" w:bidi="ar-SA"/>
@@ -36960,14 +37692,14 @@
   <w:latentStyles w:defLockedState="0" w:defUIPriority="99" w:defSemiHidden="0" w:defUnhideWhenUsed="0" w:defQFormat="0" w:count="376">
     <w:lsdException w:name="Normal" w:uiPriority="0" w:qFormat="1"/>
     <w:lsdException w:name="heading 1" w:uiPriority="9" w:qFormat="1"/>
-    <w:lsdException w:name="heading 2" w:semiHidden="1" w:uiPriority="9" w:unhideWhenUsed="1" w:qFormat="1"/>
-    <w:lsdException w:name="heading 3" w:semiHidden="1" w:uiPriority="9" w:unhideWhenUsed="1" w:qFormat="1"/>
-    <w:lsdException w:name="heading 4" w:semiHidden="1" w:uiPriority="9" w:unhideWhenUsed="1" w:qFormat="1"/>
-    <w:lsdException w:name="heading 5" w:semiHidden="1" w:uiPriority="9" w:unhideWhenUsed="1" w:qFormat="1"/>
-    <w:lsdException w:name="heading 6" w:semiHidden="1" w:uiPriority="9" w:unhideWhenUsed="1" w:qFormat="1"/>
-    <w:lsdException w:name="heading 7" w:semiHidden="1" w:uiPriority="9" w:unhideWhenUsed="1" w:qFormat="1"/>
-    <w:lsdException w:name="heading 8" w:semiHidden="1" w:uiPriority="9" w:unhideWhenUsed="1" w:qFormat="1"/>
-    <w:lsdException w:name="heading 9" w:semiHidden="1" w:uiPriority="9" w:unhideWhenUsed="1" w:qFormat="1"/>
+    <w:lsdException w:name="heading 2" w:uiPriority="9" w:semiHidden="1" w:unhideWhenUsed="1" w:qFormat="1"/>
+    <w:lsdException w:name="heading 3" w:uiPriority="9" w:semiHidden="1" w:unhideWhenUsed="1" w:qFormat="1"/>
+    <w:lsdException w:name="heading 4" w:uiPriority="9" w:semiHidden="1" w:unhideWhenUsed="1" w:qFormat="1"/>
+    <w:lsdException w:name="heading 5" w:uiPriority="9" w:semiHidden="1" w:unhideWhenUsed="1" w:qFormat="1"/>
+    <w:lsdException w:name="heading 6" w:uiPriority="9" w:semiHidden="1" w:unhideWhenUsed="1" w:qFormat="1"/>
+    <w:lsdException w:name="heading 7" w:uiPriority="9" w:semiHidden="1" w:unhideWhenUsed="1" w:qFormat="1"/>
+    <w:lsdException w:name="heading 8" w:uiPriority="9" w:semiHidden="1" w:unhideWhenUsed="1" w:qFormat="1"/>
+    <w:lsdException w:name="heading 9" w:uiPriority="9" w:semiHidden="1" w:unhideWhenUsed="1" w:qFormat="1"/>
     <w:lsdException w:name="index 1" w:semiHidden="1" w:unhideWhenUsed="1"/>
     <w:lsdException w:name="index 2" w:semiHidden="1" w:unhideWhenUsed="1"/>
     <w:lsdException w:name="index 3" w:semiHidden="1" w:unhideWhenUsed="1"/>
@@ -36977,22 +37709,22 @@
     <w:lsdException w:name="index 7" w:semiHidden="1" w:unhideWhenUsed="1"/>
     <w:lsdException w:name="index 8" w:semiHidden="1" w:unhideWhenUsed="1"/>
     <w:lsdException w:name="index 9" w:semiHidden="1" w:unhideWhenUsed="1"/>
-    <w:lsdException w:name="toc 1" w:semiHidden="1" w:uiPriority="39" w:unhideWhenUsed="1"/>
-    <w:lsdException w:name="toc 2" w:semiHidden="1" w:uiPriority="39" w:unhideWhenUsed="1"/>
-    <w:lsdException w:name="toc 3" w:semiHidden="1" w:uiPriority="39" w:unhideWhenUsed="1"/>
-    <w:lsdException w:name="toc 4" w:semiHidden="1" w:uiPriority="39" w:unhideWhenUsed="1"/>
-    <w:lsdException w:name="toc 5" w:semiHidden="1" w:uiPriority="39" w:unhideWhenUsed="1"/>
-    <w:lsdException w:name="toc 6" w:semiHidden="1" w:uiPriority="39" w:unhideWhenUsed="1"/>
-    <w:lsdException w:name="toc 7" w:semiHidden="1" w:uiPriority="39" w:unhideWhenUsed="1"/>
-    <w:lsdException w:name="toc 8" w:semiHidden="1" w:uiPriority="39" w:unhideWhenUsed="1"/>
-    <w:lsdException w:name="toc 9" w:semiHidden="1" w:uiPriority="39" w:unhideWhenUsed="1"/>
+    <w:lsdException w:name="toc 1" w:uiPriority="39" w:semiHidden="1" w:unhideWhenUsed="1"/>
+    <w:lsdException w:name="toc 2" w:uiPriority="39" w:semiHidden="1" w:unhideWhenUsed="1"/>
+    <w:lsdException w:name="toc 3" w:uiPriority="39" w:semiHidden="1" w:unhideWhenUsed="1"/>
+    <w:lsdException w:name="toc 4" w:uiPriority="39" w:semiHidden="1" w:unhideWhenUsed="1"/>
+    <w:lsdException w:name="toc 5" w:uiPriority="39" w:semiHidden="1" w:unhideWhenUsed="1"/>
+    <w:lsdException w:name="toc 6" w:uiPriority="39" w:semiHidden="1" w:unhideWhenUsed="1"/>
+    <w:lsdException w:name="toc 7" w:uiPriority="39" w:semiHidden="1" w:unhideWhenUsed="1"/>
+    <w:lsdException w:name="toc 8" w:uiPriority="39" w:semiHidden="1" w:unhideWhenUsed="1"/>
+    <w:lsdException w:name="toc 9" w:uiPriority="39" w:semiHidden="1" w:unhideWhenUsed="1"/>
     <w:lsdException w:name="Normal Indent" w:semiHidden="1" w:unhideWhenUsed="1"/>
     <w:lsdException w:name="footnote text" w:semiHidden="1" w:unhideWhenUsed="1"/>
     <w:lsdException w:name="annotation text" w:semiHidden="1" w:unhideWhenUsed="1"/>
     <w:lsdException w:name="header" w:semiHidden="1" w:unhideWhenUsed="1"/>
     <w:lsdException w:name="footer" w:semiHidden="1" w:unhideWhenUsed="1"/>
     <w:lsdException w:name="index heading" w:semiHidden="1" w:unhideWhenUsed="1"/>
-    <w:lsdException w:name="caption" w:semiHidden="1" w:uiPriority="35" w:unhideWhenUsed="1" w:qFormat="1"/>
+    <w:lsdException w:name="caption" w:uiPriority="35" w:semiHidden="1" w:unhideWhenUsed="1" w:qFormat="1"/>
     <w:lsdException w:name="table of figures" w:semiHidden="1" w:unhideWhenUsed="1"/>
     <w:lsdException w:name="envelope address" w:semiHidden="1" w:unhideWhenUsed="1"/>
     <w:lsdException w:name="envelope return" w:semiHidden="1" w:unhideWhenUsed="1"/>
@@ -37023,7 +37755,7 @@
     <w:lsdException w:name="Title" w:uiPriority="10" w:qFormat="1"/>
     <w:lsdException w:name="Closing" w:semiHidden="1" w:unhideWhenUsed="1"/>
     <w:lsdException w:name="Signature" w:semiHidden="1" w:unhideWhenUsed="1"/>
-    <w:lsdException w:name="Default Paragraph Font" w:semiHidden="1" w:uiPriority="1" w:unhideWhenUsed="1"/>
+    <w:lsdException w:name="Default Paragraph Font" w:uiPriority="1" w:semiHidden="1" w:unhideWhenUsed="1"/>
     <w:lsdException w:name="Body Text" w:semiHidden="1" w:unhideWhenUsed="1"/>
     <w:lsdException w:name="Body Text Indent" w:semiHidden="1" w:unhideWhenUsed="1"/>
     <w:lsdException w:name="List Continue" w:semiHidden="1" w:unhideWhenUsed="1"/>
@@ -37223,8 +37955,8 @@
     <w:lsdException w:name="Subtle Reference" w:uiPriority="31" w:qFormat="1"/>
     <w:lsdException w:name="Intense Reference" w:uiPriority="32" w:qFormat="1"/>
     <w:lsdException w:name="Book Title" w:uiPriority="33" w:qFormat="1"/>
-    <w:lsdException w:name="Bibliography" w:semiHidden="1" w:uiPriority="37" w:unhideWhenUsed="1"/>
-    <w:lsdException w:name="TOC Heading" w:semiHidden="1" w:uiPriority="39" w:unhideWhenUsed="1" w:qFormat="1"/>
+    <w:lsdException w:name="Bibliography" w:uiPriority="37" w:semiHidden="1" w:unhideWhenUsed="1"/>
+    <w:lsdException w:name="TOC Heading" w:uiPriority="39" w:semiHidden="1" w:unhideWhenUsed="1" w:qFormat="1"/>
     <w:lsdException w:name="Plain Table 1" w:uiPriority="41"/>
     <w:lsdException w:name="Plain Table 2" w:uiPriority="42"/>
     <w:lsdException w:name="Plain Table 3" w:uiPriority="43"/>
@@ -37335,7 +38067,7 @@
     <w:lsdException w:name="Unresolved Mention" w:semiHidden="1" w:unhideWhenUsed="1"/>
     <w:lsdException w:name="Smart Link" w:semiHidden="1" w:unhideWhenUsed="1"/>
   </w:latentStyles>
-  <w:style w:type="paragraph" w:default="1" w:styleId="Normal">
+  <w:style w:type="paragraph" w:styleId="Normal" w:default="1">
     <w:name w:val="Normal"/>
     <w:qFormat/>
     <w:rsid w:val="00BC7CBE"/>
@@ -37475,7 +38207,7 @@
       <w:outlineLvl w:val="6"/>
     </w:pPr>
     <w:rPr>
-      <w:rFonts w:asciiTheme="minorHAnsi" w:eastAsiaTheme="majorEastAsia" w:hAnsiTheme="minorHAnsi" w:cstheme="majorBidi"/>
+      <w:rFonts w:asciiTheme="minorHAnsi" w:hAnsiTheme="minorHAnsi" w:eastAsiaTheme="majorEastAsia" w:cstheme="majorBidi"/>
       <w:color w:val="595959" w:themeColor="text1" w:themeTint="A6"/>
       <w:kern w:val="2"/>
       <w:sz w:val="24"/>
@@ -37501,7 +38233,7 @@
       <w:outlineLvl w:val="7"/>
     </w:pPr>
     <w:rPr>
-      <w:rFonts w:asciiTheme="minorHAnsi" w:eastAsiaTheme="majorEastAsia" w:hAnsiTheme="minorHAnsi" w:cstheme="majorBidi"/>
+      <w:rFonts w:asciiTheme="minorHAnsi" w:hAnsiTheme="minorHAnsi" w:eastAsiaTheme="majorEastAsia" w:cstheme="majorBidi"/>
       <w:i/>
       <w:iCs/>
       <w:color w:val="272727" w:themeColor="text1" w:themeTint="D8"/>
@@ -37529,7 +38261,7 @@
       <w:outlineLvl w:val="8"/>
     </w:pPr>
     <w:rPr>
-      <w:rFonts w:asciiTheme="minorHAnsi" w:eastAsiaTheme="majorEastAsia" w:hAnsiTheme="minorHAnsi" w:cstheme="majorBidi"/>
+      <w:rFonts w:asciiTheme="minorHAnsi" w:hAnsiTheme="minorHAnsi" w:eastAsiaTheme="majorEastAsia" w:cstheme="majorBidi"/>
       <w:color w:val="272727" w:themeColor="text1" w:themeTint="D8"/>
       <w:kern w:val="2"/>
       <w:sz w:val="24"/>
@@ -37538,13 +38270,13 @@
       <w14:ligatures w14:val="standardContextual"/>
     </w:rPr>
   </w:style>
-  <w:style w:type="character" w:default="1" w:styleId="Fuentedeprrafopredeter">
+  <w:style w:type="character" w:styleId="Fuentedeprrafopredeter" w:default="1">
     <w:name w:val="Default Paragraph Font"/>
     <w:uiPriority w:val="1"/>
     <w:semiHidden/>
     <w:unhideWhenUsed/>
   </w:style>
-  <w:style w:type="table" w:default="1" w:styleId="Tablanormal">
+  <w:style w:type="table" w:styleId="Tablanormal" w:default="1">
     <w:name w:val="Normal Table"/>
     <w:uiPriority w:val="99"/>
     <w:semiHidden/>
@@ -37559,13 +38291,13 @@
       </w:tblCellMar>
     </w:tblPr>
   </w:style>
-  <w:style w:type="numbering" w:default="1" w:styleId="Sinlista">
+  <w:style w:type="numbering" w:styleId="Sinlista" w:default="1">
     <w:name w:val="No List"/>
     <w:uiPriority w:val="99"/>
     <w:semiHidden/>
     <w:unhideWhenUsed/>
   </w:style>
-  <w:style w:type="table" w:customStyle="1" w:styleId="TableNormal1">
+  <w:style w:type="table" w:styleId="TableNormal1" w:customStyle="1">
     <w:name w:val="Table Normal1"/>
     <w:tblPr>
       <w:tblCellMar>
@@ -37593,7 +38325,7 @@
       <w:szCs w:val="52"/>
     </w:rPr>
   </w:style>
-  <w:style w:type="table" w:customStyle="1" w:styleId="TableNormal2">
+  <w:style w:type="table" w:styleId="TableNormal2" w:customStyle="1">
     <w:name w:val="Table Normal2"/>
     <w:tblPr>
       <w:tblCellMar>
@@ -37622,7 +38354,7 @@
       <w:szCs w:val="30"/>
     </w:rPr>
   </w:style>
-  <w:style w:type="table" w:customStyle="1" w:styleId="a">
+  <w:style w:type="table" w:styleId="a" w:customStyle="1">
     <w:basedOn w:val="Tablanormal"/>
     <w:tblPr>
       <w:tblStyleRowBandSize w:val="1"/>
@@ -37635,7 +38367,7 @@
       </w:tblCellMar>
     </w:tblPr>
   </w:style>
-  <w:style w:type="table" w:customStyle="1" w:styleId="a0">
+  <w:style w:type="table" w:styleId="a0" w:customStyle="1">
     <w:basedOn w:val="Tablanormal"/>
     <w:tblPr>
       <w:tblStyleRowBandSize w:val="1"/>
@@ -37648,7 +38380,7 @@
       </w:tblCellMar>
     </w:tblPr>
   </w:style>
-  <w:style w:type="table" w:customStyle="1" w:styleId="a1">
+  <w:style w:type="table" w:styleId="a1" w:customStyle="1">
     <w:basedOn w:val="Tablanormal"/>
     <w:tblPr>
       <w:tblStyleRowBandSize w:val="1"/>
@@ -37671,12 +38403,12 @@
     </w:pPr>
     <w:tblPr>
       <w:tblBorders>
-        <w:top w:val="single" w:sz="4" w:space="0" w:color="auto"/>
-        <w:left w:val="single" w:sz="4" w:space="0" w:color="auto"/>
-        <w:bottom w:val="single" w:sz="4" w:space="0" w:color="auto"/>
-        <w:right w:val="single" w:sz="4" w:space="0" w:color="auto"/>
-        <w:insideH w:val="single" w:sz="4" w:space="0" w:color="auto"/>
-        <w:insideV w:val="single" w:sz="4" w:space="0" w:color="auto"/>
+        <w:top w:val="single" w:color="auto" w:sz="4" w:space="0"/>
+        <w:left w:val="single" w:color="auto" w:sz="4" w:space="0"/>
+        <w:bottom w:val="single" w:color="auto" w:sz="4" w:space="0"/>
+        <w:right w:val="single" w:color="auto" w:sz="4" w:space="0"/>
+        <w:insideH w:val="single" w:color="auto" w:sz="4" w:space="0"/>
+        <w:insideV w:val="single" w:color="auto" w:sz="4" w:space="0"/>
       </w:tblBorders>
     </w:tblPr>
   </w:style>
@@ -37695,7 +38427,7 @@
       <w:spacing w:line="240" w:lineRule="auto"/>
     </w:pPr>
   </w:style>
-  <w:style w:type="character" w:customStyle="1" w:styleId="EncabezadoCar">
+  <w:style w:type="character" w:styleId="EncabezadoCar" w:customStyle="1">
     <w:name w:val="Encabezado Car"/>
     <w:basedOn w:val="Fuentedeprrafopredeter"/>
     <w:link w:val="Encabezado"/>
@@ -37717,7 +38449,7 @@
       <w:spacing w:line="240" w:lineRule="auto"/>
     </w:pPr>
   </w:style>
-  <w:style w:type="character" w:customStyle="1" w:styleId="PiedepginaCar">
+  <w:style w:type="character" w:styleId="PiedepginaCar" w:customStyle="1">
     <w:name w:val="Pie de página Car"/>
     <w:basedOn w:val="Fuentedeprrafopredeter"/>
     <w:link w:val="Piedepgina"/>
@@ -37734,12 +38466,12 @@
       <w:spacing w:before="100" w:beforeAutospacing="1" w:after="100" w:afterAutospacing="1" w:line="240" w:lineRule="auto"/>
     </w:pPr>
     <w:rPr>
-      <w:rFonts w:ascii="Times New Roman" w:eastAsia="Times New Roman" w:hAnsi="Times New Roman" w:cs="Times New Roman"/>
+      <w:rFonts w:ascii="Times New Roman" w:hAnsi="Times New Roman" w:eastAsia="Times New Roman" w:cs="Times New Roman"/>
       <w:sz w:val="24"/>
       <w:szCs w:val="24"/>
     </w:rPr>
   </w:style>
-  <w:style w:type="character" w:customStyle="1" w:styleId="Listavistosa-nfasis1Car">
+  <w:style w:type="character" w:styleId="Listavistosa-nfasis1Car" w:customStyle="1">
     <w:name w:val="Lista vistosa - Énfasis 1 Car"/>
     <w:link w:val="Listavistosa-nfasis1"/>
     <w:uiPriority w:val="34"/>
@@ -37780,7 +38512,7 @@
       <w:tblPr/>
       <w:tcPr>
         <w:tcBorders>
-          <w:bottom w:val="single" w:sz="12" w:space="0" w:color="FFFFFF" w:themeColor="background1"/>
+          <w:bottom w:val="single" w:color="FFFFFF" w:themeColor="background1" w:sz="12" w:space="0"/>
         </w:tcBorders>
         <w:shd w:val="clear" w:color="auto" w:fill="9E3A38" w:themeFill="accent2" w:themeFillShade="CC"/>
       </w:tcPr>
@@ -37789,7 +38521,7 @@
       <w:tblPr/>
       <w:tcPr>
         <w:tcBorders>
-          <w:top w:val="single" w:sz="12" w:space="0" w:color="000000" w:themeColor="text1"/>
+          <w:top w:val="single" w:color="000000" w:themeColor="text1" w:sz="12" w:space="0"/>
         </w:tcBorders>
         <w:shd w:val="clear" w:color="auto" w:fill="FFFFFF" w:themeFill="background1"/>
       </w:tcPr>
@@ -37837,7 +38569,7 @@
       <w:u w:val="single"/>
     </w:rPr>
   </w:style>
-  <w:style w:type="character" w:customStyle="1" w:styleId="Mencinsinresolver1">
+  <w:style w:type="character" w:styleId="Mencinsinresolver1" w:customStyle="1">
     <w:name w:val="Mención sin resolver1"/>
     <w:basedOn w:val="Fuentedeprrafopredeter"/>
     <w:uiPriority w:val="99"/>
@@ -37878,7 +38610,7 @@
       <w:szCs w:val="18"/>
     </w:rPr>
   </w:style>
-  <w:style w:type="character" w:customStyle="1" w:styleId="TextodegloboCar">
+  <w:style w:type="character" w:styleId="TextodegloboCar" w:customStyle="1">
     <w:name w:val="Texto de globo Car"/>
     <w:basedOn w:val="Fuentedeprrafopredeter"/>
     <w:link w:val="Textodeglobo"/>
@@ -37918,7 +38650,7 @@
       <w:szCs w:val="20"/>
     </w:rPr>
   </w:style>
-  <w:style w:type="character" w:customStyle="1" w:styleId="TextocomentarioCar">
+  <w:style w:type="character" w:styleId="TextocomentarioCar" w:customStyle="1">
     <w:name w:val="Texto comentario Car"/>
     <w:basedOn w:val="Fuentedeprrafopredeter"/>
     <w:link w:val="Textocomentario"/>
@@ -37943,7 +38675,7 @@
       <w:bCs/>
     </w:rPr>
   </w:style>
-  <w:style w:type="character" w:customStyle="1" w:styleId="AsuntodelcomentarioCar">
+  <w:style w:type="character" w:styleId="AsuntodelcomentarioCar" w:customStyle="1">
     <w:name w:val="Asunto del comentario Car"/>
     <w:basedOn w:val="TextocomentarioCar"/>
     <w:link w:val="Asuntodelcomentario"/>
@@ -37957,7 +38689,7 @@
       <w:szCs w:val="20"/>
     </w:rPr>
   </w:style>
-  <w:style w:type="table" w:customStyle="1" w:styleId="a2">
+  <w:style w:type="table" w:styleId="a2" w:customStyle="1">
     <w:basedOn w:val="TableNormal2"/>
     <w:pPr>
       <w:spacing w:line="240" w:lineRule="auto"/>
@@ -37979,7 +38711,7 @@
       <w:shd w:val="clear" w:color="auto" w:fill="EDF2F8"/>
     </w:tcPr>
   </w:style>
-  <w:style w:type="table" w:customStyle="1" w:styleId="a3">
+  <w:style w:type="table" w:styleId="a3" w:customStyle="1">
     <w:basedOn w:val="TableNormal2"/>
     <w:pPr>
       <w:spacing w:line="240" w:lineRule="auto"/>
@@ -38001,7 +38733,7 @@
       <w:shd w:val="clear" w:color="auto" w:fill="EDF2F8"/>
     </w:tcPr>
   </w:style>
-  <w:style w:type="table" w:customStyle="1" w:styleId="a4">
+  <w:style w:type="table" w:styleId="a4" w:customStyle="1">
     <w:basedOn w:val="TableNormal2"/>
     <w:pPr>
       <w:spacing w:line="240" w:lineRule="auto"/>
@@ -38023,7 +38755,7 @@
       <w:shd w:val="clear" w:color="auto" w:fill="EDF2F8"/>
     </w:tcPr>
   </w:style>
-  <w:style w:type="table" w:customStyle="1" w:styleId="a5">
+  <w:style w:type="table" w:styleId="a5" w:customStyle="1">
     <w:basedOn w:val="TableNormal2"/>
     <w:pPr>
       <w:spacing w:line="240" w:lineRule="auto"/>
@@ -38045,7 +38777,7 @@
       <w:shd w:val="clear" w:color="auto" w:fill="EDF2F8"/>
     </w:tcPr>
   </w:style>
-  <w:style w:type="table" w:customStyle="1" w:styleId="a6">
+  <w:style w:type="table" w:styleId="a6" w:customStyle="1">
     <w:basedOn w:val="TableNormal2"/>
     <w:tblPr>
       <w:tblStyleRowBandSize w:val="1"/>
@@ -38056,7 +38788,7 @@
       </w:tblCellMar>
     </w:tblPr>
   </w:style>
-  <w:style w:type="table" w:customStyle="1" w:styleId="a7">
+  <w:style w:type="table" w:styleId="a7" w:customStyle="1">
     <w:basedOn w:val="TableNormal2"/>
     <w:tblPr>
       <w:tblStyleRowBandSize w:val="1"/>
@@ -38069,7 +38801,7 @@
       </w:tblCellMar>
     </w:tblPr>
   </w:style>
-  <w:style w:type="table" w:customStyle="1" w:styleId="a8">
+  <w:style w:type="table" w:styleId="a8" w:customStyle="1">
     <w:basedOn w:val="TableNormal2"/>
     <w:tblPr>
       <w:tblStyleRowBandSize w:val="1"/>
@@ -38082,7 +38814,7 @@
       </w:tblCellMar>
     </w:tblPr>
   </w:style>
-  <w:style w:type="table" w:customStyle="1" w:styleId="a9">
+  <w:style w:type="table" w:styleId="a9" w:customStyle="1">
     <w:basedOn w:val="TableNormal2"/>
     <w:tblPr>
       <w:tblStyleRowBandSize w:val="1"/>
@@ -38093,7 +38825,7 @@
       </w:tblCellMar>
     </w:tblPr>
   </w:style>
-  <w:style w:type="table" w:customStyle="1" w:styleId="aa">
+  <w:style w:type="table" w:styleId="aa" w:customStyle="1">
     <w:basedOn w:val="TableNormal2"/>
     <w:tblPr>
       <w:tblStyleRowBandSize w:val="1"/>
@@ -38104,7 +38836,7 @@
       </w:tblCellMar>
     </w:tblPr>
   </w:style>
-  <w:style w:type="table" w:customStyle="1" w:styleId="ab">
+  <w:style w:type="table" w:styleId="ab" w:customStyle="1">
     <w:basedOn w:val="TableNormal2"/>
     <w:pPr>
       <w:spacing w:line="240" w:lineRule="auto"/>
@@ -38126,7 +38858,7 @@
       <w:shd w:val="clear" w:color="auto" w:fill="EDF2F8"/>
     </w:tcPr>
   </w:style>
-  <w:style w:type="table" w:customStyle="1" w:styleId="ac">
+  <w:style w:type="table" w:styleId="ac" w:customStyle="1">
     <w:basedOn w:val="TableNormal2"/>
     <w:pPr>
       <w:spacing w:line="240" w:lineRule="auto"/>
@@ -38148,7 +38880,7 @@
       <w:shd w:val="clear" w:color="auto" w:fill="EDF2F8"/>
     </w:tcPr>
   </w:style>
-  <w:style w:type="table" w:customStyle="1" w:styleId="ad">
+  <w:style w:type="table" w:styleId="ad" w:customStyle="1">
     <w:basedOn w:val="TableNormal2"/>
     <w:pPr>
       <w:spacing w:line="240" w:lineRule="auto"/>
@@ -38170,7 +38902,7 @@
       <w:shd w:val="clear" w:color="auto" w:fill="EDF2F8"/>
     </w:tcPr>
   </w:style>
-  <w:style w:type="table" w:customStyle="1" w:styleId="ae">
+  <w:style w:type="table" w:styleId="ae" w:customStyle="1">
     <w:basedOn w:val="TableNormal2"/>
     <w:pPr>
       <w:spacing w:line="240" w:lineRule="auto"/>
@@ -38192,7 +38924,7 @@
       <w:shd w:val="clear" w:color="auto" w:fill="EDF2F8"/>
     </w:tcPr>
   </w:style>
-  <w:style w:type="table" w:customStyle="1" w:styleId="af">
+  <w:style w:type="table" w:styleId="af" w:customStyle="1">
     <w:basedOn w:val="TableNormal2"/>
     <w:pPr>
       <w:spacing w:line="240" w:lineRule="auto"/>
@@ -38214,7 +38946,7 @@
       <w:shd w:val="clear" w:color="auto" w:fill="EDF2F8"/>
     </w:tcPr>
   </w:style>
-  <w:style w:type="table" w:customStyle="1" w:styleId="af0">
+  <w:style w:type="table" w:styleId="af0" w:customStyle="1">
     <w:basedOn w:val="TableNormal2"/>
     <w:pPr>
       <w:spacing w:line="240" w:lineRule="auto"/>
@@ -38236,7 +38968,7 @@
       <w:shd w:val="clear" w:color="auto" w:fill="EDF2F8"/>
     </w:tcPr>
   </w:style>
-  <w:style w:type="table" w:customStyle="1" w:styleId="af1">
+  <w:style w:type="table" w:styleId="af1" w:customStyle="1">
     <w:basedOn w:val="TableNormal2"/>
     <w:pPr>
       <w:spacing w:line="240" w:lineRule="auto"/>
@@ -38258,7 +38990,7 @@
       <w:shd w:val="clear" w:color="auto" w:fill="EDF2F8"/>
     </w:tcPr>
   </w:style>
-  <w:style w:type="table" w:customStyle="1" w:styleId="af2">
+  <w:style w:type="table" w:styleId="af2" w:customStyle="1">
     <w:basedOn w:val="TableNormal2"/>
     <w:pPr>
       <w:spacing w:line="240" w:lineRule="auto"/>
@@ -38280,7 +39012,7 @@
       <w:shd w:val="clear" w:color="auto" w:fill="EDF2F8"/>
     </w:tcPr>
   </w:style>
-  <w:style w:type="table" w:customStyle="1" w:styleId="af3">
+  <w:style w:type="table" w:styleId="af3" w:customStyle="1">
     <w:basedOn w:val="TableNormal2"/>
     <w:pPr>
       <w:spacing w:line="240" w:lineRule="auto"/>
@@ -38314,7 +39046,7 @@
       <w:shd w:val="clear" w:color="auto" w:fill="E1DFDD"/>
     </w:rPr>
   </w:style>
-  <w:style w:type="paragraph" w:customStyle="1" w:styleId="Normal0">
+  <w:style w:type="paragraph" w:styleId="Normal0" w:customStyle="1">
     <w:name w:val="Normal0"/>
     <w:qFormat/>
     <w:rsid w:val="00EF6422"/>
@@ -38366,7 +39098,7 @@
       <w:tblPr/>
       <w:tcPr>
         <w:tcBorders>
-          <w:bottom w:val="single" w:sz="4" w:space="0" w:color="7F7F7F" w:themeColor="text1" w:themeTint="80"/>
+          <w:bottom w:val="single" w:color="7F7F7F" w:themeColor="text1" w:themeTint="80" w:sz="4" w:space="0"/>
         </w:tcBorders>
       </w:tcPr>
     </w:tblStylePr>
@@ -38392,7 +39124,7 @@
       <w:tblPr/>
       <w:tcPr>
         <w:tcBorders>
-          <w:right w:val="single" w:sz="4" w:space="0" w:color="7F7F7F" w:themeColor="text1" w:themeTint="80"/>
+          <w:right w:val="single" w:color="7F7F7F" w:themeColor="text1" w:themeTint="80" w:sz="4" w:space="0"/>
         </w:tcBorders>
       </w:tcPr>
     </w:tblStylePr>
@@ -38452,7 +39184,7 @@
     </w:tblPr>
     <w:tblStylePr w:type="firstRow">
       <w:rPr>
-        <w:rFonts w:asciiTheme="majorHAnsi" w:eastAsiaTheme="majorEastAsia" w:hAnsiTheme="majorHAnsi" w:cstheme="majorBidi"/>
+        <w:rFonts w:asciiTheme="majorHAnsi" w:hAnsiTheme="majorHAnsi" w:eastAsiaTheme="majorEastAsia" w:cstheme="majorBidi"/>
         <w:i/>
         <w:iCs/>
         <w:sz w:val="26"/>
@@ -38460,14 +39192,14 @@
       <w:tblPr/>
       <w:tcPr>
         <w:tcBorders>
-          <w:bottom w:val="single" w:sz="4" w:space="0" w:color="7F7F7F" w:themeColor="text1" w:themeTint="80"/>
+          <w:bottom w:val="single" w:color="7F7F7F" w:themeColor="text1" w:themeTint="80" w:sz="4" w:space="0"/>
         </w:tcBorders>
         <w:shd w:val="clear" w:color="auto" w:fill="FFFFFF" w:themeFill="background1"/>
       </w:tcPr>
     </w:tblStylePr>
     <w:tblStylePr w:type="lastRow">
       <w:rPr>
-        <w:rFonts w:asciiTheme="majorHAnsi" w:eastAsiaTheme="majorEastAsia" w:hAnsiTheme="majorHAnsi" w:cstheme="majorBidi"/>
+        <w:rFonts w:asciiTheme="majorHAnsi" w:hAnsiTheme="majorHAnsi" w:eastAsiaTheme="majorEastAsia" w:cstheme="majorBidi"/>
         <w:i/>
         <w:iCs/>
         <w:sz w:val="26"/>
@@ -38475,7 +39207,7 @@
       <w:tblPr/>
       <w:tcPr>
         <w:tcBorders>
-          <w:top w:val="single" w:sz="4" w:space="0" w:color="7F7F7F" w:themeColor="text1" w:themeTint="80"/>
+          <w:top w:val="single" w:color="7F7F7F" w:themeColor="text1" w:themeTint="80" w:sz="4" w:space="0"/>
         </w:tcBorders>
         <w:shd w:val="clear" w:color="auto" w:fill="FFFFFF" w:themeFill="background1"/>
       </w:tcPr>
@@ -38485,7 +39217,7 @@
         <w:jc w:val="right"/>
       </w:pPr>
       <w:rPr>
-        <w:rFonts w:asciiTheme="majorHAnsi" w:eastAsiaTheme="majorEastAsia" w:hAnsiTheme="majorHAnsi" w:cstheme="majorBidi"/>
+        <w:rFonts w:asciiTheme="majorHAnsi" w:hAnsiTheme="majorHAnsi" w:eastAsiaTheme="majorEastAsia" w:cstheme="majorBidi"/>
         <w:i/>
         <w:iCs/>
         <w:sz w:val="26"/>
@@ -38493,14 +39225,14 @@
       <w:tblPr/>
       <w:tcPr>
         <w:tcBorders>
-          <w:right w:val="single" w:sz="4" w:space="0" w:color="7F7F7F" w:themeColor="text1" w:themeTint="80"/>
+          <w:right w:val="single" w:color="7F7F7F" w:themeColor="text1" w:themeTint="80" w:sz="4" w:space="0"/>
         </w:tcBorders>
         <w:shd w:val="clear" w:color="auto" w:fill="FFFFFF" w:themeFill="background1"/>
       </w:tcPr>
     </w:tblStylePr>
     <w:tblStylePr w:type="lastCol">
       <w:rPr>
-        <w:rFonts w:asciiTheme="majorHAnsi" w:eastAsiaTheme="majorEastAsia" w:hAnsiTheme="majorHAnsi" w:cstheme="majorBidi"/>
+        <w:rFonts w:asciiTheme="majorHAnsi" w:hAnsiTheme="majorHAnsi" w:eastAsiaTheme="majorEastAsia" w:cstheme="majorBidi"/>
         <w:i/>
         <w:iCs/>
         <w:sz w:val="26"/>
@@ -38508,7 +39240,7 @@
       <w:tblPr/>
       <w:tcPr>
         <w:tcBorders>
-          <w:left w:val="single" w:sz="4" w:space="0" w:color="7F7F7F" w:themeColor="text1" w:themeTint="80"/>
+          <w:left w:val="single" w:color="7F7F7F" w:themeColor="text1" w:themeTint="80" w:sz="4" w:space="0"/>
         </w:tcBorders>
         <w:shd w:val="clear" w:color="auto" w:fill="FFFFFF" w:themeFill="background1"/>
       </w:tcPr>
@@ -38573,10 +39305,10 @@
       <w:tblStyleRowBandSize w:val="1"/>
       <w:tblStyleColBandSize w:val="1"/>
       <w:tblBorders>
-        <w:top w:val="single" w:sz="24" w:space="0" w:color="C0504D" w:themeColor="accent2"/>
-        <w:left w:val="single" w:sz="24" w:space="0" w:color="C0504D" w:themeColor="accent2"/>
-        <w:bottom w:val="single" w:sz="24" w:space="0" w:color="C0504D" w:themeColor="accent2"/>
-        <w:right w:val="single" w:sz="24" w:space="0" w:color="C0504D" w:themeColor="accent2"/>
+        <w:top w:val="single" w:color="C0504D" w:themeColor="accent2" w:sz="24" w:space="0"/>
+        <w:left w:val="single" w:color="C0504D" w:themeColor="accent2" w:sz="24" w:space="0"/>
+        <w:bottom w:val="single" w:color="C0504D" w:themeColor="accent2" w:sz="24" w:space="0"/>
+        <w:right w:val="single" w:color="C0504D" w:themeColor="accent2" w:sz="24" w:space="0"/>
       </w:tblBorders>
     </w:tblPr>
     <w:tcPr>
@@ -38590,7 +39322,7 @@
       <w:tblPr/>
       <w:tcPr>
         <w:tcBorders>
-          <w:bottom w:val="single" w:sz="18" w:space="0" w:color="FFFFFF" w:themeColor="background1"/>
+          <w:bottom w:val="single" w:color="FFFFFF" w:themeColor="background1" w:sz="18" w:space="0"/>
         </w:tcBorders>
       </w:tcPr>
     </w:tblStylePr>
@@ -38602,7 +39334,7 @@
       <w:tblPr/>
       <w:tcPr>
         <w:tcBorders>
-          <w:top w:val="single" w:sz="4" w:space="0" w:color="FFFFFF" w:themeColor="background1"/>
+          <w:top w:val="single" w:color="FFFFFF" w:themeColor="background1" w:sz="4" w:space="0"/>
         </w:tcBorders>
       </w:tcPr>
     </w:tblStylePr>
@@ -38614,7 +39346,7 @@
       <w:tblPr/>
       <w:tcPr>
         <w:tcBorders>
-          <w:right w:val="single" w:sz="4" w:space="0" w:color="FFFFFF" w:themeColor="background1"/>
+          <w:right w:val="single" w:color="FFFFFF" w:themeColor="background1" w:sz="4" w:space="0"/>
         </w:tcBorders>
       </w:tcPr>
     </w:tblStylePr>
@@ -38626,7 +39358,7 @@
       <w:tblPr/>
       <w:tcPr>
         <w:tcBorders>
-          <w:left w:val="single" w:sz="4" w:space="0" w:color="FFFFFF" w:themeColor="background1"/>
+          <w:left w:val="single" w:color="FFFFFF" w:themeColor="background1" w:sz="4" w:space="0"/>
         </w:tcBorders>
       </w:tcPr>
     </w:tblStylePr>
@@ -38634,8 +39366,8 @@
       <w:tblPr/>
       <w:tcPr>
         <w:tcBorders>
-          <w:left w:val="single" w:sz="4" w:space="0" w:color="FFFFFF" w:themeColor="background1"/>
-          <w:right w:val="single" w:sz="4" w:space="0" w:color="FFFFFF" w:themeColor="background1"/>
+          <w:left w:val="single" w:color="FFFFFF" w:themeColor="background1" w:sz="4" w:space="0"/>
+          <w:right w:val="single" w:color="FFFFFF" w:themeColor="background1" w:sz="4" w:space="0"/>
         </w:tcBorders>
       </w:tcPr>
     </w:tblStylePr>
@@ -38643,8 +39375,8 @@
       <w:tblPr/>
       <w:tcPr>
         <w:tcBorders>
-          <w:left w:val="single" w:sz="4" w:space="0" w:color="FFFFFF" w:themeColor="background1"/>
-          <w:right w:val="single" w:sz="4" w:space="0" w:color="FFFFFF" w:themeColor="background1"/>
+          <w:left w:val="single" w:color="FFFFFF" w:themeColor="background1" w:sz="4" w:space="0"/>
+          <w:right w:val="single" w:color="FFFFFF" w:themeColor="background1" w:sz="4" w:space="0"/>
         </w:tcBorders>
       </w:tcPr>
     </w:tblStylePr>
@@ -38652,8 +39384,8 @@
       <w:tblPr/>
       <w:tcPr>
         <w:tcBorders>
-          <w:top w:val="single" w:sz="4" w:space="0" w:color="FFFFFF" w:themeColor="background1"/>
-          <w:bottom w:val="single" w:sz="4" w:space="0" w:color="FFFFFF" w:themeColor="background1"/>
+          <w:top w:val="single" w:color="FFFFFF" w:themeColor="background1" w:sz="4" w:space="0"/>
+          <w:bottom w:val="single" w:color="FFFFFF" w:themeColor="background1" w:sz="4" w:space="0"/>
         </w:tcBorders>
       </w:tcPr>
     </w:tblStylePr>
@@ -38707,8 +39439,8 @@
       <w:tblStyleRowBandSize w:val="1"/>
       <w:tblStyleColBandSize w:val="1"/>
       <w:tblBorders>
-        <w:top w:val="single" w:sz="4" w:space="0" w:color="000000" w:themeColor="text1"/>
-        <w:bottom w:val="single" w:sz="4" w:space="0" w:color="000000" w:themeColor="text1"/>
+        <w:top w:val="single" w:color="000000" w:themeColor="text1" w:sz="4" w:space="0"/>
+        <w:bottom w:val="single" w:color="000000" w:themeColor="text1" w:sz="4" w:space="0"/>
       </w:tblBorders>
     </w:tblPr>
     <w:tblStylePr w:type="firstRow">
@@ -38719,7 +39451,7 @@
       <w:tblPr/>
       <w:tcPr>
         <w:tcBorders>
-          <w:bottom w:val="single" w:sz="4" w:space="0" w:color="000000" w:themeColor="text1"/>
+          <w:bottom w:val="single" w:color="000000" w:themeColor="text1" w:sz="4" w:space="0"/>
         </w:tcBorders>
       </w:tcPr>
     </w:tblStylePr>
@@ -38731,7 +39463,7 @@
       <w:tblPr/>
       <w:tcPr>
         <w:tcBorders>
-          <w:top w:val="double" w:sz="4" w:space="0" w:color="000000" w:themeColor="text1"/>
+          <w:top w:val="double" w:color="000000" w:themeColor="text1" w:sz="4" w:space="0"/>
         </w:tcBorders>
       </w:tcPr>
     </w:tblStylePr>
@@ -38775,10 +39507,10 @@
       <w:tblStyleRowBandSize w:val="1"/>
       <w:tblStyleColBandSize w:val="1"/>
       <w:tblBorders>
-        <w:top w:val="single" w:sz="24" w:space="0" w:color="4BACC6" w:themeColor="accent5"/>
-        <w:left w:val="single" w:sz="24" w:space="0" w:color="4BACC6" w:themeColor="accent5"/>
-        <w:bottom w:val="single" w:sz="24" w:space="0" w:color="4BACC6" w:themeColor="accent5"/>
-        <w:right w:val="single" w:sz="24" w:space="0" w:color="4BACC6" w:themeColor="accent5"/>
+        <w:top w:val="single" w:color="4BACC6" w:themeColor="accent5" w:sz="24" w:space="0"/>
+        <w:left w:val="single" w:color="4BACC6" w:themeColor="accent5" w:sz="24" w:space="0"/>
+        <w:bottom w:val="single" w:color="4BACC6" w:themeColor="accent5" w:sz="24" w:space="0"/>
+        <w:right w:val="single" w:color="4BACC6" w:themeColor="accent5" w:sz="24" w:space="0"/>
       </w:tblBorders>
     </w:tblPr>
     <w:tcPr>
@@ -38792,7 +39524,7 @@
       <w:tblPr/>
       <w:tcPr>
         <w:tcBorders>
-          <w:bottom w:val="single" w:sz="18" w:space="0" w:color="FFFFFF" w:themeColor="background1"/>
+          <w:bottom w:val="single" w:color="FFFFFF" w:themeColor="background1" w:sz="18" w:space="0"/>
         </w:tcBorders>
       </w:tcPr>
     </w:tblStylePr>
@@ -38804,7 +39536,7 @@
       <w:tblPr/>
       <w:tcPr>
         <w:tcBorders>
-          <w:top w:val="single" w:sz="4" w:space="0" w:color="FFFFFF" w:themeColor="background1"/>
+          <w:top w:val="single" w:color="FFFFFF" w:themeColor="background1" w:sz="4" w:space="0"/>
         </w:tcBorders>
       </w:tcPr>
     </w:tblStylePr>
@@ -38816,7 +39548,7 @@
       <w:tblPr/>
       <w:tcPr>
         <w:tcBorders>
-          <w:right w:val="single" w:sz="4" w:space="0" w:color="FFFFFF" w:themeColor="background1"/>
+          <w:right w:val="single" w:color="FFFFFF" w:themeColor="background1" w:sz="4" w:space="0"/>
         </w:tcBorders>
       </w:tcPr>
     </w:tblStylePr>
@@ -38828,7 +39560,7 @@
       <w:tblPr/>
       <w:tcPr>
         <w:tcBorders>
-          <w:left w:val="single" w:sz="4" w:space="0" w:color="FFFFFF" w:themeColor="background1"/>
+          <w:left w:val="single" w:color="FFFFFF" w:themeColor="background1" w:sz="4" w:space="0"/>
         </w:tcBorders>
       </w:tcPr>
     </w:tblStylePr>
@@ -38836,8 +39568,8 @@
       <w:tblPr/>
       <w:tcPr>
         <w:tcBorders>
-          <w:left w:val="single" w:sz="4" w:space="0" w:color="FFFFFF" w:themeColor="background1"/>
-          <w:right w:val="single" w:sz="4" w:space="0" w:color="FFFFFF" w:themeColor="background1"/>
+          <w:left w:val="single" w:color="FFFFFF" w:themeColor="background1" w:sz="4" w:space="0"/>
+          <w:right w:val="single" w:color="FFFFFF" w:themeColor="background1" w:sz="4" w:space="0"/>
         </w:tcBorders>
       </w:tcPr>
     </w:tblStylePr>
@@ -38845,8 +39577,8 @@
       <w:tblPr/>
       <w:tcPr>
         <w:tcBorders>
-          <w:left w:val="single" w:sz="4" w:space="0" w:color="FFFFFF" w:themeColor="background1"/>
-          <w:right w:val="single" w:sz="4" w:space="0" w:color="FFFFFF" w:themeColor="background1"/>
+          <w:left w:val="single" w:color="FFFFFF" w:themeColor="background1" w:sz="4" w:space="0"/>
+          <w:right w:val="single" w:color="FFFFFF" w:themeColor="background1" w:sz="4" w:space="0"/>
         </w:tcBorders>
       </w:tcPr>
     </w:tblStylePr>
@@ -38854,8 +39586,8 @@
       <w:tblPr/>
       <w:tcPr>
         <w:tcBorders>
-          <w:top w:val="single" w:sz="4" w:space="0" w:color="FFFFFF" w:themeColor="background1"/>
-          <w:bottom w:val="single" w:sz="4" w:space="0" w:color="FFFFFF" w:themeColor="background1"/>
+          <w:top w:val="single" w:color="FFFFFF" w:themeColor="background1" w:sz="4" w:space="0"/>
+          <w:bottom w:val="single" w:color="FFFFFF" w:themeColor="background1" w:sz="4" w:space="0"/>
         </w:tcBorders>
       </w:tcPr>
     </w:tblStylePr>
@@ -38906,12 +39638,12 @@
       <w:tblStyleRowBandSize w:val="1"/>
       <w:tblStyleColBandSize w:val="1"/>
       <w:tblBorders>
-        <w:top w:val="single" w:sz="4" w:space="0" w:color="FFFFFF" w:themeColor="background1"/>
-        <w:left w:val="single" w:sz="4" w:space="0" w:color="FFFFFF" w:themeColor="background1"/>
-        <w:bottom w:val="single" w:sz="4" w:space="0" w:color="FFFFFF" w:themeColor="background1"/>
-        <w:right w:val="single" w:sz="4" w:space="0" w:color="FFFFFF" w:themeColor="background1"/>
-        <w:insideH w:val="single" w:sz="4" w:space="0" w:color="FFFFFF" w:themeColor="background1"/>
-        <w:insideV w:val="single" w:sz="4" w:space="0" w:color="FFFFFF" w:themeColor="background1"/>
+        <w:top w:val="single" w:color="FFFFFF" w:themeColor="background1" w:sz="4" w:space="0"/>
+        <w:left w:val="single" w:color="FFFFFF" w:themeColor="background1" w:sz="4" w:space="0"/>
+        <w:bottom w:val="single" w:color="FFFFFF" w:themeColor="background1" w:sz="4" w:space="0"/>
+        <w:right w:val="single" w:color="FFFFFF" w:themeColor="background1" w:sz="4" w:space="0"/>
+        <w:insideH w:val="single" w:color="FFFFFF" w:themeColor="background1" w:sz="4" w:space="0"/>
+        <w:insideV w:val="single" w:color="FFFFFF" w:themeColor="background1" w:sz="4" w:space="0"/>
       </w:tblBorders>
     </w:tblPr>
     <w:tcPr>
@@ -38926,9 +39658,9 @@
       <w:tblPr/>
       <w:tcPr>
         <w:tcBorders>
-          <w:top w:val="single" w:sz="4" w:space="0" w:color="FFFFFF" w:themeColor="background1"/>
-          <w:left w:val="single" w:sz="4" w:space="0" w:color="FFFFFF" w:themeColor="background1"/>
-          <w:right w:val="single" w:sz="4" w:space="0" w:color="FFFFFF" w:themeColor="background1"/>
+          <w:top w:val="single" w:color="FFFFFF" w:themeColor="background1" w:sz="4" w:space="0"/>
+          <w:left w:val="single" w:color="FFFFFF" w:themeColor="background1" w:sz="4" w:space="0"/>
+          <w:right w:val="single" w:color="FFFFFF" w:themeColor="background1" w:sz="4" w:space="0"/>
           <w:insideH w:val="nil"/>
           <w:insideV w:val="nil"/>
         </w:tcBorders>
@@ -38944,9 +39676,9 @@
       <w:tblPr/>
       <w:tcPr>
         <w:tcBorders>
-          <w:left w:val="single" w:sz="4" w:space="0" w:color="FFFFFF" w:themeColor="background1"/>
-          <w:bottom w:val="single" w:sz="4" w:space="0" w:color="FFFFFF" w:themeColor="background1"/>
-          <w:right w:val="single" w:sz="4" w:space="0" w:color="FFFFFF" w:themeColor="background1"/>
+          <w:left w:val="single" w:color="FFFFFF" w:themeColor="background1" w:sz="4" w:space="0"/>
+          <w:bottom w:val="single" w:color="FFFFFF" w:themeColor="background1" w:sz="4" w:space="0"/>
+          <w:right w:val="single" w:color="FFFFFF" w:themeColor="background1" w:sz="4" w:space="0"/>
           <w:insideH w:val="nil"/>
           <w:insideV w:val="nil"/>
         </w:tcBorders>
@@ -38962,9 +39694,9 @@
       <w:tblPr/>
       <w:tcPr>
         <w:tcBorders>
-          <w:top w:val="single" w:sz="4" w:space="0" w:color="FFFFFF" w:themeColor="background1"/>
-          <w:left w:val="single" w:sz="4" w:space="0" w:color="FFFFFF" w:themeColor="background1"/>
-          <w:bottom w:val="single" w:sz="4" w:space="0" w:color="FFFFFF" w:themeColor="background1"/>
+          <w:top w:val="single" w:color="FFFFFF" w:themeColor="background1" w:sz="4" w:space="0"/>
+          <w:left w:val="single" w:color="FFFFFF" w:themeColor="background1" w:sz="4" w:space="0"/>
+          <w:bottom w:val="single" w:color="FFFFFF" w:themeColor="background1" w:sz="4" w:space="0"/>
           <w:insideV w:val="nil"/>
         </w:tcBorders>
         <w:shd w:val="clear" w:color="auto" w:fill="000000" w:themeFill="text1"/>
@@ -38979,9 +39711,9 @@
       <w:tblPr/>
       <w:tcPr>
         <w:tcBorders>
-          <w:top w:val="single" w:sz="4" w:space="0" w:color="FFFFFF" w:themeColor="background1"/>
-          <w:bottom w:val="single" w:sz="4" w:space="0" w:color="FFFFFF" w:themeColor="background1"/>
-          <w:right w:val="single" w:sz="4" w:space="0" w:color="FFFFFF" w:themeColor="background1"/>
+          <w:top w:val="single" w:color="FFFFFF" w:themeColor="background1" w:sz="4" w:space="0"/>
+          <w:bottom w:val="single" w:color="FFFFFF" w:themeColor="background1" w:sz="4" w:space="0"/>
+          <w:right w:val="single" w:color="FFFFFF" w:themeColor="background1" w:sz="4" w:space="0"/>
           <w:insideV w:val="nil"/>
         </w:tcBorders>
         <w:shd w:val="clear" w:color="auto" w:fill="000000" w:themeFill="text1"/>
@@ -39012,12 +39744,12 @@
       <w:tblStyleRowBandSize w:val="1"/>
       <w:tblStyleColBandSize w:val="1"/>
       <w:tblBorders>
-        <w:top w:val="single" w:sz="4" w:space="0" w:color="FFFFFF" w:themeColor="background1"/>
-        <w:left w:val="single" w:sz="4" w:space="0" w:color="FFFFFF" w:themeColor="background1"/>
-        <w:bottom w:val="single" w:sz="4" w:space="0" w:color="FFFFFF" w:themeColor="background1"/>
-        <w:right w:val="single" w:sz="4" w:space="0" w:color="FFFFFF" w:themeColor="background1"/>
-        <w:insideH w:val="single" w:sz="4" w:space="0" w:color="FFFFFF" w:themeColor="background1"/>
-        <w:insideV w:val="single" w:sz="4" w:space="0" w:color="FFFFFF" w:themeColor="background1"/>
+        <w:top w:val="single" w:color="FFFFFF" w:themeColor="background1" w:sz="4" w:space="0"/>
+        <w:left w:val="single" w:color="FFFFFF" w:themeColor="background1" w:sz="4" w:space="0"/>
+        <w:bottom w:val="single" w:color="FFFFFF" w:themeColor="background1" w:sz="4" w:space="0"/>
+        <w:right w:val="single" w:color="FFFFFF" w:themeColor="background1" w:sz="4" w:space="0"/>
+        <w:insideH w:val="single" w:color="FFFFFF" w:themeColor="background1" w:sz="4" w:space="0"/>
+        <w:insideV w:val="single" w:color="FFFFFF" w:themeColor="background1" w:sz="4" w:space="0"/>
       </w:tblBorders>
     </w:tblPr>
     <w:tcPr>
@@ -39032,9 +39764,9 @@
       <w:tblPr/>
       <w:tcPr>
         <w:tcBorders>
-          <w:top w:val="single" w:sz="4" w:space="0" w:color="FFFFFF" w:themeColor="background1"/>
-          <w:left w:val="single" w:sz="4" w:space="0" w:color="FFFFFF" w:themeColor="background1"/>
-          <w:right w:val="single" w:sz="4" w:space="0" w:color="FFFFFF" w:themeColor="background1"/>
+          <w:top w:val="single" w:color="FFFFFF" w:themeColor="background1" w:sz="4" w:space="0"/>
+          <w:left w:val="single" w:color="FFFFFF" w:themeColor="background1" w:sz="4" w:space="0"/>
+          <w:right w:val="single" w:color="FFFFFF" w:themeColor="background1" w:sz="4" w:space="0"/>
           <w:insideH w:val="nil"/>
           <w:insideV w:val="nil"/>
         </w:tcBorders>
@@ -39050,9 +39782,9 @@
       <w:tblPr/>
       <w:tcPr>
         <w:tcBorders>
-          <w:left w:val="single" w:sz="4" w:space="0" w:color="FFFFFF" w:themeColor="background1"/>
-          <w:bottom w:val="single" w:sz="4" w:space="0" w:color="FFFFFF" w:themeColor="background1"/>
-          <w:right w:val="single" w:sz="4" w:space="0" w:color="FFFFFF" w:themeColor="background1"/>
+          <w:left w:val="single" w:color="FFFFFF" w:themeColor="background1" w:sz="4" w:space="0"/>
+          <w:bottom w:val="single" w:color="FFFFFF" w:themeColor="background1" w:sz="4" w:space="0"/>
+          <w:right w:val="single" w:color="FFFFFF" w:themeColor="background1" w:sz="4" w:space="0"/>
           <w:insideH w:val="nil"/>
           <w:insideV w:val="nil"/>
         </w:tcBorders>
@@ -39068,9 +39800,9 @@
       <w:tblPr/>
       <w:tcPr>
         <w:tcBorders>
-          <w:top w:val="single" w:sz="4" w:space="0" w:color="FFFFFF" w:themeColor="background1"/>
-          <w:left w:val="single" w:sz="4" w:space="0" w:color="FFFFFF" w:themeColor="background1"/>
-          <w:bottom w:val="single" w:sz="4" w:space="0" w:color="FFFFFF" w:themeColor="background1"/>
+          <w:top w:val="single" w:color="FFFFFF" w:themeColor="background1" w:sz="4" w:space="0"/>
+          <w:left w:val="single" w:color="FFFFFF" w:themeColor="background1" w:sz="4" w:space="0"/>
+          <w:bottom w:val="single" w:color="FFFFFF" w:themeColor="background1" w:sz="4" w:space="0"/>
           <w:insideV w:val="nil"/>
         </w:tcBorders>
         <w:shd w:val="clear" w:color="auto" w:fill="4F81BD" w:themeFill="accent1"/>
@@ -39085,9 +39817,9 @@
       <w:tblPr/>
       <w:tcPr>
         <w:tcBorders>
-          <w:top w:val="single" w:sz="4" w:space="0" w:color="FFFFFF" w:themeColor="background1"/>
-          <w:bottom w:val="single" w:sz="4" w:space="0" w:color="FFFFFF" w:themeColor="background1"/>
-          <w:right w:val="single" w:sz="4" w:space="0" w:color="FFFFFF" w:themeColor="background1"/>
+          <w:top w:val="single" w:color="FFFFFF" w:themeColor="background1" w:sz="4" w:space="0"/>
+          <w:bottom w:val="single" w:color="FFFFFF" w:themeColor="background1" w:sz="4" w:space="0"/>
+          <w:right w:val="single" w:color="FFFFFF" w:themeColor="background1" w:sz="4" w:space="0"/>
           <w:insideV w:val="nil"/>
         </w:tcBorders>
         <w:shd w:val="clear" w:color="auto" w:fill="4F81BD" w:themeFill="accent1"/>
@@ -39118,9 +39850,9 @@
       <w:tblStyleRowBandSize w:val="1"/>
       <w:tblStyleColBandSize w:val="1"/>
       <w:tblBorders>
-        <w:top w:val="single" w:sz="4" w:space="0" w:color="B2A1C7" w:themeColor="accent4" w:themeTint="99"/>
-        <w:bottom w:val="single" w:sz="4" w:space="0" w:color="B2A1C7" w:themeColor="accent4" w:themeTint="99"/>
-        <w:insideH w:val="single" w:sz="4" w:space="0" w:color="B2A1C7" w:themeColor="accent4" w:themeTint="99"/>
+        <w:top w:val="single" w:color="B2A1C7" w:themeColor="accent4" w:themeTint="99" w:sz="4" w:space="0"/>
+        <w:bottom w:val="single" w:color="B2A1C7" w:themeColor="accent4" w:themeTint="99" w:sz="4" w:space="0"/>
+        <w:insideH w:val="single" w:color="B2A1C7" w:themeColor="accent4" w:themeTint="99" w:sz="4" w:space="0"/>
       </w:tblBorders>
     </w:tblPr>
     <w:tblStylePr w:type="firstRow">
@@ -39169,7 +39901,7 @@
       <w:spacing w:line="240" w:lineRule="auto"/>
     </w:pPr>
     <w:rPr>
-      <w:rFonts w:asciiTheme="minorHAnsi" w:eastAsiaTheme="minorHAnsi" w:hAnsiTheme="minorHAnsi" w:cstheme="minorBidi"/>
+      <w:rFonts w:asciiTheme="minorHAnsi" w:hAnsiTheme="minorHAnsi" w:eastAsiaTheme="minorHAnsi" w:cstheme="minorBidi"/>
       <w:kern w:val="2"/>
       <w:sz w:val="24"/>
       <w:szCs w:val="24"/>
@@ -39180,12 +39912,12 @@
       <w:tblStyleRowBandSize w:val="1"/>
       <w:tblStyleColBandSize w:val="1"/>
       <w:tblBorders>
-        <w:top w:val="single" w:sz="4" w:space="0" w:color="95B3D7" w:themeColor="accent1" w:themeTint="99"/>
-        <w:left w:val="single" w:sz="4" w:space="0" w:color="95B3D7" w:themeColor="accent1" w:themeTint="99"/>
-        <w:bottom w:val="single" w:sz="4" w:space="0" w:color="95B3D7" w:themeColor="accent1" w:themeTint="99"/>
-        <w:right w:val="single" w:sz="4" w:space="0" w:color="95B3D7" w:themeColor="accent1" w:themeTint="99"/>
-        <w:insideH w:val="single" w:sz="4" w:space="0" w:color="95B3D7" w:themeColor="accent1" w:themeTint="99"/>
-        <w:insideV w:val="single" w:sz="4" w:space="0" w:color="95B3D7" w:themeColor="accent1" w:themeTint="99"/>
+        <w:top w:val="single" w:color="95B3D7" w:themeColor="accent1" w:themeTint="99" w:sz="4" w:space="0"/>
+        <w:left w:val="single" w:color="95B3D7" w:themeColor="accent1" w:themeTint="99" w:sz="4" w:space="0"/>
+        <w:bottom w:val="single" w:color="95B3D7" w:themeColor="accent1" w:themeTint="99" w:sz="4" w:space="0"/>
+        <w:right w:val="single" w:color="95B3D7" w:themeColor="accent1" w:themeTint="99" w:sz="4" w:space="0"/>
+        <w:insideH w:val="single" w:color="95B3D7" w:themeColor="accent1" w:themeTint="99" w:sz="4" w:space="0"/>
+        <w:insideV w:val="single" w:color="95B3D7" w:themeColor="accent1" w:themeTint="99" w:sz="4" w:space="0"/>
       </w:tblBorders>
     </w:tblPr>
     <w:tblStylePr w:type="firstRow">
@@ -39197,10 +39929,10 @@
       <w:tblPr/>
       <w:tcPr>
         <w:tcBorders>
-          <w:top w:val="single" w:sz="4" w:space="0" w:color="4F81BD" w:themeColor="accent1"/>
-          <w:left w:val="single" w:sz="4" w:space="0" w:color="4F81BD" w:themeColor="accent1"/>
-          <w:bottom w:val="single" w:sz="4" w:space="0" w:color="4F81BD" w:themeColor="accent1"/>
-          <w:right w:val="single" w:sz="4" w:space="0" w:color="4F81BD" w:themeColor="accent1"/>
+          <w:top w:val="single" w:color="4F81BD" w:themeColor="accent1" w:sz="4" w:space="0"/>
+          <w:left w:val="single" w:color="4F81BD" w:themeColor="accent1" w:sz="4" w:space="0"/>
+          <w:bottom w:val="single" w:color="4F81BD" w:themeColor="accent1" w:sz="4" w:space="0"/>
+          <w:right w:val="single" w:color="4F81BD" w:themeColor="accent1" w:sz="4" w:space="0"/>
           <w:insideH w:val="nil"/>
           <w:insideV w:val="nil"/>
         </w:tcBorders>
@@ -39215,7 +39947,7 @@
       <w:tblPr/>
       <w:tcPr>
         <w:tcBorders>
-          <w:top w:val="double" w:sz="4" w:space="0" w:color="4F81BD" w:themeColor="accent1"/>
+          <w:top w:val="double" w:color="4F81BD" w:themeColor="accent1" w:sz="4" w:space="0"/>
         </w:tcBorders>
       </w:tcPr>
     </w:tblStylePr>
@@ -39256,12 +39988,12 @@
       <w:tblStyleRowBandSize w:val="1"/>
       <w:tblStyleColBandSize w:val="1"/>
       <w:tblBorders>
-        <w:top w:val="single" w:sz="4" w:space="0" w:color="92CDDC" w:themeColor="accent5" w:themeTint="99"/>
-        <w:left w:val="single" w:sz="4" w:space="0" w:color="92CDDC" w:themeColor="accent5" w:themeTint="99"/>
-        <w:bottom w:val="single" w:sz="4" w:space="0" w:color="92CDDC" w:themeColor="accent5" w:themeTint="99"/>
-        <w:right w:val="single" w:sz="4" w:space="0" w:color="92CDDC" w:themeColor="accent5" w:themeTint="99"/>
-        <w:insideH w:val="single" w:sz="4" w:space="0" w:color="92CDDC" w:themeColor="accent5" w:themeTint="99"/>
-        <w:insideV w:val="single" w:sz="4" w:space="0" w:color="92CDDC" w:themeColor="accent5" w:themeTint="99"/>
+        <w:top w:val="single" w:color="92CDDC" w:themeColor="accent5" w:themeTint="99" w:sz="4" w:space="0"/>
+        <w:left w:val="single" w:color="92CDDC" w:themeColor="accent5" w:themeTint="99" w:sz="4" w:space="0"/>
+        <w:bottom w:val="single" w:color="92CDDC" w:themeColor="accent5" w:themeTint="99" w:sz="4" w:space="0"/>
+        <w:right w:val="single" w:color="92CDDC" w:themeColor="accent5" w:themeTint="99" w:sz="4" w:space="0"/>
+        <w:insideH w:val="single" w:color="92CDDC" w:themeColor="accent5" w:themeTint="99" w:sz="4" w:space="0"/>
+        <w:insideV w:val="single" w:color="92CDDC" w:themeColor="accent5" w:themeTint="99" w:sz="4" w:space="0"/>
       </w:tblBorders>
     </w:tblPr>
     <w:tblStylePr w:type="firstRow">
@@ -39273,10 +40005,10 @@
       <w:tblPr/>
       <w:tcPr>
         <w:tcBorders>
-          <w:top w:val="single" w:sz="4" w:space="0" w:color="4BACC6" w:themeColor="accent5"/>
-          <w:left w:val="single" w:sz="4" w:space="0" w:color="4BACC6" w:themeColor="accent5"/>
-          <w:bottom w:val="single" w:sz="4" w:space="0" w:color="4BACC6" w:themeColor="accent5"/>
-          <w:right w:val="single" w:sz="4" w:space="0" w:color="4BACC6" w:themeColor="accent5"/>
+          <w:top w:val="single" w:color="4BACC6" w:themeColor="accent5" w:sz="4" w:space="0"/>
+          <w:left w:val="single" w:color="4BACC6" w:themeColor="accent5" w:sz="4" w:space="0"/>
+          <w:bottom w:val="single" w:color="4BACC6" w:themeColor="accent5" w:sz="4" w:space="0"/>
+          <w:right w:val="single" w:color="4BACC6" w:themeColor="accent5" w:sz="4" w:space="0"/>
           <w:insideH w:val="nil"/>
           <w:insideV w:val="nil"/>
         </w:tcBorders>
@@ -39291,7 +40023,7 @@
       <w:tblPr/>
       <w:tcPr>
         <w:tcBorders>
-          <w:top w:val="double" w:sz="4" w:space="0" w:color="4BACC6" w:themeColor="accent5"/>
+          <w:top w:val="double" w:color="4BACC6" w:themeColor="accent5" w:sz="4" w:space="0"/>
         </w:tcBorders>
       </w:tcPr>
     </w:tblStylePr>
@@ -39343,10 +40075,10 @@
       <w:tblStyleRowBandSize w:val="1"/>
       <w:tblStyleColBandSize w:val="1"/>
       <w:tblBorders>
-        <w:top w:val="single" w:sz="2" w:space="0" w:color="92CDDC" w:themeColor="accent5" w:themeTint="99"/>
-        <w:bottom w:val="single" w:sz="2" w:space="0" w:color="92CDDC" w:themeColor="accent5" w:themeTint="99"/>
-        <w:insideH w:val="single" w:sz="2" w:space="0" w:color="92CDDC" w:themeColor="accent5" w:themeTint="99"/>
-        <w:insideV w:val="single" w:sz="2" w:space="0" w:color="92CDDC" w:themeColor="accent5" w:themeTint="99"/>
+        <w:top w:val="single" w:color="92CDDC" w:themeColor="accent5" w:themeTint="99" w:sz="2" w:space="0"/>
+        <w:bottom w:val="single" w:color="92CDDC" w:themeColor="accent5" w:themeTint="99" w:sz="2" w:space="0"/>
+        <w:insideH w:val="single" w:color="92CDDC" w:themeColor="accent5" w:themeTint="99" w:sz="2" w:space="0"/>
+        <w:insideV w:val="single" w:color="92CDDC" w:themeColor="accent5" w:themeTint="99" w:sz="2" w:space="0"/>
       </w:tblBorders>
     </w:tblPr>
     <w:tblStylePr w:type="firstRow">
@@ -39358,7 +40090,7 @@
       <w:tcPr>
         <w:tcBorders>
           <w:top w:val="nil"/>
-          <w:bottom w:val="single" w:sz="12" w:space="0" w:color="92CDDC" w:themeColor="accent5" w:themeTint="99"/>
+          <w:bottom w:val="single" w:color="92CDDC" w:themeColor="accent5" w:themeTint="99" w:sz="12" w:space="0"/>
           <w:insideH w:val="nil"/>
           <w:insideV w:val="nil"/>
         </w:tcBorders>
@@ -39373,7 +40105,7 @@
       <w:tblPr/>
       <w:tcPr>
         <w:tcBorders>
-          <w:top w:val="double" w:sz="2" w:space="0" w:color="92CDDC" w:themeColor="accent5" w:themeTint="99"/>
+          <w:top w:val="double" w:color="92CDDC" w:themeColor="accent5" w:themeTint="99" w:sz="2" w:space="0"/>
           <w:bottom w:val="nil"/>
           <w:insideH w:val="nil"/>
           <w:insideV w:val="nil"/>
@@ -39418,12 +40150,12 @@
       <w:tblStyleRowBandSize w:val="1"/>
       <w:tblStyleColBandSize w:val="1"/>
       <w:tblBorders>
-        <w:top w:val="single" w:sz="4" w:space="0" w:color="FFFFFF" w:themeColor="background1"/>
-        <w:left w:val="single" w:sz="4" w:space="0" w:color="FFFFFF" w:themeColor="background1"/>
-        <w:bottom w:val="single" w:sz="4" w:space="0" w:color="FFFFFF" w:themeColor="background1"/>
-        <w:right w:val="single" w:sz="4" w:space="0" w:color="FFFFFF" w:themeColor="background1"/>
-        <w:insideH w:val="single" w:sz="4" w:space="0" w:color="FFFFFF" w:themeColor="background1"/>
-        <w:insideV w:val="single" w:sz="4" w:space="0" w:color="FFFFFF" w:themeColor="background1"/>
+        <w:top w:val="single" w:color="FFFFFF" w:themeColor="background1" w:sz="4" w:space="0"/>
+        <w:left w:val="single" w:color="FFFFFF" w:themeColor="background1" w:sz="4" w:space="0"/>
+        <w:bottom w:val="single" w:color="FFFFFF" w:themeColor="background1" w:sz="4" w:space="0"/>
+        <w:right w:val="single" w:color="FFFFFF" w:themeColor="background1" w:sz="4" w:space="0"/>
+        <w:insideH w:val="single" w:color="FFFFFF" w:themeColor="background1" w:sz="4" w:space="0"/>
+        <w:insideV w:val="single" w:color="FFFFFF" w:themeColor="background1" w:sz="4" w:space="0"/>
       </w:tblBorders>
     </w:tblPr>
     <w:tcPr>
@@ -39438,9 +40170,9 @@
       <w:tblPr/>
       <w:tcPr>
         <w:tcBorders>
-          <w:top w:val="single" w:sz="4" w:space="0" w:color="FFFFFF" w:themeColor="background1"/>
-          <w:left w:val="single" w:sz="4" w:space="0" w:color="FFFFFF" w:themeColor="background1"/>
-          <w:right w:val="single" w:sz="4" w:space="0" w:color="FFFFFF" w:themeColor="background1"/>
+          <w:top w:val="single" w:color="FFFFFF" w:themeColor="background1" w:sz="4" w:space="0"/>
+          <w:left w:val="single" w:color="FFFFFF" w:themeColor="background1" w:sz="4" w:space="0"/>
+          <w:right w:val="single" w:color="FFFFFF" w:themeColor="background1" w:sz="4" w:space="0"/>
           <w:insideH w:val="nil"/>
           <w:insideV w:val="nil"/>
         </w:tcBorders>
@@ -39456,9 +40188,9 @@
       <w:tblPr/>
       <w:tcPr>
         <w:tcBorders>
-          <w:left w:val="single" w:sz="4" w:space="0" w:color="FFFFFF" w:themeColor="background1"/>
-          <w:bottom w:val="single" w:sz="4" w:space="0" w:color="FFFFFF" w:themeColor="background1"/>
-          <w:right w:val="single" w:sz="4" w:space="0" w:color="FFFFFF" w:themeColor="background1"/>
+          <w:left w:val="single" w:color="FFFFFF" w:themeColor="background1" w:sz="4" w:space="0"/>
+          <w:bottom w:val="single" w:color="FFFFFF" w:themeColor="background1" w:sz="4" w:space="0"/>
+          <w:right w:val="single" w:color="FFFFFF" w:themeColor="background1" w:sz="4" w:space="0"/>
           <w:insideH w:val="nil"/>
           <w:insideV w:val="nil"/>
         </w:tcBorders>
@@ -39474,9 +40206,9 @@
       <w:tblPr/>
       <w:tcPr>
         <w:tcBorders>
-          <w:top w:val="single" w:sz="4" w:space="0" w:color="FFFFFF" w:themeColor="background1"/>
-          <w:left w:val="single" w:sz="4" w:space="0" w:color="FFFFFF" w:themeColor="background1"/>
-          <w:bottom w:val="single" w:sz="4" w:space="0" w:color="FFFFFF" w:themeColor="background1"/>
+          <w:top w:val="single" w:color="FFFFFF" w:themeColor="background1" w:sz="4" w:space="0"/>
+          <w:left w:val="single" w:color="FFFFFF" w:themeColor="background1" w:sz="4" w:space="0"/>
+          <w:bottom w:val="single" w:color="FFFFFF" w:themeColor="background1" w:sz="4" w:space="0"/>
           <w:insideV w:val="nil"/>
         </w:tcBorders>
         <w:shd w:val="clear" w:color="auto" w:fill="4BACC6" w:themeFill="accent5"/>
@@ -39491,9 +40223,9 @@
       <w:tblPr/>
       <w:tcPr>
         <w:tcBorders>
-          <w:top w:val="single" w:sz="4" w:space="0" w:color="FFFFFF" w:themeColor="background1"/>
-          <w:bottom w:val="single" w:sz="4" w:space="0" w:color="FFFFFF" w:themeColor="background1"/>
-          <w:right w:val="single" w:sz="4" w:space="0" w:color="FFFFFF" w:themeColor="background1"/>
+          <w:top w:val="single" w:color="FFFFFF" w:themeColor="background1" w:sz="4" w:space="0"/>
+          <w:bottom w:val="single" w:color="FFFFFF" w:themeColor="background1" w:sz="4" w:space="0"/>
+          <w:right w:val="single" w:color="FFFFFF" w:themeColor="background1" w:sz="4" w:space="0"/>
           <w:insideV w:val="nil"/>
         </w:tcBorders>
         <w:shd w:val="clear" w:color="auto" w:fill="4BACC6" w:themeFill="accent5"/>
@@ -39524,12 +40256,12 @@
       <w:tblStyleRowBandSize w:val="1"/>
       <w:tblStyleColBandSize w:val="1"/>
       <w:tblBorders>
-        <w:top w:val="single" w:sz="4" w:space="0" w:color="B6DDE8" w:themeColor="accent5" w:themeTint="66"/>
-        <w:left w:val="single" w:sz="4" w:space="0" w:color="B6DDE8" w:themeColor="accent5" w:themeTint="66"/>
-        <w:bottom w:val="single" w:sz="4" w:space="0" w:color="B6DDE8" w:themeColor="accent5" w:themeTint="66"/>
-        <w:right w:val="single" w:sz="4" w:space="0" w:color="B6DDE8" w:themeColor="accent5" w:themeTint="66"/>
-        <w:insideH w:val="single" w:sz="4" w:space="0" w:color="B6DDE8" w:themeColor="accent5" w:themeTint="66"/>
-        <w:insideV w:val="single" w:sz="4" w:space="0" w:color="B6DDE8" w:themeColor="accent5" w:themeTint="66"/>
+        <w:top w:val="single" w:color="B6DDE8" w:themeColor="accent5" w:themeTint="66" w:sz="4" w:space="0"/>
+        <w:left w:val="single" w:color="B6DDE8" w:themeColor="accent5" w:themeTint="66" w:sz="4" w:space="0"/>
+        <w:bottom w:val="single" w:color="B6DDE8" w:themeColor="accent5" w:themeTint="66" w:sz="4" w:space="0"/>
+        <w:right w:val="single" w:color="B6DDE8" w:themeColor="accent5" w:themeTint="66" w:sz="4" w:space="0"/>
+        <w:insideH w:val="single" w:color="B6DDE8" w:themeColor="accent5" w:themeTint="66" w:sz="4" w:space="0"/>
+        <w:insideV w:val="single" w:color="B6DDE8" w:themeColor="accent5" w:themeTint="66" w:sz="4" w:space="0"/>
       </w:tblBorders>
     </w:tblPr>
     <w:tblStylePr w:type="firstRow">
@@ -39540,7 +40272,7 @@
       <w:tblPr/>
       <w:tcPr>
         <w:tcBorders>
-          <w:bottom w:val="single" w:sz="12" w:space="0" w:color="92CDDC" w:themeColor="accent5" w:themeTint="99"/>
+          <w:bottom w:val="single" w:color="92CDDC" w:themeColor="accent5" w:themeTint="99" w:sz="12" w:space="0"/>
         </w:tcBorders>
       </w:tcPr>
     </w:tblStylePr>
@@ -39552,7 +40284,7 @@
       <w:tblPr/>
       <w:tcPr>
         <w:tcBorders>
-          <w:top w:val="double" w:sz="2" w:space="0" w:color="92CDDC" w:themeColor="accent5" w:themeTint="99"/>
+          <w:top w:val="double" w:color="92CDDC" w:themeColor="accent5" w:themeTint="99" w:sz="2" w:space="0"/>
         </w:tcBorders>
       </w:tcPr>
     </w:tblStylePr>
@@ -39578,7 +40310,7 @@
       <w:spacing w:line="240" w:lineRule="auto"/>
     </w:pPr>
     <w:rPr>
-      <w:rFonts w:asciiTheme="minorHAnsi" w:eastAsiaTheme="minorHAnsi" w:hAnsiTheme="minorHAnsi" w:cstheme="minorBidi"/>
+      <w:rFonts w:asciiTheme="minorHAnsi" w:hAnsiTheme="minorHAnsi" w:eastAsiaTheme="minorHAnsi" w:cstheme="minorBidi"/>
       <w:kern w:val="2"/>
       <w:sz w:val="24"/>
       <w:szCs w:val="24"/>
@@ -39589,12 +40321,12 @@
       <w:tblStyleRowBandSize w:val="1"/>
       <w:tblStyleColBandSize w:val="1"/>
       <w:tblBorders>
-        <w:top w:val="single" w:sz="4" w:space="0" w:color="666666" w:themeColor="text1" w:themeTint="99"/>
-        <w:left w:val="single" w:sz="4" w:space="0" w:color="666666" w:themeColor="text1" w:themeTint="99"/>
-        <w:bottom w:val="single" w:sz="4" w:space="0" w:color="666666" w:themeColor="text1" w:themeTint="99"/>
-        <w:right w:val="single" w:sz="4" w:space="0" w:color="666666" w:themeColor="text1" w:themeTint="99"/>
-        <w:insideH w:val="single" w:sz="4" w:space="0" w:color="666666" w:themeColor="text1" w:themeTint="99"/>
-        <w:insideV w:val="single" w:sz="4" w:space="0" w:color="666666" w:themeColor="text1" w:themeTint="99"/>
+        <w:top w:val="single" w:color="666666" w:themeColor="text1" w:themeTint="99" w:sz="4" w:space="0"/>
+        <w:left w:val="single" w:color="666666" w:themeColor="text1" w:themeTint="99" w:sz="4" w:space="0"/>
+        <w:bottom w:val="single" w:color="666666" w:themeColor="text1" w:themeTint="99" w:sz="4" w:space="0"/>
+        <w:right w:val="single" w:color="666666" w:themeColor="text1" w:themeTint="99" w:sz="4" w:space="0"/>
+        <w:insideH w:val="single" w:color="666666" w:themeColor="text1" w:themeTint="99" w:sz="4" w:space="0"/>
+        <w:insideV w:val="single" w:color="666666" w:themeColor="text1" w:themeTint="99" w:sz="4" w:space="0"/>
       </w:tblBorders>
     </w:tblPr>
     <w:tblStylePr w:type="firstRow">
@@ -39684,7 +40416,7 @@
       <w:tblPr/>
       <w:tcPr>
         <w:tcBorders>
-          <w:bottom w:val="single" w:sz="4" w:space="0" w:color="666666" w:themeColor="text1" w:themeTint="99"/>
+          <w:bottom w:val="single" w:color="666666" w:themeColor="text1" w:themeTint="99" w:sz="4" w:space="0"/>
         </w:tcBorders>
       </w:tcPr>
     </w:tblStylePr>
@@ -39692,7 +40424,7 @@
       <w:tblPr/>
       <w:tcPr>
         <w:tcBorders>
-          <w:bottom w:val="single" w:sz="4" w:space="0" w:color="666666" w:themeColor="text1" w:themeTint="99"/>
+          <w:bottom w:val="single" w:color="666666" w:themeColor="text1" w:themeTint="99" w:sz="4" w:space="0"/>
         </w:tcBorders>
       </w:tcPr>
     </w:tblStylePr>
@@ -39700,7 +40432,7 @@
       <w:tblPr/>
       <w:tcPr>
         <w:tcBorders>
-          <w:top w:val="single" w:sz="4" w:space="0" w:color="666666" w:themeColor="text1" w:themeTint="99"/>
+          <w:top w:val="single" w:color="666666" w:themeColor="text1" w:themeTint="99" w:sz="4" w:space="0"/>
         </w:tcBorders>
       </w:tcPr>
     </w:tblStylePr>
@@ -39708,7 +40440,7 @@
       <w:tblPr/>
       <w:tcPr>
         <w:tcBorders>
-          <w:top w:val="single" w:sz="4" w:space="0" w:color="666666" w:themeColor="text1" w:themeTint="99"/>
+          <w:top w:val="single" w:color="666666" w:themeColor="text1" w:themeTint="99" w:sz="4" w:space="0"/>
         </w:tcBorders>
       </w:tcPr>
     </w:tblStylePr>
@@ -39722,7 +40454,7 @@
       <w:spacing w:line="240" w:lineRule="auto"/>
     </w:pPr>
     <w:rPr>
-      <w:rFonts w:asciiTheme="minorHAnsi" w:eastAsiaTheme="minorHAnsi" w:hAnsiTheme="minorHAnsi" w:cstheme="minorBidi"/>
+      <w:rFonts w:asciiTheme="minorHAnsi" w:hAnsiTheme="minorHAnsi" w:eastAsiaTheme="minorHAnsi" w:cstheme="minorBidi"/>
       <w:kern w:val="2"/>
       <w:sz w:val="24"/>
       <w:szCs w:val="24"/>
@@ -39733,12 +40465,12 @@
       <w:tblStyleRowBandSize w:val="1"/>
       <w:tblStyleColBandSize w:val="1"/>
       <w:tblBorders>
-        <w:top w:val="single" w:sz="4" w:space="0" w:color="B2A1C7" w:themeColor="accent4" w:themeTint="99"/>
-        <w:left w:val="single" w:sz="4" w:space="0" w:color="B2A1C7" w:themeColor="accent4" w:themeTint="99"/>
-        <w:bottom w:val="single" w:sz="4" w:space="0" w:color="B2A1C7" w:themeColor="accent4" w:themeTint="99"/>
-        <w:right w:val="single" w:sz="4" w:space="0" w:color="B2A1C7" w:themeColor="accent4" w:themeTint="99"/>
-        <w:insideH w:val="single" w:sz="4" w:space="0" w:color="B2A1C7" w:themeColor="accent4" w:themeTint="99"/>
-        <w:insideV w:val="single" w:sz="4" w:space="0" w:color="B2A1C7" w:themeColor="accent4" w:themeTint="99"/>
+        <w:top w:val="single" w:color="B2A1C7" w:themeColor="accent4" w:themeTint="99" w:sz="4" w:space="0"/>
+        <w:left w:val="single" w:color="B2A1C7" w:themeColor="accent4" w:themeTint="99" w:sz="4" w:space="0"/>
+        <w:bottom w:val="single" w:color="B2A1C7" w:themeColor="accent4" w:themeTint="99" w:sz="4" w:space="0"/>
+        <w:right w:val="single" w:color="B2A1C7" w:themeColor="accent4" w:themeTint="99" w:sz="4" w:space="0"/>
+        <w:insideH w:val="single" w:color="B2A1C7" w:themeColor="accent4" w:themeTint="99" w:sz="4" w:space="0"/>
+        <w:insideV w:val="single" w:color="B2A1C7" w:themeColor="accent4" w:themeTint="99" w:sz="4" w:space="0"/>
       </w:tblBorders>
     </w:tblPr>
     <w:tblStylePr w:type="firstRow">
@@ -39828,7 +40560,7 @@
       <w:tblPr/>
       <w:tcPr>
         <w:tcBorders>
-          <w:bottom w:val="single" w:sz="4" w:space="0" w:color="B2A1C7" w:themeColor="accent4" w:themeTint="99"/>
+          <w:bottom w:val="single" w:color="B2A1C7" w:themeColor="accent4" w:themeTint="99" w:sz="4" w:space="0"/>
         </w:tcBorders>
       </w:tcPr>
     </w:tblStylePr>
@@ -39836,7 +40568,7 @@
       <w:tblPr/>
       <w:tcPr>
         <w:tcBorders>
-          <w:bottom w:val="single" w:sz="4" w:space="0" w:color="B2A1C7" w:themeColor="accent4" w:themeTint="99"/>
+          <w:bottom w:val="single" w:color="B2A1C7" w:themeColor="accent4" w:themeTint="99" w:sz="4" w:space="0"/>
         </w:tcBorders>
       </w:tcPr>
     </w:tblStylePr>
@@ -39844,7 +40576,7 @@
       <w:tblPr/>
       <w:tcPr>
         <w:tcBorders>
-          <w:top w:val="single" w:sz="4" w:space="0" w:color="B2A1C7" w:themeColor="accent4" w:themeTint="99"/>
+          <w:top w:val="single" w:color="B2A1C7" w:themeColor="accent4" w:themeTint="99" w:sz="4" w:space="0"/>
         </w:tcBorders>
       </w:tcPr>
     </w:tblStylePr>
@@ -39852,7 +40584,7 @@
       <w:tblPr/>
       <w:tcPr>
         <w:tcBorders>
-          <w:top w:val="single" w:sz="4" w:space="0" w:color="B2A1C7" w:themeColor="accent4" w:themeTint="99"/>
+          <w:top w:val="single" w:color="B2A1C7" w:themeColor="accent4" w:themeTint="99" w:sz="4" w:space="0"/>
         </w:tcBorders>
       </w:tcPr>
     </w:tblStylePr>
@@ -39866,7 +40598,7 @@
       <w:spacing w:line="240" w:lineRule="auto"/>
     </w:pPr>
     <w:rPr>
-      <w:rFonts w:asciiTheme="minorHAnsi" w:eastAsiaTheme="minorHAnsi" w:hAnsiTheme="minorHAnsi" w:cstheme="minorBidi"/>
+      <w:rFonts w:asciiTheme="minorHAnsi" w:hAnsiTheme="minorHAnsi" w:eastAsiaTheme="minorHAnsi" w:cstheme="minorBidi"/>
       <w:kern w:val="2"/>
       <w:sz w:val="24"/>
       <w:szCs w:val="24"/>
@@ -39877,12 +40609,12 @@
       <w:tblStyleRowBandSize w:val="1"/>
       <w:tblStyleColBandSize w:val="1"/>
       <w:tblBorders>
-        <w:top w:val="single" w:sz="4" w:space="0" w:color="C2D69B" w:themeColor="accent3" w:themeTint="99"/>
-        <w:left w:val="single" w:sz="4" w:space="0" w:color="C2D69B" w:themeColor="accent3" w:themeTint="99"/>
-        <w:bottom w:val="single" w:sz="4" w:space="0" w:color="C2D69B" w:themeColor="accent3" w:themeTint="99"/>
-        <w:right w:val="single" w:sz="4" w:space="0" w:color="C2D69B" w:themeColor="accent3" w:themeTint="99"/>
-        <w:insideH w:val="single" w:sz="4" w:space="0" w:color="C2D69B" w:themeColor="accent3" w:themeTint="99"/>
-        <w:insideV w:val="single" w:sz="4" w:space="0" w:color="C2D69B" w:themeColor="accent3" w:themeTint="99"/>
+        <w:top w:val="single" w:color="C2D69B" w:themeColor="accent3" w:themeTint="99" w:sz="4" w:space="0"/>
+        <w:left w:val="single" w:color="C2D69B" w:themeColor="accent3" w:themeTint="99" w:sz="4" w:space="0"/>
+        <w:bottom w:val="single" w:color="C2D69B" w:themeColor="accent3" w:themeTint="99" w:sz="4" w:space="0"/>
+        <w:right w:val="single" w:color="C2D69B" w:themeColor="accent3" w:themeTint="99" w:sz="4" w:space="0"/>
+        <w:insideH w:val="single" w:color="C2D69B" w:themeColor="accent3" w:themeTint="99" w:sz="4" w:space="0"/>
+        <w:insideV w:val="single" w:color="C2D69B" w:themeColor="accent3" w:themeTint="99" w:sz="4" w:space="0"/>
       </w:tblBorders>
     </w:tblPr>
     <w:tblStylePr w:type="firstRow">
@@ -39972,7 +40704,7 @@
       <w:tblPr/>
       <w:tcPr>
         <w:tcBorders>
-          <w:bottom w:val="single" w:sz="4" w:space="0" w:color="C2D69B" w:themeColor="accent3" w:themeTint="99"/>
+          <w:bottom w:val="single" w:color="C2D69B" w:themeColor="accent3" w:themeTint="99" w:sz="4" w:space="0"/>
         </w:tcBorders>
       </w:tcPr>
     </w:tblStylePr>
@@ -39980,7 +40712,7 @@
       <w:tblPr/>
       <w:tcPr>
         <w:tcBorders>
-          <w:bottom w:val="single" w:sz="4" w:space="0" w:color="C2D69B" w:themeColor="accent3" w:themeTint="99"/>
+          <w:bottom w:val="single" w:color="C2D69B" w:themeColor="accent3" w:themeTint="99" w:sz="4" w:space="0"/>
         </w:tcBorders>
       </w:tcPr>
     </w:tblStylePr>
@@ -39988,7 +40720,7 @@
       <w:tblPr/>
       <w:tcPr>
         <w:tcBorders>
-          <w:top w:val="single" w:sz="4" w:space="0" w:color="C2D69B" w:themeColor="accent3" w:themeTint="99"/>
+          <w:top w:val="single" w:color="C2D69B" w:themeColor="accent3" w:themeTint="99" w:sz="4" w:space="0"/>
         </w:tcBorders>
       </w:tcPr>
     </w:tblStylePr>
@@ -39996,7 +40728,7 @@
       <w:tblPr/>
       <w:tcPr>
         <w:tcBorders>
-          <w:top w:val="single" w:sz="4" w:space="0" w:color="C2D69B" w:themeColor="accent3" w:themeTint="99"/>
+          <w:top w:val="single" w:color="C2D69B" w:themeColor="accent3" w:themeTint="99" w:sz="4" w:space="0"/>
         </w:tcBorders>
       </w:tcPr>
     </w:tblStylePr>
@@ -40013,12 +40745,12 @@
       <w:tblStyleRowBandSize w:val="1"/>
       <w:tblStyleColBandSize w:val="1"/>
       <w:tblBorders>
-        <w:top w:val="single" w:sz="4" w:space="0" w:color="C2D69B" w:themeColor="accent3" w:themeTint="99"/>
-        <w:left w:val="single" w:sz="4" w:space="0" w:color="C2D69B" w:themeColor="accent3" w:themeTint="99"/>
-        <w:bottom w:val="single" w:sz="4" w:space="0" w:color="C2D69B" w:themeColor="accent3" w:themeTint="99"/>
-        <w:right w:val="single" w:sz="4" w:space="0" w:color="C2D69B" w:themeColor="accent3" w:themeTint="99"/>
-        <w:insideH w:val="single" w:sz="4" w:space="0" w:color="C2D69B" w:themeColor="accent3" w:themeTint="99"/>
-        <w:insideV w:val="single" w:sz="4" w:space="0" w:color="C2D69B" w:themeColor="accent3" w:themeTint="99"/>
+        <w:top w:val="single" w:color="C2D69B" w:themeColor="accent3" w:themeTint="99" w:sz="4" w:space="0"/>
+        <w:left w:val="single" w:color="C2D69B" w:themeColor="accent3" w:themeTint="99" w:sz="4" w:space="0"/>
+        <w:bottom w:val="single" w:color="C2D69B" w:themeColor="accent3" w:themeTint="99" w:sz="4" w:space="0"/>
+        <w:right w:val="single" w:color="C2D69B" w:themeColor="accent3" w:themeTint="99" w:sz="4" w:space="0"/>
+        <w:insideH w:val="single" w:color="C2D69B" w:themeColor="accent3" w:themeTint="99" w:sz="4" w:space="0"/>
+        <w:insideV w:val="single" w:color="C2D69B" w:themeColor="accent3" w:themeTint="99" w:sz="4" w:space="0"/>
       </w:tblBorders>
     </w:tblPr>
     <w:tblStylePr w:type="firstRow">
@@ -40030,10 +40762,10 @@
       <w:tblPr/>
       <w:tcPr>
         <w:tcBorders>
-          <w:top w:val="single" w:sz="4" w:space="0" w:color="9BBB59" w:themeColor="accent3"/>
-          <w:left w:val="single" w:sz="4" w:space="0" w:color="9BBB59" w:themeColor="accent3"/>
-          <w:bottom w:val="single" w:sz="4" w:space="0" w:color="9BBB59" w:themeColor="accent3"/>
-          <w:right w:val="single" w:sz="4" w:space="0" w:color="9BBB59" w:themeColor="accent3"/>
+          <w:top w:val="single" w:color="9BBB59" w:themeColor="accent3" w:sz="4" w:space="0"/>
+          <w:left w:val="single" w:color="9BBB59" w:themeColor="accent3" w:sz="4" w:space="0"/>
+          <w:bottom w:val="single" w:color="9BBB59" w:themeColor="accent3" w:sz="4" w:space="0"/>
+          <w:right w:val="single" w:color="9BBB59" w:themeColor="accent3" w:sz="4" w:space="0"/>
           <w:insideH w:val="nil"/>
           <w:insideV w:val="nil"/>
         </w:tcBorders>
@@ -40048,7 +40780,7 @@
       <w:tblPr/>
       <w:tcPr>
         <w:tcBorders>
-          <w:top w:val="double" w:sz="4" w:space="0" w:color="9BBB59" w:themeColor="accent3"/>
+          <w:top w:val="double" w:color="9BBB59" w:themeColor="accent3" w:sz="4" w:space="0"/>
         </w:tcBorders>
       </w:tcPr>
     </w:tblStylePr>
@@ -40089,12 +40821,12 @@
       <w:tblStyleRowBandSize w:val="1"/>
       <w:tblStyleColBandSize w:val="1"/>
       <w:tblBorders>
-        <w:top w:val="single" w:sz="4" w:space="0" w:color="92CDDC" w:themeColor="accent5" w:themeTint="99"/>
-        <w:left w:val="single" w:sz="4" w:space="0" w:color="92CDDC" w:themeColor="accent5" w:themeTint="99"/>
-        <w:bottom w:val="single" w:sz="4" w:space="0" w:color="92CDDC" w:themeColor="accent5" w:themeTint="99"/>
-        <w:right w:val="single" w:sz="4" w:space="0" w:color="92CDDC" w:themeColor="accent5" w:themeTint="99"/>
-        <w:insideH w:val="single" w:sz="4" w:space="0" w:color="92CDDC" w:themeColor="accent5" w:themeTint="99"/>
-        <w:insideV w:val="single" w:sz="4" w:space="0" w:color="92CDDC" w:themeColor="accent5" w:themeTint="99"/>
+        <w:top w:val="single" w:color="92CDDC" w:themeColor="accent5" w:themeTint="99" w:sz="4" w:space="0"/>
+        <w:left w:val="single" w:color="92CDDC" w:themeColor="accent5" w:themeTint="99" w:sz="4" w:space="0"/>
+        <w:bottom w:val="single" w:color="92CDDC" w:themeColor="accent5" w:themeTint="99" w:sz="4" w:space="0"/>
+        <w:right w:val="single" w:color="92CDDC" w:themeColor="accent5" w:themeTint="99" w:sz="4" w:space="0"/>
+        <w:insideH w:val="single" w:color="92CDDC" w:themeColor="accent5" w:themeTint="99" w:sz="4" w:space="0"/>
+        <w:insideV w:val="single" w:color="92CDDC" w:themeColor="accent5" w:themeTint="99" w:sz="4" w:space="0"/>
       </w:tblBorders>
     </w:tblPr>
     <w:tblStylePr w:type="firstRow">
@@ -40184,7 +40916,7 @@
       <w:tblPr/>
       <w:tcPr>
         <w:tcBorders>
-          <w:bottom w:val="single" w:sz="4" w:space="0" w:color="92CDDC" w:themeColor="accent5" w:themeTint="99"/>
+          <w:bottom w:val="single" w:color="92CDDC" w:themeColor="accent5" w:themeTint="99" w:sz="4" w:space="0"/>
         </w:tcBorders>
       </w:tcPr>
     </w:tblStylePr>
@@ -40192,7 +40924,7 @@
       <w:tblPr/>
       <w:tcPr>
         <w:tcBorders>
-          <w:bottom w:val="single" w:sz="4" w:space="0" w:color="92CDDC" w:themeColor="accent5" w:themeTint="99"/>
+          <w:bottom w:val="single" w:color="92CDDC" w:themeColor="accent5" w:themeTint="99" w:sz="4" w:space="0"/>
         </w:tcBorders>
       </w:tcPr>
     </w:tblStylePr>
@@ -40200,7 +40932,7 @@
       <w:tblPr/>
       <w:tcPr>
         <w:tcBorders>
-          <w:top w:val="single" w:sz="4" w:space="0" w:color="92CDDC" w:themeColor="accent5" w:themeTint="99"/>
+          <w:top w:val="single" w:color="92CDDC" w:themeColor="accent5" w:themeTint="99" w:sz="4" w:space="0"/>
         </w:tcBorders>
       </w:tcPr>
     </w:tblStylePr>
@@ -40208,7 +40940,7 @@
       <w:tblPr/>
       <w:tcPr>
         <w:tcBorders>
-          <w:top w:val="single" w:sz="4" w:space="0" w:color="92CDDC" w:themeColor="accent5" w:themeTint="99"/>
+          <w:top w:val="single" w:color="92CDDC" w:themeColor="accent5" w:themeTint="99" w:sz="4" w:space="0"/>
         </w:tcBorders>
       </w:tcPr>
     </w:tblStylePr>
@@ -40222,7 +40954,7 @@
       <w:spacing w:line="240" w:lineRule="auto"/>
     </w:pPr>
     <w:rPr>
-      <w:rFonts w:asciiTheme="minorHAnsi" w:eastAsiaTheme="minorHAnsi" w:hAnsiTheme="minorHAnsi" w:cstheme="minorBidi"/>
+      <w:rFonts w:asciiTheme="minorHAnsi" w:hAnsiTheme="minorHAnsi" w:eastAsiaTheme="minorHAnsi" w:cstheme="minorBidi"/>
       <w:kern w:val="2"/>
       <w:sz w:val="24"/>
       <w:szCs w:val="24"/>
@@ -40233,12 +40965,12 @@
       <w:tblStyleRowBandSize w:val="1"/>
       <w:tblStyleColBandSize w:val="1"/>
       <w:tblBorders>
-        <w:top w:val="single" w:sz="4" w:space="0" w:color="FFFFFF" w:themeColor="background1"/>
-        <w:left w:val="single" w:sz="4" w:space="0" w:color="FFFFFF" w:themeColor="background1"/>
-        <w:bottom w:val="single" w:sz="4" w:space="0" w:color="FFFFFF" w:themeColor="background1"/>
-        <w:right w:val="single" w:sz="4" w:space="0" w:color="FFFFFF" w:themeColor="background1"/>
-        <w:insideH w:val="single" w:sz="4" w:space="0" w:color="FFFFFF" w:themeColor="background1"/>
-        <w:insideV w:val="single" w:sz="4" w:space="0" w:color="FFFFFF" w:themeColor="background1"/>
+        <w:top w:val="single" w:color="FFFFFF" w:themeColor="background1" w:sz="4" w:space="0"/>
+        <w:left w:val="single" w:color="FFFFFF" w:themeColor="background1" w:sz="4" w:space="0"/>
+        <w:bottom w:val="single" w:color="FFFFFF" w:themeColor="background1" w:sz="4" w:space="0"/>
+        <w:right w:val="single" w:color="FFFFFF" w:themeColor="background1" w:sz="4" w:space="0"/>
+        <w:insideH w:val="single" w:color="FFFFFF" w:themeColor="background1" w:sz="4" w:space="0"/>
+        <w:insideV w:val="single" w:color="FFFFFF" w:themeColor="background1" w:sz="4" w:space="0"/>
       </w:tblBorders>
     </w:tblPr>
     <w:tcPr>
@@ -40253,9 +40985,9 @@
       <w:tblPr/>
       <w:tcPr>
         <w:tcBorders>
-          <w:top w:val="single" w:sz="4" w:space="0" w:color="FFFFFF" w:themeColor="background1"/>
-          <w:left w:val="single" w:sz="4" w:space="0" w:color="FFFFFF" w:themeColor="background1"/>
-          <w:right w:val="single" w:sz="4" w:space="0" w:color="FFFFFF" w:themeColor="background1"/>
+          <w:top w:val="single" w:color="FFFFFF" w:themeColor="background1" w:sz="4" w:space="0"/>
+          <w:left w:val="single" w:color="FFFFFF" w:themeColor="background1" w:sz="4" w:space="0"/>
+          <w:right w:val="single" w:color="FFFFFF" w:themeColor="background1" w:sz="4" w:space="0"/>
           <w:insideH w:val="nil"/>
           <w:insideV w:val="nil"/>
         </w:tcBorders>
@@ -40271,9 +41003,9 @@
       <w:tblPr/>
       <w:tcPr>
         <w:tcBorders>
-          <w:left w:val="single" w:sz="4" w:space="0" w:color="FFFFFF" w:themeColor="background1"/>
-          <w:bottom w:val="single" w:sz="4" w:space="0" w:color="FFFFFF" w:themeColor="background1"/>
-          <w:right w:val="single" w:sz="4" w:space="0" w:color="FFFFFF" w:themeColor="background1"/>
+          <w:left w:val="single" w:color="FFFFFF" w:themeColor="background1" w:sz="4" w:space="0"/>
+          <w:bottom w:val="single" w:color="FFFFFF" w:themeColor="background1" w:sz="4" w:space="0"/>
+          <w:right w:val="single" w:color="FFFFFF" w:themeColor="background1" w:sz="4" w:space="0"/>
           <w:insideH w:val="nil"/>
           <w:insideV w:val="nil"/>
         </w:tcBorders>
@@ -40289,9 +41021,9 @@
       <w:tblPr/>
       <w:tcPr>
         <w:tcBorders>
-          <w:top w:val="single" w:sz="4" w:space="0" w:color="FFFFFF" w:themeColor="background1"/>
-          <w:left w:val="single" w:sz="4" w:space="0" w:color="FFFFFF" w:themeColor="background1"/>
-          <w:bottom w:val="single" w:sz="4" w:space="0" w:color="FFFFFF" w:themeColor="background1"/>
+          <w:top w:val="single" w:color="FFFFFF" w:themeColor="background1" w:sz="4" w:space="0"/>
+          <w:left w:val="single" w:color="FFFFFF" w:themeColor="background1" w:sz="4" w:space="0"/>
+          <w:bottom w:val="single" w:color="FFFFFF" w:themeColor="background1" w:sz="4" w:space="0"/>
           <w:insideV w:val="nil"/>
         </w:tcBorders>
         <w:shd w:val="clear" w:color="auto" w:fill="8064A2" w:themeFill="accent4"/>
@@ -40306,9 +41038,9 @@
       <w:tblPr/>
       <w:tcPr>
         <w:tcBorders>
-          <w:top w:val="single" w:sz="4" w:space="0" w:color="FFFFFF" w:themeColor="background1"/>
-          <w:bottom w:val="single" w:sz="4" w:space="0" w:color="FFFFFF" w:themeColor="background1"/>
-          <w:right w:val="single" w:sz="4" w:space="0" w:color="FFFFFF" w:themeColor="background1"/>
+          <w:top w:val="single" w:color="FFFFFF" w:themeColor="background1" w:sz="4" w:space="0"/>
+          <w:bottom w:val="single" w:color="FFFFFF" w:themeColor="background1" w:sz="4" w:space="0"/>
+          <w:right w:val="single" w:color="FFFFFF" w:themeColor="background1" w:sz="4" w:space="0"/>
           <w:insideV w:val="nil"/>
         </w:tcBorders>
         <w:shd w:val="clear" w:color="auto" w:fill="8064A2" w:themeFill="accent4"/>
@@ -40336,7 +41068,7 @@
       <w:spacing w:line="240" w:lineRule="auto"/>
     </w:pPr>
     <w:rPr>
-      <w:rFonts w:asciiTheme="minorHAnsi" w:eastAsiaTheme="minorHAnsi" w:hAnsiTheme="minorHAnsi" w:cstheme="minorBidi"/>
+      <w:rFonts w:asciiTheme="minorHAnsi" w:hAnsiTheme="minorHAnsi" w:eastAsiaTheme="minorHAnsi" w:cstheme="minorBidi"/>
       <w:kern w:val="2"/>
       <w:sz w:val="24"/>
       <w:szCs w:val="24"/>
@@ -40347,12 +41079,12 @@
       <w:tblStyleRowBandSize w:val="1"/>
       <w:tblStyleColBandSize w:val="1"/>
       <w:tblBorders>
-        <w:top w:val="single" w:sz="4" w:space="0" w:color="B2A1C7" w:themeColor="accent4" w:themeTint="99"/>
-        <w:left w:val="single" w:sz="4" w:space="0" w:color="B2A1C7" w:themeColor="accent4" w:themeTint="99"/>
-        <w:bottom w:val="single" w:sz="4" w:space="0" w:color="B2A1C7" w:themeColor="accent4" w:themeTint="99"/>
-        <w:right w:val="single" w:sz="4" w:space="0" w:color="B2A1C7" w:themeColor="accent4" w:themeTint="99"/>
-        <w:insideH w:val="single" w:sz="4" w:space="0" w:color="B2A1C7" w:themeColor="accent4" w:themeTint="99"/>
-        <w:insideV w:val="single" w:sz="4" w:space="0" w:color="B2A1C7" w:themeColor="accent4" w:themeTint="99"/>
+        <w:top w:val="single" w:color="B2A1C7" w:themeColor="accent4" w:themeTint="99" w:sz="4" w:space="0"/>
+        <w:left w:val="single" w:color="B2A1C7" w:themeColor="accent4" w:themeTint="99" w:sz="4" w:space="0"/>
+        <w:bottom w:val="single" w:color="B2A1C7" w:themeColor="accent4" w:themeTint="99" w:sz="4" w:space="0"/>
+        <w:right w:val="single" w:color="B2A1C7" w:themeColor="accent4" w:themeTint="99" w:sz="4" w:space="0"/>
+        <w:insideH w:val="single" w:color="B2A1C7" w:themeColor="accent4" w:themeTint="99" w:sz="4" w:space="0"/>
+        <w:insideV w:val="single" w:color="B2A1C7" w:themeColor="accent4" w:themeTint="99" w:sz="4" w:space="0"/>
       </w:tblBorders>
     </w:tblPr>
     <w:tblStylePr w:type="firstRow">
@@ -40364,10 +41096,10 @@
       <w:tblPr/>
       <w:tcPr>
         <w:tcBorders>
-          <w:top w:val="single" w:sz="4" w:space="0" w:color="8064A2" w:themeColor="accent4"/>
-          <w:left w:val="single" w:sz="4" w:space="0" w:color="8064A2" w:themeColor="accent4"/>
-          <w:bottom w:val="single" w:sz="4" w:space="0" w:color="8064A2" w:themeColor="accent4"/>
-          <w:right w:val="single" w:sz="4" w:space="0" w:color="8064A2" w:themeColor="accent4"/>
+          <w:top w:val="single" w:color="8064A2" w:themeColor="accent4" w:sz="4" w:space="0"/>
+          <w:left w:val="single" w:color="8064A2" w:themeColor="accent4" w:sz="4" w:space="0"/>
+          <w:bottom w:val="single" w:color="8064A2" w:themeColor="accent4" w:sz="4" w:space="0"/>
+          <w:right w:val="single" w:color="8064A2" w:themeColor="accent4" w:sz="4" w:space="0"/>
           <w:insideH w:val="nil"/>
           <w:insideV w:val="nil"/>
         </w:tcBorders>
@@ -40382,7 +41114,7 @@
       <w:tblPr/>
       <w:tcPr>
         <w:tcBorders>
-          <w:top w:val="double" w:sz="4" w:space="0" w:color="8064A2" w:themeColor="accent4"/>
+          <w:top w:val="double" w:color="8064A2" w:themeColor="accent4" w:sz="4" w:space="0"/>
         </w:tcBorders>
       </w:tcPr>
     </w:tblStylePr>
@@ -40411,7 +41143,7 @@
       </w:tcPr>
     </w:tblStylePr>
   </w:style>
-  <w:style w:type="character" w:customStyle="1" w:styleId="Ttulo7Car">
+  <w:style w:type="character" w:styleId="Ttulo7Car" w:customStyle="1">
     <w:name w:val="Título 7 Car"/>
     <w:basedOn w:val="Fuentedeprrafopredeter"/>
     <w:link w:val="Ttulo7"/>
@@ -40419,7 +41151,7 @@
     <w:semiHidden/>
     <w:rsid w:val="00124DA0"/>
     <w:rPr>
-      <w:rFonts w:asciiTheme="minorHAnsi" w:eastAsiaTheme="majorEastAsia" w:hAnsiTheme="minorHAnsi" w:cstheme="majorBidi"/>
+      <w:rFonts w:asciiTheme="minorHAnsi" w:hAnsiTheme="minorHAnsi" w:eastAsiaTheme="majorEastAsia" w:cstheme="majorBidi"/>
       <w:color w:val="595959" w:themeColor="text1" w:themeTint="A6"/>
       <w:kern w:val="2"/>
       <w:sz w:val="24"/>
@@ -40428,7 +41160,7 @@
       <w14:ligatures w14:val="standardContextual"/>
     </w:rPr>
   </w:style>
-  <w:style w:type="character" w:customStyle="1" w:styleId="Ttulo8Car">
+  <w:style w:type="character" w:styleId="Ttulo8Car" w:customStyle="1">
     <w:name w:val="Título 8 Car"/>
     <w:basedOn w:val="Fuentedeprrafopredeter"/>
     <w:link w:val="Ttulo8"/>
@@ -40436,7 +41168,7 @@
     <w:semiHidden/>
     <w:rsid w:val="00124DA0"/>
     <w:rPr>
-      <w:rFonts w:asciiTheme="minorHAnsi" w:eastAsiaTheme="majorEastAsia" w:hAnsiTheme="minorHAnsi" w:cstheme="majorBidi"/>
+      <w:rFonts w:asciiTheme="minorHAnsi" w:hAnsiTheme="minorHAnsi" w:eastAsiaTheme="majorEastAsia" w:cstheme="majorBidi"/>
       <w:i/>
       <w:iCs/>
       <w:color w:val="272727" w:themeColor="text1" w:themeTint="D8"/>
@@ -40447,7 +41179,7 @@
       <w14:ligatures w14:val="standardContextual"/>
     </w:rPr>
   </w:style>
-  <w:style w:type="character" w:customStyle="1" w:styleId="Ttulo9Car">
+  <w:style w:type="character" w:styleId="Ttulo9Car" w:customStyle="1">
     <w:name w:val="Título 9 Car"/>
     <w:basedOn w:val="Fuentedeprrafopredeter"/>
     <w:link w:val="Ttulo9"/>
@@ -40455,7 +41187,7 @@
     <w:semiHidden/>
     <w:rsid w:val="00124DA0"/>
     <w:rPr>
-      <w:rFonts w:asciiTheme="minorHAnsi" w:eastAsiaTheme="majorEastAsia" w:hAnsiTheme="minorHAnsi" w:cstheme="majorBidi"/>
+      <w:rFonts w:asciiTheme="minorHAnsi" w:hAnsiTheme="minorHAnsi" w:eastAsiaTheme="majorEastAsia" w:cstheme="majorBidi"/>
       <w:color w:val="272727" w:themeColor="text1" w:themeTint="D8"/>
       <w:kern w:val="2"/>
       <w:sz w:val="24"/>
@@ -40464,7 +41196,7 @@
       <w14:ligatures w14:val="standardContextual"/>
     </w:rPr>
   </w:style>
-  <w:style w:type="character" w:customStyle="1" w:styleId="Ttulo1Car">
+  <w:style w:type="character" w:styleId="Ttulo1Car" w:customStyle="1">
     <w:name w:val="Título 1 Car"/>
     <w:basedOn w:val="Fuentedeprrafopredeter"/>
     <w:link w:val="Ttulo1"/>
@@ -40475,7 +41207,7 @@
       <w:szCs w:val="40"/>
     </w:rPr>
   </w:style>
-  <w:style w:type="character" w:customStyle="1" w:styleId="Ttulo2Car">
+  <w:style w:type="character" w:styleId="Ttulo2Car" w:customStyle="1">
     <w:name w:val="Título 2 Car"/>
     <w:basedOn w:val="Fuentedeprrafopredeter"/>
     <w:link w:val="Ttulo2"/>
@@ -40487,7 +41219,7 @@
       <w:szCs w:val="32"/>
     </w:rPr>
   </w:style>
-  <w:style w:type="character" w:customStyle="1" w:styleId="Ttulo3Car">
+  <w:style w:type="character" w:styleId="Ttulo3Car" w:customStyle="1">
     <w:name w:val="Título 3 Car"/>
     <w:basedOn w:val="Fuentedeprrafopredeter"/>
     <w:link w:val="Ttulo3"/>
@@ -40500,7 +41232,7 @@
       <w:szCs w:val="28"/>
     </w:rPr>
   </w:style>
-  <w:style w:type="character" w:customStyle="1" w:styleId="Ttulo4Car">
+  <w:style w:type="character" w:styleId="Ttulo4Car" w:customStyle="1">
     <w:name w:val="Título 4 Car"/>
     <w:basedOn w:val="Fuentedeprrafopredeter"/>
     <w:link w:val="Ttulo4"/>
@@ -40513,7 +41245,7 @@
       <w:szCs w:val="24"/>
     </w:rPr>
   </w:style>
-  <w:style w:type="character" w:customStyle="1" w:styleId="Ttulo5Car">
+  <w:style w:type="character" w:styleId="Ttulo5Car" w:customStyle="1">
     <w:name w:val="Título 5 Car"/>
     <w:basedOn w:val="Fuentedeprrafopredeter"/>
     <w:link w:val="Ttulo5"/>
@@ -40524,7 +41256,7 @@
       <w:color w:val="666666"/>
     </w:rPr>
   </w:style>
-  <w:style w:type="character" w:customStyle="1" w:styleId="Ttulo6Car">
+  <w:style w:type="character" w:styleId="Ttulo6Car" w:customStyle="1">
     <w:name w:val="Título 6 Car"/>
     <w:basedOn w:val="Fuentedeprrafopredeter"/>
     <w:link w:val="Ttulo6"/>
@@ -40536,7 +41268,7 @@
       <w:color w:val="666666"/>
     </w:rPr>
   </w:style>
-  <w:style w:type="character" w:customStyle="1" w:styleId="TtuloCar">
+  <w:style w:type="character" w:styleId="TtuloCar" w:customStyle="1">
     <w:name w:val="Título Car"/>
     <w:basedOn w:val="Fuentedeprrafopredeter"/>
     <w:link w:val="Ttulo"/>
@@ -40547,7 +41279,7 @@
       <w:szCs w:val="52"/>
     </w:rPr>
   </w:style>
-  <w:style w:type="character" w:customStyle="1" w:styleId="SubttuloCar">
+  <w:style w:type="character" w:styleId="SubttuloCar" w:customStyle="1">
     <w:name w:val="Subtítulo Car"/>
     <w:basedOn w:val="Fuentedeprrafopredeter"/>
     <w:link w:val="Subttulo"/>
@@ -40572,7 +41304,7 @@
       <w:jc w:val="center"/>
     </w:pPr>
     <w:rPr>
-      <w:rFonts w:asciiTheme="minorHAnsi" w:eastAsiaTheme="minorHAnsi" w:hAnsiTheme="minorHAnsi" w:cstheme="minorBidi"/>
+      <w:rFonts w:asciiTheme="minorHAnsi" w:hAnsiTheme="minorHAnsi" w:eastAsiaTheme="minorHAnsi" w:cstheme="minorBidi"/>
       <w:i/>
       <w:iCs/>
       <w:color w:val="404040" w:themeColor="text1" w:themeTint="BF"/>
@@ -40583,14 +41315,14 @@
       <w14:ligatures w14:val="standardContextual"/>
     </w:rPr>
   </w:style>
-  <w:style w:type="character" w:customStyle="1" w:styleId="CitaCar">
+  <w:style w:type="character" w:styleId="CitaCar" w:customStyle="1">
     <w:name w:val="Cita Car"/>
     <w:basedOn w:val="Fuentedeprrafopredeter"/>
     <w:link w:val="Cita"/>
     <w:uiPriority w:val="29"/>
     <w:rsid w:val="00124DA0"/>
     <w:rPr>
-      <w:rFonts w:asciiTheme="minorHAnsi" w:eastAsiaTheme="minorHAnsi" w:hAnsiTheme="minorHAnsi" w:cstheme="minorBidi"/>
+      <w:rFonts w:asciiTheme="minorHAnsi" w:hAnsiTheme="minorHAnsi" w:eastAsiaTheme="minorHAnsi" w:cstheme="minorBidi"/>
       <w:i/>
       <w:iCs/>
       <w:color w:val="404040" w:themeColor="text1" w:themeTint="BF"/>
@@ -40623,15 +41355,15 @@
     <w:rsid w:val="00124DA0"/>
     <w:pPr>
       <w:pBdr>
-        <w:top w:val="single" w:sz="4" w:space="10" w:color="365F91" w:themeColor="accent1" w:themeShade="BF"/>
-        <w:bottom w:val="single" w:sz="4" w:space="10" w:color="365F91" w:themeColor="accent1" w:themeShade="BF"/>
+        <w:top w:val="single" w:color="365F91" w:themeColor="accent1" w:themeShade="BF" w:sz="4" w:space="10"/>
+        <w:bottom w:val="single" w:color="365F91" w:themeColor="accent1" w:themeShade="BF" w:sz="4" w:space="10"/>
       </w:pBdr>
       <w:spacing w:before="360" w:after="360" w:line="278" w:lineRule="auto"/>
       <w:ind w:left="864" w:right="864"/>
       <w:jc w:val="center"/>
     </w:pPr>
     <w:rPr>
-      <w:rFonts w:asciiTheme="minorHAnsi" w:eastAsiaTheme="minorHAnsi" w:hAnsiTheme="minorHAnsi" w:cstheme="minorBidi"/>
+      <w:rFonts w:asciiTheme="minorHAnsi" w:hAnsiTheme="minorHAnsi" w:eastAsiaTheme="minorHAnsi" w:cstheme="minorBidi"/>
       <w:i/>
       <w:iCs/>
       <w:color w:val="365F91" w:themeColor="accent1" w:themeShade="BF"/>
@@ -40642,14 +41374,14 @@
       <w14:ligatures w14:val="standardContextual"/>
     </w:rPr>
   </w:style>
-  <w:style w:type="character" w:customStyle="1" w:styleId="CitadestacadaCar">
+  <w:style w:type="character" w:styleId="CitadestacadaCar" w:customStyle="1">
     <w:name w:val="Cita destacada Car"/>
     <w:basedOn w:val="Fuentedeprrafopredeter"/>
     <w:link w:val="Citadestacada"/>
     <w:uiPriority w:val="30"/>
     <w:rsid w:val="00124DA0"/>
     <w:rPr>
-      <w:rFonts w:asciiTheme="minorHAnsi" w:eastAsiaTheme="minorHAnsi" w:hAnsiTheme="minorHAnsi" w:cstheme="minorBidi"/>
+      <w:rFonts w:asciiTheme="minorHAnsi" w:hAnsiTheme="minorHAnsi" w:eastAsiaTheme="minorHAnsi" w:cstheme="minorBidi"/>
       <w:i/>
       <w:iCs/>
       <w:color w:val="365F91" w:themeColor="accent1" w:themeShade="BF"/>
@@ -40686,12 +41418,12 @@
       <w:tblStyleRowBandSize w:val="1"/>
       <w:tblStyleColBandSize w:val="1"/>
       <w:tblBorders>
-        <w:top w:val="single" w:sz="4" w:space="0" w:color="666666" w:themeColor="text1" w:themeTint="99"/>
-        <w:left w:val="single" w:sz="4" w:space="0" w:color="666666" w:themeColor="text1" w:themeTint="99"/>
-        <w:bottom w:val="single" w:sz="4" w:space="0" w:color="666666" w:themeColor="text1" w:themeTint="99"/>
-        <w:right w:val="single" w:sz="4" w:space="0" w:color="666666" w:themeColor="text1" w:themeTint="99"/>
-        <w:insideH w:val="single" w:sz="4" w:space="0" w:color="666666" w:themeColor="text1" w:themeTint="99"/>
-        <w:insideV w:val="single" w:sz="4" w:space="0" w:color="666666" w:themeColor="text1" w:themeTint="99"/>
+        <w:top w:val="single" w:color="666666" w:themeColor="text1" w:themeTint="99" w:sz="4" w:space="0"/>
+        <w:left w:val="single" w:color="666666" w:themeColor="text1" w:themeTint="99" w:sz="4" w:space="0"/>
+        <w:bottom w:val="single" w:color="666666" w:themeColor="text1" w:themeTint="99" w:sz="4" w:space="0"/>
+        <w:right w:val="single" w:color="666666" w:themeColor="text1" w:themeTint="99" w:sz="4" w:space="0"/>
+        <w:insideH w:val="single" w:color="666666" w:themeColor="text1" w:themeTint="99" w:sz="4" w:space="0"/>
+        <w:insideV w:val="single" w:color="666666" w:themeColor="text1" w:themeTint="99" w:sz="4" w:space="0"/>
       </w:tblBorders>
     </w:tblPr>
     <w:tblStylePr w:type="firstRow">
@@ -40703,10 +41435,10 @@
       <w:tblPr/>
       <w:tcPr>
         <w:tcBorders>
-          <w:top w:val="single" w:sz="4" w:space="0" w:color="000000" w:themeColor="text1"/>
-          <w:left w:val="single" w:sz="4" w:space="0" w:color="000000" w:themeColor="text1"/>
-          <w:bottom w:val="single" w:sz="4" w:space="0" w:color="000000" w:themeColor="text1"/>
-          <w:right w:val="single" w:sz="4" w:space="0" w:color="000000" w:themeColor="text1"/>
+          <w:top w:val="single" w:color="000000" w:themeColor="text1" w:sz="4" w:space="0"/>
+          <w:left w:val="single" w:color="000000" w:themeColor="text1" w:sz="4" w:space="0"/>
+          <w:bottom w:val="single" w:color="000000" w:themeColor="text1" w:sz="4" w:space="0"/>
+          <w:right w:val="single" w:color="000000" w:themeColor="text1" w:sz="4" w:space="0"/>
           <w:insideH w:val="nil"/>
           <w:insideV w:val="nil"/>
         </w:tcBorders>
@@ -40721,7 +41453,7 @@
       <w:tblPr/>
       <w:tcPr>
         <w:tcBorders>
-          <w:top w:val="double" w:sz="4" w:space="0" w:color="000000" w:themeColor="text1"/>
+          <w:top w:val="double" w:color="000000" w:themeColor="text1" w:sz="4" w:space="0"/>
         </w:tcBorders>
       </w:tcPr>
     </w:tblStylePr>
@@ -40750,7 +41482,7 @@
       </w:tcPr>
     </w:tblStylePr>
   </w:style>
-  <w:style w:type="paragraph" w:customStyle="1" w:styleId="msonormal0">
+  <w:style w:type="paragraph" w:styleId="msonormal0" w:customStyle="1">
     <w:name w:val="msonormal"/>
     <w:basedOn w:val="Normal"/>
     <w:rsid w:val="00185B42"/>
@@ -40758,7 +41490,7 @@
       <w:spacing w:before="100" w:beforeAutospacing="1" w:after="100" w:afterAutospacing="1" w:line="240" w:lineRule="auto"/>
     </w:pPr>
     <w:rPr>
-      <w:rFonts w:ascii="Times New Roman" w:eastAsia="Times New Roman" w:hAnsi="Times New Roman" w:cs="Times New Roman"/>
+      <w:rFonts w:ascii="Times New Roman" w:hAnsi="Times New Roman" w:eastAsia="Times New Roman" w:cs="Times New Roman"/>
       <w:sz w:val="24"/>
       <w:szCs w:val="24"/>
     </w:rPr>
@@ -40772,7 +41504,7 @@
       <w:spacing w:line="240" w:lineRule="auto"/>
     </w:pPr>
     <w:rPr>
-      <w:rFonts w:asciiTheme="minorHAnsi" w:eastAsiaTheme="minorHAnsi" w:hAnsiTheme="minorHAnsi" w:cstheme="minorBidi"/>
+      <w:rFonts w:asciiTheme="minorHAnsi" w:hAnsiTheme="minorHAnsi" w:eastAsiaTheme="minorHAnsi" w:cstheme="minorBidi"/>
       <w:kern w:val="2"/>
       <w:sz w:val="24"/>
       <w:szCs w:val="24"/>
@@ -40783,11 +41515,11 @@
       <w:tblStyleRowBandSize w:val="1"/>
       <w:tblStyleColBandSize w:val="1"/>
       <w:tblBorders>
-        <w:top w:val="single" w:sz="4" w:space="0" w:color="92CDDC" w:themeColor="accent5" w:themeTint="99"/>
-        <w:left w:val="single" w:sz="4" w:space="0" w:color="92CDDC" w:themeColor="accent5" w:themeTint="99"/>
-        <w:bottom w:val="single" w:sz="4" w:space="0" w:color="92CDDC" w:themeColor="accent5" w:themeTint="99"/>
-        <w:right w:val="single" w:sz="4" w:space="0" w:color="92CDDC" w:themeColor="accent5" w:themeTint="99"/>
-        <w:insideH w:val="single" w:sz="4" w:space="0" w:color="92CDDC" w:themeColor="accent5" w:themeTint="99"/>
+        <w:top w:val="single" w:color="92CDDC" w:themeColor="accent5" w:themeTint="99" w:sz="4" w:space="0"/>
+        <w:left w:val="single" w:color="92CDDC" w:themeColor="accent5" w:themeTint="99" w:sz="4" w:space="0"/>
+        <w:bottom w:val="single" w:color="92CDDC" w:themeColor="accent5" w:themeTint="99" w:sz="4" w:space="0"/>
+        <w:right w:val="single" w:color="92CDDC" w:themeColor="accent5" w:themeTint="99" w:sz="4" w:space="0"/>
+        <w:insideH w:val="single" w:color="92CDDC" w:themeColor="accent5" w:themeTint="99" w:sz="4" w:space="0"/>
       </w:tblBorders>
     </w:tblPr>
     <w:tblStylePr w:type="firstRow">
@@ -40799,10 +41531,10 @@
       <w:tblPr/>
       <w:tcPr>
         <w:tcBorders>
-          <w:top w:val="single" w:sz="4" w:space="0" w:color="4BACC6" w:themeColor="accent5"/>
-          <w:left w:val="single" w:sz="4" w:space="0" w:color="4BACC6" w:themeColor="accent5"/>
-          <w:bottom w:val="single" w:sz="4" w:space="0" w:color="4BACC6" w:themeColor="accent5"/>
-          <w:right w:val="single" w:sz="4" w:space="0" w:color="4BACC6" w:themeColor="accent5"/>
+          <w:top w:val="single" w:color="4BACC6" w:themeColor="accent5" w:sz="4" w:space="0"/>
+          <w:left w:val="single" w:color="4BACC6" w:themeColor="accent5" w:sz="4" w:space="0"/>
+          <w:bottom w:val="single" w:color="4BACC6" w:themeColor="accent5" w:sz="4" w:space="0"/>
+          <w:right w:val="single" w:color="4BACC6" w:themeColor="accent5" w:sz="4" w:space="0"/>
           <w:insideH w:val="nil"/>
         </w:tcBorders>
         <w:shd w:val="clear" w:color="auto" w:fill="4BACC6" w:themeFill="accent5"/>
@@ -40816,7 +41548,7 @@
       <w:tblPr/>
       <w:tcPr>
         <w:tcBorders>
-          <w:top w:val="double" w:sz="4" w:space="0" w:color="92CDDC" w:themeColor="accent5" w:themeTint="99"/>
+          <w:top w:val="double" w:color="92CDDC" w:themeColor="accent5" w:themeTint="99" w:sz="4" w:space="0"/>
         </w:tcBorders>
       </w:tcPr>
     </w:tblStylePr>
@@ -40857,10 +41589,10 @@
       <w:tblStyleRowBandSize w:val="1"/>
       <w:tblStyleColBandSize w:val="1"/>
       <w:tblBorders>
-        <w:top w:val="single" w:sz="2" w:space="0" w:color="666666" w:themeColor="text1" w:themeTint="99"/>
-        <w:bottom w:val="single" w:sz="2" w:space="0" w:color="666666" w:themeColor="text1" w:themeTint="99"/>
-        <w:insideH w:val="single" w:sz="2" w:space="0" w:color="666666" w:themeColor="text1" w:themeTint="99"/>
-        <w:insideV w:val="single" w:sz="2" w:space="0" w:color="666666" w:themeColor="text1" w:themeTint="99"/>
+        <w:top w:val="single" w:color="666666" w:themeColor="text1" w:themeTint="99" w:sz="2" w:space="0"/>
+        <w:bottom w:val="single" w:color="666666" w:themeColor="text1" w:themeTint="99" w:sz="2" w:space="0"/>
+        <w:insideH w:val="single" w:color="666666" w:themeColor="text1" w:themeTint="99" w:sz="2" w:space="0"/>
+        <w:insideV w:val="single" w:color="666666" w:themeColor="text1" w:themeTint="99" w:sz="2" w:space="0"/>
       </w:tblBorders>
     </w:tblPr>
     <w:tblStylePr w:type="firstRow">
@@ -40872,7 +41604,7 @@
       <w:tcPr>
         <w:tcBorders>
           <w:top w:val="nil"/>
-          <w:bottom w:val="single" w:sz="12" w:space="0" w:color="666666" w:themeColor="text1" w:themeTint="99"/>
+          <w:bottom w:val="single" w:color="666666" w:themeColor="text1" w:themeTint="99" w:sz="12" w:space="0"/>
           <w:insideH w:val="nil"/>
           <w:insideV w:val="nil"/>
         </w:tcBorders>
@@ -40887,7 +41619,7 @@
       <w:tblPr/>
       <w:tcPr>
         <w:tcBorders>
-          <w:top w:val="double" w:sz="2" w:space="0" w:color="666666" w:themeColor="text1" w:themeTint="99"/>
+          <w:top w:val="double" w:color="666666" w:themeColor="text1" w:themeTint="99" w:sz="2" w:space="0"/>
           <w:bottom w:val="nil"/>
           <w:insideH w:val="nil"/>
           <w:insideV w:val="nil"/>
@@ -40920,7 +41652,7 @@
       </w:tcPr>
     </w:tblStylePr>
   </w:style>
-  <w:style w:type="character" w:customStyle="1" w:styleId="normaltextrun">
+  <w:style w:type="character" w:styleId="normaltextrun" w:customStyle="1">
     <w:name w:val="normaltextrun"/>
     <w:basedOn w:val="Fuentedeprrafopredeter"/>
     <w:rsid w:val="007F5CE7"/>
